--- a/student-assingment-01/Kresimir_Hartl_Z1.docx
+++ b/student-assingment-01/Kresimir_Hartl_Z1.docx
@@ -82,7 +82,7 @@
           <w:sz w:val="56"/>
           <w:szCs w:val="48"/>
         </w:rPr>
-        <w:t>ALGORITAMSKE TEHNIKE</w:t>
+        <w:t>Interakcija čovjeka i robota</w:t>
       </w:r>
     </w:p>
     <w:p>
@@ -98,15 +98,13 @@
           <w:szCs w:val="32"/>
         </w:rPr>
       </w:pPr>
-      <w:proofErr w:type="spellStart"/>
       <w:r>
         <w:rPr>
           <w:sz w:val="40"/>
           <w:szCs w:val="32"/>
         </w:rPr>
-        <w:t>PageRank</w:t>
-      </w:r>
-      <w:proofErr w:type="spellEnd"/>
+        <w:t>Zadatak 1</w:t>
+      </w:r>
     </w:p>
     <w:p>
       <w:pPr>
@@ -187,24 +185,6 @@
       <w:pPr>
         <w:pStyle w:val="Mentorstudent2"/>
       </w:pPr>
-      <w:r>
-        <w:t>p</w:t>
-      </w:r>
-      <w:r>
-        <w:t xml:space="preserve">rof. dr. sc. </w:t>
-      </w:r>
-      <w:r>
-        <w:t>Andrej</w:t>
-      </w:r>
-      <w:r>
-        <w:t xml:space="preserve"> </w:t>
-      </w:r>
-      <w:r>
-        <w:t>Jokić</w:t>
-      </w:r>
-      <w:r>
-        <w:t>, dipl. ing.</w:t>
-      </w:r>
       <w:r>
         <w:tab/>
       </w:r>
@@ -1609,8 +1589,8 @@
         <w:lastRenderedPageBreak/>
         <w:t>POPIS SLIKA</w:t>
       </w:r>
+      <w:bookmarkEnd w:id="1"/>
       <w:bookmarkEnd w:id="2"/>
-      <w:bookmarkEnd w:id="1"/>
     </w:p>
     <w:p>
       <w:pPr>
@@ -1885,115 +1865,15 @@
         <w:pStyle w:val="TEKST"/>
         <w:rPr>
           <w:color w:val="000000"/>
+          <w:lang w:val="en-GB"/>
         </w:rPr>
       </w:pPr>
-      <w:proofErr w:type="spellStart"/>
       <w:r>
         <w:rPr>
           <w:color w:val="000000"/>
         </w:rPr>
-        <w:t>PageRank</w:t>
-      </w:r>
-      <w:proofErr w:type="spellEnd"/>
-      <w:r>
-        <w:rPr>
-          <w:color w:val="000000"/>
-        </w:rPr>
-        <w:t xml:space="preserve"> algoritam predstavlja jednu od najutjecajnijih algoritamskih tehnika u modernoj informatici, čiji je razvoj u kasnim 1990-im godinama </w:t>
-      </w:r>
-      <w:proofErr w:type="spellStart"/>
-      <w:r>
-        <w:rPr>
-          <w:color w:val="000000"/>
-        </w:rPr>
-        <w:t>revolucionalizirao</w:t>
-      </w:r>
-      <w:proofErr w:type="spellEnd"/>
-      <w:r>
-        <w:rPr>
-          <w:color w:val="000000"/>
-        </w:rPr>
-        <w:t xml:space="preserve"> način pretraživanja informacija na internetu. Algoritam su razvili Larry Page i Sergey </w:t>
-      </w:r>
-      <w:proofErr w:type="spellStart"/>
-      <w:r>
-        <w:rPr>
-          <w:color w:val="000000"/>
-        </w:rPr>
-        <w:t>Brin</w:t>
-      </w:r>
-      <w:proofErr w:type="spellEnd"/>
-      <w:r>
-        <w:rPr>
-          <w:color w:val="000000"/>
-        </w:rPr>
-        <w:t xml:space="preserve"> na Sveučilištu Stanford kao dio njihovog istraživačkog rada, a kasnije je postao temelj Google tražilice koja je dominirala tržištem web pretraživanja</w:t>
-      </w:r>
-      <w:r>
-        <w:rPr>
-          <w:color w:val="000000"/>
-        </w:rPr>
-        <w:t xml:space="preserve">. </w:t>
-      </w:r>
-      <w:r>
-        <w:rPr>
-          <w:color w:val="000000"/>
-        </w:rPr>
-        <w:t xml:space="preserve">Osnovni pristup algoritma temelji se na modeliranju ponašanja korisnika interneta kao </w:t>
-      </w:r>
-      <w:r>
-        <w:t>„</w:t>
-      </w:r>
-      <w:proofErr w:type="spellStart"/>
-      <w:r>
-        <w:t>random</w:t>
-      </w:r>
-      <w:proofErr w:type="spellEnd"/>
-      <w:r>
-        <w:t xml:space="preserve"> surfera</w:t>
-      </w:r>
-      <w:r>
-        <w:t>”</w:t>
-      </w:r>
-      <w:r>
-        <w:rPr>
-          <w:color w:val="000000"/>
-        </w:rPr>
-        <w:t xml:space="preserve"> koji nasumično prelazi između web stranica slijedeći </w:t>
-      </w:r>
-      <w:r>
-        <w:rPr>
-          <w:color w:val="000000"/>
-        </w:rPr>
-        <w:t>poveznica</w:t>
-      </w:r>
-      <w:r>
-        <w:rPr>
-          <w:color w:val="000000"/>
-        </w:rPr>
-        <w:t>. Ovaj koncept vodi ka formalnom matematičkom modelu koji koristi teoriju Markovljevih lanaca za izračun relativne važnosti web stranica.</w:t>
-      </w:r>
-      <w:r>
-        <w:rPr>
-          <w:color w:val="000000"/>
-        </w:rPr>
-        <w:t xml:space="preserve"> </w:t>
-      </w:r>
-      <w:r>
-        <w:rPr>
-          <w:color w:val="000000"/>
-        </w:rPr>
-        <w:t>Algoritam rješava fundamentalni problem rangiranja: kako odrediti relevantnost i važnost pojedine web stranice u ogromnoj mreži međusobno povezanih stranica.</w:t>
-      </w:r>
-    </w:p>
-    <w:p>
-      <w:pPr>
-        <w:pStyle w:val="TEKST"/>
-        <w:rPr>
-          <w:color w:val="000000"/>
-          <w:lang w:val="en-GB"/>
-        </w:rPr>
-      </w:pPr>
+        <w:t>Zadatak obuhvaća eksperimentalno snimanje, obradu i klasifikaciju pokreta robota s ciljem razlikovanja brzih i sporih kretnji na temelju izmjerenih podataka o brzini i sili tijekom gibanja. U širem kontekstu, cilj je istražiti koliko su kretnje robota u interakciji s čovjekom subjektivno percipirane kao brze ili spore te kako se ta percepcija može kvantitativno opisati pomoću objektivnih mjerenja. Kroz ovaj zadatak istražuje se odnos između fizičkih mjerenja (brzina, sila) i ljudske interpretacije pokreta, s krajnjim ciljem boljeg razumijevanja i prilagodbe ponašanja robota u suradničkom okruženju.</w:t>
+      </w:r>
     </w:p>
     <w:p>
       <w:pPr>
@@ -2016,44 +1896,17 @@
       <w:pPr>
         <w:pStyle w:val="Heading1"/>
       </w:pPr>
-      <w:bookmarkStart w:id="5" w:name="_Toc208833069"/>
       <w:r>
         <w:lastRenderedPageBreak/>
-        <w:t>Što je PageRank?</w:t>
-      </w:r>
-      <w:bookmarkEnd w:id="5"/>
+        <w:t>Eksperimentalno snimanje</w:t>
+      </w:r>
     </w:p>
     <w:p>
       <w:pPr>
         <w:pStyle w:val="TEKST"/>
       </w:pPr>
-      <w:proofErr w:type="spellStart"/>
-      <w:r>
-        <w:t>PageRank</w:t>
-      </w:r>
-      <w:proofErr w:type="spellEnd"/>
-      <w:r>
-        <w:t xml:space="preserve"> svakoj stranici pridružuje realni broj koji interpretira dugoročnu vjerojatnost da će </w:t>
-      </w:r>
-      <w:r>
-        <w:t>„</w:t>
-      </w:r>
-      <w:r>
-        <w:t>nasumični surfer</w:t>
-      </w:r>
-      <w:r>
-        <w:t>“</w:t>
-      </w:r>
-      <w:r>
-        <w:t xml:space="preserve"> boraviti na toj stranici u stacionarnoj raspodjeli odgovarajućeg </w:t>
-      </w:r>
-      <w:proofErr w:type="spellStart"/>
-      <w:r>
-        <w:t>Markovljeva</w:t>
-      </w:r>
-      <w:proofErr w:type="spellEnd"/>
-      <w:r>
-        <w:t xml:space="preserve"> lanca pa su više rangirane stranice one koje dobivaju više tokova iz važnih stranica. Time se važnost definira rekurzivno: stranica je važna ako na nju upućuju važne stranice, pri čemu se doprinos dijeli po broju odlaznih poveznica svake izvorišne stranice.</w:t>
+      <w:r>
+        <w:t>Komunikacija između robota i računala ostvarena je putem TCP/IP protokola korištenjem Ethernet LAN kabela. Robot je djelovao kao klijent koji šalje podatke, dok je računalo postavljeno kao server koji prima i zapisuje te podatke. Računalo je konfigurirano sa statičkom IP adresom na određenom portu, na kojem je pokrenut TCP server.​</w:t>
       </w:r>
     </w:p>
     <w:p>
@@ -2061,37 +1914,7 @@
         <w:pStyle w:val="TEKST"/>
       </w:pPr>
       <w:r>
-        <w:t xml:space="preserve">Polazište je model </w:t>
-      </w:r>
-      <w:proofErr w:type="spellStart"/>
-      <w:r>
-        <w:t>random</w:t>
-      </w:r>
-      <w:proofErr w:type="spellEnd"/>
-      <w:r>
-        <w:t xml:space="preserve"> surfera u svakom koraku surfer bira jednu od odlaznih poveznica sa stranice na kojoj se nalazi s jednakom vjerojatnošću </w:t>
-      </w:r>
-      <w:r>
-        <w:t>time</w:t>
-      </w:r>
-      <w:r>
-        <w:t xml:space="preserve"> se generira </w:t>
-      </w:r>
-      <w:proofErr w:type="spellStart"/>
-      <w:r>
-        <w:t>Markovljev</w:t>
-      </w:r>
-      <w:proofErr w:type="spellEnd"/>
-      <w:r>
-        <w:t xml:space="preserve"> lanac nad čvorovima web grafa. Intuicija je da dugoročna frekvencija posjeta pojedinoj stranici (stacionarna raspodjela) odražava njezinu strukturnu važnost u mreži, pa se </w:t>
-      </w:r>
-      <w:proofErr w:type="spellStart"/>
-      <w:r>
-        <w:t>PageRank</w:t>
-      </w:r>
-      <w:proofErr w:type="spellEnd"/>
-      <w:r>
-        <w:t xml:space="preserve"> uzima kao koordinata te raspodjele za taj čvor.</w:t>
+        <w:t>Nakon fizičkog spajanja LAN kablom, uspostavljena je mrežna veza između robota i računala na istoj lokalnoj mreži. Server na računalu započinje sa slušanjem dolaznih veza na definiranom portu. Kada se robot pokrene, inicira TCP konekciju prema serveru. Nakon što server prihvati konekciju, uspostavlja se stalna veza kroz koju robot kontinuirano šalje podatke u realnom vremenu.​</w:t>
       </w:r>
     </w:p>
     <w:p>
@@ -2099,185 +1922,23 @@
         <w:pStyle w:val="TEKST"/>
       </w:pPr>
       <w:r>
-        <w:rPr>
-          <w:noProof/>
-        </w:rPr>
-        <mc:AlternateContent>
-          <mc:Choice Requires="wps">
-            <w:drawing>
-              <wp:anchor distT="0" distB="0" distL="114300" distR="114300" simplePos="0" relativeHeight="251662336" behindDoc="0" locked="0" layoutInCell="1" allowOverlap="1" wp14:anchorId="751CEE6D" wp14:editId="76331EAB">
-                <wp:simplePos x="0" y="0"/>
-                <wp:positionH relativeFrom="column">
-                  <wp:posOffset>0</wp:posOffset>
-                </wp:positionH>
-                <wp:positionV relativeFrom="paragraph">
-                  <wp:posOffset>4622165</wp:posOffset>
-                </wp:positionV>
-                <wp:extent cx="5759450" cy="635"/>
-                <wp:effectExtent l="0" t="0" r="0" b="0"/>
-                <wp:wrapTopAndBottom/>
-                <wp:docPr id="1268713717" name="Text Box 1"/>
-                <wp:cNvGraphicFramePr/>
-                <a:graphic xmlns:a="http://schemas.openxmlformats.org/drawingml/2006/main">
-                  <a:graphicData uri="http://schemas.microsoft.com/office/word/2010/wordprocessingShape">
-                    <wps:wsp>
-                      <wps:cNvSpPr txBox="1"/>
-                      <wps:spPr>
-                        <a:xfrm>
-                          <a:off x="0" y="0"/>
-                          <a:ext cx="5759450" cy="635"/>
-                        </a:xfrm>
-                        <a:prstGeom prst="rect">
-                          <a:avLst/>
-                        </a:prstGeom>
-                        <a:solidFill>
-                          <a:prstClr val="white"/>
-                        </a:solidFill>
-                        <a:ln>
-                          <a:noFill/>
-                        </a:ln>
-                      </wps:spPr>
-                      <wps:txbx>
-                        <w:txbxContent>
-                          <w:p>
-                            <w:pPr>
-                              <w:pStyle w:val="Caption"/>
-                              <w:rPr>
-                                <w:noProof/>
-                              </w:rPr>
-                            </w:pPr>
-                            <w:bookmarkStart w:id="6" w:name="_Toc208828482"/>
-                            <w:r>
-                              <w:t xml:space="preserve">Slika </w:t>
-                            </w:r>
-                            <w:fldSimple w:instr=" SEQ Slika \* ARABIC ">
-                              <w:r>
-                                <w:rPr>
-                                  <w:noProof/>
-                                </w:rPr>
-                                <w:t>1</w:t>
-                              </w:r>
-                            </w:fldSimple>
-                            <w:r>
-                              <w:t>. Usmjereni graf</w:t>
-                            </w:r>
-                            <w:bookmarkEnd w:id="6"/>
-                          </w:p>
-                        </w:txbxContent>
-                      </wps:txbx>
-                      <wps:bodyPr rot="0" spcFirstLastPara="0" vertOverflow="overflow" horzOverflow="overflow" vert="horz" wrap="square" lIns="0" tIns="0" rIns="0" bIns="0" numCol="1" spcCol="0" rtlCol="0" fromWordArt="0" anchor="t" anchorCtr="0" forceAA="0" compatLnSpc="1">
-                        <a:prstTxWarp prst="textNoShape">
-                          <a:avLst/>
-                        </a:prstTxWarp>
-                        <a:spAutoFit/>
-                      </wps:bodyPr>
-                    </wps:wsp>
-                  </a:graphicData>
-                </a:graphic>
-              </wp:anchor>
-            </w:drawing>
-          </mc:Choice>
-          <mc:Fallback>
-            <w:pict>
-              <v:shapetype w14:anchorId="751CEE6D" id="_x0000_t202" coordsize="21600,21600" o:spt="202" path="m,l,21600r21600,l21600,xe">
-                <v:stroke joinstyle="miter"/>
-                <v:path gradientshapeok="t" o:connecttype="rect"/>
-              </v:shapetype>
-              <v:shape id="Text Box 1" o:spid="_x0000_s1026" type="#_x0000_t202" style="position:absolute;left:0;text-align:left;margin-left:0;margin-top:363.95pt;width:453.5pt;height:.05pt;z-index:251662336;visibility:visible;mso-wrap-style:square;mso-wrap-distance-left:9pt;mso-wrap-distance-top:0;mso-wrap-distance-right:9pt;mso-wrap-distance-bottom:0;mso-position-horizontal:absolute;mso-position-horizontal-relative:text;mso-position-vertical:absolute;mso-position-vertical-relative:text;v-text-anchor:top" o:gfxdata="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" stroked="f">
-                <v:textbox style="mso-fit-shape-to-text:t" inset="0,0,0,0">
-                  <w:txbxContent>
-                    <w:p>
-                      <w:pPr>
-                        <w:pStyle w:val="Caption"/>
-                        <w:rPr>
-                          <w:noProof/>
-                        </w:rPr>
-                      </w:pPr>
-                      <w:bookmarkStart w:id="7" w:name="_Toc208828482"/>
-                      <w:r>
-                        <w:t xml:space="preserve">Slika </w:t>
-                      </w:r>
-                      <w:fldSimple w:instr=" SEQ Slika \* ARABIC ">
-                        <w:r>
-                          <w:rPr>
-                            <w:noProof/>
-                          </w:rPr>
-                          <w:t>1</w:t>
-                        </w:r>
-                      </w:fldSimple>
-                      <w:r>
-                        <w:t>. Usmjereni graf</w:t>
-                      </w:r>
-                      <w:bookmarkEnd w:id="7"/>
-                    </w:p>
-                  </w:txbxContent>
-                </v:textbox>
-                <w10:wrap type="topAndBottom"/>
-              </v:shape>
-            </w:pict>
-          </mc:Fallback>
-        </mc:AlternateContent>
-      </w:r>
-      <w:r>
-        <w:rPr>
-          <w:noProof/>
-        </w:rPr>
-        <w:drawing>
-          <wp:anchor distT="0" distB="0" distL="114300" distR="114300" simplePos="0" relativeHeight="251658240" behindDoc="0" locked="0" layoutInCell="1" allowOverlap="1" wp14:anchorId="6391D412" wp14:editId="40A625C0">
-            <wp:simplePos x="0" y="0"/>
-            <wp:positionH relativeFrom="column">
-              <wp:posOffset>0</wp:posOffset>
-            </wp:positionH>
-            <wp:positionV relativeFrom="paragraph">
-              <wp:posOffset>245745</wp:posOffset>
-            </wp:positionV>
-            <wp:extent cx="5759450" cy="4319270"/>
-            <wp:effectExtent l="0" t="0" r="0" b="5080"/>
-            <wp:wrapTopAndBottom/>
-            <wp:docPr id="1571195364" name="Picture 1"/>
-            <wp:cNvGraphicFramePr>
-              <a:graphicFrameLocks xmlns:a="http://schemas.openxmlformats.org/drawingml/2006/main" noChangeAspect="1"/>
-            </wp:cNvGraphicFramePr>
-            <a:graphic xmlns:a="http://schemas.openxmlformats.org/drawingml/2006/main">
-              <a:graphicData uri="http://schemas.openxmlformats.org/drawingml/2006/picture">
-                <pic:pic xmlns:pic="http://schemas.openxmlformats.org/drawingml/2006/picture">
-                  <pic:nvPicPr>
-                    <pic:cNvPr id="0" name="Picture 1"/>
-                    <pic:cNvPicPr>
-                      <a:picLocks noChangeAspect="1" noChangeArrowheads="1"/>
-                    </pic:cNvPicPr>
-                  </pic:nvPicPr>
-                  <pic:blipFill>
-                    <a:blip r:embed="rId10" cstate="print">
-                      <a:extLst>
-                        <a:ext uri="{28A0092B-C50C-407E-A947-70E740481C1C}">
-                          <a14:useLocalDpi xmlns:a14="http://schemas.microsoft.com/office/drawing/2010/main" val="0"/>
-                        </a:ext>
-                      </a:extLst>
-                    </a:blip>
-                    <a:srcRect/>
-                    <a:stretch>
-                      <a:fillRect/>
-                    </a:stretch>
-                  </pic:blipFill>
-                  <pic:spPr bwMode="auto">
-                    <a:xfrm>
-                      <a:off x="0" y="0"/>
-                      <a:ext cx="5759450" cy="4319270"/>
-                    </a:xfrm>
-                    <a:prstGeom prst="rect">
-                      <a:avLst/>
-                    </a:prstGeom>
-                    <a:noFill/>
-                    <a:ln>
-                      <a:noFill/>
-                    </a:ln>
-                  </pic:spPr>
-                </pic:pic>
-              </a:graphicData>
-            </a:graphic>
-          </wp:anchor>
-        </w:drawing>
+        <w:t>Robot periodički šalje podatke o trenutnoj poziciji vrha alata (</w:t>
+      </w:r>
+      <w:proofErr w:type="spellStart"/>
+      <w:r>
+        <w:t>xyz</w:t>
+      </w:r>
+      <w:proofErr w:type="spellEnd"/>
+      <w:r>
+        <w:t xml:space="preserve"> koordinate u metrima) i mjerenim silama (</w:t>
+      </w:r>
+      <w:proofErr w:type="spellStart"/>
+      <w:r>
+        <w:t>xyz</w:t>
+      </w:r>
+      <w:proofErr w:type="spellEnd"/>
+      <w:r>
+        <w:t xml:space="preserve"> komponente sila). Podaci se prenose kao tekstualni nizovi u UTF-8 formatu. Server na računalu prima pakete podataka veličine do 1024 bajta, dekodira ih, dodaje vremensku oznaku primitka i sprema u tekstualnu datoteku za kasniju analizu</w:t>
       </w:r>
     </w:p>
     <w:p>
@@ -2300,511 +1961,25 @@
       <w:pPr>
         <w:pStyle w:val="Heading1"/>
       </w:pPr>
-      <w:bookmarkStart w:id="7" w:name="_Toc208833070"/>
       <w:r>
         <w:lastRenderedPageBreak/>
-        <w:t>Matematički model</w:t>
-      </w:r>
-      <w:bookmarkEnd w:id="7"/>
+        <w:t>Obrada podataka</w:t>
+      </w:r>
     </w:p>
     <w:p>
       <w:pPr>
         <w:pStyle w:val="TEKST"/>
       </w:pPr>
       <w:r>
-        <w:t xml:space="preserve">Neka je web usmjereni graf s </w:t>
-      </w:r>
-      <m:oMath>
-        <m:r>
-          <w:rPr>
-            <w:rFonts w:ascii="Cambria Math" w:hAnsi="Cambria Math"/>
-          </w:rPr>
-          <m:t>N</m:t>
-        </m:r>
-      </m:oMath>
-      <w:r>
-        <w:t xml:space="preserve"> čvorova i neka je </w:t>
-      </w:r>
-      <m:oMath>
-        <m:r>
-          <w:rPr>
-            <w:rFonts w:ascii="Cambria Math" w:hAnsi="Cambria Math"/>
-          </w:rPr>
-          <m:t>H</m:t>
-        </m:r>
-      </m:oMath>
-      <w:r>
-        <w:t xml:space="preserve"> stohastička matrica hiperlinkova definirana po stupcima tako da se masa stranice </w:t>
-      </w:r>
-      <m:oMath>
-        <m:r>
-          <w:rPr>
-            <w:rFonts w:ascii="Cambria Math" w:hAnsi="Cambria Math"/>
-          </w:rPr>
-          <m:t>v</m:t>
-        </m:r>
-      </m:oMath>
-      <w:r>
-        <w:t xml:space="preserve"> ravnomjerno dijeli na njezine odlazne susjede, a </w:t>
-      </w:r>
-      <w:r>
-        <w:rPr>
-          <w:rStyle w:val="TEKSTENGChar"/>
-        </w:rPr>
-        <w:t>dangling</w:t>
-      </w:r>
-      <w:r>
-        <w:t xml:space="preserve"> stupci (bez odlaznih bridova) zamjenjuju uniformnom raspodjelom. Googleova matrica definira se kao</w:t>
-      </w:r>
-      <w:r>
-        <w:t xml:space="preserve"> </w:t>
-      </w:r>
-      <m:oMath>
-        <m:r>
-          <w:rPr>
-            <w:rFonts w:ascii="Cambria Math" w:hAnsi="Cambria Math"/>
-          </w:rPr>
-          <m:t>G=αH+</m:t>
-        </m:r>
-        <m:d>
-          <m:dPr>
-            <m:ctrlPr>
-              <w:rPr>
-                <w:rFonts w:ascii="Cambria Math" w:hAnsi="Cambria Math"/>
-                <w:i/>
-              </w:rPr>
-            </m:ctrlPr>
-          </m:dPr>
-          <m:e>
-            <m:r>
-              <w:rPr>
-                <w:rFonts w:ascii="Cambria Math" w:hAnsi="Cambria Math"/>
-              </w:rPr>
-              <m:t>1-α</m:t>
-            </m:r>
-          </m:e>
-        </m:d>
-        <m:f>
-          <m:fPr>
-            <m:ctrlPr>
-              <w:rPr>
-                <w:rFonts w:ascii="Cambria Math" w:hAnsi="Cambria Math"/>
-                <w:i/>
-                <w:iCs/>
-              </w:rPr>
-            </m:ctrlPr>
-          </m:fPr>
-          <m:num>
-            <m:r>
-              <w:rPr>
-                <w:rFonts w:ascii="Cambria Math" w:hAnsi="Cambria Math"/>
-              </w:rPr>
-              <m:t>1</m:t>
-            </m:r>
-          </m:num>
-          <m:den>
-            <m:r>
-              <w:rPr>
-                <w:rFonts w:ascii="Cambria Math" w:hAnsi="Cambria Math"/>
-              </w:rPr>
-              <m:t>N</m:t>
-            </m:r>
-          </m:den>
-        </m:f>
-        <m:r>
-          <m:rPr>
-            <m:sty m:val="bi"/>
-          </m:rPr>
-          <w:rPr>
-            <w:rFonts w:ascii="Cambria Math" w:hAnsi="Cambria Math"/>
-          </w:rPr>
-          <m:t>e</m:t>
-        </m:r>
-        <m:sSup>
-          <m:sSupPr>
-            <m:ctrlPr>
-              <w:rPr>
-                <w:rFonts w:ascii="Cambria Math" w:hAnsi="Cambria Math"/>
-                <w:b/>
-                <w:bCs/>
-                <w:i/>
-              </w:rPr>
-            </m:ctrlPr>
-          </m:sSupPr>
-          <m:e>
-            <m:r>
-              <m:rPr>
-                <m:sty m:val="bi"/>
-              </m:rPr>
-              <w:rPr>
-                <w:rFonts w:ascii="Cambria Math" w:hAnsi="Cambria Math"/>
-              </w:rPr>
-              <m:t>1</m:t>
-            </m:r>
-          </m:e>
-          <m:sup>
-            <m:r>
-              <w:rPr>
-                <w:rFonts w:ascii="Cambria Math" w:hAnsi="Cambria Math"/>
-              </w:rPr>
-              <m:t>T</m:t>
-            </m:r>
-          </m:sup>
-        </m:sSup>
-      </m:oMath>
-      <w:r>
-        <w:t xml:space="preserve">, gdje je </w:t>
-      </w:r>
-      <m:oMath>
-        <m:r>
-          <w:rPr>
-            <w:rFonts w:ascii="Cambria Math" w:hAnsi="Cambria Math"/>
-          </w:rPr>
-          <m:t>α∈(0,1)</m:t>
-        </m:r>
-      </m:oMath>
-      <w:r>
-        <w:t>, fa</w:t>
-      </w:r>
-      <w:r>
-        <w:t>ktor prigušenja (tipično</w:t>
-      </w:r>
-      <w:r>
-        <w:t xml:space="preserve"> </w:t>
-      </w:r>
-      <m:oMath>
-        <m:r>
-          <w:rPr>
-            <w:rFonts w:ascii="Cambria Math" w:hAnsi="Cambria Math"/>
-          </w:rPr>
-          <m:t>0,85</m:t>
-        </m:r>
-      </m:oMath>
-      <w:r>
-        <w:t>),</w:t>
-      </w:r>
-      <w:r>
-        <w:t xml:space="preserve"> </w:t>
-      </w:r>
-      <m:oMath>
-        <m:r>
-          <m:rPr>
-            <m:sty m:val="bi"/>
-          </m:rPr>
-          <w:rPr>
-            <w:rFonts w:ascii="Cambria Math" w:hAnsi="Cambria Math"/>
-          </w:rPr>
-          <m:t>e</m:t>
-        </m:r>
-      </m:oMath>
-      <w:r>
-        <w:t xml:space="preserve"> </w:t>
-      </w:r>
-      <w:r>
-        <w:t>vektor jedinica,</w:t>
-      </w:r>
-      <w:r>
-        <w:t xml:space="preserve"> </w:t>
-      </w:r>
-      <m:oMath>
-        <m:sSup>
-          <m:sSupPr>
-            <m:ctrlPr>
-              <w:rPr>
-                <w:rFonts w:ascii="Cambria Math" w:hAnsi="Cambria Math"/>
-                <w:i/>
-              </w:rPr>
-            </m:ctrlPr>
-          </m:sSupPr>
-          <m:e>
-            <m:r>
-              <m:rPr>
-                <m:sty m:val="bi"/>
-              </m:rPr>
-              <w:rPr>
-                <w:rFonts w:ascii="Cambria Math" w:hAnsi="Cambria Math"/>
-              </w:rPr>
-              <m:t>1</m:t>
-            </m:r>
-          </m:e>
-          <m:sup>
-            <m:r>
-              <w:rPr>
-                <w:rFonts w:ascii="Cambria Math" w:hAnsi="Cambria Math"/>
-              </w:rPr>
-              <m:t>T</m:t>
-            </m:r>
-          </m:sup>
-        </m:sSup>
-      </m:oMath>
-      <w:r>
-        <w:t xml:space="preserve"> </w:t>
-      </w:r>
-      <w:r>
-        <w:t xml:space="preserve">uniformna raspodjela, čime se osigurava </w:t>
-      </w:r>
-      <w:proofErr w:type="spellStart"/>
-      <w:r>
-        <w:t>ireducibilnost</w:t>
-      </w:r>
-      <w:proofErr w:type="spellEnd"/>
-      <w:r>
-        <w:t xml:space="preserve"> i </w:t>
-      </w:r>
-      <w:proofErr w:type="spellStart"/>
-      <w:r>
-        <w:t>aperiodičnost</w:t>
-      </w:r>
-      <w:proofErr w:type="spellEnd"/>
-      <w:r>
-        <w:t xml:space="preserve"> te jedinstvena stacionarna raspodjela. </w:t>
-      </w:r>
-      <w:proofErr w:type="spellStart"/>
-      <w:r>
-        <w:t>PageRank</w:t>
-      </w:r>
-      <w:proofErr w:type="spellEnd"/>
-      <w:r>
-        <w:t xml:space="preserve"> vektor</w:t>
-      </w:r>
-      <w:r>
-        <w:t xml:space="preserve"> </w:t>
-      </w:r>
-      <m:oMath>
-        <m:r>
-          <m:rPr>
-            <m:sty m:val="bi"/>
-          </m:rPr>
-          <w:rPr>
-            <w:rFonts w:ascii="Cambria Math" w:hAnsi="Cambria Math"/>
-          </w:rPr>
-          <m:t>π</m:t>
-        </m:r>
-      </m:oMath>
-      <w:r>
-        <w:t xml:space="preserve"> </w:t>
-      </w:r>
-      <w:r>
-        <w:t>definira se kao lijevi svojstveni vektor za svojstvenu vrijednost 1:</w:t>
-      </w:r>
-      <w:r>
-        <w:t xml:space="preserve"> </w:t>
-      </w:r>
-      <m:oMath>
-        <m:sSup>
-          <m:sSupPr>
-            <m:ctrlPr>
-              <w:rPr>
-                <w:rFonts w:ascii="Cambria Math" w:hAnsi="Cambria Math"/>
-                <w:i/>
-              </w:rPr>
-            </m:ctrlPr>
-          </m:sSupPr>
-          <m:e>
-            <m:r>
-              <m:rPr>
-                <m:sty m:val="bi"/>
-              </m:rPr>
-              <w:rPr>
-                <w:rFonts w:ascii="Cambria Math" w:hAnsi="Cambria Math"/>
-              </w:rPr>
-              <m:t>π</m:t>
-            </m:r>
-          </m:e>
-          <m:sup>
-            <m:r>
-              <w:rPr>
-                <w:rFonts w:ascii="Cambria Math" w:hAnsi="Cambria Math"/>
-              </w:rPr>
-              <m:t>T</m:t>
-            </m:r>
-          </m:sup>
-        </m:sSup>
-        <m:r>
-          <w:rPr>
-            <w:rFonts w:ascii="Cambria Math" w:hAnsi="Cambria Math"/>
-          </w:rPr>
-          <m:t xml:space="preserve">G= </m:t>
-        </m:r>
-        <m:sSup>
-          <m:sSupPr>
-            <m:ctrlPr>
-              <w:rPr>
-                <w:rFonts w:ascii="Cambria Math" w:hAnsi="Cambria Math"/>
-                <w:i/>
-              </w:rPr>
-            </m:ctrlPr>
-          </m:sSupPr>
-          <m:e>
-            <m:r>
-              <m:rPr>
-                <m:sty m:val="bi"/>
-              </m:rPr>
-              <w:rPr>
-                <w:rFonts w:ascii="Cambria Math" w:hAnsi="Cambria Math"/>
-              </w:rPr>
-              <m:t>π</m:t>
-            </m:r>
-          </m:e>
-          <m:sup>
-            <m:r>
-              <w:rPr>
-                <w:rFonts w:ascii="Cambria Math" w:hAnsi="Cambria Math"/>
-              </w:rPr>
-              <m:t>T</m:t>
-            </m:r>
-          </m:sup>
-        </m:sSup>
-      </m:oMath>
-      <w:r>
-        <w:t>, uz uvjet normalizacije</w:t>
-      </w:r>
-      <w:r>
-        <w:t xml:space="preserve"> </w:t>
-      </w:r>
-      <m:oMath>
-        <m:nary>
-          <m:naryPr>
-            <m:chr m:val="∑"/>
-            <m:supHide m:val="1"/>
-            <m:ctrlPr>
-              <w:rPr>
-                <w:rFonts w:ascii="Cambria Math" w:hAnsi="Cambria Math"/>
-                <w:i/>
-              </w:rPr>
-            </m:ctrlPr>
-          </m:naryPr>
-          <m:sub>
-            <m:r>
-              <w:rPr>
-                <w:rFonts w:ascii="Cambria Math" w:hAnsi="Cambria Math"/>
-              </w:rPr>
-              <m:t>i</m:t>
-            </m:r>
-          </m:sub>
-          <m:sup/>
-          <m:e>
-            <m:sSub>
-              <m:sSubPr>
-                <m:ctrlPr>
-                  <w:rPr>
-                    <w:rFonts w:ascii="Cambria Math" w:hAnsi="Cambria Math"/>
-                    <w:i/>
-                  </w:rPr>
-                </m:ctrlPr>
-              </m:sSubPr>
-              <m:e>
-                <m:r>
-                  <m:rPr>
-                    <m:sty m:val="bi"/>
-                  </m:rPr>
-                  <w:rPr>
-                    <w:rFonts w:ascii="Cambria Math" w:hAnsi="Cambria Math"/>
-                  </w:rPr>
-                  <m:t>π</m:t>
-                </m:r>
-              </m:e>
-              <m:sub>
-                <m:r>
-                  <w:rPr>
-                    <w:rFonts w:ascii="Cambria Math" w:hAnsi="Cambria Math"/>
-                  </w:rPr>
-                  <m:t>i</m:t>
-                </m:r>
-              </m:sub>
-            </m:sSub>
-          </m:e>
-        </m:nary>
-        <m:r>
-          <w:rPr>
-            <w:rFonts w:ascii="Cambria Math" w:hAnsi="Cambria Math"/>
-          </w:rPr>
-          <m:t>=1</m:t>
-        </m:r>
-      </m:oMath>
-      <w:r>
-        <w:t>.</w:t>
-      </w:r>
-    </w:p>
-    <w:p>
-      <w:pPr>
-        <w:pStyle w:val="Podnaslov1"/>
-      </w:pPr>
-      <w:bookmarkStart w:id="8" w:name="_Toc208833071"/>
-      <w:r>
-        <w:t>Problem “jednosmjernih ulica” i strukturalni učinci</w:t>
-      </w:r>
-      <w:bookmarkEnd w:id="8"/>
-    </w:p>
-    <w:p>
-      <w:pPr>
-        <w:pStyle w:val="TEKST"/>
-      </w:pPr>
-      <w:r>
-        <w:t xml:space="preserve">U usmjerenim mrežama broj dolaznih i odlaznih poveznica asimetrično utječe na akumulaciju ranga: doprinos stranice s mnogo odlaznih veza razrjeđuje se, dok ulaz iz malo, ali autoritativnih stranica može značajno povisiti rang odredišne stranice. </w:t>
-      </w:r>
-      <w:r>
-        <w:rPr>
-          <w:rStyle w:val="TEKSTENGChar"/>
-        </w:rPr>
-        <w:t>Sinks</w:t>
-      </w:r>
-      <w:r>
-        <w:t xml:space="preserve">/cikli i reducibilne komponente mogu zato </w:t>
-      </w:r>
-      <w:r>
-        <w:t>„</w:t>
-      </w:r>
-      <w:proofErr w:type="gramStart"/>
-      <w:r>
-        <w:t>zarobiti</w:t>
-      </w:r>
-      <w:r>
-        <w:t>“</w:t>
-      </w:r>
-      <w:r>
-        <w:t xml:space="preserve"> masu</w:t>
-      </w:r>
-      <w:proofErr w:type="gramEnd"/>
-      <w:r>
-        <w:t xml:space="preserve"> ranga ili uzrokovati oscilacije, što se otklanja </w:t>
-      </w:r>
-      <w:proofErr w:type="spellStart"/>
-      <w:r>
-        <w:t>teleportacijom</w:t>
-      </w:r>
-      <w:proofErr w:type="spellEnd"/>
-      <w:r>
-        <w:t xml:space="preserve"> i uniformnim tretmanom </w:t>
-      </w:r>
-      <w:proofErr w:type="spellStart"/>
-      <w:r>
-        <w:t>dangling</w:t>
-      </w:r>
-      <w:proofErr w:type="spellEnd"/>
-      <w:r>
-        <w:t xml:space="preserve"> stupaca.</w:t>
-      </w:r>
-    </w:p>
-    <w:p>
-      <w:pPr>
-        <w:pStyle w:val="Podnaslov1"/>
-      </w:pPr>
-      <w:bookmarkStart w:id="9" w:name="_Toc208833072"/>
-      <w:r>
-        <w:t>Algoritam PageRank – iterativni postupak</w:t>
-      </w:r>
-      <w:bookmarkEnd w:id="9"/>
-    </w:p>
-    <w:p>
-      <w:pPr>
-        <w:pStyle w:val="TEKST"/>
-      </w:pPr>
-      <w:r>
-        <w:t>Inicijalizacija</w:t>
-      </w:r>
-      <w:r>
-        <w:t>:</w:t>
+        <w:t xml:space="preserve">Sirovi podaci sadržavali su dosta irelevantnih informacija koje bi ometale proces klasifikacije. U fazi </w:t>
+      </w:r>
+      <w:proofErr w:type="spellStart"/>
+      <w:r>
+        <w:t>pretprocesiranja</w:t>
+      </w:r>
+      <w:proofErr w:type="spellEnd"/>
+      <w:r>
+        <w:t xml:space="preserve"> primijenjeni su sljedeći filteri:​</w:t>
       </w:r>
     </w:p>
     <w:p>
@@ -2812,109 +1987,11 @@
         <w:pStyle w:val="TEKST"/>
         <w:numPr>
           <w:ilvl w:val="0"/>
-          <w:numId w:val="44"/>
+          <w:numId w:val="49"/>
         </w:numPr>
       </w:pPr>
       <w:r>
-        <w:t xml:space="preserve">Postaviti </w:t>
-      </w:r>
-      <m:oMath>
-        <m:sSup>
-          <m:sSupPr>
-            <m:ctrlPr>
-              <w:rPr>
-                <w:rFonts w:ascii="Cambria Math" w:hAnsi="Cambria Math"/>
-                <w:i/>
-                <w:iCs/>
-              </w:rPr>
-            </m:ctrlPr>
-          </m:sSupPr>
-          <m:e>
-            <m:r>
-              <m:rPr>
-                <m:sty m:val="bi"/>
-              </m:rPr>
-              <w:rPr>
-                <w:rFonts w:ascii="Cambria Math" w:hAnsi="Cambria Math"/>
-              </w:rPr>
-              <m:t>π</m:t>
-            </m:r>
-          </m:e>
-          <m:sup>
-            <m:r>
-              <w:rPr>
-                <w:rFonts w:ascii="Cambria Math" w:hAnsi="Cambria Math"/>
-              </w:rPr>
-              <m:t>(0)</m:t>
-            </m:r>
-          </m:sup>
-        </m:sSup>
-        <m:r>
-          <w:rPr>
-            <w:rFonts w:ascii="Cambria Math" w:hAnsi="Cambria Math"/>
-          </w:rPr>
-          <m:t>=</m:t>
-        </m:r>
-        <m:f>
-          <m:fPr>
-            <m:ctrlPr>
-              <w:rPr>
-                <w:rFonts w:ascii="Cambria Math" w:hAnsi="Cambria Math"/>
-                <w:i/>
-              </w:rPr>
-            </m:ctrlPr>
-          </m:fPr>
-          <m:num>
-            <m:r>
-              <w:rPr>
-                <w:rFonts w:ascii="Cambria Math" w:hAnsi="Cambria Math"/>
-              </w:rPr>
-              <m:t>1</m:t>
-            </m:r>
-          </m:num>
-          <m:den>
-            <m:r>
-              <w:rPr>
-                <w:rFonts w:ascii="Cambria Math" w:hAnsi="Cambria Math"/>
-              </w:rPr>
-              <m:t>N</m:t>
-            </m:r>
-          </m:den>
-        </m:f>
-        <m:r>
-          <m:rPr>
-            <m:sty m:val="bi"/>
-          </m:rPr>
-          <w:rPr>
-            <w:rFonts w:ascii="Cambria Math" w:hAnsi="Cambria Math"/>
-          </w:rPr>
-          <m:t>1</m:t>
-        </m:r>
-      </m:oMath>
-      <w:r>
-        <w:t xml:space="preserve"> (ili drugu pozitivnu raspodjelu) i unaprijed pripremiti matricu</w:t>
-      </w:r>
-      <w:r>
-        <w:t xml:space="preserve"> </w:t>
-      </w:r>
-      <m:oMath>
-        <m:r>
-          <w:rPr>
-            <w:rFonts w:ascii="Cambria Math" w:hAnsi="Cambria Math"/>
-          </w:rPr>
-          <m:t>G</m:t>
-        </m:r>
-      </m:oMath>
-    </w:p>
-    <w:p>
-      <w:pPr>
-        <w:pStyle w:val="TEKST"/>
-      </w:pPr>
-      <w:r>
-        <w:t>Iteracija</w:t>
-      </w:r>
-      <w:r>
-        <w:t>:</w:t>
+        <w:t>Uklanjanje stacionarnih segmenata – eliminirani su dijelovi snimki gdje je brzina gibanja robota bila jednaka ili vrlo blizu nule​</w:t>
       </w:r>
     </w:p>
     <w:p>
@@ -2922,846 +1999,656 @@
         <w:pStyle w:val="TEKST"/>
         <w:numPr>
           <w:ilvl w:val="0"/>
-          <w:numId w:val="44"/>
+          <w:numId w:val="49"/>
         </w:numPr>
       </w:pPr>
       <w:r>
-        <w:t>Računati</w:t>
-      </w:r>
+        <w:t xml:space="preserve">Uklanjanje </w:t>
+      </w:r>
+      <w:proofErr w:type="spellStart"/>
+      <w:r>
+        <w:t>tranzijentnih</w:t>
+      </w:r>
+      <w:proofErr w:type="spellEnd"/>
+      <w:r>
+        <w:t xml:space="preserve"> segmenata – filtrirani su početni i završni dijelovi snimanja koji sadrže nagle promjene brzine (ubrzavanje i usporavanje)​</w:t>
+      </w:r>
+    </w:p>
+    <w:p>
+      <w:pPr>
+        <w:pStyle w:val="TEKST"/>
+      </w:pPr>
+      <w:r>
+        <w:t xml:space="preserve">Podaci se obrađuju u Pythonu pomoću biblioteka </w:t>
+      </w:r>
+      <w:proofErr w:type="spellStart"/>
+      <w:r>
+        <w:t>NumPy</w:t>
+      </w:r>
+      <w:proofErr w:type="spellEnd"/>
+      <w:r>
+        <w:t xml:space="preserve">, </w:t>
+      </w:r>
+      <w:proofErr w:type="spellStart"/>
+      <w:r>
+        <w:t>Pandas</w:t>
+      </w:r>
+      <w:proofErr w:type="spellEnd"/>
+      <w:r>
+        <w:t xml:space="preserve"> i </w:t>
+      </w:r>
+      <w:proofErr w:type="spellStart"/>
+      <w:r>
+        <w:t>Matplotlib</w:t>
+      </w:r>
+      <w:proofErr w:type="spellEnd"/>
+      <w:r>
+        <w:t>. Za svako snimanje izračunata je prosječna brzina i prosječna sila.</w:t>
+      </w:r>
+    </w:p>
+    <w:p>
+      <w:pPr>
+        <w:pStyle w:val="TEKST"/>
+      </w:pPr>
+    </w:p>
+    <w:p>
+      <w:pPr>
+        <w:pStyle w:val="TEKST"/>
+      </w:pPr>
+    </w:p>
+    <w:p>
+      <w:pPr>
+        <w:pStyle w:val="Heading1"/>
+        <w:rPr>
+          <w:lang w:val="en-GB"/>
+        </w:rPr>
+      </w:pPr>
+      <w:proofErr w:type="spellStart"/>
+      <w:r>
+        <w:rPr>
+          <w:lang w:val="en-GB"/>
+        </w:rPr>
+        <w:lastRenderedPageBreak/>
+        <w:t>Klasifikacija</w:t>
+      </w:r>
+      <w:proofErr w:type="spellEnd"/>
+      <w:r>
+        <w:rPr>
+          <w:lang w:val="en-GB"/>
+        </w:rPr>
+        <w:t xml:space="preserve"> - Linear Discriminant Analysis (LDA)</w:t>
+      </w:r>
+    </w:p>
+    <w:p>
+      <w:pPr>
+        <w:pStyle w:val="Podnaslov1"/>
+      </w:pPr>
+      <w:proofErr w:type="spellStart"/>
+      <w:r>
+        <w:t>Klasifikator</w:t>
+      </w:r>
+      <w:proofErr w:type="spellEnd"/>
+    </w:p>
+    <w:p>
+      <w:pPr>
+        <w:pStyle w:val="TEKST"/>
+      </w:pPr>
+      <w:r>
+        <w:t xml:space="preserve">Model klasifikacije koji se koristi je </w:t>
+      </w:r>
+      <w:proofErr w:type="spellStart"/>
+      <w:r>
+        <w:t>Linear</w:t>
+      </w:r>
+      <w:proofErr w:type="spellEnd"/>
       <w:r>
         <w:t xml:space="preserve"> </w:t>
       </w:r>
-      <m:oMath>
-        <m:sSup>
-          <m:sSupPr>
-            <m:ctrlPr>
-              <w:rPr>
-                <w:rFonts w:ascii="Cambria Math" w:hAnsi="Cambria Math"/>
-                <w:i/>
-                <w:iCs/>
-              </w:rPr>
-            </m:ctrlPr>
-          </m:sSupPr>
-          <m:e>
-            <m:r>
-              <m:rPr>
-                <m:sty m:val="bi"/>
-              </m:rPr>
-              <w:rPr>
-                <w:rFonts w:ascii="Cambria Math" w:hAnsi="Cambria Math"/>
-              </w:rPr>
-              <m:t>π</m:t>
-            </m:r>
-          </m:e>
-          <m:sup>
-            <m:r>
-              <w:rPr>
-                <w:rFonts w:ascii="Cambria Math" w:hAnsi="Cambria Math"/>
-              </w:rPr>
-              <m:t>(k+1)</m:t>
-            </m:r>
-          </m:sup>
-        </m:sSup>
-        <m:r>
-          <w:rPr>
-            <w:rFonts w:ascii="Cambria Math" w:hAnsi="Cambria Math"/>
-          </w:rPr>
-          <m:t>=</m:t>
-        </m:r>
-        <m:sSup>
-          <m:sSupPr>
-            <m:ctrlPr>
-              <w:rPr>
-                <w:rFonts w:ascii="Cambria Math" w:hAnsi="Cambria Math"/>
-                <w:i/>
-                <w:iCs/>
-              </w:rPr>
-            </m:ctrlPr>
-          </m:sSupPr>
-          <m:e>
-            <m:r>
-              <m:rPr>
-                <m:sty m:val="bi"/>
-              </m:rPr>
-              <w:rPr>
-                <w:rFonts w:ascii="Cambria Math" w:hAnsi="Cambria Math"/>
-              </w:rPr>
-              <m:t>π</m:t>
-            </m:r>
-          </m:e>
-          <m:sup>
-            <m:r>
-              <w:rPr>
-                <w:rFonts w:ascii="Cambria Math" w:hAnsi="Cambria Math"/>
-              </w:rPr>
-              <m:t>(k)</m:t>
-            </m:r>
-          </m:sup>
-        </m:sSup>
-        <m:r>
-          <w:rPr>
-            <w:rFonts w:ascii="Cambria Math" w:hAnsi="Cambria Math"/>
-          </w:rPr>
-          <m:t>G</m:t>
-        </m:r>
-      </m:oMath>
-      <w:r>
-        <w:rPr>
-          <w:iCs/>
-        </w:rPr>
+      <w:proofErr w:type="spellStart"/>
+      <w:r>
+        <w:t>Discriminant</w:t>
+      </w:r>
+      <w:proofErr w:type="spellEnd"/>
+      <w:r>
         <w:t xml:space="preserve"> </w:t>
       </w:r>
-      <w:r>
-        <w:rPr>
-          <w:iCs/>
-        </w:rPr>
-        <w:t>i normalizirati po potrebi, sve dok</w:t>
-      </w:r>
-      <w:r>
-        <w:rPr>
-          <w:iCs/>
-        </w:rPr>
+      <w:proofErr w:type="spellStart"/>
+      <w:r>
+        <w:t>Analysis</w:t>
+      </w:r>
+      <w:proofErr w:type="spellEnd"/>
+      <w:r>
+        <w:t xml:space="preserve"> (LDA), treniran isključivo na podacima prikupljenima tijekom eksperimentalnog snimanja. LDA pokušava pronaći optimalnu granicu između klasa na temelju značajki prosječne brzine i sile, uz pretpostavku da su obje klase raspoređene normalno i imaju slične varijance.</w:t>
+      </w:r>
+    </w:p>
+    <w:p>
+      <w:pPr>
+        <w:pStyle w:val="Podnaslov1"/>
+      </w:pPr>
+      <w:r>
+        <w:t>Trening</w:t>
+      </w:r>
+    </w:p>
+    <w:p>
+      <w:pPr>
+        <w:pStyle w:val="TEKST"/>
+      </w:pPr>
+      <w:r>
+        <w:t xml:space="preserve">Zbog jednostavne strukture, model je pogodan za interpretaciju, ali je osjetljiv na odstupanja u distribuciji podataka. Trening skup sadržavao je 20 mjerenja, a testni 80, što je suprotno preporučenom omjeru 4:1 i može dovesti do slabije generalizacije modela. </w:t>
+      </w:r>
+      <w:proofErr w:type="spellStart"/>
+      <w:r>
+        <w:t>Klasifikator</w:t>
+      </w:r>
+      <w:proofErr w:type="spellEnd"/>
+      <w:r>
+        <w:t xml:space="preserve"> se trenira na vlastitim podacima, a </w:t>
+      </w:r>
+      <w:proofErr w:type="spellStart"/>
+      <w:r>
+        <w:t>validira</w:t>
+      </w:r>
+      <w:proofErr w:type="spellEnd"/>
+      <w:r>
+        <w:t xml:space="preserve"> na podacima drugih parova.</w:t>
+      </w:r>
+    </w:p>
+    <w:p>
+      <w:pPr>
+        <w:pStyle w:val="TEKST"/>
+      </w:pPr>
+    </w:p>
+    <w:p>
+      <w:r>
+        <w:br w:type="page"/>
+      </w:r>
+    </w:p>
+    <w:p>
+      <w:pPr>
+        <w:pStyle w:val="Heading1"/>
+      </w:pPr>
+      <w:r>
+        <w:lastRenderedPageBreak/>
+        <w:t>Validacija</w:t>
+      </w:r>
+    </w:p>
+    <w:p>
+      <w:pPr>
+        <w:pStyle w:val="TEKST"/>
+      </w:pPr>
+      <w:r>
+        <w:t>Metrike klasifikacije služe za objektivnu evaluaciju performansi modela strojnog učenja. Za razliku od jednostavnog pitanja "je li model dobar?", metrike omogućuju kvantificiranje specifičnih aspekata ponašanja modela i razumijevanje gdje i zašto model griješi.</w:t>
+      </w:r>
+    </w:p>
+    <w:p>
+      <w:pPr>
+        <w:pStyle w:val="Podnaslov1"/>
+      </w:pPr>
+      <w:proofErr w:type="spellStart"/>
+      <w:r>
+        <w:t>Accuracy</w:t>
+      </w:r>
+      <w:proofErr w:type="spellEnd"/>
+    </w:p>
+    <w:p>
+      <w:pPr>
+        <w:pStyle w:val="TEKST"/>
+      </w:pPr>
+      <w:proofErr w:type="spellStart"/>
+      <w:r>
+        <w:t>Accuracy</w:t>
+      </w:r>
+      <w:proofErr w:type="spellEnd"/>
+      <w:r>
+        <w:t xml:space="preserve"> mjeri globalnu točnost bez razlikovanja između tipova grešaka. Formula je:​</w:t>
+      </w:r>
+    </w:p>
+    <w:p>
+      <w:pPr>
+        <w:pStyle w:val="TEKST"/>
+      </w:pPr>
+    </w:p>
+    <w:p>
+      <w:pPr>
+        <w:pStyle w:val="TEKST"/>
+      </w:pPr>
+    </w:p>
+    <w:p>
+      <w:pPr>
+        <w:pStyle w:val="TEKST"/>
+      </w:pPr>
+      <w:r>
+        <w:t xml:space="preserve">Kod nebalansiranih podataka, </w:t>
+      </w:r>
+      <w:proofErr w:type="spellStart"/>
+      <w:r>
+        <w:t>accuracy</w:t>
+      </w:r>
+      <w:proofErr w:type="spellEnd"/>
+      <w:r>
+        <w:t xml:space="preserve"> može biti visoka čak i kad model uopće ne prepoznaje manjinsku klasu. Najbolje ga je koristiti samo kod balansiranih skupova podataka gdje su obje klase podjednako važne i podjednako zastupljene.</w:t>
+      </w:r>
+    </w:p>
+    <w:p>
+      <w:pPr>
+        <w:pStyle w:val="Podnaslov1"/>
+      </w:pPr>
+      <w:proofErr w:type="spellStart"/>
+      <w:r>
+        <w:t>Precision</w:t>
+      </w:r>
+      <w:proofErr w:type="spellEnd"/>
+      <w:r>
+        <w:t xml:space="preserve"> &amp; </w:t>
+      </w:r>
+      <w:proofErr w:type="spellStart"/>
+      <w:r>
+        <w:t>Recall</w:t>
+      </w:r>
+      <w:proofErr w:type="spellEnd"/>
+    </w:p>
+    <w:p>
+      <w:pPr>
+        <w:pStyle w:val="TEKST"/>
+      </w:pPr>
+      <w:proofErr w:type="spellStart"/>
+      <w:r>
+        <w:t>Precision</w:t>
+      </w:r>
+      <w:proofErr w:type="spellEnd"/>
+      <w:r>
+        <w:t xml:space="preserve"> mjeri kvalitetu pozitivnih predikcija. Formula je:</w:t>
+      </w:r>
+    </w:p>
+    <w:p>
+      <w:pPr>
+        <w:pStyle w:val="TEKST"/>
+      </w:pPr>
+    </w:p>
+    <w:p>
+      <w:pPr>
+        <w:pStyle w:val="TEKST"/>
+      </w:pPr>
+      <w:r>
+        <w:t xml:space="preserve">Visok </w:t>
+      </w:r>
+      <w:proofErr w:type="spellStart"/>
+      <w:r>
+        <w:t>precision</w:t>
+      </w:r>
+      <w:proofErr w:type="spellEnd"/>
+      <w:r>
+        <w:t xml:space="preserve"> znači da model rijetko pravi lažne alarme. Ključan je u scenarijima gdje je cijena </w:t>
+      </w:r>
+      <w:proofErr w:type="spellStart"/>
+      <w:r>
+        <w:t>false</w:t>
+      </w:r>
+      <w:proofErr w:type="spellEnd"/>
+      <w:r>
         <w:t xml:space="preserve"> </w:t>
       </w:r>
-      <m:oMath>
-        <m:sSub>
-          <m:sSubPr>
-            <m:ctrlPr>
-              <w:rPr>
-                <w:rFonts w:ascii="Cambria Math" w:hAnsi="Cambria Math"/>
-                <w:i/>
-                <w:iCs/>
-              </w:rPr>
-            </m:ctrlPr>
-          </m:sSubPr>
-          <m:e>
-            <m:d>
-              <m:dPr>
-                <m:begChr m:val="|"/>
-                <m:endChr m:val="|"/>
-                <m:ctrlPr>
-                  <w:rPr>
-                    <w:rFonts w:ascii="Cambria Math" w:hAnsi="Cambria Math"/>
-                    <w:i/>
-                    <w:iCs/>
-                  </w:rPr>
-                </m:ctrlPr>
-              </m:dPr>
-              <m:e>
-                <m:d>
-                  <m:dPr>
-                    <m:begChr m:val="|"/>
-                    <m:endChr m:val="|"/>
-                    <m:ctrlPr>
-                      <w:rPr>
-                        <w:rFonts w:ascii="Cambria Math" w:hAnsi="Cambria Math"/>
-                        <w:i/>
-                        <w:iCs/>
-                      </w:rPr>
-                    </m:ctrlPr>
-                  </m:dPr>
-                  <m:e>
-                    <m:sSup>
-                      <m:sSupPr>
-                        <m:ctrlPr>
-                          <w:rPr>
-                            <w:rFonts w:ascii="Cambria Math" w:hAnsi="Cambria Math"/>
-                            <w:i/>
-                            <w:iCs/>
-                          </w:rPr>
-                        </m:ctrlPr>
-                      </m:sSupPr>
-                      <m:e>
-                        <m:r>
-                          <m:rPr>
-                            <m:sty m:val="bi"/>
-                          </m:rPr>
-                          <w:rPr>
-                            <w:rFonts w:ascii="Cambria Math" w:hAnsi="Cambria Math"/>
-                          </w:rPr>
-                          <m:t>π</m:t>
-                        </m:r>
-                      </m:e>
-                      <m:sup>
-                        <m:d>
-                          <m:dPr>
-                            <m:ctrlPr>
-                              <w:rPr>
-                                <w:rFonts w:ascii="Cambria Math" w:hAnsi="Cambria Math"/>
-                                <w:i/>
-                                <w:iCs/>
-                              </w:rPr>
-                            </m:ctrlPr>
-                          </m:dPr>
-                          <m:e>
-                            <m:r>
-                              <w:rPr>
-                                <w:rFonts w:ascii="Cambria Math" w:hAnsi="Cambria Math"/>
-                              </w:rPr>
-                              <m:t>k+1</m:t>
-                            </m:r>
-                          </m:e>
-                        </m:d>
-                      </m:sup>
-                    </m:sSup>
-                    <m:r>
-                      <w:rPr>
-                        <w:rFonts w:ascii="Cambria Math" w:hAnsi="Cambria Math"/>
-                      </w:rPr>
-                      <m:t>-</m:t>
-                    </m:r>
-                    <m:sSup>
-                      <m:sSupPr>
-                        <m:ctrlPr>
-                          <w:rPr>
-                            <w:rFonts w:ascii="Cambria Math" w:hAnsi="Cambria Math"/>
-                            <w:i/>
-                            <w:iCs/>
-                          </w:rPr>
-                        </m:ctrlPr>
-                      </m:sSupPr>
-                      <m:e>
-                        <m:r>
-                          <m:rPr>
-                            <m:sty m:val="bi"/>
-                          </m:rPr>
-                          <w:rPr>
-                            <w:rFonts w:ascii="Cambria Math" w:hAnsi="Cambria Math"/>
-                          </w:rPr>
-                          <m:t>π</m:t>
-                        </m:r>
-                      </m:e>
-                      <m:sup>
-                        <m:d>
-                          <m:dPr>
-                            <m:ctrlPr>
-                              <w:rPr>
-                                <w:rFonts w:ascii="Cambria Math" w:hAnsi="Cambria Math"/>
-                                <w:i/>
-                                <w:iCs/>
-                              </w:rPr>
-                            </m:ctrlPr>
-                          </m:dPr>
-                          <m:e>
-                            <m:r>
-                              <w:rPr>
-                                <w:rFonts w:ascii="Cambria Math" w:hAnsi="Cambria Math"/>
-                              </w:rPr>
-                              <m:t>k</m:t>
-                            </m:r>
-                          </m:e>
-                        </m:d>
-                      </m:sup>
-                    </m:sSup>
-                  </m:e>
-                </m:d>
-              </m:e>
-            </m:d>
-          </m:e>
-          <m:sub>
-            <m:r>
-              <w:rPr>
-                <w:rFonts w:ascii="Cambria Math" w:hAnsi="Cambria Math"/>
-              </w:rPr>
-              <m:t>1</m:t>
-            </m:r>
-          </m:sub>
-        </m:sSub>
-        <m:r>
-          <w:rPr>
-            <w:rFonts w:ascii="Cambria Math" w:hAnsi="Cambria Math"/>
-          </w:rPr>
-          <m:t>≤ε</m:t>
-        </m:r>
-      </m:oMath>
-      <w:r>
-        <w:rPr>
-          <w:iCs/>
-        </w:rPr>
+      <w:proofErr w:type="spellStart"/>
+      <w:r>
+        <w:t>positive</w:t>
+      </w:r>
+      <w:proofErr w:type="spellEnd"/>
+      <w:r>
+        <w:t xml:space="preserve"> visoka.</w:t>
+      </w:r>
+    </w:p>
+    <w:p>
+      <w:pPr>
+        <w:pStyle w:val="TEKST"/>
+      </w:pPr>
+      <w:proofErr w:type="spellStart"/>
+      <w:r>
+        <w:t>Recall</w:t>
+      </w:r>
+      <w:proofErr w:type="spellEnd"/>
+      <w:r>
+        <w:t xml:space="preserve"> (poznat i kao </w:t>
+      </w:r>
+      <w:proofErr w:type="spellStart"/>
+      <w:r>
+        <w:t>sensitivity</w:t>
+      </w:r>
+      <w:proofErr w:type="spellEnd"/>
+      <w:r>
+        <w:t xml:space="preserve"> ili </w:t>
+      </w:r>
+      <w:proofErr w:type="spellStart"/>
+      <w:r>
+        <w:t>true</w:t>
+      </w:r>
+      <w:proofErr w:type="spellEnd"/>
+      <w:r>
         <w:t xml:space="preserve"> </w:t>
       </w:r>
-      <w:r>
-        <w:rPr>
-          <w:iCs/>
-        </w:rPr>
-        <w:t>za zadani prag tolerancije, pri čemu je riječ o metodi potencija (</w:t>
-      </w:r>
-      <w:r>
-        <w:rPr>
-          <w:rStyle w:val="TEKSTENGChar"/>
-        </w:rPr>
-        <w:t>power iteration</w:t>
-      </w:r>
-      <w:r>
-        <w:rPr>
-          <w:iCs/>
-        </w:rPr>
-        <w:t>)</w:t>
+      <w:proofErr w:type="spellStart"/>
+      <w:r>
+        <w:t>positive</w:t>
+      </w:r>
+      <w:proofErr w:type="spellEnd"/>
+      <w:r>
+        <w:t xml:space="preserve"> rate) mjeri kompletnost detekcije. Formula je:</w:t>
       </w:r>
     </w:p>
     <w:p>
       <w:pPr>
         <w:pStyle w:val="TEKST"/>
       </w:pPr>
-      <w:r>
-        <w:t>U praksi: konvergencija je brza za tipične web grafe i često je dovoljno nekoliko desetaka iteracija (</w:t>
-      </w:r>
-      <m:oMath>
-        <m:r>
-          <w:rPr>
-            <w:rFonts w:ascii="Cambria Math" w:hAnsi="Cambria Math"/>
-          </w:rPr>
-          <m:t>≈50</m:t>
-        </m:r>
-      </m:oMath>
-      <w:r>
-        <w:t>) za inženjerski prihvatljivu aproksimaciju.</w:t>
-      </w:r>
+    </w:p>
+    <w:p>
+      <w:pPr>
+        <w:pStyle w:val="TEKST"/>
+      </w:pPr>
+    </w:p>
+    <w:p>
+      <w:pPr>
+        <w:pStyle w:val="TEKST"/>
+      </w:pPr>
+      <w:r>
+        <w:t xml:space="preserve">Visok </w:t>
+      </w:r>
+      <w:proofErr w:type="spellStart"/>
+      <w:r>
+        <w:t>recall</w:t>
+      </w:r>
+      <w:proofErr w:type="spellEnd"/>
+      <w:r>
+        <w:t xml:space="preserve"> znači da model rijetko propušta pozitivne slučajeve. Ključan je u scenarijima gdje je cijena </w:t>
+      </w:r>
+      <w:proofErr w:type="spellStart"/>
+      <w:r>
+        <w:t>false</w:t>
+      </w:r>
+      <w:proofErr w:type="spellEnd"/>
+      <w:r>
+        <w:t xml:space="preserve"> negative visoka.</w:t>
+      </w:r>
+    </w:p>
+    <w:p>
+      <w:pPr>
+        <w:pStyle w:val="Podnaslov1"/>
+      </w:pPr>
+      <w:r>
+        <w:t>F1-score</w:t>
+      </w:r>
+    </w:p>
+    <w:p>
+      <w:pPr>
+        <w:pStyle w:val="TEKST"/>
+      </w:pPr>
+      <w:r>
+        <w:t xml:space="preserve">F1 </w:t>
+      </w:r>
+      <w:proofErr w:type="spellStart"/>
+      <w:r>
+        <w:t>score</w:t>
+      </w:r>
+      <w:proofErr w:type="spellEnd"/>
+      <w:r>
+        <w:t xml:space="preserve"> je harmonijska sredina </w:t>
+      </w:r>
+      <w:proofErr w:type="spellStart"/>
+      <w:r>
+        <w:t>precision</w:t>
+      </w:r>
+      <w:proofErr w:type="spellEnd"/>
+      <w:r>
+        <w:t xml:space="preserve"> i </w:t>
+      </w:r>
+      <w:proofErr w:type="spellStart"/>
+      <w:r>
+        <w:t>recall</w:t>
+      </w:r>
+      <w:proofErr w:type="spellEnd"/>
+      <w:r>
+        <w:t>. Formula je:</w:t>
+      </w:r>
+    </w:p>
+    <w:p>
+      <w:pPr>
+        <w:pStyle w:val="TEKST"/>
+      </w:pPr>
+    </w:p>
+    <w:p>
+      <w:pPr>
+        <w:pStyle w:val="TEKST"/>
+      </w:pPr>
+    </w:p>
+    <w:p>
+      <w:pPr>
+        <w:pStyle w:val="TEKST"/>
+      </w:pPr>
+      <w:r>
+        <w:t xml:space="preserve">Harmonijska sredina jače kažnjava velike razlike između vrijednosti. F1 </w:t>
+      </w:r>
+      <w:proofErr w:type="spellStart"/>
+      <w:r>
+        <w:t>score</w:t>
+      </w:r>
+      <w:proofErr w:type="spellEnd"/>
+      <w:r>
+        <w:t xml:space="preserve"> prisiljava balans – model s savršenim </w:t>
+      </w:r>
+      <w:proofErr w:type="spellStart"/>
+      <w:r>
+        <w:t>precision</w:t>
+      </w:r>
+      <w:proofErr w:type="spellEnd"/>
+      <w:r>
+        <w:t xml:space="preserve"> ali niskim </w:t>
+      </w:r>
+      <w:proofErr w:type="spellStart"/>
+      <w:r>
+        <w:t>recall</w:t>
+      </w:r>
+      <w:proofErr w:type="spellEnd"/>
+      <w:r>
+        <w:t xml:space="preserve"> (ili obrnuto) nije dobar </w:t>
+      </w:r>
+      <w:proofErr w:type="spellStart"/>
+      <w:r>
+        <w:t>klasifikator</w:t>
+      </w:r>
+      <w:proofErr w:type="spellEnd"/>
+      <w:r>
+        <w:t>.</w:t>
+      </w:r>
+    </w:p>
+    <w:p>
+      <w:pPr>
+        <w:pStyle w:val="TEKST"/>
+      </w:pPr>
+    </w:p>
+    <w:p>
+      <w:pPr>
+        <w:pStyle w:val="Podnaslov1"/>
+      </w:pPr>
+      <w:proofErr w:type="spellStart"/>
+      <w:r>
+        <w:lastRenderedPageBreak/>
+        <w:t>The</w:t>
+      </w:r>
+      <w:proofErr w:type="spellEnd"/>
       <w:r>
         <w:t xml:space="preserve"> </w:t>
       </w:r>
-      <w:r>
-        <w:br w:type="page"/>
-      </w:r>
-    </w:p>
-    <w:p>
-      <w:pPr>
-        <w:pStyle w:val="Podnaslov1"/>
-      </w:pPr>
-      <w:bookmarkStart w:id="10" w:name="_Toc208833073"/>
+      <w:proofErr w:type="spellStart"/>
+      <w:r>
+        <w:t>Matthews</w:t>
+      </w:r>
+      <w:proofErr w:type="spellEnd"/>
+      <w:r>
+        <w:t xml:space="preserve"> </w:t>
+      </w:r>
+      <w:proofErr w:type="spellStart"/>
+      <w:r>
+        <w:t>correlation</w:t>
+      </w:r>
+      <w:proofErr w:type="spellEnd"/>
+      <w:r>
+        <w:t xml:space="preserve"> </w:t>
+      </w:r>
+      <w:proofErr w:type="spellStart"/>
+      <w:r>
+        <w:t>coefficient</w:t>
+      </w:r>
+      <w:proofErr w:type="spellEnd"/>
+      <w:r>
+        <w:t xml:space="preserve"> MCC</w:t>
+      </w:r>
+    </w:p>
+    <w:p>
+      <w:pPr>
+        <w:pStyle w:val="TEKST"/>
+      </w:pPr>
+      <w:proofErr w:type="spellStart"/>
+      <w:r>
+        <w:t>Matthews</w:t>
+      </w:r>
+      <w:proofErr w:type="spellEnd"/>
+      <w:r>
+        <w:t xml:space="preserve"> </w:t>
+      </w:r>
+      <w:proofErr w:type="spellStart"/>
+      <w:r>
+        <w:t>correlation</w:t>
+      </w:r>
+      <w:proofErr w:type="spellEnd"/>
+      <w:r>
+        <w:t xml:space="preserve"> </w:t>
+      </w:r>
+      <w:proofErr w:type="spellStart"/>
+      <w:r>
+        <w:t>coefficient</w:t>
+      </w:r>
+      <w:proofErr w:type="spellEnd"/>
+      <w:r>
+        <w:t xml:space="preserve"> (MCC) je jedina statistička mjera koja generira visok rezultat samo ako su vrijednosti svih četiriju osnovnih mjera (</w:t>
+      </w:r>
+      <w:proofErr w:type="spellStart"/>
+      <w:r>
+        <w:t>sensitivity</w:t>
+      </w:r>
+      <w:proofErr w:type="spellEnd"/>
+      <w:r>
+        <w:t xml:space="preserve">, </w:t>
+      </w:r>
+      <w:proofErr w:type="spellStart"/>
+      <w:r>
+        <w:t>specificity</w:t>
+      </w:r>
+      <w:proofErr w:type="spellEnd"/>
+      <w:r>
+        <w:t xml:space="preserve">, </w:t>
+      </w:r>
+      <w:proofErr w:type="spellStart"/>
+      <w:r>
+        <w:t>precision</w:t>
+      </w:r>
+      <w:proofErr w:type="spellEnd"/>
+      <w:r>
+        <w:t xml:space="preserve">, negative </w:t>
+      </w:r>
+      <w:proofErr w:type="spellStart"/>
+      <w:r>
+        <w:t>predictive</w:t>
+      </w:r>
+      <w:proofErr w:type="spellEnd"/>
+      <w:r>
+        <w:t xml:space="preserve"> </w:t>
+      </w:r>
+      <w:proofErr w:type="spellStart"/>
+      <w:r>
+        <w:t>value</w:t>
+      </w:r>
+      <w:proofErr w:type="spellEnd"/>
+      <w:r>
+        <w:t>) visoke. Formula je:</w:t>
+      </w:r>
+    </w:p>
+    <w:p>
+      <w:pPr>
+        <w:pStyle w:val="TEKST"/>
+      </w:pPr>
+    </w:p>
+    <w:p>
+      <w:pPr>
+        <w:pStyle w:val="TEKST"/>
+      </w:pPr>
+    </w:p>
+    <w:p>
+      <w:pPr>
+        <w:pStyle w:val="TEKST"/>
+      </w:pPr>
+      <w:r>
+        <w:t xml:space="preserve">MCC se kreće između -1 (potpuno kriva predikcija) i +1 (potpuno točna predikcija), gdje 0 znači da predikcija nije bolja od nasumičnog pogađanja. MCC je informativniji i pouzdaniji od </w:t>
+      </w:r>
+      <w:proofErr w:type="spellStart"/>
+      <w:r>
+        <w:t>accuracy</w:t>
+      </w:r>
+      <w:proofErr w:type="spellEnd"/>
+      <w:r>
+        <w:t xml:space="preserve"> i F1 </w:t>
+      </w:r>
+      <w:proofErr w:type="spellStart"/>
+      <w:r>
+        <w:t>score</w:t>
+      </w:r>
+      <w:proofErr w:type="spellEnd"/>
+      <w:r>
+        <w:t xml:space="preserve"> jer uzima u obzir omjer pozitivnih i negativnih instanci, kao i pozitivnih i negativnih predikcija.</w:t>
+      </w:r>
+    </w:p>
+    <w:p>
+      <w:pPr>
+        <w:pStyle w:val="Heading1"/>
+      </w:pPr>
       <w:r>
         <w:lastRenderedPageBreak/>
-        <w:t>Implementacijski aspekti</w:t>
-      </w:r>
-      <w:bookmarkEnd w:id="10"/>
+        <w:t>Pregled validacije</w:t>
+      </w:r>
     </w:p>
     <w:p>
       <w:pPr>
         <w:pStyle w:val="TEKST"/>
       </w:pPr>
       <w:r>
-        <w:t>Izravno rješavanje linearnog sustava</w:t>
-      </w:r>
+        <w:t xml:space="preserve">Uspješnost </w:t>
+      </w:r>
+      <w:proofErr w:type="spellStart"/>
+      <w:r>
+        <w:t>klasifikatora</w:t>
+      </w:r>
+      <w:proofErr w:type="spellEnd"/>
+      <w:r>
+        <w:t xml:space="preserve"> prikazana je numerički i grafički. </w:t>
+      </w:r>
+      <w:proofErr w:type="spellStart"/>
+      <w:r>
+        <w:t>Confusion</w:t>
+      </w:r>
+      <w:proofErr w:type="spellEnd"/>
       <w:r>
         <w:t xml:space="preserve"> </w:t>
       </w:r>
-      <m:oMath>
-        <m:sSup>
-          <m:sSupPr>
-            <m:ctrlPr>
-              <w:rPr>
-                <w:rFonts w:ascii="Cambria Math" w:hAnsi="Cambria Math" w:cs="Cambria Math"/>
-                <w:i/>
-              </w:rPr>
-            </m:ctrlPr>
-          </m:sSupPr>
-          <m:e>
-            <m:r>
-              <m:rPr>
-                <m:sty m:val="bi"/>
-              </m:rPr>
-              <w:rPr>
-                <w:rFonts w:ascii="Cambria Math" w:hAnsi="Cambria Math"/>
-              </w:rPr>
-              <m:t>π</m:t>
-            </m:r>
-            <m:ctrlPr>
-              <w:rPr>
-                <w:rFonts w:ascii="Cambria Math" w:hAnsi="Cambria Math"/>
-                <w:i/>
-              </w:rPr>
-            </m:ctrlPr>
-          </m:e>
-          <m:sup>
-            <m:r>
-              <w:rPr>
-                <w:rFonts w:ascii="Cambria Math" w:hAnsi="Cambria Math" w:cs="Cambria Math"/>
-              </w:rPr>
-              <m:t>T</m:t>
-            </m:r>
-          </m:sup>
-        </m:sSup>
-        <m:d>
-          <m:dPr>
-            <m:ctrlPr>
-              <w:rPr>
-                <w:rFonts w:ascii="Cambria Math" w:hAnsi="Cambria Math"/>
-                <w:i/>
-              </w:rPr>
-            </m:ctrlPr>
-          </m:dPr>
-          <m:e>
-            <m:r>
-              <w:rPr>
-                <w:rFonts w:ascii="Cambria Math" w:hAnsi="Cambria Math"/>
-              </w:rPr>
-              <m:t>I-G</m:t>
-            </m:r>
-          </m:e>
-        </m:d>
-        <m:r>
-          <w:rPr>
-            <w:rFonts w:ascii="Cambria Math" w:hAnsi="Cambria Math"/>
-          </w:rPr>
-          <m:t>=0</m:t>
-        </m:r>
-      </m:oMath>
-      <w:r>
-        <w:t xml:space="preserve"> </w:t>
-      </w:r>
-      <w:r>
-        <w:t>s uvjetom</w:t>
-      </w:r>
-      <w:r>
-        <w:t xml:space="preserve"> </w:t>
-      </w:r>
-      <m:oMath>
-        <m:nary>
-          <m:naryPr>
-            <m:chr m:val="∑"/>
-            <m:supHide m:val="1"/>
-            <m:ctrlPr>
-              <w:rPr>
-                <w:rFonts w:ascii="Cambria Math" w:hAnsi="Cambria Math"/>
-                <w:i/>
-              </w:rPr>
-            </m:ctrlPr>
-          </m:naryPr>
-          <m:sub>
-            <m:r>
-              <w:rPr>
-                <w:rFonts w:ascii="Cambria Math" w:hAnsi="Cambria Math"/>
-              </w:rPr>
-              <m:t>i</m:t>
-            </m:r>
-          </m:sub>
-          <m:sup/>
-          <m:e>
-            <m:sSub>
-              <m:sSubPr>
-                <m:ctrlPr>
-                  <w:rPr>
-                    <w:rFonts w:ascii="Cambria Math" w:hAnsi="Cambria Math"/>
-                    <w:i/>
-                  </w:rPr>
-                </m:ctrlPr>
-              </m:sSubPr>
-              <m:e>
-                <m:r>
-                  <m:rPr>
-                    <m:sty m:val="bi"/>
-                  </m:rPr>
-                  <w:rPr>
-                    <w:rFonts w:ascii="Cambria Math" w:hAnsi="Cambria Math"/>
-                  </w:rPr>
-                  <m:t>π</m:t>
-                </m:r>
-              </m:e>
-              <m:sub>
-                <m:r>
-                  <w:rPr>
-                    <w:rFonts w:ascii="Cambria Math" w:hAnsi="Cambria Math"/>
-                  </w:rPr>
-                  <m:t>i</m:t>
-                </m:r>
-              </m:sub>
-            </m:sSub>
-          </m:e>
-        </m:nary>
-        <m:r>
-          <w:rPr>
-            <w:rFonts w:ascii="Cambria Math" w:hAnsi="Cambria Math"/>
-          </w:rPr>
-          <m:t>=1</m:t>
-        </m:r>
-      </m:oMath>
-      <w:r>
-        <w:t xml:space="preserve"> </w:t>
-      </w:r>
-      <w:r>
-        <w:t>ili izračun svojstvenog vektora često je račun</w:t>
-      </w:r>
-      <w:r>
-        <w:t>alno</w:t>
-      </w:r>
-      <w:r>
-        <w:t xml:space="preserve"> skupo (kubična složenost u općem slučaju), dok je iterativna metoda potencija sa </w:t>
-      </w:r>
-      <w:r>
-        <w:rPr>
-          <w:rStyle w:val="TEKSTENGChar"/>
-        </w:rPr>
-        <w:t>sparse</w:t>
-      </w:r>
-      <w:r>
-        <w:t xml:space="preserve"> reprezentacijom</w:t>
-      </w:r>
-      <w:r>
-        <w:t xml:space="preserve"> </w:t>
-      </w:r>
-      <m:oMath>
-        <m:r>
-          <w:rPr>
-            <w:rFonts w:ascii="Cambria Math" w:hAnsi="Cambria Math"/>
-          </w:rPr>
-          <m:t>G</m:t>
-        </m:r>
-      </m:oMath>
-      <w:r>
-        <w:rPr>
-          <w:i/>
-          <w:iCs/>
-        </w:rPr>
-        <w:t xml:space="preserve"> </w:t>
-      </w:r>
-      <w:r>
-        <w:t xml:space="preserve">i </w:t>
-      </w:r>
-      <w:proofErr w:type="spellStart"/>
-      <w:r>
-        <w:t>vektoriziranim</w:t>
-      </w:r>
-      <w:proofErr w:type="spellEnd"/>
-      <w:r>
-        <w:t xml:space="preserve"> proizvodom matrica–vektor učinkovita i skalabilna. Praktične implementacije obrađuju </w:t>
-      </w:r>
-      <w:r>
-        <w:rPr>
-          <w:rStyle w:val="TEKSTENGChar"/>
-        </w:rPr>
-        <w:t>dangling</w:t>
-      </w:r>
-      <w:r>
-        <w:t xml:space="preserve"> stupce i </w:t>
-      </w:r>
-      <w:proofErr w:type="spellStart"/>
-      <w:r>
-        <w:t>teleportaciju</w:t>
-      </w:r>
-      <w:proofErr w:type="spellEnd"/>
-      <w:r>
-        <w:t xml:space="preserve"> </w:t>
-      </w:r>
-      <w:r>
-        <w:t>„</w:t>
-      </w:r>
-      <w:r>
-        <w:t>u letu</w:t>
-      </w:r>
-      <w:r>
-        <w:t>“</w:t>
-      </w:r>
-      <w:r>
-        <w:t xml:space="preserve"> bez materijalizacije guste komponente</w:t>
-      </w:r>
-      <w:r>
-        <w:t xml:space="preserve"> </w:t>
-      </w:r>
-      <m:oMath>
-        <m:d>
-          <m:dPr>
-            <m:ctrlPr>
-              <w:rPr>
-                <w:rFonts w:ascii="Cambria Math" w:hAnsi="Cambria Math"/>
-                <w:i/>
-              </w:rPr>
-            </m:ctrlPr>
-          </m:dPr>
-          <m:e>
-            <m:r>
-              <w:rPr>
-                <w:rFonts w:ascii="Cambria Math" w:hAnsi="Cambria Math"/>
-              </w:rPr>
-              <m:t>1-α</m:t>
-            </m:r>
-          </m:e>
-        </m:d>
-        <m:f>
-          <m:fPr>
-            <m:ctrlPr>
-              <w:rPr>
-                <w:rFonts w:ascii="Cambria Math" w:hAnsi="Cambria Math"/>
-                <w:i/>
-              </w:rPr>
-            </m:ctrlPr>
-          </m:fPr>
-          <m:num>
-            <m:r>
-              <w:rPr>
-                <w:rFonts w:ascii="Cambria Math" w:hAnsi="Cambria Math"/>
-              </w:rPr>
-              <m:t>1</m:t>
-            </m:r>
-          </m:num>
-          <m:den>
-            <m:r>
-              <w:rPr>
-                <w:rFonts w:ascii="Cambria Math" w:hAnsi="Cambria Math"/>
-              </w:rPr>
-              <m:t>N</m:t>
-            </m:r>
-          </m:den>
-        </m:f>
-        <m:r>
-          <m:rPr>
-            <m:sty m:val="bi"/>
-          </m:rPr>
-          <w:rPr>
-            <w:rFonts w:ascii="Cambria Math" w:hAnsi="Cambria Math"/>
-          </w:rPr>
-          <m:t>e</m:t>
-        </m:r>
-        <m:sSup>
-          <m:sSupPr>
-            <m:ctrlPr>
-              <w:rPr>
-                <w:rFonts w:ascii="Cambria Math" w:hAnsi="Cambria Math"/>
-                <w:i/>
-              </w:rPr>
-            </m:ctrlPr>
-          </m:sSupPr>
-          <m:e>
-            <m:r>
-              <m:rPr>
-                <m:sty m:val="bi"/>
-              </m:rPr>
-              <w:rPr>
-                <w:rFonts w:ascii="Cambria Math" w:hAnsi="Cambria Math"/>
-              </w:rPr>
-              <m:t>1</m:t>
-            </m:r>
-          </m:e>
-          <m:sup>
-            <m:r>
-              <w:rPr>
-                <w:rFonts w:ascii="Cambria Math" w:hAnsi="Cambria Math"/>
-              </w:rPr>
-              <m:t>T</m:t>
-            </m:r>
-          </m:sup>
-        </m:sSup>
-      </m:oMath>
-      <w:r>
-        <w:t xml:space="preserve">, čime se održava </w:t>
-      </w:r>
-      <m:oMath>
-        <m:r>
-          <w:rPr>
-            <w:rFonts w:ascii="Cambria Math" w:hAnsi="Cambria Math"/>
-          </w:rPr>
-          <m:t>O(|E|)</m:t>
-        </m:r>
-      </m:oMath>
-      <w:r>
-        <w:t xml:space="preserve"> trošak jedne iteracije za graf s </w:t>
-      </w:r>
-      <m:oMath>
-        <m:r>
-          <w:rPr>
-            <w:rFonts w:ascii="Cambria Math" w:hAnsi="Cambria Math"/>
-          </w:rPr>
-          <m:t>|E|</m:t>
-        </m:r>
-      </m:oMath>
-      <w:r>
-        <w:t xml:space="preserve"> usmjerenih bridova</w:t>
-      </w:r>
-      <w:r>
-        <w:t>.</w:t>
+      <w:proofErr w:type="spellStart"/>
+      <w:r>
+        <w:t>matrix</w:t>
+      </w:r>
+      <w:proofErr w:type="spellEnd"/>
+      <w:r>
+        <w:t xml:space="preserve"> najjasnije vizualizira raspodjelu pogrešaka i klasa, omogućava da se odmah vidi gdje model griješi.</w:t>
       </w:r>
     </w:p>
     <w:p>
       <w:pPr>
         <w:pStyle w:val="TEKST"/>
       </w:pPr>
-      <w:r>
-        <w:rPr>
-          <w:noProof/>
-        </w:rPr>
-        <mc:AlternateContent>
-          <mc:Choice Requires="wps">
-            <w:drawing>
-              <wp:anchor distT="0" distB="0" distL="114300" distR="114300" simplePos="0" relativeHeight="251664384" behindDoc="0" locked="0" layoutInCell="1" allowOverlap="1" wp14:anchorId="3333003A" wp14:editId="2DB75DF8">
-                <wp:simplePos x="0" y="0"/>
-                <wp:positionH relativeFrom="column">
-                  <wp:posOffset>47625</wp:posOffset>
-                </wp:positionH>
-                <wp:positionV relativeFrom="paragraph">
-                  <wp:posOffset>4666615</wp:posOffset>
-                </wp:positionV>
-                <wp:extent cx="5759450" cy="635"/>
-                <wp:effectExtent l="0" t="0" r="0" b="0"/>
-                <wp:wrapTopAndBottom/>
-                <wp:docPr id="1736852658" name="Text Box 1"/>
-                <wp:cNvGraphicFramePr/>
-                <a:graphic xmlns:a="http://schemas.openxmlformats.org/drawingml/2006/main">
-                  <a:graphicData uri="http://schemas.microsoft.com/office/word/2010/wordprocessingShape">
-                    <wps:wsp>
-                      <wps:cNvSpPr txBox="1"/>
-                      <wps:spPr>
-                        <a:xfrm>
-                          <a:off x="0" y="0"/>
-                          <a:ext cx="5759450" cy="635"/>
-                        </a:xfrm>
-                        <a:prstGeom prst="rect">
-                          <a:avLst/>
-                        </a:prstGeom>
-                        <a:solidFill>
-                          <a:prstClr val="white"/>
-                        </a:solidFill>
-                        <a:ln>
-                          <a:noFill/>
-                        </a:ln>
-                      </wps:spPr>
-                      <wps:txbx>
-                        <w:txbxContent>
-                          <w:p>
-                            <w:pPr>
-                              <w:pStyle w:val="Caption"/>
-                              <w:rPr>
-                                <w:noProof/>
-                              </w:rPr>
-                            </w:pPr>
-                            <w:bookmarkStart w:id="11" w:name="_Toc208828483"/>
-                            <w:r>
-                              <w:t xml:space="preserve">Slika </w:t>
-                            </w:r>
-                            <w:fldSimple w:instr=" SEQ Slika \* ARABIC ">
-                              <w:r>
-                                <w:rPr>
-                                  <w:noProof/>
-                                </w:rPr>
-                                <w:t>2</w:t>
-                              </w:r>
-                            </w:fldSimple>
-                            <w:r>
-                              <w:t xml:space="preserve">. </w:t>
-                            </w:r>
-                            <w:r>
-                              <w:t>PageRank graf</w:t>
-                            </w:r>
-                            <w:bookmarkEnd w:id="11"/>
-                          </w:p>
-                        </w:txbxContent>
-                      </wps:txbx>
-                      <wps:bodyPr rot="0" spcFirstLastPara="0" vertOverflow="overflow" horzOverflow="overflow" vert="horz" wrap="square" lIns="0" tIns="0" rIns="0" bIns="0" numCol="1" spcCol="0" rtlCol="0" fromWordArt="0" anchor="t" anchorCtr="0" forceAA="0" compatLnSpc="1">
-                        <a:prstTxWarp prst="textNoShape">
-                          <a:avLst/>
-                        </a:prstTxWarp>
-                        <a:spAutoFit/>
-                      </wps:bodyPr>
-                    </wps:wsp>
-                  </a:graphicData>
-                </a:graphic>
-              </wp:anchor>
-            </w:drawing>
-          </mc:Choice>
-          <mc:Fallback>
-            <w:pict>
-              <v:shape w14:anchorId="3333003A" id="_x0000_s1027" type="#_x0000_t202" style="position:absolute;left:0;text-align:left;margin-left:3.75pt;margin-top:367.45pt;width:453.5pt;height:.05pt;z-index:251664384;visibility:visible;mso-wrap-style:square;mso-wrap-distance-left:9pt;mso-wrap-distance-top:0;mso-wrap-distance-right:9pt;mso-wrap-distance-bottom:0;mso-position-horizontal:absolute;mso-position-horizontal-relative:text;mso-position-vertical:absolute;mso-position-vertical-relative:text;v-text-anchor:top" o:gfxdata="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" stroked="f">
-                <v:textbox style="mso-fit-shape-to-text:t" inset="0,0,0,0">
-                  <w:txbxContent>
-                    <w:p>
-                      <w:pPr>
-                        <w:pStyle w:val="Caption"/>
-                        <w:rPr>
-                          <w:noProof/>
-                        </w:rPr>
-                      </w:pPr>
-                      <w:bookmarkStart w:id="13" w:name="_Toc208828483"/>
-                      <w:r>
-                        <w:t xml:space="preserve">Slika </w:t>
-                      </w:r>
-                      <w:fldSimple w:instr=" SEQ Slika \* ARABIC ">
-                        <w:r>
-                          <w:rPr>
-                            <w:noProof/>
-                          </w:rPr>
-                          <w:t>2</w:t>
-                        </w:r>
-                      </w:fldSimple>
-                      <w:r>
-                        <w:t xml:space="preserve">. </w:t>
-                      </w:r>
-                      <w:proofErr w:type="spellStart"/>
-                      <w:r>
-                        <w:t>PageRank</w:t>
-                      </w:r>
-                      <w:proofErr w:type="spellEnd"/>
-                      <w:r>
-                        <w:t xml:space="preserve"> graf</w:t>
-                      </w:r>
-                      <w:bookmarkEnd w:id="13"/>
-                    </w:p>
-                  </w:txbxContent>
-                </v:textbox>
-                <w10:wrap type="topAndBottom"/>
-              </v:shape>
-            </w:pict>
-          </mc:Fallback>
-        </mc:AlternateContent>
-      </w:r>
-      <w:r>
-        <w:rPr>
-          <w:noProof/>
-        </w:rPr>
-        <w:drawing>
-          <wp:anchor distT="0" distB="0" distL="114300" distR="114300" simplePos="0" relativeHeight="251659264" behindDoc="0" locked="0" layoutInCell="1" allowOverlap="1" wp14:anchorId="209FD02A" wp14:editId="5047BA11">
-            <wp:simplePos x="0" y="0"/>
-            <wp:positionH relativeFrom="column">
-              <wp:posOffset>47767</wp:posOffset>
-            </wp:positionH>
-            <wp:positionV relativeFrom="paragraph">
-              <wp:posOffset>290688</wp:posOffset>
-            </wp:positionV>
-            <wp:extent cx="5759450" cy="4319270"/>
-            <wp:effectExtent l="0" t="0" r="0" b="5080"/>
-            <wp:wrapTopAndBottom/>
-            <wp:docPr id="23731092" name="Picture 2"/>
-            <wp:cNvGraphicFramePr>
-              <a:graphicFrameLocks xmlns:a="http://schemas.openxmlformats.org/drawingml/2006/main" noChangeAspect="1"/>
-            </wp:cNvGraphicFramePr>
-            <a:graphic xmlns:a="http://schemas.openxmlformats.org/drawingml/2006/main">
-              <a:graphicData uri="http://schemas.openxmlformats.org/drawingml/2006/picture">
-                <pic:pic xmlns:pic="http://schemas.openxmlformats.org/drawingml/2006/picture">
-                  <pic:nvPicPr>
-                    <pic:cNvPr id="0" name="Picture 2"/>
-                    <pic:cNvPicPr>
-                      <a:picLocks noChangeAspect="1" noChangeArrowheads="1"/>
-                    </pic:cNvPicPr>
-                  </pic:nvPicPr>
-                  <pic:blipFill>
-                    <a:blip r:embed="rId11" cstate="print">
-                      <a:extLst>
-                        <a:ext uri="{28A0092B-C50C-407E-A947-70E740481C1C}">
-                          <a14:useLocalDpi xmlns:a14="http://schemas.microsoft.com/office/drawing/2010/main" val="0"/>
-                        </a:ext>
-                      </a:extLst>
-                    </a:blip>
-                    <a:srcRect/>
-                    <a:stretch>
-                      <a:fillRect/>
-                    </a:stretch>
-                  </pic:blipFill>
-                  <pic:spPr bwMode="auto">
-                    <a:xfrm>
-                      <a:off x="0" y="0"/>
-                      <a:ext cx="5759450" cy="4319270"/>
-                    </a:xfrm>
-                    <a:prstGeom prst="rect">
-                      <a:avLst/>
-                    </a:prstGeom>
-                    <a:noFill/>
-                    <a:ln>
-                      <a:noFill/>
-                    </a:ln>
-                  </pic:spPr>
-                </pic:pic>
-              </a:graphicData>
-            </a:graphic>
-          </wp:anchor>
-        </w:drawing>
-      </w:r>
     </w:p>
     <w:p>
       <w:pPr>
@@ -3781,6 +2668,21 @@
     <w:p>
       <w:pPr>
         <w:pStyle w:val="TEKST"/>
+      </w:pPr>
+    </w:p>
+    <w:p>
+      <w:pPr>
+        <w:pStyle w:val="TEKST"/>
+      </w:pPr>
+    </w:p>
+    <w:p>
+      <w:pPr>
+        <w:pStyle w:val="TEKST"/>
+      </w:pPr>
+      <w:bookmarkStart w:id="5" w:name="_Toc177064181"/>
+    </w:p>
+    <w:p>
+      <w:pPr>
         <w:sectPr>
           <w:pgSz w:w="11906" w:h="16838" w:code="9"/>
           <w:pgMar w:top="1418" w:right="1418" w:bottom="1418" w:left="1418" w:header="1162" w:footer="1191" w:gutter="0"/>
@@ -3793,3676 +2695,13 @@
       <w:pPr>
         <w:pStyle w:val="Heading1"/>
       </w:pPr>
-      <w:bookmarkStart w:id="12" w:name="_Toc208833074"/>
-      <w:r>
-        <w:lastRenderedPageBreak/>
-        <w:t>Analiza algoritma</w:t>
-      </w:r>
-      <w:bookmarkEnd w:id="12"/>
-    </w:p>
-    <w:p>
-      <w:pPr>
-        <w:pStyle w:val="TEKST"/>
-      </w:pPr>
-      <w:r>
-        <w:t>Za</w:t>
-      </w:r>
-      <w:r>
-        <w:t xml:space="preserve"> </w:t>
-      </w:r>
-      <m:oMath>
-        <m:r>
-          <w:rPr>
-            <w:rFonts w:ascii="Cambria Math" w:hAnsi="Cambria Math"/>
-          </w:rPr>
-          <m:t>α</m:t>
-        </m:r>
-        <m:r>
-          <w:rPr>
-            <w:rFonts w:ascii="Cambria Math" w:hAnsi="Cambria Math" w:cs="Cambria Math"/>
-          </w:rPr>
-          <m:t>∈</m:t>
-        </m:r>
-        <m:r>
-          <w:rPr>
-            <w:rFonts w:ascii="Cambria Math" w:hAnsi="Cambria Math"/>
-          </w:rPr>
-          <m:t>(0,1)</m:t>
-        </m:r>
-      </m:oMath>
-      <w:r>
-        <w:rPr>
-          <w:i/>
-          <w:iCs/>
-        </w:rPr>
-        <w:t xml:space="preserve"> </w:t>
-      </w:r>
-      <w:r>
-        <w:t>matrica</w:t>
-      </w:r>
-      <w:r>
-        <w:t xml:space="preserve"> </w:t>
-      </w:r>
-      <m:oMath>
-        <m:r>
-          <w:rPr>
-            <w:rFonts w:ascii="Cambria Math" w:hAnsi="Cambria Math"/>
-          </w:rPr>
-          <m:t>G</m:t>
-        </m:r>
-      </m:oMath>
-      <w:r>
-        <w:t xml:space="preserve"> </w:t>
-      </w:r>
-      <w:r>
-        <w:t xml:space="preserve">je stohastička, </w:t>
-      </w:r>
-      <w:proofErr w:type="spellStart"/>
-      <w:r>
-        <w:t>ireducibilna</w:t>
-      </w:r>
-      <w:proofErr w:type="spellEnd"/>
-      <w:r>
-        <w:t xml:space="preserve"> i </w:t>
-      </w:r>
-      <w:proofErr w:type="spellStart"/>
-      <w:r>
-        <w:t>aperiodična</w:t>
-      </w:r>
-      <w:proofErr w:type="spellEnd"/>
-      <w:r>
-        <w:t xml:space="preserve">, pa </w:t>
-      </w:r>
-      <w:proofErr w:type="spellStart"/>
-      <w:r>
-        <w:t>Markovljev</w:t>
-      </w:r>
-      <w:proofErr w:type="spellEnd"/>
-      <w:r>
-        <w:t xml:space="preserve"> lanac ima jedinstvenu stacionarnu raspodjelu i iterativni postupak konvergira prema</w:t>
-      </w:r>
-      <w:r>
-        <w:t xml:space="preserve"> </w:t>
-      </w:r>
-      <m:oMath>
-        <m:r>
-          <w:rPr>
-            <w:rFonts w:ascii="Cambria Math" w:hAnsi="Cambria Math"/>
-          </w:rPr>
-          <m:t>π</m:t>
-        </m:r>
-      </m:oMath>
-      <w:r>
-        <w:t xml:space="preserve"> </w:t>
-      </w:r>
-      <w:r>
-        <w:t>neovisno o početnom vektoru. Brzina konvergencije ovisi o spektralnoj pukotini</w:t>
-      </w:r>
-      <w:r>
-        <w:t xml:space="preserve"> </w:t>
-      </w:r>
-      <m:oMath>
-        <m:r>
-          <w:rPr>
-            <w:rFonts w:ascii="Cambria Math" w:hAnsi="Cambria Math"/>
-          </w:rPr>
-          <m:t>1-</m:t>
-        </m:r>
-        <m:r>
-          <w:rPr>
-            <w:rFonts w:ascii="Cambria Math" w:hAnsi="Cambria Math" w:cs="Cambria Math"/>
-          </w:rPr>
-          <m:t>∣</m:t>
-        </m:r>
-        <m:sSub>
-          <m:sSubPr>
-            <m:ctrlPr>
-              <w:rPr>
-                <w:rFonts w:ascii="Cambria Math" w:hAnsi="Cambria Math"/>
-                <w:i/>
-              </w:rPr>
-            </m:ctrlPr>
-          </m:sSubPr>
-          <m:e>
-            <m:r>
-              <w:rPr>
-                <w:rFonts w:ascii="Cambria Math" w:hAnsi="Cambria Math"/>
-              </w:rPr>
-              <m:t>λ</m:t>
-            </m:r>
-            <m:ctrlPr>
-              <w:rPr>
-                <w:rFonts w:ascii="Cambria Math" w:hAnsi="Cambria Math" w:cs="Cambria Math"/>
-                <w:i/>
-              </w:rPr>
-            </m:ctrlPr>
-          </m:e>
-          <m:sub>
-            <m:r>
-              <w:rPr>
-                <w:rFonts w:ascii="Cambria Math" w:hAnsi="Cambria Math"/>
-              </w:rPr>
-              <m:t>2</m:t>
-            </m:r>
-          </m:sub>
-        </m:sSub>
-        <m:r>
-          <w:rPr>
-            <w:rFonts w:ascii="Cambria Math" w:hAnsi="Cambria Math"/>
-          </w:rPr>
-          <m:t>(G)</m:t>
-        </m:r>
-        <m:r>
-          <w:rPr>
-            <w:rFonts w:ascii="Cambria Math" w:hAnsi="Cambria Math" w:cs="Cambria Math"/>
-          </w:rPr>
-          <m:t>∣</m:t>
-        </m:r>
-      </m:oMath>
-      <w:r>
-        <w:t>, čemu doprinosi odabir</w:t>
-      </w:r>
-      <w:r>
-        <w:t xml:space="preserve"> </w:t>
-      </w:r>
-      <m:oMath>
-        <m:r>
-          <w:rPr>
-            <w:rFonts w:ascii="Cambria Math" w:hAnsi="Cambria Math"/>
-          </w:rPr>
-          <m:t>α</m:t>
-        </m:r>
-      </m:oMath>
-      <w:r>
-        <w:rPr>
-          <w:i/>
-          <w:iCs/>
-        </w:rPr>
-        <w:t xml:space="preserve"> </w:t>
-      </w:r>
-      <w:r>
-        <w:t xml:space="preserve">(npr. </w:t>
-      </w:r>
-      <m:oMath>
-        <m:r>
-          <w:rPr>
-            <w:rFonts w:ascii="Cambria Math" w:hAnsi="Cambria Math"/>
-          </w:rPr>
-          <m:t>0.85</m:t>
-        </m:r>
-      </m:oMath>
-      <w:r>
-        <w:t xml:space="preserve"> kao standardni kompromis točnosti i brzine), pa je u praksi broj iteracija umjeren i stabilan na velikim grafovima</w:t>
-      </w:r>
-      <w:r>
-        <w:t>.</w:t>
-      </w:r>
-    </w:p>
-    <w:p>
-      <w:pPr>
-        <w:pStyle w:val="Podnaslov1"/>
-      </w:pPr>
-      <w:bookmarkStart w:id="13" w:name="_Toc208833075"/>
-      <w:proofErr w:type="spellStart"/>
-      <w:r>
-        <w:t>Pseudokod</w:t>
-      </w:r>
-      <w:proofErr w:type="spellEnd"/>
-      <w:r>
-        <w:t>: osnovna verzija (</w:t>
-      </w:r>
-      <w:proofErr w:type="spellStart"/>
-      <w:r>
-        <w:t>power</w:t>
-      </w:r>
-      <w:proofErr w:type="spellEnd"/>
-      <w:r>
-        <w:t xml:space="preserve"> </w:t>
-      </w:r>
-      <w:proofErr w:type="spellStart"/>
-      <w:r>
-        <w:t>iteration</w:t>
-      </w:r>
-      <w:proofErr w:type="spellEnd"/>
-      <w:r>
-        <w:t>)</w:t>
-      </w:r>
-      <w:bookmarkEnd w:id="13"/>
-    </w:p>
-    <w:p>
-      <w:pPr>
-        <w:pStyle w:val="TEKST"/>
-      </w:pPr>
-      <w:r>
-        <w:t xml:space="preserve">Ova implementacija računa </w:t>
-      </w:r>
-      <w:proofErr w:type="spellStart"/>
-      <w:r>
-        <w:t>PageRank</w:t>
-      </w:r>
-      <w:proofErr w:type="spellEnd"/>
-      <w:r>
-        <w:t xml:space="preserve"> vektor iteracijom</w:t>
-      </w:r>
-      <w:r>
-        <w:t xml:space="preserve"> </w:t>
-      </w:r>
-      <m:oMath>
-        <m:r>
-          <m:rPr>
-            <m:sty m:val="bi"/>
-          </m:rPr>
-          <w:rPr>
-            <w:rFonts w:ascii="Cambria Math" w:hAnsi="Cambria Math"/>
-          </w:rPr>
-          <m:t>π</m:t>
-        </m:r>
-        <m:r>
-          <w:rPr>
-            <w:rFonts w:ascii="Cambria Math" w:hAnsi="Cambria Math"/>
-          </w:rPr>
-          <m:t>(k+1)=</m:t>
-        </m:r>
-        <m:r>
-          <m:rPr>
-            <m:sty m:val="bi"/>
-          </m:rPr>
-          <w:rPr>
-            <w:rFonts w:ascii="Cambria Math" w:hAnsi="Cambria Math"/>
-          </w:rPr>
-          <m:t>π</m:t>
-        </m:r>
-        <m:r>
-          <w:rPr>
-            <w:rFonts w:ascii="Cambria Math" w:hAnsi="Cambria Math"/>
-          </w:rPr>
-          <m:t>(k)G</m:t>
-        </m:r>
-      </m:oMath>
-      <w:r>
-        <w:rPr>
-          <w:i/>
-          <w:iCs/>
-        </w:rPr>
-        <w:t xml:space="preserve"> </w:t>
-      </w:r>
-      <w:r>
-        <w:t xml:space="preserve">bez materijalizacije guste komponente </w:t>
-      </w:r>
-      <w:proofErr w:type="spellStart"/>
-      <w:r>
-        <w:t>teleporta</w:t>
-      </w:r>
-      <w:proofErr w:type="spellEnd"/>
-      <w:r>
-        <w:t xml:space="preserve">, pri čemu se doprinos </w:t>
-      </w:r>
-      <w:proofErr w:type="spellStart"/>
-      <w:r>
-        <w:t>teleportacije</w:t>
-      </w:r>
-      <w:proofErr w:type="spellEnd"/>
-      <w:r>
-        <w:t xml:space="preserve"> i </w:t>
-      </w:r>
-      <w:r>
-        <w:rPr>
-          <w:rStyle w:val="TEKSTENGChar"/>
-        </w:rPr>
-        <w:t>dangling</w:t>
-      </w:r>
-      <w:r>
-        <w:t xml:space="preserve"> mase dodaje vektorski, što omogućuje </w:t>
-      </w:r>
-      <m:oMath>
-        <m:r>
-          <w:rPr>
-            <w:rFonts w:ascii="Cambria Math" w:hAnsi="Cambria Math"/>
-          </w:rPr>
-          <m:t>O(|E|)</m:t>
-        </m:r>
-      </m:oMath>
-      <w:r>
-        <w:t xml:space="preserve"> ažuriranja po iteraciji na rijetkim grafovima.</w:t>
-      </w:r>
-    </w:p>
-    <w:p>
-      <w:pPr>
-        <w:pStyle w:val="TEKST"/>
-      </w:pPr>
-      <w:r>
-        <w:t>Ulaz</w:t>
-      </w:r>
-      <w:r>
-        <w:t>:</w:t>
-      </w:r>
-    </w:p>
-    <w:p>
-      <w:pPr>
-        <w:pStyle w:val="TEKST"/>
-        <w:numPr>
-          <w:ilvl w:val="0"/>
-          <w:numId w:val="44"/>
-        </w:numPr>
-      </w:pPr>
-      <w:r>
-        <w:t xml:space="preserve">usmjereni graf </w:t>
-      </w:r>
-      <m:oMath>
-        <m:r>
-          <w:rPr>
-            <w:rFonts w:ascii="Cambria Math" w:hAnsi="Cambria Math"/>
-          </w:rPr>
-          <m:t>G=(V,E)</m:t>
-        </m:r>
-      </m:oMath>
-      <w:r>
-        <w:t xml:space="preserve"> dan listama odlaznih susjeda out[u] za svaki čvor u, broj čvorova </w:t>
-      </w:r>
-      <m:oMath>
-        <m:r>
-          <w:rPr>
-            <w:rFonts w:ascii="Cambria Math" w:hAnsi="Cambria Math"/>
-          </w:rPr>
-          <m:t>N=|V|</m:t>
-        </m:r>
-      </m:oMath>
-      <w:r>
-        <w:t>, faktor prigušenja</w:t>
-      </w:r>
-      <w:r>
-        <w:t xml:space="preserve"> </w:t>
-      </w:r>
-      <m:oMath>
-        <m:r>
-          <w:rPr>
-            <w:rFonts w:ascii="Cambria Math" w:hAnsi="Cambria Math"/>
-          </w:rPr>
-          <m:t>α</m:t>
-        </m:r>
-        <m:r>
-          <w:rPr>
-            <w:rFonts w:ascii="Cambria Math" w:hAnsi="Cambria Math" w:cs="Cambria Math"/>
-          </w:rPr>
-          <m:t>∈</m:t>
-        </m:r>
-        <m:r>
-          <w:rPr>
-            <w:rFonts w:ascii="Cambria Math" w:hAnsi="Cambria Math"/>
-          </w:rPr>
-          <m:t>(0,1)</m:t>
-        </m:r>
-      </m:oMath>
-      <w:r>
-        <w:rPr>
-          <w:i/>
-          <w:iCs/>
-        </w:rPr>
-        <w:t xml:space="preserve"> </w:t>
-      </w:r>
-      <w:r>
-        <w:t xml:space="preserve">(tipično </w:t>
-      </w:r>
-      <m:oMath>
-        <m:r>
-          <w:rPr>
-            <w:rFonts w:ascii="Cambria Math" w:hAnsi="Cambria Math"/>
-          </w:rPr>
-          <m:t>0.85</m:t>
-        </m:r>
-      </m:oMath>
-      <w:r>
-        <w:t xml:space="preserve">), tolerancija tol, max_iter, opcijski personalizacijski vektor </w:t>
-      </w:r>
-      <m:oMath>
-        <m:r>
-          <w:rPr>
-            <w:rFonts w:ascii="Cambria Math" w:hAnsi="Cambria Math"/>
-          </w:rPr>
-          <m:t>p</m:t>
-        </m:r>
-      </m:oMath>
-      <w:r>
-        <w:t xml:space="preserve"> (uniforman ako nije zadan).</w:t>
-      </w:r>
-    </w:p>
-    <w:p>
-      <w:pPr>
-        <w:pStyle w:val="TEKST"/>
-      </w:pPr>
-      <w:r>
-        <w:t>Izlaz:</w:t>
-      </w:r>
-    </w:p>
-    <w:p>
-      <w:pPr>
-        <w:pStyle w:val="TEKST"/>
-        <w:numPr>
-          <w:ilvl w:val="0"/>
-          <w:numId w:val="44"/>
-        </w:numPr>
-      </w:pPr>
-      <w:proofErr w:type="spellStart"/>
-      <w:r>
-        <w:t>PageRank</w:t>
-      </w:r>
-      <w:proofErr w:type="spellEnd"/>
-      <w:r>
-        <w:t xml:space="preserve"> vektor </w:t>
-      </w:r>
-      <m:oMath>
-        <m:r>
-          <m:rPr>
-            <m:sty m:val="bi"/>
-          </m:rPr>
-          <w:rPr>
-            <w:rFonts w:ascii="Cambria Math" w:hAnsi="Cambria Math"/>
-          </w:rPr>
-          <m:t>r</m:t>
-        </m:r>
-        <m:r>
-          <w:rPr>
-            <w:rFonts w:ascii="Cambria Math" w:hAnsi="Cambria Math"/>
-          </w:rPr>
-          <m:t xml:space="preserve"> </m:t>
-        </m:r>
-      </m:oMath>
-      <w:r>
-        <w:t xml:space="preserve">dimenzije </w:t>
-      </w:r>
-      <m:oMath>
-        <m:r>
-          <w:rPr>
-            <w:rFonts w:ascii="Cambria Math" w:hAnsi="Cambria Math"/>
-          </w:rPr>
-          <m:t>N</m:t>
-        </m:r>
-      </m:oMath>
-      <w:r>
-        <w:t xml:space="preserve"> s</w:t>
-      </w:r>
-      <w:r>
-        <w:t xml:space="preserve"> </w:t>
-      </w:r>
-      <m:oMath>
-        <m:nary>
-          <m:naryPr>
-            <m:chr m:val="∑"/>
-            <m:supHide m:val="1"/>
-            <m:ctrlPr>
-              <w:rPr>
-                <w:rFonts w:ascii="Cambria Math" w:hAnsi="Cambria Math"/>
-                <w:i/>
-              </w:rPr>
-            </m:ctrlPr>
-          </m:naryPr>
-          <m:sub>
-            <m:r>
-              <w:rPr>
-                <w:rFonts w:ascii="Cambria Math" w:hAnsi="Cambria Math"/>
-              </w:rPr>
-              <m:t>i</m:t>
-            </m:r>
-          </m:sub>
-          <m:sup/>
-          <m:e>
-            <m:sSub>
-              <m:sSubPr>
-                <m:ctrlPr>
-                  <w:rPr>
-                    <w:rFonts w:ascii="Cambria Math" w:hAnsi="Cambria Math"/>
-                    <w:i/>
-                  </w:rPr>
-                </m:ctrlPr>
-              </m:sSubPr>
-              <m:e>
-                <m:r>
-                  <m:rPr>
-                    <m:sty m:val="bi"/>
-                  </m:rPr>
-                  <w:rPr>
-                    <w:rFonts w:ascii="Cambria Math" w:hAnsi="Cambria Math"/>
-                  </w:rPr>
-                  <m:t>r</m:t>
-                </m:r>
-              </m:e>
-              <m:sub>
-                <m:r>
-                  <w:rPr>
-                    <w:rFonts w:ascii="Cambria Math" w:hAnsi="Cambria Math"/>
-                  </w:rPr>
-                  <m:t>i</m:t>
-                </m:r>
-              </m:sub>
-            </m:sSub>
-          </m:e>
-        </m:nary>
-        <m:r>
-          <w:rPr>
-            <w:rFonts w:ascii="Cambria Math" w:hAnsi="Cambria Math"/>
-          </w:rPr>
-          <m:t>=1</m:t>
-        </m:r>
-      </m:oMath>
-      <w:r>
-        <w:t>.</w:t>
-      </w:r>
-    </w:p>
-    <w:p>
-      <w:pPr>
-        <w:pStyle w:val="TEKST"/>
-      </w:pPr>
-    </w:p>
-    <w:tbl>
-      <w:tblPr>
-        <w:tblStyle w:val="TableGrid"/>
-        <w:tblW w:w="0" w:type="auto"/>
-        <w:tblLook w:val="04A0" w:firstRow="1" w:lastRow="0" w:firstColumn="1" w:lastColumn="0" w:noHBand="0" w:noVBand="1"/>
-      </w:tblPr>
-      <w:tblGrid>
-        <w:gridCol w:w="9060"/>
-      </w:tblGrid>
-      <w:tr>
-        <w:tc>
-          <w:tcPr>
-            <w:tcW w:w="9060" w:type="dxa"/>
-          </w:tcPr>
-          <w:p>
-            <w:pPr>
-              <w:pStyle w:val="TEKST"/>
-            </w:pPr>
-            <w:proofErr w:type="spellStart"/>
-            <w:r>
-              <w:t>function</w:t>
-            </w:r>
-            <w:proofErr w:type="spellEnd"/>
-            <w:r>
-              <w:t xml:space="preserve"> </w:t>
-            </w:r>
-            <w:proofErr w:type="spellStart"/>
-            <w:r>
-              <w:t>PageRank_PowerIteration</w:t>
-            </w:r>
-            <w:proofErr w:type="spellEnd"/>
-            <w:r>
-              <w:t>(</w:t>
-            </w:r>
-            <w:proofErr w:type="spellStart"/>
-            <w:r>
-              <w:t>out</w:t>
-            </w:r>
-            <w:proofErr w:type="spellEnd"/>
-            <w:r>
-              <w:t xml:space="preserve">, N, </w:t>
-            </w:r>
-            <w:proofErr w:type="spellStart"/>
-            <w:r>
-              <w:t>alpha</w:t>
-            </w:r>
-            <w:proofErr w:type="spellEnd"/>
-            <w:r>
-              <w:t xml:space="preserve">=0.85, </w:t>
-            </w:r>
-            <w:proofErr w:type="spellStart"/>
-            <w:r>
-              <w:t>tol</w:t>
-            </w:r>
-            <w:proofErr w:type="spellEnd"/>
-            <w:r>
-              <w:t xml:space="preserve">=1e-6, </w:t>
-            </w:r>
-            <w:proofErr w:type="spellStart"/>
-            <w:r>
-              <w:t>max_iter</w:t>
-            </w:r>
-            <w:proofErr w:type="spellEnd"/>
-            <w:r>
-              <w:t>=100, p=None):</w:t>
-            </w:r>
-          </w:p>
-          <w:p>
-            <w:pPr>
-              <w:pStyle w:val="TEKST"/>
-            </w:pPr>
-            <w:r>
-              <w:t xml:space="preserve">    </w:t>
-            </w:r>
-            <w:proofErr w:type="spellStart"/>
-            <w:r>
-              <w:t>if</w:t>
-            </w:r>
-            <w:proofErr w:type="spellEnd"/>
-            <w:r>
-              <w:t xml:space="preserve"> p is None:</w:t>
-            </w:r>
-          </w:p>
-          <w:p>
-            <w:pPr>
-              <w:pStyle w:val="TEKST"/>
-            </w:pPr>
-            <w:r>
-              <w:t xml:space="preserve">        p = [1.0/N for i </w:t>
-            </w:r>
-            <w:proofErr w:type="spellStart"/>
-            <w:r>
-              <w:t>in</w:t>
-            </w:r>
-            <w:proofErr w:type="spellEnd"/>
-            <w:r>
-              <w:t xml:space="preserve"> 1..N]             # uniformni </w:t>
-            </w:r>
-            <w:proofErr w:type="spellStart"/>
-            <w:r>
-              <w:t>teleport</w:t>
-            </w:r>
-            <w:proofErr w:type="spellEnd"/>
-          </w:p>
-          <w:p>
-            <w:pPr>
-              <w:pStyle w:val="TEKST"/>
-            </w:pPr>
-            <w:r>
-              <w:t xml:space="preserve">    </w:t>
-            </w:r>
-            <w:proofErr w:type="spellStart"/>
-            <w:r>
-              <w:t>deg</w:t>
-            </w:r>
-            <w:proofErr w:type="spellEnd"/>
-            <w:r>
-              <w:t xml:space="preserve"> = [</w:t>
-            </w:r>
-            <w:proofErr w:type="spellStart"/>
-            <w:r>
-              <w:t>len</w:t>
-            </w:r>
-            <w:proofErr w:type="spellEnd"/>
-            <w:r>
-              <w:t>(</w:t>
-            </w:r>
-            <w:proofErr w:type="spellStart"/>
-            <w:r>
-              <w:t>out</w:t>
-            </w:r>
-            <w:proofErr w:type="spellEnd"/>
-            <w:r>
-              <w:t xml:space="preserve">[u]) for u </w:t>
-            </w:r>
-            <w:proofErr w:type="spellStart"/>
-            <w:r>
-              <w:t>in</w:t>
-            </w:r>
-            <w:proofErr w:type="spellEnd"/>
-            <w:r>
-              <w:t xml:space="preserve"> 1..N]         # </w:t>
-            </w:r>
-            <w:proofErr w:type="spellStart"/>
-            <w:r>
-              <w:t>out-degree</w:t>
-            </w:r>
-            <w:proofErr w:type="spellEnd"/>
-            <w:r>
-              <w:t xml:space="preserve"> po čvoru</w:t>
-            </w:r>
-          </w:p>
-          <w:p>
-            <w:pPr>
-              <w:pStyle w:val="TEKST"/>
-            </w:pPr>
-            <w:r>
-              <w:t xml:space="preserve">    D = { u | </w:t>
-            </w:r>
-            <w:proofErr w:type="spellStart"/>
-            <w:r>
-              <w:t>deg</w:t>
-            </w:r>
-            <w:proofErr w:type="spellEnd"/>
-            <w:r>
-              <w:t xml:space="preserve">[u] == 0 }                   # skup </w:t>
-            </w:r>
-            <w:proofErr w:type="spellStart"/>
-            <w:r>
-              <w:t>dangling</w:t>
-            </w:r>
-            <w:proofErr w:type="spellEnd"/>
-            <w:r>
-              <w:t xml:space="preserve"> čvorova</w:t>
-            </w:r>
-          </w:p>
-          <w:p>
-            <w:pPr>
-              <w:pStyle w:val="TEKST"/>
-            </w:pPr>
-            <w:r>
-              <w:t xml:space="preserve">    r = [1.0/N for i </w:t>
-            </w:r>
-            <w:proofErr w:type="spellStart"/>
-            <w:r>
-              <w:t>in</w:t>
-            </w:r>
-            <w:proofErr w:type="spellEnd"/>
-            <w:r>
-              <w:t xml:space="preserve"> 1..N]                 # početna raspodjela</w:t>
-            </w:r>
-          </w:p>
-          <w:p>
-            <w:pPr>
-              <w:pStyle w:val="TEKST"/>
-            </w:pPr>
-            <w:r>
-              <w:t xml:space="preserve">    base = [(1.0 - </w:t>
-            </w:r>
-            <w:proofErr w:type="spellStart"/>
-            <w:r>
-              <w:t>alpha</w:t>
-            </w:r>
-            <w:proofErr w:type="spellEnd"/>
-            <w:r>
-              <w:t xml:space="preserve">) * p[i] for i </w:t>
-            </w:r>
-            <w:proofErr w:type="spellStart"/>
-            <w:r>
-              <w:t>in</w:t>
-            </w:r>
-            <w:proofErr w:type="spellEnd"/>
-            <w:r>
-              <w:t xml:space="preserve"> 1..N]  # </w:t>
-            </w:r>
-            <w:proofErr w:type="spellStart"/>
-            <w:r>
-              <w:t>teleport</w:t>
-            </w:r>
-            <w:proofErr w:type="spellEnd"/>
-            <w:r>
-              <w:t xml:space="preserve"> komponenta</w:t>
-            </w:r>
-          </w:p>
-          <w:p>
-            <w:pPr>
-              <w:pStyle w:val="TEKST"/>
-            </w:pPr>
-          </w:p>
-          <w:p>
-            <w:pPr>
-              <w:pStyle w:val="TEKST"/>
-            </w:pPr>
-          </w:p>
-          <w:p>
-            <w:pPr>
-              <w:pStyle w:val="TEKST"/>
-            </w:pPr>
-          </w:p>
-          <w:p>
-            <w:pPr>
-              <w:pStyle w:val="TEKST"/>
-            </w:pPr>
-            <w:r>
-              <w:lastRenderedPageBreak/>
-              <w:t xml:space="preserve">    for k </w:t>
-            </w:r>
-            <w:proofErr w:type="spellStart"/>
-            <w:r>
-              <w:t>in</w:t>
-            </w:r>
-            <w:proofErr w:type="spellEnd"/>
-            <w:r>
-              <w:t xml:space="preserve"> 1..max_iter:</w:t>
-            </w:r>
-          </w:p>
-          <w:p>
-            <w:pPr>
-              <w:pStyle w:val="TEKST"/>
-            </w:pPr>
-            <w:r>
-              <w:t xml:space="preserve">        # 1) masa na </w:t>
-            </w:r>
-            <w:proofErr w:type="spellStart"/>
-            <w:r>
-              <w:t>dangling</w:t>
-            </w:r>
-            <w:proofErr w:type="spellEnd"/>
-            <w:r>
-              <w:t xml:space="preserve"> čvorovima</w:t>
-            </w:r>
-          </w:p>
-          <w:p>
-            <w:pPr>
-              <w:pStyle w:val="TEKST"/>
-            </w:pPr>
-            <w:r>
-              <w:t xml:space="preserve">        </w:t>
-            </w:r>
-            <w:proofErr w:type="spellStart"/>
-            <w:r>
-              <w:t>dsum</w:t>
-            </w:r>
-            <w:proofErr w:type="spellEnd"/>
-            <w:r>
-              <w:t xml:space="preserve"> = </w:t>
-            </w:r>
-            <w:proofErr w:type="spellStart"/>
-            <w:r>
-              <w:t>sum</w:t>
-            </w:r>
-            <w:proofErr w:type="spellEnd"/>
-            <w:r>
-              <w:t xml:space="preserve">(r[u] for u </w:t>
-            </w:r>
-            <w:proofErr w:type="spellStart"/>
-            <w:r>
-              <w:t>in</w:t>
-            </w:r>
-            <w:proofErr w:type="spellEnd"/>
-            <w:r>
-              <w:t xml:space="preserve"> D)                         # O(|D|)</w:t>
-            </w:r>
-          </w:p>
-          <w:p>
-            <w:pPr>
-              <w:pStyle w:val="TEKST"/>
-            </w:pPr>
-          </w:p>
-          <w:p>
-            <w:pPr>
-              <w:pStyle w:val="TEKST"/>
-            </w:pPr>
-            <w:r>
-              <w:t xml:space="preserve">        # 2) inicijalizacija novog ranga </w:t>
-            </w:r>
-            <w:proofErr w:type="spellStart"/>
-            <w:r>
-              <w:t>teleportom</w:t>
-            </w:r>
-            <w:proofErr w:type="spellEnd"/>
-          </w:p>
-          <w:p>
-            <w:pPr>
-              <w:pStyle w:val="TEKST"/>
-            </w:pPr>
-            <w:r>
-              <w:t xml:space="preserve">        </w:t>
-            </w:r>
-            <w:proofErr w:type="spellStart"/>
-            <w:r>
-              <w:t>r_new</w:t>
-            </w:r>
-            <w:proofErr w:type="spellEnd"/>
-            <w:r>
-              <w:t xml:space="preserve"> = [base[i] for i </w:t>
-            </w:r>
-            <w:proofErr w:type="spellStart"/>
-            <w:r>
-              <w:t>in</w:t>
-            </w:r>
-            <w:proofErr w:type="spellEnd"/>
-            <w:r>
-              <w:t xml:space="preserve"> 1..N]                     # O(N)</w:t>
-            </w:r>
-          </w:p>
-          <w:p>
-            <w:pPr>
-              <w:pStyle w:val="TEKST"/>
-            </w:pPr>
-          </w:p>
-          <w:p>
-            <w:pPr>
-              <w:pStyle w:val="TEKST"/>
-            </w:pPr>
-            <w:r>
-              <w:t xml:space="preserve">        # 3) distribucija ranga po odlaznim bridovima</w:t>
-            </w:r>
-          </w:p>
-          <w:p>
-            <w:pPr>
-              <w:pStyle w:val="TEKST"/>
-            </w:pPr>
-            <w:r>
-              <w:t xml:space="preserve">        for u </w:t>
-            </w:r>
-            <w:proofErr w:type="spellStart"/>
-            <w:r>
-              <w:t>in</w:t>
-            </w:r>
-            <w:proofErr w:type="spellEnd"/>
-            <w:r>
-              <w:t xml:space="preserve"> 1..N:</w:t>
-            </w:r>
-          </w:p>
-          <w:p>
-            <w:pPr>
-              <w:pStyle w:val="TEKST"/>
-            </w:pPr>
-            <w:r>
-              <w:t xml:space="preserve">            </w:t>
-            </w:r>
-            <w:proofErr w:type="spellStart"/>
-            <w:r>
-              <w:t>if</w:t>
-            </w:r>
-            <w:proofErr w:type="spellEnd"/>
-            <w:r>
-              <w:t xml:space="preserve"> deg[u] &gt; 0:</w:t>
-            </w:r>
-          </w:p>
-          <w:p>
-            <w:pPr>
-              <w:pStyle w:val="TEKST"/>
-            </w:pPr>
-            <w:r>
-              <w:t xml:space="preserve">                </w:t>
-            </w:r>
-            <w:proofErr w:type="spellStart"/>
-            <w:r>
-              <w:t>contrib</w:t>
-            </w:r>
-            <w:proofErr w:type="spellEnd"/>
-            <w:r>
-              <w:t xml:space="preserve"> = </w:t>
-            </w:r>
-            <w:proofErr w:type="spellStart"/>
-            <w:r>
-              <w:t>alpha</w:t>
-            </w:r>
-            <w:proofErr w:type="spellEnd"/>
-            <w:r>
-              <w:t xml:space="preserve"> * r[u] / </w:t>
-            </w:r>
-            <w:proofErr w:type="spellStart"/>
-            <w:r>
-              <w:t>deg</w:t>
-            </w:r>
-            <w:proofErr w:type="spellEnd"/>
-            <w:r>
-              <w:t>[u]</w:t>
-            </w:r>
-          </w:p>
-          <w:p>
-            <w:pPr>
-              <w:pStyle w:val="TEKST"/>
-            </w:pPr>
-            <w:r>
-              <w:t xml:space="preserve">                for v </w:t>
-            </w:r>
-            <w:proofErr w:type="spellStart"/>
-            <w:r>
-              <w:t>in</w:t>
-            </w:r>
-            <w:proofErr w:type="spellEnd"/>
-            <w:r>
-              <w:t xml:space="preserve"> out[u]:</w:t>
-            </w:r>
-          </w:p>
-          <w:p>
-            <w:pPr>
-              <w:pStyle w:val="TEKST"/>
-            </w:pPr>
-            <w:r>
-              <w:t xml:space="preserve">                    </w:t>
-            </w:r>
-            <w:proofErr w:type="spellStart"/>
-            <w:r>
-              <w:t>r_new</w:t>
-            </w:r>
-            <w:proofErr w:type="spellEnd"/>
-            <w:r>
-              <w:t xml:space="preserve">[v] += </w:t>
-            </w:r>
-            <w:proofErr w:type="spellStart"/>
-            <w:r>
-              <w:t>contrib</w:t>
-            </w:r>
-            <w:proofErr w:type="spellEnd"/>
-            <w:r>
-              <w:t xml:space="preserve">                     # ukupno O(|E|)</w:t>
-            </w:r>
-          </w:p>
-          <w:p>
-            <w:pPr>
-              <w:pStyle w:val="TEKST"/>
-            </w:pPr>
-          </w:p>
-          <w:p>
-            <w:pPr>
-              <w:pStyle w:val="TEKST"/>
-            </w:pPr>
-            <w:r>
-              <w:t xml:space="preserve">        # 4) dodaj uniformno </w:t>
-            </w:r>
-            <w:proofErr w:type="spellStart"/>
-            <w:r>
-              <w:t>dangling</w:t>
-            </w:r>
-            <w:proofErr w:type="spellEnd"/>
-            <w:r>
-              <w:t xml:space="preserve"> masu</w:t>
-            </w:r>
-          </w:p>
-          <w:p>
-            <w:pPr>
-              <w:pStyle w:val="TEKST"/>
-            </w:pPr>
-            <w:r>
-              <w:t xml:space="preserve">        </w:t>
-            </w:r>
-            <w:proofErr w:type="spellStart"/>
-            <w:r>
-              <w:t>add</w:t>
-            </w:r>
-            <w:proofErr w:type="spellEnd"/>
-            <w:r>
-              <w:t xml:space="preserve"> = </w:t>
-            </w:r>
-            <w:proofErr w:type="spellStart"/>
-            <w:r>
-              <w:t>alpha</w:t>
-            </w:r>
-            <w:proofErr w:type="spellEnd"/>
-            <w:r>
-              <w:t xml:space="preserve"> * </w:t>
-            </w:r>
-            <w:proofErr w:type="spellStart"/>
-            <w:r>
-              <w:t>dsum</w:t>
-            </w:r>
-            <w:proofErr w:type="spellEnd"/>
-            <w:r>
-              <w:t xml:space="preserve">                                  # skalarni faktor</w:t>
-            </w:r>
-          </w:p>
-          <w:p>
-            <w:pPr>
-              <w:pStyle w:val="TEKST"/>
-            </w:pPr>
-            <w:r>
-              <w:t xml:space="preserve">        for i </w:t>
-            </w:r>
-            <w:proofErr w:type="spellStart"/>
-            <w:r>
-              <w:t>in</w:t>
-            </w:r>
-            <w:proofErr w:type="spellEnd"/>
-            <w:r>
-              <w:t xml:space="preserve"> 1..N:</w:t>
-            </w:r>
-          </w:p>
-          <w:p>
-            <w:pPr>
-              <w:pStyle w:val="TEKST"/>
-            </w:pPr>
-            <w:r>
-              <w:t xml:space="preserve">            </w:t>
-            </w:r>
-            <w:proofErr w:type="spellStart"/>
-            <w:r>
-              <w:t>r_new</w:t>
-            </w:r>
-            <w:proofErr w:type="spellEnd"/>
-            <w:r>
-              <w:t xml:space="preserve">[i] += </w:t>
-            </w:r>
-            <w:proofErr w:type="spellStart"/>
-            <w:r>
-              <w:t>add</w:t>
-            </w:r>
-            <w:proofErr w:type="spellEnd"/>
-            <w:r>
-              <w:t xml:space="preserve"> * p[i]                          # uniformno ili personalizirano</w:t>
-            </w:r>
-          </w:p>
-          <w:p>
-            <w:pPr>
-              <w:pStyle w:val="TEKST"/>
-            </w:pPr>
-          </w:p>
-          <w:p>
-            <w:pPr>
-              <w:pStyle w:val="TEKST"/>
-            </w:pPr>
-            <w:r>
-              <w:t xml:space="preserve">        # 5) kriterij konvergencije (L1 norma)</w:t>
-            </w:r>
-          </w:p>
-          <w:p>
-            <w:pPr>
-              <w:pStyle w:val="TEKST"/>
-            </w:pPr>
-            <w:r>
-              <w:t xml:space="preserve">        </w:t>
-            </w:r>
-            <w:proofErr w:type="spellStart"/>
-            <w:r>
-              <w:t>err</w:t>
-            </w:r>
-            <w:proofErr w:type="spellEnd"/>
-            <w:r>
-              <w:t xml:space="preserve"> = </w:t>
-            </w:r>
-            <w:proofErr w:type="spellStart"/>
-            <w:r>
-              <w:t>sum</w:t>
-            </w:r>
-            <w:proofErr w:type="spellEnd"/>
-            <w:r>
-              <w:t>(</w:t>
-            </w:r>
-            <w:proofErr w:type="spellStart"/>
-            <w:r>
-              <w:t>abs</w:t>
-            </w:r>
-            <w:proofErr w:type="spellEnd"/>
-            <w:r>
-              <w:t>(</w:t>
-            </w:r>
-            <w:proofErr w:type="spellStart"/>
-            <w:r>
-              <w:t>r_new</w:t>
-            </w:r>
-            <w:proofErr w:type="spellEnd"/>
-            <w:r>
-              <w:t xml:space="preserve">[i] - r[i]) for i </w:t>
-            </w:r>
-            <w:proofErr w:type="spellStart"/>
-            <w:r>
-              <w:t>in</w:t>
-            </w:r>
-            <w:proofErr w:type="spellEnd"/>
-            <w:r>
-              <w:t xml:space="preserve"> 1..N)       # O(N)</w:t>
-            </w:r>
-          </w:p>
-          <w:p>
-            <w:pPr>
-              <w:pStyle w:val="TEKST"/>
-            </w:pPr>
-            <w:r>
-              <w:t xml:space="preserve">        r = </w:t>
-            </w:r>
-            <w:proofErr w:type="spellStart"/>
-            <w:r>
-              <w:t>r_new</w:t>
-            </w:r>
-            <w:proofErr w:type="spellEnd"/>
-          </w:p>
-          <w:p>
-            <w:pPr>
-              <w:pStyle w:val="TEKST"/>
-            </w:pPr>
-            <w:r>
-              <w:t xml:space="preserve">        </w:t>
-            </w:r>
-            <w:proofErr w:type="spellStart"/>
-            <w:r>
-              <w:t>if</w:t>
-            </w:r>
-            <w:proofErr w:type="spellEnd"/>
-            <w:r>
-              <w:t xml:space="preserve"> err &lt;= </w:t>
-            </w:r>
-            <w:proofErr w:type="spellStart"/>
-            <w:r>
-              <w:t>tol</w:t>
-            </w:r>
-            <w:proofErr w:type="spellEnd"/>
-            <w:r>
-              <w:t>:</w:t>
-            </w:r>
-          </w:p>
-          <w:p>
-            <w:pPr>
-              <w:pStyle w:val="TEKST"/>
-            </w:pPr>
-            <w:r>
-              <w:t xml:space="preserve">            break</w:t>
-            </w:r>
-          </w:p>
-          <w:p>
-            <w:pPr>
-              <w:pStyle w:val="TEKST"/>
-            </w:pPr>
-          </w:p>
-          <w:p>
-            <w:pPr>
-              <w:pStyle w:val="TEKST"/>
-            </w:pPr>
-            <w:r>
-              <w:t xml:space="preserve">    </w:t>
-            </w:r>
-            <w:proofErr w:type="spellStart"/>
-            <w:r>
-              <w:t>return</w:t>
-            </w:r>
-            <w:proofErr w:type="spellEnd"/>
-            <w:r>
-              <w:t xml:space="preserve"> r</w:t>
-            </w:r>
-          </w:p>
-        </w:tc>
-      </w:tr>
-    </w:tbl>
-    <w:p>
-      <w:pPr>
-        <w:pStyle w:val="TEKST"/>
-      </w:pPr>
-    </w:p>
-    <w:p>
-      <w:pPr>
-        <w:pStyle w:val="TEKST"/>
-      </w:pPr>
-    </w:p>
-    <w:p>
-      <w:pPr>
-        <w:pStyle w:val="TEKST"/>
-      </w:pPr>
-    </w:p>
-    <w:p>
-      <w:pPr>
-        <w:pStyle w:val="Podnaslov1"/>
-      </w:pPr>
-      <w:bookmarkStart w:id="14" w:name="_Toc208833076"/>
-      <w:proofErr w:type="spellStart"/>
-      <w:r>
-        <w:lastRenderedPageBreak/>
-        <w:t>Pseudokod</w:t>
-      </w:r>
-      <w:proofErr w:type="spellEnd"/>
-      <w:r>
-        <w:t>: V</w:t>
-      </w:r>
-      <w:r>
-        <w:t>arijanta u Gauss–</w:t>
-      </w:r>
-      <w:proofErr w:type="spellStart"/>
-      <w:r>
-        <w:t>Seidel</w:t>
-      </w:r>
-      <w:proofErr w:type="spellEnd"/>
-      <w:r>
-        <w:t xml:space="preserve"> stilu (</w:t>
-      </w:r>
-      <w:proofErr w:type="spellStart"/>
-      <w:r>
-        <w:t>in</w:t>
-      </w:r>
-      <w:proofErr w:type="spellEnd"/>
-      <w:r>
-        <w:t>-place, po koordinatama)</w:t>
-      </w:r>
-      <w:bookmarkEnd w:id="14"/>
-    </w:p>
-    <w:p>
-      <w:pPr>
-        <w:pStyle w:val="TEKST"/>
-      </w:pPr>
-      <w:r>
-        <w:t xml:space="preserve">Ažuriranje se može vršiti po redcima (čvor po čvor) uz korištenje liste ulaznih susjeda </w:t>
-      </w:r>
-      <m:oMath>
-        <m:r>
-          <w:rPr>
-            <w:rFonts w:ascii="Cambria Math" w:hAnsi="Cambria Math"/>
-          </w:rPr>
-          <m:t>In[v]</m:t>
-        </m:r>
-      </m:oMath>
-      <w:r>
-        <w:t>, pri čemu se nove vrijednosti odmah koriste za sljedeće čvorove, što često ubrzava konvergenciju ali zadržava isti asimptotski trošak po iteraciji.</w:t>
-      </w:r>
-    </w:p>
-    <w:p>
-      <w:pPr>
-        <w:pStyle w:val="TEKST"/>
-      </w:pPr>
-      <w:r>
-        <w:t>Preduvjet</w:t>
-      </w:r>
-      <w:r>
-        <w:t>:</w:t>
-      </w:r>
-    </w:p>
-    <w:p>
-      <w:pPr>
-        <w:pStyle w:val="TEKST"/>
-        <w:numPr>
-          <w:ilvl w:val="0"/>
-          <w:numId w:val="44"/>
-        </w:numPr>
-      </w:pPr>
-      <w:r>
-        <w:t xml:space="preserve">raspoložive su liste ulaznih susjeda </w:t>
-      </w:r>
-      <m:oMath>
-        <m:r>
-          <w:rPr>
-            <w:rFonts w:ascii="Cambria Math" w:hAnsi="Cambria Math"/>
-          </w:rPr>
-          <m:t>In[v]</m:t>
-        </m:r>
-      </m:oMath>
-      <w:r>
-        <w:t xml:space="preserve"> (mogu se pregraditi iz out-listi u</w:t>
-      </w:r>
-      <w:r>
-        <w:br/>
-      </w:r>
-      <m:oMath>
-        <m:r>
-          <w:rPr>
-            <w:rFonts w:ascii="Cambria Math" w:hAnsi="Cambria Math"/>
-          </w:rPr>
-          <m:t>O(|V|+|E|)</m:t>
-        </m:r>
-      </m:oMath>
-      <w:r>
-        <w:t>)</w:t>
-      </w:r>
-    </w:p>
-    <w:p>
-      <w:pPr>
-        <w:pStyle w:val="TEKST"/>
-      </w:pPr>
-    </w:p>
-    <w:tbl>
-      <w:tblPr>
-        <w:tblStyle w:val="TableGrid"/>
-        <w:tblW w:w="0" w:type="auto"/>
-        <w:tblLook w:val="04A0" w:firstRow="1" w:lastRow="0" w:firstColumn="1" w:lastColumn="0" w:noHBand="0" w:noVBand="1"/>
-      </w:tblPr>
-      <w:tblGrid>
-        <w:gridCol w:w="9060"/>
-      </w:tblGrid>
-      <w:tr>
-        <w:tc>
-          <w:tcPr>
-            <w:tcW w:w="9060" w:type="dxa"/>
-          </w:tcPr>
-          <w:p>
-            <w:pPr>
-              <w:pStyle w:val="TEKST"/>
-            </w:pPr>
-            <w:proofErr w:type="spellStart"/>
-            <w:r>
-              <w:t>function</w:t>
-            </w:r>
-            <w:proofErr w:type="spellEnd"/>
-            <w:r>
-              <w:t xml:space="preserve"> </w:t>
-            </w:r>
-            <w:proofErr w:type="spellStart"/>
-            <w:r>
-              <w:t>PageRank_GS</w:t>
-            </w:r>
-            <w:proofErr w:type="spellEnd"/>
-            <w:r>
-              <w:t xml:space="preserve">(In, </w:t>
-            </w:r>
-            <w:proofErr w:type="spellStart"/>
-            <w:r>
-              <w:t>deg</w:t>
-            </w:r>
-            <w:proofErr w:type="spellEnd"/>
-            <w:r>
-              <w:t xml:space="preserve">, N, </w:t>
-            </w:r>
-            <w:proofErr w:type="spellStart"/>
-            <w:r>
-              <w:t>alpha</w:t>
-            </w:r>
-            <w:proofErr w:type="spellEnd"/>
-            <w:r>
-              <w:t xml:space="preserve">=0.85, </w:t>
-            </w:r>
-            <w:proofErr w:type="spellStart"/>
-            <w:r>
-              <w:t>tol</w:t>
-            </w:r>
-            <w:proofErr w:type="spellEnd"/>
-            <w:r>
-              <w:t xml:space="preserve">=1e-6, </w:t>
-            </w:r>
-            <w:proofErr w:type="spellStart"/>
-            <w:r>
-              <w:t>max_iter</w:t>
-            </w:r>
-            <w:proofErr w:type="spellEnd"/>
-            <w:r>
-              <w:t>=100, p=None):</w:t>
-            </w:r>
-          </w:p>
-          <w:p>
-            <w:pPr>
-              <w:pStyle w:val="TEKST"/>
-            </w:pPr>
-            <w:r>
-              <w:t xml:space="preserve">    </w:t>
-            </w:r>
-            <w:proofErr w:type="spellStart"/>
-            <w:r>
-              <w:t>if</w:t>
-            </w:r>
-            <w:proofErr w:type="spellEnd"/>
-            <w:r>
-              <w:t xml:space="preserve"> p </w:t>
-            </w:r>
-            <w:proofErr w:type="spellStart"/>
-            <w:r>
-              <w:t>is</w:t>
-            </w:r>
-            <w:proofErr w:type="spellEnd"/>
-            <w:r>
-              <w:t xml:space="preserve"> None: p = [1.0/N for i </w:t>
-            </w:r>
-            <w:proofErr w:type="spellStart"/>
-            <w:r>
-              <w:t>in</w:t>
-            </w:r>
-            <w:proofErr w:type="spellEnd"/>
-            <w:r>
-              <w:t xml:space="preserve"> 1..N]                 </w:t>
-            </w:r>
-          </w:p>
-          <w:p>
-            <w:pPr>
-              <w:pStyle w:val="TEKST"/>
-            </w:pPr>
-            <w:r>
-              <w:t xml:space="preserve">    r = [1.0/N for i </w:t>
-            </w:r>
-            <w:proofErr w:type="spellStart"/>
-            <w:r>
-              <w:t>in</w:t>
-            </w:r>
-            <w:proofErr w:type="spellEnd"/>
-            <w:r>
-              <w:t xml:space="preserve"> 1..N]                               </w:t>
-            </w:r>
-          </w:p>
-          <w:p>
-            <w:pPr>
-              <w:pStyle w:val="TEKST"/>
-            </w:pPr>
-            <w:r>
-              <w:t xml:space="preserve">    base = [(1.0 - </w:t>
-            </w:r>
-            <w:proofErr w:type="spellStart"/>
-            <w:r>
-              <w:t>alpha</w:t>
-            </w:r>
-            <w:proofErr w:type="spellEnd"/>
-            <w:r>
-              <w:t xml:space="preserve">) * p[i] for i </w:t>
-            </w:r>
-            <w:proofErr w:type="spellStart"/>
-            <w:r>
-              <w:t>in</w:t>
-            </w:r>
-            <w:proofErr w:type="spellEnd"/>
-            <w:r>
-              <w:t xml:space="preserve"> 1..N]             </w:t>
-            </w:r>
-          </w:p>
-          <w:p>
-            <w:pPr>
-              <w:pStyle w:val="TEKST"/>
-            </w:pPr>
-          </w:p>
-          <w:p>
-            <w:pPr>
-              <w:pStyle w:val="TEKST"/>
-            </w:pPr>
-            <w:r>
-              <w:t xml:space="preserve">    for k </w:t>
-            </w:r>
-            <w:proofErr w:type="spellStart"/>
-            <w:r>
-              <w:t>in</w:t>
-            </w:r>
-            <w:proofErr w:type="spellEnd"/>
-            <w:r>
-              <w:t xml:space="preserve"> 1..max_iter:</w:t>
-            </w:r>
-          </w:p>
-          <w:p>
-            <w:pPr>
-              <w:pStyle w:val="TEKST"/>
-            </w:pPr>
-            <w:r>
-              <w:t xml:space="preserve">        </w:t>
-            </w:r>
-            <w:proofErr w:type="spellStart"/>
-            <w:r>
-              <w:t>dsum</w:t>
-            </w:r>
-            <w:proofErr w:type="spellEnd"/>
-            <w:r>
-              <w:t xml:space="preserve"> = </w:t>
-            </w:r>
-            <w:proofErr w:type="spellStart"/>
-            <w:r>
-              <w:t>sum</w:t>
-            </w:r>
-            <w:proofErr w:type="spellEnd"/>
-            <w:r>
-              <w:t xml:space="preserve">(r[u] for u </w:t>
-            </w:r>
-            <w:proofErr w:type="spellStart"/>
-            <w:r>
-              <w:t>in</w:t>
-            </w:r>
-            <w:proofErr w:type="spellEnd"/>
-            <w:r>
-              <w:t xml:space="preserve"> 1..N </w:t>
-            </w:r>
-            <w:proofErr w:type="spellStart"/>
-            <w:r>
-              <w:t>if</w:t>
-            </w:r>
-            <w:proofErr w:type="spellEnd"/>
-            <w:r>
-              <w:t xml:space="preserve"> </w:t>
-            </w:r>
-            <w:proofErr w:type="spellStart"/>
-            <w:r>
-              <w:t>deg</w:t>
-            </w:r>
-            <w:proofErr w:type="spellEnd"/>
-            <w:r>
-              <w:t>[u] == 0)       # O(N)</w:t>
-            </w:r>
-          </w:p>
-          <w:p>
-            <w:pPr>
-              <w:pStyle w:val="TEKST"/>
-            </w:pPr>
-            <w:r>
-              <w:t xml:space="preserve">        </w:t>
-            </w:r>
-            <w:proofErr w:type="spellStart"/>
-            <w:r>
-              <w:t>err</w:t>
-            </w:r>
-            <w:proofErr w:type="spellEnd"/>
-            <w:r>
-              <w:t xml:space="preserve"> = 0.0</w:t>
-            </w:r>
-          </w:p>
-          <w:p>
-            <w:pPr>
-              <w:pStyle w:val="TEKST"/>
-            </w:pPr>
-            <w:r>
-              <w:t xml:space="preserve">        for v </w:t>
-            </w:r>
-            <w:proofErr w:type="spellStart"/>
-            <w:r>
-              <w:t>in</w:t>
-            </w:r>
-            <w:proofErr w:type="spellEnd"/>
-            <w:r>
-              <w:t xml:space="preserve"> 1..N:</w:t>
-            </w:r>
-          </w:p>
-          <w:p>
-            <w:pPr>
-              <w:pStyle w:val="TEKST"/>
-            </w:pPr>
-            <w:r>
-              <w:t xml:space="preserve">            s = 0.0</w:t>
-            </w:r>
-          </w:p>
-          <w:p>
-            <w:pPr>
-              <w:pStyle w:val="TEKST"/>
-            </w:pPr>
-            <w:r>
-              <w:t xml:space="preserve">            for u </w:t>
-            </w:r>
-            <w:proofErr w:type="spellStart"/>
-            <w:r>
-              <w:t>in</w:t>
-            </w:r>
-            <w:proofErr w:type="spellEnd"/>
-            <w:r>
-              <w:t xml:space="preserve"> In[v]:</w:t>
-            </w:r>
-          </w:p>
-          <w:p>
-            <w:pPr>
-              <w:pStyle w:val="TEKST"/>
-            </w:pPr>
-            <w:r>
-              <w:t xml:space="preserve">                s += r[u] / </w:t>
-            </w:r>
-            <w:proofErr w:type="spellStart"/>
-            <w:r>
-              <w:t>deg</w:t>
-            </w:r>
-            <w:proofErr w:type="spellEnd"/>
-            <w:r>
-              <w:t>[u]                          # zbroj po ulaznim bridovima</w:t>
-            </w:r>
-          </w:p>
-          <w:p>
-            <w:pPr>
-              <w:pStyle w:val="TEKST"/>
-            </w:pPr>
-            <w:r>
-              <w:t xml:space="preserve">            </w:t>
-            </w:r>
-            <w:proofErr w:type="spellStart"/>
-            <w:r>
-              <w:t>r_new_v</w:t>
-            </w:r>
-            <w:proofErr w:type="spellEnd"/>
-            <w:r>
-              <w:t xml:space="preserve"> = base[v] + </w:t>
-            </w:r>
-            <w:proofErr w:type="spellStart"/>
-            <w:r>
-              <w:t>alpha</w:t>
-            </w:r>
-            <w:proofErr w:type="spellEnd"/>
-            <w:r>
-              <w:t xml:space="preserve"> * s + </w:t>
-            </w:r>
-            <w:proofErr w:type="spellStart"/>
-            <w:r>
-              <w:t>alpha</w:t>
-            </w:r>
-            <w:proofErr w:type="spellEnd"/>
-            <w:r>
-              <w:t xml:space="preserve"> * </w:t>
-            </w:r>
-            <w:proofErr w:type="spellStart"/>
-            <w:r>
-              <w:t>dsum</w:t>
-            </w:r>
-            <w:proofErr w:type="spellEnd"/>
-            <w:r>
-              <w:t xml:space="preserve"> * p[v]  # GS ažuriranje</w:t>
-            </w:r>
-          </w:p>
-          <w:p>
-            <w:pPr>
-              <w:pStyle w:val="TEKST"/>
-            </w:pPr>
-            <w:r>
-              <w:t xml:space="preserve">            </w:t>
-            </w:r>
-            <w:proofErr w:type="spellStart"/>
-            <w:r>
-              <w:t>err</w:t>
-            </w:r>
-            <w:proofErr w:type="spellEnd"/>
-            <w:r>
-              <w:t xml:space="preserve"> += </w:t>
-            </w:r>
-            <w:proofErr w:type="spellStart"/>
-            <w:r>
-              <w:t>abs</w:t>
-            </w:r>
-            <w:proofErr w:type="spellEnd"/>
-            <w:r>
-              <w:t>(</w:t>
-            </w:r>
-            <w:proofErr w:type="spellStart"/>
-            <w:r>
-              <w:t>r_new_v</w:t>
-            </w:r>
-            <w:proofErr w:type="spellEnd"/>
-            <w:r>
-              <w:t xml:space="preserve"> - r[v])</w:t>
-            </w:r>
-          </w:p>
-          <w:p>
-            <w:pPr>
-              <w:pStyle w:val="TEKST"/>
-            </w:pPr>
-            <w:r>
-              <w:t xml:space="preserve">            r[v] = </w:t>
-            </w:r>
-            <w:proofErr w:type="spellStart"/>
-            <w:r>
-              <w:t>r_new_v</w:t>
-            </w:r>
-            <w:proofErr w:type="spellEnd"/>
-            <w:r>
-              <w:t xml:space="preserve">                                  # </w:t>
-            </w:r>
-            <w:proofErr w:type="spellStart"/>
-            <w:r>
-              <w:t>in</w:t>
-            </w:r>
-            <w:proofErr w:type="spellEnd"/>
-            <w:r>
-              <w:t>-place</w:t>
-            </w:r>
-          </w:p>
-          <w:p>
-            <w:pPr>
-              <w:pStyle w:val="TEKST"/>
-            </w:pPr>
-            <w:r>
-              <w:t xml:space="preserve">        </w:t>
-            </w:r>
-            <w:proofErr w:type="spellStart"/>
-            <w:r>
-              <w:t>if</w:t>
-            </w:r>
-            <w:proofErr w:type="spellEnd"/>
-            <w:r>
-              <w:t xml:space="preserve"> err &lt;= </w:t>
-            </w:r>
-            <w:proofErr w:type="spellStart"/>
-            <w:r>
-              <w:t>tol</w:t>
-            </w:r>
-            <w:proofErr w:type="spellEnd"/>
-            <w:r>
-              <w:t>:</w:t>
-            </w:r>
-          </w:p>
-          <w:p>
-            <w:pPr>
-              <w:pStyle w:val="TEKST"/>
-            </w:pPr>
-            <w:r>
-              <w:t xml:space="preserve">            break</w:t>
-            </w:r>
-          </w:p>
-          <w:p>
-            <w:pPr>
-              <w:pStyle w:val="TEKST"/>
-            </w:pPr>
-            <w:r>
-              <w:t xml:space="preserve">    </w:t>
-            </w:r>
-            <w:proofErr w:type="spellStart"/>
-            <w:r>
-              <w:t>return</w:t>
-            </w:r>
-            <w:proofErr w:type="spellEnd"/>
-            <w:r>
-              <w:t xml:space="preserve"> r</w:t>
-            </w:r>
-          </w:p>
-        </w:tc>
-      </w:tr>
-    </w:tbl>
-    <w:p>
-      <w:pPr>
-        <w:pStyle w:val="TEKST"/>
-      </w:pPr>
-    </w:p>
-    <w:p>
-      <w:pPr>
-        <w:pStyle w:val="TEKST"/>
-      </w:pPr>
-    </w:p>
-    <w:p>
-      <w:pPr>
-        <w:pStyle w:val="TEKST"/>
-      </w:pPr>
-    </w:p>
-    <w:p>
-      <w:pPr>
-        <w:pStyle w:val="Podnaslov1"/>
-      </w:pPr>
-      <w:bookmarkStart w:id="15" w:name="_Toc208833077"/>
-      <w:r>
-        <w:lastRenderedPageBreak/>
-        <w:t>Vremenska složenost</w:t>
-      </w:r>
-      <w:bookmarkEnd w:id="15"/>
-    </w:p>
-    <w:p>
-      <w:pPr>
-        <w:pStyle w:val="TEKST"/>
-      </w:pPr>
-      <w:r>
-        <w:t>Per-</w:t>
-      </w:r>
-      <w:proofErr w:type="spellStart"/>
-      <w:r>
-        <w:t>iteracijski</w:t>
-      </w:r>
-      <w:proofErr w:type="spellEnd"/>
-      <w:r>
-        <w:t xml:space="preserve"> trošak razlaže se na zbroj jednostavnih faza pa se dobiva</w:t>
-      </w:r>
-      <w:r>
-        <w:t xml:space="preserve"> </w:t>
-      </w:r>
-      <w:r>
-        <w:br/>
-      </w:r>
-      <m:oMath>
-        <m:sSub>
-          <m:sSubPr>
-            <m:ctrlPr>
-              <w:rPr>
-                <w:rFonts w:ascii="Cambria Math" w:hAnsi="Cambria Math"/>
-                <w:i/>
-              </w:rPr>
-            </m:ctrlPr>
-          </m:sSubPr>
-          <m:e>
-            <m:r>
-              <w:rPr>
-                <w:rFonts w:ascii="Cambria Math" w:hAnsi="Cambria Math"/>
-              </w:rPr>
-              <m:t>T</m:t>
-            </m:r>
-          </m:e>
-          <m:sub>
-            <m:r>
-              <w:rPr>
-                <w:rFonts w:ascii="Cambria Math" w:hAnsi="Cambria Math"/>
-              </w:rPr>
-              <m:t>iter</m:t>
-            </m:r>
-          </m:sub>
-        </m:sSub>
-        <m:r>
-          <w:rPr>
-            <w:rFonts w:ascii="Cambria Math" w:hAnsi="Cambria Math"/>
-          </w:rPr>
-          <m:t>=Θ(</m:t>
-        </m:r>
-        <m:r>
-          <w:rPr>
-            <w:rFonts w:ascii="Cambria Math" w:hAnsi="Cambria Math" w:cs="Cambria Math"/>
-          </w:rPr>
-          <m:t>∣</m:t>
-        </m:r>
-        <m:r>
-          <w:rPr>
-            <w:rFonts w:ascii="Cambria Math" w:hAnsi="Cambria Math"/>
-          </w:rPr>
-          <m:t>E</m:t>
-        </m:r>
-        <m:r>
-          <w:rPr>
-            <w:rFonts w:ascii="Cambria Math" w:hAnsi="Cambria Math" w:cs="Cambria Math"/>
-          </w:rPr>
-          <m:t>∣</m:t>
-        </m:r>
-        <m:r>
-          <w:rPr>
-            <w:rFonts w:ascii="Cambria Math" w:hAnsi="Cambria Math"/>
-          </w:rPr>
-          <m:t>+</m:t>
-        </m:r>
-        <m:r>
-          <w:rPr>
-            <w:rFonts w:ascii="Cambria Math" w:hAnsi="Cambria Math" w:cs="Cambria Math"/>
-          </w:rPr>
-          <m:t>∣</m:t>
-        </m:r>
-        <m:r>
-          <w:rPr>
-            <w:rFonts w:ascii="Cambria Math" w:hAnsi="Cambria Math"/>
-          </w:rPr>
-          <m:t>V</m:t>
-        </m:r>
-        <m:r>
-          <w:rPr>
-            <w:rFonts w:ascii="Cambria Math" w:hAnsi="Cambria Math" w:cs="Cambria Math"/>
-          </w:rPr>
-          <m:t>∣</m:t>
-        </m:r>
-        <m:r>
-          <w:rPr>
-            <w:rFonts w:ascii="Cambria Math" w:hAnsi="Cambria Math"/>
-          </w:rPr>
-          <m:t>)</m:t>
-        </m:r>
-      </m:oMath>
-      <w:r>
-        <w:rPr>
-          <w:iCs/>
-        </w:rPr>
-        <w:t>,</w:t>
-      </w:r>
-      <w:r>
-        <w:t xml:space="preserve"> što se u praksi svodi na</w:t>
-      </w:r>
-      <w:r>
-        <w:t xml:space="preserve"> </w:t>
-      </w:r>
-      <m:oMath>
-        <m:r>
-          <w:rPr>
-            <w:rFonts w:ascii="Cambria Math" w:hAnsi="Cambria Math"/>
-          </w:rPr>
-          <m:t>Θ(</m:t>
-        </m:r>
-        <m:r>
-          <w:rPr>
-            <w:rFonts w:ascii="Cambria Math" w:hAnsi="Cambria Math" w:cs="Cambria Math"/>
-          </w:rPr>
-          <m:t>∣</m:t>
-        </m:r>
-        <m:r>
-          <w:rPr>
-            <w:rFonts w:ascii="Cambria Math" w:hAnsi="Cambria Math"/>
-          </w:rPr>
-          <m:t>E</m:t>
-        </m:r>
-        <m:r>
-          <w:rPr>
-            <w:rFonts w:ascii="Cambria Math" w:hAnsi="Cambria Math" w:cs="Cambria Math"/>
-          </w:rPr>
-          <m:t>∣</m:t>
-        </m:r>
-        <m:r>
-          <w:rPr>
-            <w:rFonts w:ascii="Cambria Math" w:hAnsi="Cambria Math"/>
-          </w:rPr>
-          <m:t xml:space="preserve">) </m:t>
-        </m:r>
-      </m:oMath>
-      <w:r>
-        <w:t>jer je graf rijedak.</w:t>
-      </w:r>
-    </w:p>
-    <w:p>
-      <w:pPr>
-        <w:pStyle w:val="TEKST"/>
-      </w:pPr>
-      <w:r>
-        <w:t xml:space="preserve">Račun </w:t>
-      </w:r>
-      <w:r>
-        <w:rPr>
-          <w:rStyle w:val="TEKSTENGChar"/>
-        </w:rPr>
-        <w:t>dangling</w:t>
-      </w:r>
-      <w:r>
-        <w:t xml:space="preserve"> mase:</w:t>
-      </w:r>
-    </w:p>
-    <w:p>
-      <w:pPr>
-        <w:pStyle w:val="TEKST"/>
-        <w:numPr>
-          <w:ilvl w:val="0"/>
-          <w:numId w:val="44"/>
-        </w:numPr>
-      </w:pPr>
-      <m:oMath>
-        <m:nary>
-          <m:naryPr>
-            <m:chr m:val="∑"/>
-            <m:supHide m:val="1"/>
-            <m:ctrlPr>
-              <w:rPr>
-                <w:rFonts w:ascii="Cambria Math" w:hAnsi="Cambria Math"/>
-                <w:i/>
-              </w:rPr>
-            </m:ctrlPr>
-          </m:naryPr>
-          <m:sub>
-            <m:r>
-              <w:rPr>
-                <w:rFonts w:ascii="Cambria Math" w:hAnsi="Cambria Math"/>
-              </w:rPr>
-              <m:t>u</m:t>
-            </m:r>
-            <m:r>
-              <w:rPr>
-                <w:rFonts w:ascii="Cambria Math" w:hAnsi="Cambria Math"/>
-              </w:rPr>
-              <m:t>∈</m:t>
-            </m:r>
-            <m:r>
-              <w:rPr>
-                <w:rFonts w:ascii="Cambria Math" w:hAnsi="Cambria Math"/>
-              </w:rPr>
-              <m:t>D</m:t>
-            </m:r>
-          </m:sub>
-          <m:sup>
-            <m:ctrlPr>
-              <w:rPr>
-                <w:rFonts w:ascii="Cambria Math" w:hAnsi="Cambria Math" w:cs="Cambria Math"/>
-                <w:i/>
-              </w:rPr>
-            </m:ctrlPr>
-          </m:sup>
-          <m:e>
-            <m:r>
-              <w:rPr>
-                <w:rFonts w:ascii="Cambria Math" w:hAnsi="Cambria Math"/>
-              </w:rPr>
-              <m:t>r</m:t>
-            </m:r>
-            <m:r>
-              <w:rPr>
-                <w:rFonts w:ascii="Cambria Math" w:hAnsi="Cambria Math"/>
-              </w:rPr>
-              <m:t>[</m:t>
-            </m:r>
-            <m:r>
-              <w:rPr>
-                <w:rFonts w:ascii="Cambria Math" w:hAnsi="Cambria Math"/>
-              </w:rPr>
-              <m:t>u</m:t>
-            </m:r>
-            <m:r>
-              <w:rPr>
-                <w:rFonts w:ascii="Cambria Math" w:hAnsi="Cambria Math"/>
-              </w:rPr>
-              <m:t>]</m:t>
-            </m:r>
-            <m:ctrlPr>
-              <w:rPr>
-                <w:rFonts w:ascii="Cambria Math" w:hAnsi="Cambria Math" w:cs="Cambria Math"/>
-                <w:i/>
-              </w:rPr>
-            </m:ctrlPr>
-          </m:e>
-        </m:nary>
-      </m:oMath>
-      <w:r>
-        <w:t xml:space="preserve"> </w:t>
-      </w:r>
-      <w:r>
-        <w:t xml:space="preserve">je </w:t>
-      </w:r>
-      <m:oMath>
-        <m:r>
-          <w:rPr>
-            <w:rFonts w:ascii="Cambria Math" w:hAnsi="Cambria Math"/>
-          </w:rPr>
-          <m:t>O</m:t>
-        </m:r>
-        <m:r>
-          <w:rPr>
-            <w:rFonts w:ascii="Cambria Math" w:hAnsi="Cambria Math"/>
-          </w:rPr>
-          <m:t>(|</m:t>
-        </m:r>
-        <m:r>
-          <w:rPr>
-            <w:rFonts w:ascii="Cambria Math" w:hAnsi="Cambria Math"/>
-          </w:rPr>
-          <m:t>D</m:t>
-        </m:r>
-        <m:r>
-          <w:rPr>
-            <w:rFonts w:ascii="Cambria Math" w:hAnsi="Cambria Math"/>
-          </w:rPr>
-          <m:t xml:space="preserve">|) </m:t>
-        </m:r>
-        <m:r>
-          <w:rPr>
-            <w:rFonts w:ascii="Cambria Math" w:hAnsi="Cambria Math" w:cs="Cambria Math"/>
-          </w:rPr>
-          <m:t>⊆</m:t>
-        </m:r>
-        <m:r>
-          <w:rPr>
-            <w:rFonts w:ascii="Cambria Math" w:hAnsi="Cambria Math"/>
-          </w:rPr>
-          <m:t xml:space="preserve"> </m:t>
-        </m:r>
-        <m:r>
-          <w:rPr>
-            <w:rFonts w:ascii="Cambria Math" w:hAnsi="Cambria Math"/>
-          </w:rPr>
-          <m:t>O</m:t>
-        </m:r>
-        <m:r>
-          <w:rPr>
-            <w:rFonts w:ascii="Cambria Math" w:hAnsi="Cambria Math"/>
-          </w:rPr>
-          <m:t>(|</m:t>
-        </m:r>
-        <m:r>
-          <w:rPr>
-            <w:rFonts w:ascii="Cambria Math" w:hAnsi="Cambria Math"/>
-          </w:rPr>
-          <m:t>V</m:t>
-        </m:r>
-        <m:r>
-          <w:rPr>
-            <w:rFonts w:ascii="Cambria Math" w:hAnsi="Cambria Math"/>
-          </w:rPr>
-          <m:t>|)</m:t>
-        </m:r>
-      </m:oMath>
-      <w:r>
-        <w:t>, jer se masa prebrojava po čvorovima bez izlaza.</w:t>
-      </w:r>
-    </w:p>
-    <w:p>
-      <w:pPr>
-        <w:pStyle w:val="TEKST"/>
-      </w:pPr>
-      <w:r>
-        <w:t xml:space="preserve">Inicijalizacija vektora </w:t>
-      </w:r>
-      <w:proofErr w:type="spellStart"/>
-      <w:r>
-        <w:t>teleportacije</w:t>
-      </w:r>
-      <w:proofErr w:type="spellEnd"/>
-      <w:r>
-        <w:t>:</w:t>
-      </w:r>
-    </w:p>
-    <w:p>
-      <w:pPr>
-        <w:pStyle w:val="TEKST"/>
-        <w:numPr>
-          <w:ilvl w:val="0"/>
-          <w:numId w:val="44"/>
-        </w:numPr>
-      </w:pPr>
-      <w:r>
-        <w:t>pisanje baze</w:t>
-      </w:r>
-      <w:r>
-        <w:t xml:space="preserve"> </w:t>
-      </w:r>
-      <m:oMath>
-        <m:r>
-          <w:rPr>
-            <w:rFonts w:ascii="Cambria Math" w:hAnsi="Cambria Math"/>
-          </w:rPr>
-          <m:t>(1-α) p</m:t>
-        </m:r>
-      </m:oMath>
-      <w:r>
-        <w:t xml:space="preserve"> </w:t>
-      </w:r>
-      <w:r>
-        <w:t xml:space="preserve">u novi vektor je </w:t>
-      </w:r>
-      <m:oMath>
-        <m:r>
-          <w:rPr>
-            <w:rFonts w:ascii="Cambria Math" w:hAnsi="Cambria Math"/>
-          </w:rPr>
-          <m:t>O(|V|)</m:t>
-        </m:r>
-      </m:oMath>
-      <w:r>
-        <w:t>.</w:t>
-      </w:r>
-    </w:p>
-    <w:p>
-      <w:pPr>
-        <w:pStyle w:val="TEKST"/>
-      </w:pPr>
-      <w:r>
-        <w:t>Distribucija po odlaznim bridovima</w:t>
-      </w:r>
-      <w:r>
-        <w:t>:</w:t>
-      </w:r>
-    </w:p>
-    <w:p>
-      <w:pPr>
-        <w:pStyle w:val="TEKST"/>
-        <w:numPr>
-          <w:ilvl w:val="0"/>
-          <w:numId w:val="44"/>
-        </w:numPr>
-      </w:pPr>
-      <w:r>
-        <w:t xml:space="preserve">unutarnja petlja po </w:t>
-      </w:r>
-      <w:r>
-        <w:rPr>
-          <w:rStyle w:val="TEKSTENGChar"/>
-        </w:rPr>
-        <w:t>out</w:t>
-      </w:r>
-      <w:r>
-        <w:t>-listama ukupno obilazi svaki usmjereni brid jednom</w:t>
-      </w:r>
-      <w:r>
-        <w:br/>
-      </w:r>
-      <w:r>
-        <w:t xml:space="preserve">pa je </w:t>
-      </w:r>
-      <m:oMath>
-        <m:r>
-          <w:rPr>
-            <w:rFonts w:ascii="Cambria Math" w:hAnsi="Cambria Math"/>
-          </w:rPr>
-          <m:t>O(|E|)</m:t>
-        </m:r>
-      </m:oMath>
-      <w:r>
-        <w:t>.</w:t>
-      </w:r>
-    </w:p>
-    <w:p>
-      <w:pPr>
-        <w:pStyle w:val="TEKST"/>
-      </w:pPr>
-      <w:r>
-        <w:t xml:space="preserve">Dodavanje uniformne/personalizirane </w:t>
-      </w:r>
-      <w:r>
-        <w:rPr>
-          <w:rStyle w:val="TEKSTENGChar"/>
-        </w:rPr>
-        <w:t>dangling</w:t>
-      </w:r>
-      <w:r>
-        <w:t xml:space="preserve"> komponente:</w:t>
-      </w:r>
-    </w:p>
-    <w:p>
-      <w:pPr>
-        <w:pStyle w:val="TEKST"/>
-        <w:numPr>
-          <w:ilvl w:val="0"/>
-          <w:numId w:val="44"/>
-        </w:numPr>
-      </w:pPr>
-      <w:r>
-        <w:t>l</w:t>
-      </w:r>
-      <w:r>
-        <w:t xml:space="preserve">inearno po čvorovima, </w:t>
-      </w:r>
-      <m:oMath>
-        <m:r>
-          <w:rPr>
-            <w:rFonts w:ascii="Cambria Math" w:hAnsi="Cambria Math"/>
-          </w:rPr>
-          <m:t>O(|V|)</m:t>
-        </m:r>
-      </m:oMath>
-      <w:r>
-        <w:t>.</w:t>
-      </w:r>
-    </w:p>
-    <w:p>
-      <w:pPr>
-        <w:pStyle w:val="TEKST"/>
-      </w:pPr>
-      <w:r>
-        <w:t>Izračun L1 pogreške:</w:t>
-      </w:r>
-    </w:p>
-    <w:p>
-      <w:pPr>
-        <w:pStyle w:val="TEKST"/>
-        <w:numPr>
-          <w:ilvl w:val="0"/>
-          <w:numId w:val="44"/>
-        </w:numPr>
-      </w:pPr>
-      <w:r>
-        <w:t xml:space="preserve">linearno po čvorovima, </w:t>
-      </w:r>
-      <m:oMath>
-        <m:r>
-          <w:rPr>
-            <w:rFonts w:ascii="Cambria Math" w:hAnsi="Cambria Math"/>
-          </w:rPr>
-          <m:t>O(|V|)</m:t>
-        </m:r>
-      </m:oMath>
-      <w:r>
-        <w:t>.</w:t>
-      </w:r>
-    </w:p>
-    <w:p>
-      <w:pPr>
-        <w:pStyle w:val="TEKST"/>
-      </w:pPr>
-      <w:r>
-        <w:t>J</w:t>
-      </w:r>
-      <w:r>
-        <w:t>edna iteracija ima vrijeme</w:t>
-      </w:r>
-      <w:r>
-        <w:t xml:space="preserve"> </w:t>
-      </w:r>
-      <m:oMath>
-        <m:r>
-          <w:rPr>
-            <w:rFonts w:ascii="Cambria Math" w:hAnsi="Cambria Math"/>
-          </w:rPr>
-          <m:t>Θ(</m:t>
-        </m:r>
-        <m:r>
-          <w:rPr>
-            <w:rFonts w:ascii="Cambria Math" w:hAnsi="Cambria Math" w:cs="Cambria Math"/>
-          </w:rPr>
-          <m:t>∣</m:t>
-        </m:r>
-        <m:r>
-          <w:rPr>
-            <w:rFonts w:ascii="Cambria Math" w:hAnsi="Cambria Math"/>
-          </w:rPr>
-          <m:t>E</m:t>
-        </m:r>
-        <m:r>
-          <w:rPr>
-            <w:rFonts w:ascii="Cambria Math" w:hAnsi="Cambria Math" w:cs="Cambria Math"/>
-          </w:rPr>
-          <m:t>∣</m:t>
-        </m:r>
-        <m:r>
-          <w:rPr>
-            <w:rFonts w:ascii="Cambria Math" w:hAnsi="Cambria Math"/>
-          </w:rPr>
-          <m:t>+</m:t>
-        </m:r>
-        <m:r>
-          <w:rPr>
-            <w:rFonts w:ascii="Cambria Math" w:hAnsi="Cambria Math" w:cs="Cambria Math"/>
-          </w:rPr>
-          <m:t>∣</m:t>
-        </m:r>
-        <m:r>
-          <w:rPr>
-            <w:rFonts w:ascii="Cambria Math" w:hAnsi="Cambria Math"/>
-          </w:rPr>
-          <m:t>V</m:t>
-        </m:r>
-        <m:r>
-          <w:rPr>
-            <w:rFonts w:ascii="Cambria Math" w:hAnsi="Cambria Math" w:cs="Cambria Math"/>
-          </w:rPr>
-          <m:t>∣</m:t>
-        </m:r>
-        <m:r>
-          <w:rPr>
-            <w:rFonts w:ascii="Cambria Math" w:hAnsi="Cambria Math"/>
-          </w:rPr>
-          <m:t>)</m:t>
-        </m:r>
-      </m:oMath>
-      <w:r>
-        <w:t>, pri čemu za rijetke grafe vrijedi</w:t>
-      </w:r>
-      <w:r>
-        <w:t xml:space="preserve"> </w:t>
-      </w:r>
-      <w:r>
-        <w:br/>
-      </w:r>
-      <m:oMath>
-        <m:r>
-          <w:rPr>
-            <w:rFonts w:ascii="Cambria Math" w:hAnsi="Cambria Math" w:cs="Cambria Math"/>
-          </w:rPr>
-          <m:t>∣</m:t>
-        </m:r>
-        <m:r>
-          <w:rPr>
-            <w:rFonts w:ascii="Cambria Math" w:hAnsi="Cambria Math"/>
-          </w:rPr>
-          <m:t>E</m:t>
-        </m:r>
-        <m:r>
-          <w:rPr>
-            <w:rFonts w:ascii="Cambria Math" w:hAnsi="Cambria Math" w:cs="Cambria Math"/>
-          </w:rPr>
-          <m:t>∣≫∣</m:t>
-        </m:r>
-        <m:r>
-          <w:rPr>
-            <w:rFonts w:ascii="Cambria Math" w:hAnsi="Cambria Math"/>
-          </w:rPr>
-          <m:t>V</m:t>
-        </m:r>
-        <m:r>
-          <w:rPr>
-            <w:rFonts w:ascii="Cambria Math" w:hAnsi="Cambria Math" w:cs="Cambria Math"/>
-          </w:rPr>
-          <m:t>∣</m:t>
-        </m:r>
-      </m:oMath>
-      <w:r>
-        <w:t xml:space="preserve"> pa se uobičajeno uzima</w:t>
-      </w:r>
-      <w:r>
-        <w:t xml:space="preserve"> </w:t>
-      </w:r>
-      <m:oMath>
-        <m:r>
-          <w:rPr>
-            <w:rFonts w:ascii="Cambria Math" w:hAnsi="Cambria Math"/>
-          </w:rPr>
-          <m:t>Θ(</m:t>
-        </m:r>
-        <m:r>
-          <w:rPr>
-            <w:rFonts w:ascii="Cambria Math" w:hAnsi="Cambria Math" w:cs="Cambria Math"/>
-          </w:rPr>
-          <m:t>∣</m:t>
-        </m:r>
-        <m:r>
-          <w:rPr>
-            <w:rFonts w:ascii="Cambria Math" w:hAnsi="Cambria Math"/>
-          </w:rPr>
-          <m:t>E</m:t>
-        </m:r>
-        <m:r>
-          <w:rPr>
-            <w:rFonts w:ascii="Cambria Math" w:hAnsi="Cambria Math" w:cs="Cambria Math"/>
-          </w:rPr>
-          <m:t>∣</m:t>
-        </m:r>
-        <m:r>
-          <w:rPr>
-            <w:rFonts w:ascii="Cambria Math" w:hAnsi="Cambria Math"/>
-          </w:rPr>
-          <m:t>)</m:t>
-        </m:r>
-      </m:oMath>
-      <w:r>
-        <w:t>.</w:t>
-      </w:r>
-      <w:r>
-        <w:t xml:space="preserve"> </w:t>
-      </w:r>
-      <w:r>
-        <w:t>Ukupno vrijeme je</w:t>
-      </w:r>
-      <w:r>
-        <w:br/>
-      </w:r>
-      <m:oMath>
-        <m:sSub>
-          <m:sSubPr>
-            <m:ctrlPr>
-              <w:rPr>
-                <w:rFonts w:ascii="Cambria Math" w:hAnsi="Cambria Math"/>
-                <w:i/>
-              </w:rPr>
-            </m:ctrlPr>
-          </m:sSubPr>
-          <m:e>
-            <m:r>
-              <w:rPr>
-                <w:rFonts w:ascii="Cambria Math" w:hAnsi="Cambria Math"/>
-              </w:rPr>
-              <m:t>T</m:t>
-            </m:r>
-          </m:e>
-          <m:sub>
-            <m:r>
-              <w:rPr>
-                <w:rFonts w:ascii="Cambria Math" w:hAnsi="Cambria Math"/>
-              </w:rPr>
-              <m:t>uk</m:t>
-            </m:r>
-          </m:sub>
-        </m:sSub>
-        <m:r>
-          <w:rPr>
-            <w:rFonts w:ascii="Cambria Math" w:hAnsi="Cambria Math"/>
-          </w:rPr>
-          <m:t>=Θ((</m:t>
-        </m:r>
-        <m:r>
-          <w:rPr>
-            <w:rFonts w:ascii="Cambria Math" w:hAnsi="Cambria Math" w:cs="Cambria Math"/>
-          </w:rPr>
-          <m:t>∣</m:t>
-        </m:r>
-        <m:r>
-          <w:rPr>
-            <w:rFonts w:ascii="Cambria Math" w:hAnsi="Cambria Math"/>
-          </w:rPr>
-          <m:t>E</m:t>
-        </m:r>
-        <m:r>
-          <w:rPr>
-            <w:rFonts w:ascii="Cambria Math" w:hAnsi="Cambria Math" w:cs="Cambria Math"/>
-          </w:rPr>
-          <m:t>∣</m:t>
-        </m:r>
-        <m:r>
-          <w:rPr>
-            <w:rFonts w:ascii="Cambria Math" w:hAnsi="Cambria Math"/>
-          </w:rPr>
-          <m:t>+</m:t>
-        </m:r>
-        <m:r>
-          <w:rPr>
-            <w:rFonts w:ascii="Cambria Math" w:hAnsi="Cambria Math" w:cs="Cambria Math"/>
-          </w:rPr>
-          <m:t>∣</m:t>
-        </m:r>
-        <m:r>
-          <w:rPr>
-            <w:rFonts w:ascii="Cambria Math" w:hAnsi="Cambria Math"/>
-          </w:rPr>
-          <m:t>V</m:t>
-        </m:r>
-        <m:r>
-          <w:rPr>
-            <w:rFonts w:ascii="Cambria Math" w:hAnsi="Cambria Math" w:cs="Cambria Math"/>
-          </w:rPr>
-          <m:t>∣</m:t>
-        </m:r>
-        <m:r>
-          <w:rPr>
-            <w:rFonts w:ascii="Cambria Math" w:hAnsi="Cambria Math"/>
-          </w:rPr>
-          <m:t>)</m:t>
-        </m:r>
-        <m:r>
-          <w:rPr>
-            <w:rFonts w:ascii="Cambria Math" w:hAnsi="Cambria Math" w:cs="Cambria Math"/>
-          </w:rPr>
-          <m:t>⋅</m:t>
-        </m:r>
-        <m:r>
-          <w:rPr>
-            <w:rFonts w:ascii="Cambria Math" w:hAnsi="Cambria Math"/>
-          </w:rPr>
-          <m:t>K)</m:t>
-        </m:r>
-      </m:oMath>
-      <w:r>
-        <w:t xml:space="preserve">, </w:t>
-      </w:r>
-      <w:r>
-        <w:t xml:space="preserve">gdje je </w:t>
-      </w:r>
-      <m:oMath>
-        <m:r>
-          <w:rPr>
-            <w:rFonts w:ascii="Cambria Math" w:hAnsi="Cambria Math"/>
-          </w:rPr>
-          <m:t>K</m:t>
-        </m:r>
-      </m:oMath>
-      <w:r>
-        <w:t xml:space="preserve"> broj iteracija do ispunjenja tolerancije.</w:t>
-      </w:r>
-    </w:p>
-    <w:p>
-      <w:pPr>
-        <w:pStyle w:val="TEKST"/>
-      </w:pPr>
-      <w:r>
-        <w:t xml:space="preserve">U pogledu </w:t>
-      </w:r>
-      <m:oMath>
-        <m:r>
-          <w:rPr>
-            <w:rFonts w:ascii="Cambria Math" w:hAnsi="Cambria Math"/>
-          </w:rPr>
-          <m:t>K</m:t>
-        </m:r>
-      </m:oMath>
-      <w:r>
-        <w:t>, metoda potencija ima linearnu konvergenciju brzinom približno jednakom drugoj po veličini svojstvenoj vrijednosti Google matrice, za koju vrijedi</w:t>
-      </w:r>
-      <w:r>
-        <w:t xml:space="preserve"> </w:t>
-      </w:r>
-      <m:oMath>
-        <m:r>
-          <w:rPr>
-            <w:rFonts w:ascii="Cambria Math" w:hAnsi="Cambria Math" w:cs="Cambria Math"/>
-          </w:rPr>
-          <m:t>∣</m:t>
-        </m:r>
-        <m:sSub>
-          <m:sSubPr>
-            <m:ctrlPr>
-              <w:rPr>
-                <w:rFonts w:ascii="Cambria Math" w:hAnsi="Cambria Math"/>
-                <w:i/>
-              </w:rPr>
-            </m:ctrlPr>
-          </m:sSubPr>
-          <m:e>
-            <m:r>
-              <w:rPr>
-                <w:rFonts w:ascii="Cambria Math" w:hAnsi="Cambria Math"/>
-              </w:rPr>
-              <m:t>λ</m:t>
-            </m:r>
-            <m:ctrlPr>
-              <w:rPr>
-                <w:rFonts w:ascii="Cambria Math" w:hAnsi="Cambria Math" w:cs="Cambria Math"/>
-                <w:i/>
-              </w:rPr>
-            </m:ctrlPr>
-          </m:e>
-          <m:sub>
-            <m:r>
-              <w:rPr>
-                <w:rFonts w:ascii="Cambria Math" w:hAnsi="Cambria Math"/>
-              </w:rPr>
-              <m:t>2</m:t>
-            </m:r>
-          </m:sub>
-        </m:sSub>
-        <m:r>
-          <w:rPr>
-            <w:rFonts w:ascii="Cambria Math" w:hAnsi="Cambria Math"/>
-          </w:rPr>
-          <m:t>(G)</m:t>
-        </m:r>
-        <m:r>
-          <w:rPr>
-            <w:rFonts w:ascii="Cambria Math" w:hAnsi="Cambria Math" w:cs="Cambria Math"/>
-          </w:rPr>
-          <m:t>∣</m:t>
-        </m:r>
-        <m:r>
-          <w:rPr>
-            <w:rFonts w:ascii="Cambria Math" w:hAnsi="Cambria Math"/>
-          </w:rPr>
-          <m:t>≤α</m:t>
-        </m:r>
-      </m:oMath>
-      <w:r>
-        <w:t xml:space="preserve"> </w:t>
-      </w:r>
-      <w:r>
-        <w:t>pa je efektivna stopa oko</w:t>
-      </w:r>
-      <w:r>
-        <w:t xml:space="preserve"> </w:t>
-      </w:r>
-      <m:oMath>
-        <m:r>
-          <w:rPr>
-            <w:rFonts w:ascii="Cambria Math" w:hAnsi="Cambria Math"/>
-          </w:rPr>
-          <m:t>α</m:t>
-        </m:r>
-      </m:oMath>
-      <w:r>
-        <w:t xml:space="preserve"> </w:t>
-      </w:r>
-      <w:r>
-        <w:t>i tipično je dovoljno nekoliko desetaka iteracija (</w:t>
-      </w:r>
-      <m:oMath>
-        <m:r>
-          <w:rPr>
-            <w:rFonts w:ascii="Cambria Math" w:hAnsi="Cambria Math"/>
-          </w:rPr>
-          <m:t>≈50</m:t>
-        </m:r>
-      </m:oMath>
-      <w:r>
-        <w:t>) za pragove koji se koriste u praksi.</w:t>
-      </w:r>
-      <w:r>
-        <w:t xml:space="preserve"> </w:t>
-      </w:r>
-      <w:r>
-        <w:t>Heuristički gornji vez za broj iteracija pri kriteriju</w:t>
-      </w:r>
-      <w:r>
-        <w:t xml:space="preserve"> </w:t>
-      </w:r>
-      <m:oMath>
-        <m:r>
-          <w:rPr>
-            <w:rFonts w:ascii="Cambria Math" w:hAnsi="Cambria Math" w:cs="Cambria Math"/>
-          </w:rPr>
-          <m:t>∥</m:t>
-        </m:r>
-        <m:r>
-          <w:rPr>
-            <w:rFonts w:ascii="Cambria Math" w:hAnsi="Cambria Math"/>
-          </w:rPr>
-          <m:t>π</m:t>
-        </m:r>
-        <m:d>
-          <m:dPr>
-            <m:ctrlPr>
-              <w:rPr>
-                <w:rFonts w:ascii="Cambria Math" w:hAnsi="Cambria Math"/>
-                <w:i/>
-              </w:rPr>
-            </m:ctrlPr>
-          </m:dPr>
-          <m:e>
-            <m:r>
-              <w:rPr>
-                <w:rFonts w:ascii="Cambria Math" w:hAnsi="Cambria Math"/>
-              </w:rPr>
-              <m:t>k+1</m:t>
-            </m:r>
-          </m:e>
-        </m:d>
-        <m:r>
-          <w:rPr>
-            <w:rFonts w:ascii="Cambria Math" w:hAnsi="Cambria Math"/>
-          </w:rPr>
-          <m:t>-π</m:t>
-        </m:r>
-        <m:d>
-          <m:dPr>
-            <m:ctrlPr>
-              <w:rPr>
-                <w:rFonts w:ascii="Cambria Math" w:hAnsi="Cambria Math"/>
-                <w:i/>
-              </w:rPr>
-            </m:ctrlPr>
-          </m:dPr>
-          <m:e>
-            <m:r>
-              <w:rPr>
-                <w:rFonts w:ascii="Cambria Math" w:hAnsi="Cambria Math"/>
-              </w:rPr>
-              <m:t>k</m:t>
-            </m:r>
-          </m:e>
-        </m:d>
-        <m:r>
-          <w:rPr>
-            <w:rFonts w:ascii="Cambria Math" w:hAnsi="Cambria Math" w:cs="Cambria Math"/>
-          </w:rPr>
-          <m:t>∥</m:t>
-        </m:r>
-        <m:r>
-          <w:rPr>
-            <w:rFonts w:ascii="Cambria Math" w:hAnsi="Cambria Math"/>
-          </w:rPr>
-          <m:t>≤ε</m:t>
-        </m:r>
-      </m:oMath>
-      <w:r>
-        <w:t xml:space="preserve"> </w:t>
-      </w:r>
-      <w:r>
-        <w:t>može se izraziti kao</w:t>
-      </w:r>
-      <w:r>
-        <w:t xml:space="preserve"> </w:t>
-      </w:r>
-      <m:oMath>
-        <m:r>
-          <w:rPr>
-            <w:rFonts w:ascii="Cambria Math" w:hAnsi="Cambria Math"/>
-          </w:rPr>
-          <m:t>K=O(</m:t>
-        </m:r>
-        <m:func>
-          <m:funcPr>
-            <m:ctrlPr>
-              <w:rPr>
-                <w:rFonts w:ascii="Cambria Math" w:hAnsi="Cambria Math"/>
-                <w:i/>
-              </w:rPr>
-            </m:ctrlPr>
-          </m:funcPr>
-          <m:fName>
-            <m:sSub>
-              <m:sSubPr>
-                <m:ctrlPr>
-                  <w:rPr>
-                    <w:rFonts w:ascii="Cambria Math" w:hAnsi="Cambria Math"/>
-                    <w:i/>
-                  </w:rPr>
-                </m:ctrlPr>
-              </m:sSubPr>
-              <m:e>
-                <m:r>
-                  <m:rPr>
-                    <m:sty m:val="p"/>
-                  </m:rPr>
-                  <w:rPr>
-                    <w:rFonts w:ascii="Cambria Math" w:hAnsi="Cambria Math"/>
-                  </w:rPr>
-                  <m:t>log</m:t>
-                </m:r>
-              </m:e>
-              <m:sub>
-                <m:r>
-                  <w:rPr>
-                    <w:rFonts w:ascii="Cambria Math" w:hAnsi="Cambria Math"/>
-                  </w:rPr>
-                  <m:t>α</m:t>
-                </m:r>
-                <m:ctrlPr>
-                  <w:rPr>
-                    <w:rFonts w:ascii="Cambria Math" w:hAnsi="Cambria Math"/>
-                  </w:rPr>
-                </m:ctrlPr>
-              </m:sub>
-            </m:sSub>
-          </m:fName>
-          <m:e>
-            <m:r>
-              <w:rPr>
-                <w:rFonts w:ascii="Cambria Math" w:hAnsi="Cambria Math"/>
-              </w:rPr>
-              <m:t>(</m:t>
-            </m:r>
-            <m:f>
-              <m:fPr>
-                <m:ctrlPr>
-                  <w:rPr>
-                    <w:rFonts w:ascii="Cambria Math" w:hAnsi="Cambria Math"/>
-                    <w:i/>
-                  </w:rPr>
-                </m:ctrlPr>
-              </m:fPr>
-              <m:num>
-                <m:r>
-                  <w:rPr>
-                    <w:rFonts w:ascii="Cambria Math" w:hAnsi="Cambria Math"/>
-                  </w:rPr>
-                  <m:t>ε</m:t>
-                </m:r>
-              </m:num>
-              <m:den>
-                <m:r>
-                  <w:rPr>
-                    <w:rFonts w:ascii="Cambria Math" w:hAnsi="Cambria Math"/>
-                  </w:rPr>
-                  <m:t>n</m:t>
-                </m:r>
-              </m:den>
-            </m:f>
-            <m:r>
-              <w:rPr>
-                <w:rFonts w:ascii="Cambria Math" w:hAnsi="Cambria Math"/>
-              </w:rPr>
-              <m:t>)</m:t>
-            </m:r>
-          </m:e>
-        </m:func>
-      </m:oMath>
-      <w:r>
-        <w:t>, što ilustrira da veće</w:t>
-      </w:r>
-      <w:r>
-        <w:t xml:space="preserve"> </w:t>
-      </w:r>
-      <m:oMath>
-        <m:r>
-          <w:rPr>
-            <w:rFonts w:ascii="Cambria Math" w:hAnsi="Cambria Math"/>
-          </w:rPr>
-          <m:t>α</m:t>
-        </m:r>
-      </m:oMath>
-      <w:r>
-        <w:t xml:space="preserve"> </w:t>
-      </w:r>
-      <w:r>
-        <w:t>usporava konvergenciju, dok stroža</w:t>
-      </w:r>
-      <w:r>
-        <w:t xml:space="preserve"> </w:t>
-      </w:r>
-      <m:oMath>
-        <m:r>
-          <w:rPr>
-            <w:rFonts w:ascii="Cambria Math" w:hAnsi="Cambria Math"/>
-          </w:rPr>
-          <m:t>ε</m:t>
-        </m:r>
-      </m:oMath>
-      <w:r>
-        <w:t xml:space="preserve"> </w:t>
-      </w:r>
-      <w:r>
-        <w:t>traži više iteracija.</w:t>
-      </w:r>
-    </w:p>
-    <w:p>
-      <w:pPr>
-        <w:pStyle w:val="TEKST"/>
-      </w:pPr>
-      <w:r>
-        <w:t>Za usporedbu, izravno rješavanje linearnog sustava</w:t>
-      </w:r>
-      <w:r>
-        <w:t xml:space="preserve"> </w:t>
-      </w:r>
-      <m:oMath>
-        <m:sSup>
-          <m:sSupPr>
-            <m:ctrlPr>
-              <w:rPr>
-                <w:rFonts w:ascii="Cambria Math" w:hAnsi="Cambria Math" w:cs="Cambria Math"/>
-                <w:i/>
-              </w:rPr>
-            </m:ctrlPr>
-          </m:sSupPr>
-          <m:e>
-            <m:r>
-              <m:rPr>
-                <m:sty m:val="bi"/>
-              </m:rPr>
-              <w:rPr>
-                <w:rFonts w:ascii="Cambria Math" w:hAnsi="Cambria Math"/>
-              </w:rPr>
-              <m:t>π</m:t>
-            </m:r>
-            <m:ctrlPr>
-              <w:rPr>
-                <w:rFonts w:ascii="Cambria Math" w:hAnsi="Cambria Math"/>
-                <w:i/>
-              </w:rPr>
-            </m:ctrlPr>
-          </m:e>
-          <m:sup>
-            <m:r>
-              <w:rPr>
-                <w:rFonts w:ascii="Cambria Math" w:hAnsi="Cambria Math" w:cs="Cambria Math"/>
-              </w:rPr>
-              <m:t>T</m:t>
-            </m:r>
-          </m:sup>
-        </m:sSup>
-        <m:r>
-          <w:rPr>
-            <w:rFonts w:ascii="Cambria Math" w:hAnsi="Cambria Math"/>
-          </w:rPr>
-          <m:t>(I-G)=0</m:t>
-        </m:r>
-      </m:oMath>
-      <w:r>
-        <w:rPr>
-          <w:i/>
-          <w:iCs/>
-        </w:rPr>
-        <w:t xml:space="preserve"> </w:t>
-      </w:r>
-      <w:r>
-        <w:t>uz normalizaciju</w:t>
-      </w:r>
-      <w:r>
-        <w:t xml:space="preserve"> </w:t>
-      </w:r>
-      <m:oMath>
-        <m:nary>
-          <m:naryPr>
-            <m:chr m:val="∑"/>
-            <m:supHide m:val="1"/>
-            <m:ctrlPr>
-              <w:rPr>
-                <w:rFonts w:ascii="Cambria Math" w:hAnsi="Cambria Math"/>
-                <w:i/>
-              </w:rPr>
-            </m:ctrlPr>
-          </m:naryPr>
-          <m:sub>
-            <m:r>
-              <w:rPr>
-                <w:rFonts w:ascii="Cambria Math" w:hAnsi="Cambria Math"/>
-              </w:rPr>
-              <m:t>i</m:t>
-            </m:r>
-          </m:sub>
-          <m:sup/>
-          <m:e>
-            <m:sSub>
-              <m:sSubPr>
-                <m:ctrlPr>
-                  <w:rPr>
-                    <w:rFonts w:ascii="Cambria Math" w:hAnsi="Cambria Math"/>
-                    <w:i/>
-                  </w:rPr>
-                </m:ctrlPr>
-              </m:sSubPr>
-              <m:e>
-                <m:r>
-                  <m:rPr>
-                    <m:sty m:val="bi"/>
-                  </m:rPr>
-                  <w:rPr>
-                    <w:rFonts w:ascii="Cambria Math" w:hAnsi="Cambria Math"/>
-                  </w:rPr>
-                  <m:t>π</m:t>
-                </m:r>
-              </m:e>
-              <m:sub>
-                <m:r>
-                  <w:rPr>
-                    <w:rFonts w:ascii="Cambria Math" w:hAnsi="Cambria Math"/>
-                  </w:rPr>
-                  <m:t>i</m:t>
-                </m:r>
-              </m:sub>
-            </m:sSub>
-          </m:e>
-        </m:nary>
-        <m:r>
-          <w:rPr>
-            <w:rFonts w:ascii="Cambria Math" w:hAnsi="Cambria Math"/>
-          </w:rPr>
-          <m:t>=1</m:t>
-        </m:r>
-      </m:oMath>
-      <w:r>
-        <w:t xml:space="preserve"> </w:t>
-      </w:r>
-      <w:r>
-        <w:t>ili opća svojstvena dekompozicija nose kubične troškove u dimenziji u općem slučaju, pa su neprikladni za web</w:t>
-      </w:r>
-      <w:r>
-        <w:noBreakHyphen/>
-        <w:t>razmjer bez posebne strukture i distribuiranih tehnika, što potvrđuje praktičnu prednost metode potencija.</w:t>
-      </w:r>
-    </w:p>
-    <w:p>
-      <w:pPr>
-        <w:pStyle w:val="TEKST"/>
-      </w:pPr>
-      <w:r>
-        <w:br w:type="page"/>
-      </w:r>
-    </w:p>
-    <w:p>
-      <w:pPr>
-        <w:pStyle w:val="Podnaslov1"/>
-      </w:pPr>
-      <w:bookmarkStart w:id="16" w:name="_Toc208833078"/>
-      <w:r>
-        <w:lastRenderedPageBreak/>
-        <w:t>Prostorna složenost</w:t>
-      </w:r>
-      <w:bookmarkEnd w:id="16"/>
-    </w:p>
-    <w:p>
-      <w:pPr>
-        <w:pStyle w:val="TEKST"/>
-      </w:pPr>
-      <w:r>
-        <w:t>Prostorna potrošnja je linearna u veličini grafa pri pravilnoj, rijetkoj reprezentaciji.</w:t>
-      </w:r>
-    </w:p>
-    <w:p>
-      <w:pPr>
-        <w:pStyle w:val="TEKST"/>
-      </w:pPr>
-      <w:r>
-        <w:t>Reprezentacija grafa:</w:t>
-      </w:r>
-    </w:p>
-    <w:p>
-      <w:pPr>
-        <w:pStyle w:val="TEKST"/>
-        <w:numPr>
-          <w:ilvl w:val="0"/>
-          <w:numId w:val="44"/>
-        </w:numPr>
-      </w:pPr>
-      <w:r>
-        <w:t>L</w:t>
-      </w:r>
-      <w:r>
-        <w:t xml:space="preserve">iste odlaznih susjeda (ili </w:t>
-      </w:r>
-      <m:oMath>
-        <m:r>
-          <w:rPr>
-            <w:rFonts w:ascii="Cambria Math" w:hAnsi="Cambria Math"/>
-          </w:rPr>
-          <m:t>CSR/CSC</m:t>
-        </m:r>
-      </m:oMath>
-      <w:r>
-        <w:t xml:space="preserve">) zauzimaju </w:t>
-      </w:r>
-      <m:oMath>
-        <m:r>
-          <w:rPr>
-            <w:rFonts w:ascii="Cambria Math" w:hAnsi="Cambria Math"/>
-          </w:rPr>
-          <m:t>O(|V|+|E|)</m:t>
-        </m:r>
-      </m:oMath>
-      <w:r>
-        <w:t xml:space="preserve"> memorije, jer se pohranjuju svi čvorovi i bridovi uz indeksne strukture.</w:t>
-      </w:r>
-    </w:p>
-    <w:p>
-      <w:pPr>
-        <w:pStyle w:val="TEKST"/>
-      </w:pPr>
-      <w:r>
-        <w:t>Pomoćni nizovi po čvoru:</w:t>
-      </w:r>
-    </w:p>
-    <w:p>
-      <w:pPr>
-        <w:pStyle w:val="TEKST"/>
-        <w:numPr>
-          <w:ilvl w:val="0"/>
-          <w:numId w:val="44"/>
-        </w:numPr>
-      </w:pPr>
-      <w:r>
-        <w:rPr>
-          <w:rStyle w:val="TEKSTENGChar"/>
-        </w:rPr>
-        <w:t>O</w:t>
-      </w:r>
-      <w:r>
-        <w:rPr>
-          <w:rStyle w:val="TEKSTENGChar"/>
-        </w:rPr>
-        <w:t>ut-degree</w:t>
-      </w:r>
-      <w:r>
-        <w:t>(</w:t>
-      </w:r>
-      <w:proofErr w:type="spellStart"/>
-      <w:r>
-        <w:rPr>
-          <w:rStyle w:val="TEKSTENGChar"/>
-        </w:rPr>
-        <w:t>deg</w:t>
-      </w:r>
-      <w:proofErr w:type="spellEnd"/>
-      <w:r>
-        <w:t xml:space="preserve">), </w:t>
-      </w:r>
-      <w:proofErr w:type="spellStart"/>
-      <w:r>
-        <w:t>PageRank</w:t>
-      </w:r>
-      <w:proofErr w:type="spellEnd"/>
-      <w:r>
-        <w:t xml:space="preserve"> vektor </w:t>
-      </w:r>
-      <m:oMath>
-        <m:r>
-          <w:rPr>
-            <w:rFonts w:ascii="Cambria Math" w:hAnsi="Cambria Math"/>
-          </w:rPr>
-          <m:t>r</m:t>
-        </m:r>
-      </m:oMath>
-      <w:r>
-        <w:t xml:space="preserve"> i privremeni r_new (ili jedan vektor u </w:t>
-      </w:r>
-      <m:oMath>
-        <m:r>
-          <w:rPr>
-            <w:rFonts w:ascii="Cambria Math" w:hAnsi="Cambria Math"/>
-          </w:rPr>
-          <m:t>GS</m:t>
-        </m:r>
-      </m:oMath>
-      <w:r>
-        <w:t xml:space="preserve"> varijanti), personalizacija </w:t>
-      </w:r>
-      <m:oMath>
-        <m:r>
-          <w:rPr>
-            <w:rFonts w:ascii="Cambria Math" w:hAnsi="Cambria Math"/>
-          </w:rPr>
-          <m:t>p</m:t>
-        </m:r>
-      </m:oMath>
-      <w:r>
-        <w:t xml:space="preserve"> i eventualno maska dangling čvorova — sve skupa </w:t>
-      </w:r>
-      <m:oMath>
-        <m:r>
-          <w:rPr>
-            <w:rFonts w:ascii="Cambria Math" w:hAnsi="Cambria Math"/>
-          </w:rPr>
-          <m:t>O(|V|)</m:t>
-        </m:r>
-      </m:oMath>
-      <w:r>
-        <w:t>.</w:t>
-      </w:r>
-    </w:p>
-    <w:p>
-      <w:pPr>
-        <w:pStyle w:val="TEKST"/>
-      </w:pPr>
-      <w:r>
-        <w:t xml:space="preserve">Ako se koristi varijanta s ulaznim susjedima In[v], potreban je dodatni skup lista za ulazne bridove </w:t>
-      </w:r>
-      <m:oMath>
-        <m:r>
-          <w:rPr>
-            <w:rFonts w:ascii="Cambria Math" w:hAnsi="Cambria Math"/>
-          </w:rPr>
-          <m:t>O(|E|)</m:t>
-        </m:r>
-      </m:oMath>
-      <w:r>
-        <w:t xml:space="preserve">, pa ukupno ostaje </w:t>
-      </w:r>
-      <m:oMath>
-        <m:r>
-          <w:rPr>
-            <w:rFonts w:ascii="Cambria Math" w:hAnsi="Cambria Math"/>
-          </w:rPr>
-          <m:t>O(|V|+|E|)</m:t>
-        </m:r>
-      </m:oMath>
-      <w:r>
-        <w:t>.</w:t>
-      </w:r>
-      <w:r>
-        <w:t xml:space="preserve"> </w:t>
-      </w:r>
-      <w:r>
-        <w:t>Stoga je ukupna prostorna složenost</w:t>
-      </w:r>
-      <w:r>
-        <w:br/>
-      </w:r>
-      <m:oMath>
-        <m:r>
-          <w:rPr>
-            <w:rFonts w:ascii="Cambria Math" w:hAnsi="Cambria Math"/>
-          </w:rPr>
-          <m:t>Θ(</m:t>
-        </m:r>
-        <m:r>
-          <w:rPr>
-            <w:rFonts w:ascii="Cambria Math" w:hAnsi="Cambria Math" w:cs="Cambria Math"/>
-          </w:rPr>
-          <m:t>∣</m:t>
-        </m:r>
-        <m:r>
-          <w:rPr>
-            <w:rFonts w:ascii="Cambria Math" w:hAnsi="Cambria Math"/>
-          </w:rPr>
-          <m:t>V</m:t>
-        </m:r>
-        <m:r>
-          <w:rPr>
-            <w:rFonts w:ascii="Cambria Math" w:hAnsi="Cambria Math" w:cs="Cambria Math"/>
-          </w:rPr>
-          <m:t>∣</m:t>
-        </m:r>
-        <m:r>
-          <w:rPr>
-            <w:rFonts w:ascii="Cambria Math" w:hAnsi="Cambria Math"/>
-          </w:rPr>
-          <m:t>+</m:t>
-        </m:r>
-        <m:r>
-          <w:rPr>
-            <w:rFonts w:ascii="Cambria Math" w:hAnsi="Cambria Math" w:cs="Cambria Math"/>
-          </w:rPr>
-          <m:t>∣</m:t>
-        </m:r>
-        <m:r>
-          <w:rPr>
-            <w:rFonts w:ascii="Cambria Math" w:hAnsi="Cambria Math"/>
-          </w:rPr>
-          <m:t>E</m:t>
-        </m:r>
-        <m:r>
-          <w:rPr>
-            <w:rFonts w:ascii="Cambria Math" w:hAnsi="Cambria Math" w:cs="Cambria Math"/>
-          </w:rPr>
-          <m:t>∣</m:t>
-        </m:r>
-        <m:r>
-          <w:rPr>
-            <w:rFonts w:ascii="Cambria Math" w:hAnsi="Cambria Math"/>
-          </w:rPr>
-          <m:t>)</m:t>
-        </m:r>
-      </m:oMath>
-      <w:r>
-        <w:t xml:space="preserve">, uz konstantne faktore ovisne o odabranoj rijetkoj strukturi (npr. </w:t>
-      </w:r>
-      <m:oMath>
-        <m:r>
-          <w:rPr>
-            <w:rFonts w:ascii="Cambria Math" w:hAnsi="Cambria Math"/>
-          </w:rPr>
-          <m:t>CSR</m:t>
-        </m:r>
-      </m:oMath>
-      <w:r>
-        <w:t xml:space="preserve"> vs. liste) i potrebnim pomoćnim vektorima za toleranciju i normu</w:t>
-      </w:r>
-    </w:p>
-    <w:p>
-      <w:pPr>
-        <w:pStyle w:val="TEKST"/>
-      </w:pPr>
-    </w:p>
-    <w:p>
-      <w:pPr>
-        <w:pStyle w:val="TEKST"/>
-      </w:pPr>
-      <w:r>
-        <w:rPr>
-          <w:noProof/>
-        </w:rPr>
-        <mc:AlternateContent>
-          <mc:Choice Requires="wps">
-            <w:drawing>
-              <wp:anchor distT="0" distB="0" distL="114300" distR="114300" simplePos="0" relativeHeight="251666432" behindDoc="0" locked="0" layoutInCell="1" allowOverlap="1" wp14:anchorId="596CE227" wp14:editId="545CCEF5">
-                <wp:simplePos x="0" y="0"/>
-                <wp:positionH relativeFrom="column">
-                  <wp:posOffset>0</wp:posOffset>
-                </wp:positionH>
-                <wp:positionV relativeFrom="paragraph">
-                  <wp:posOffset>2011680</wp:posOffset>
-                </wp:positionV>
-                <wp:extent cx="5752465" cy="635"/>
-                <wp:effectExtent l="0" t="0" r="0" b="0"/>
-                <wp:wrapTopAndBottom/>
-                <wp:docPr id="1585970414" name="Text Box 1"/>
-                <wp:cNvGraphicFramePr/>
-                <a:graphic xmlns:a="http://schemas.openxmlformats.org/drawingml/2006/main">
-                  <a:graphicData uri="http://schemas.microsoft.com/office/word/2010/wordprocessingShape">
-                    <wps:wsp>
-                      <wps:cNvSpPr txBox="1"/>
-                      <wps:spPr>
-                        <a:xfrm>
-                          <a:off x="0" y="0"/>
-                          <a:ext cx="5752465" cy="635"/>
-                        </a:xfrm>
-                        <a:prstGeom prst="rect">
-                          <a:avLst/>
-                        </a:prstGeom>
-                        <a:solidFill>
-                          <a:prstClr val="white"/>
-                        </a:solidFill>
-                        <a:ln>
-                          <a:noFill/>
-                        </a:ln>
-                      </wps:spPr>
-                      <wps:txbx>
-                        <w:txbxContent>
-                          <w:p>
-                            <w:pPr>
-                              <w:pStyle w:val="Caption"/>
-                              <w:rPr>
-                                <w:noProof/>
-                              </w:rPr>
-                            </w:pPr>
-                            <w:bookmarkStart w:id="17" w:name="_Toc208828484"/>
-                            <w:r>
-                              <w:t xml:space="preserve">Slika </w:t>
-                            </w:r>
-                            <w:fldSimple w:instr=" SEQ Slika \* ARABIC ">
-                              <w:r>
-                                <w:rPr>
-                                  <w:noProof/>
-                                </w:rPr>
-                                <w:t>3</w:t>
-                              </w:r>
-                            </w:fldSimple>
-                            <w:r>
-                              <w:t xml:space="preserve">. Graf </w:t>
-                            </w:r>
-                            <w:r>
-                              <w:t>Kovergencije</w:t>
-                            </w:r>
-                            <w:bookmarkEnd w:id="17"/>
-                          </w:p>
-                        </w:txbxContent>
-                      </wps:txbx>
-                      <wps:bodyPr rot="0" spcFirstLastPara="0" vertOverflow="overflow" horzOverflow="overflow" vert="horz" wrap="square" lIns="0" tIns="0" rIns="0" bIns="0" numCol="1" spcCol="0" rtlCol="0" fromWordArt="0" anchor="t" anchorCtr="0" forceAA="0" compatLnSpc="1">
-                        <a:prstTxWarp prst="textNoShape">
-                          <a:avLst/>
-                        </a:prstTxWarp>
-                        <a:spAutoFit/>
-                      </wps:bodyPr>
-                    </wps:wsp>
-                  </a:graphicData>
-                </a:graphic>
-              </wp:anchor>
-            </w:drawing>
-          </mc:Choice>
-          <mc:Fallback>
-            <w:pict>
-              <v:shape w14:anchorId="596CE227" id="_x0000_s1028" type="#_x0000_t202" style="position:absolute;left:0;text-align:left;margin-left:0;margin-top:158.4pt;width:452.95pt;height:.05pt;z-index:251666432;visibility:visible;mso-wrap-style:square;mso-wrap-distance-left:9pt;mso-wrap-distance-top:0;mso-wrap-distance-right:9pt;mso-wrap-distance-bottom:0;mso-position-horizontal:absolute;mso-position-horizontal-relative:text;mso-position-vertical:absolute;mso-position-vertical-relative:text;v-text-anchor:top" o:gfxdata="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" stroked="f">
-                <v:textbox style="mso-fit-shape-to-text:t" inset="0,0,0,0">
-                  <w:txbxContent>
-                    <w:p>
-                      <w:pPr>
-                        <w:pStyle w:val="Caption"/>
-                        <w:rPr>
-                          <w:noProof/>
-                        </w:rPr>
-                      </w:pPr>
-                      <w:bookmarkStart w:id="20" w:name="_Toc208828484"/>
-                      <w:r>
-                        <w:t xml:space="preserve">Slika </w:t>
-                      </w:r>
-                      <w:fldSimple w:instr=" SEQ Slika \* ARABIC ">
-                        <w:r>
-                          <w:rPr>
-                            <w:noProof/>
-                          </w:rPr>
-                          <w:t>3</w:t>
-                        </w:r>
-                      </w:fldSimple>
-                      <w:r>
-                        <w:t xml:space="preserve">. Graf </w:t>
-                      </w:r>
-                      <w:proofErr w:type="spellStart"/>
-                      <w:r>
-                        <w:t>Kovergencije</w:t>
-                      </w:r>
-                      <w:bookmarkEnd w:id="20"/>
-                      <w:proofErr w:type="spellEnd"/>
-                    </w:p>
-                  </w:txbxContent>
-                </v:textbox>
-                <w10:wrap type="topAndBottom"/>
-              </v:shape>
-            </w:pict>
-          </mc:Fallback>
-        </mc:AlternateContent>
-      </w:r>
-      <w:r>
-        <w:rPr>
-          <w:noProof/>
-        </w:rPr>
-        <w:drawing>
-          <wp:anchor distT="0" distB="0" distL="114300" distR="114300" simplePos="0" relativeHeight="251660288" behindDoc="0" locked="0" layoutInCell="1" allowOverlap="1" wp14:anchorId="0F7D2D5D" wp14:editId="50044E96">
-            <wp:simplePos x="0" y="0"/>
-            <wp:positionH relativeFrom="column">
-              <wp:posOffset>322</wp:posOffset>
-            </wp:positionH>
-            <wp:positionV relativeFrom="paragraph">
-              <wp:posOffset>37095</wp:posOffset>
-            </wp:positionV>
-            <wp:extent cx="5752465" cy="1917700"/>
-            <wp:effectExtent l="0" t="0" r="635" b="6350"/>
-            <wp:wrapTopAndBottom/>
-            <wp:docPr id="1180598377" name="Picture 3"/>
-            <wp:cNvGraphicFramePr>
-              <a:graphicFrameLocks xmlns:a="http://schemas.openxmlformats.org/drawingml/2006/main" noChangeAspect="1"/>
-            </wp:cNvGraphicFramePr>
-            <a:graphic xmlns:a="http://schemas.openxmlformats.org/drawingml/2006/main">
-              <a:graphicData uri="http://schemas.openxmlformats.org/drawingml/2006/picture">
-                <pic:pic xmlns:pic="http://schemas.openxmlformats.org/drawingml/2006/picture">
-                  <pic:nvPicPr>
-                    <pic:cNvPr id="0" name="Picture 3"/>
-                    <pic:cNvPicPr>
-                      <a:picLocks noChangeAspect="1" noChangeArrowheads="1"/>
-                    </pic:cNvPicPr>
-                  </pic:nvPicPr>
-                  <pic:blipFill>
-                    <a:blip r:embed="rId12" cstate="print">
-                      <a:extLst>
-                        <a:ext uri="{28A0092B-C50C-407E-A947-70E740481C1C}">
-                          <a14:useLocalDpi xmlns:a14="http://schemas.microsoft.com/office/drawing/2010/main" val="0"/>
-                        </a:ext>
-                      </a:extLst>
-                    </a:blip>
-                    <a:srcRect/>
-                    <a:stretch>
-                      <a:fillRect/>
-                    </a:stretch>
-                  </pic:blipFill>
-                  <pic:spPr bwMode="auto">
-                    <a:xfrm>
-                      <a:off x="0" y="0"/>
-                      <a:ext cx="5752465" cy="1917700"/>
-                    </a:xfrm>
-                    <a:prstGeom prst="rect">
-                      <a:avLst/>
-                    </a:prstGeom>
-                    <a:noFill/>
-                    <a:ln>
-                      <a:noFill/>
-                    </a:ln>
-                  </pic:spPr>
-                </pic:pic>
-              </a:graphicData>
-            </a:graphic>
-          </wp:anchor>
-        </w:drawing>
-      </w:r>
-    </w:p>
-    <w:p>
-      <w:pPr>
-        <w:pStyle w:val="TEKST"/>
-      </w:pPr>
-    </w:p>
-    <w:p>
-      <w:pPr>
-        <w:pStyle w:val="TEKST"/>
-      </w:pPr>
-    </w:p>
-    <w:p>
-      <w:pPr>
-        <w:pStyle w:val="TEKST"/>
-        <w:sectPr>
-          <w:pgSz w:w="11906" w:h="16838" w:code="9"/>
-          <w:pgMar w:top="1418" w:right="1418" w:bottom="1418" w:left="1418" w:header="1162" w:footer="1191" w:gutter="0"/>
-          <w:cols w:space="708"/>
-          <w:docGrid w:linePitch="360"/>
-        </w:sectPr>
-      </w:pPr>
-    </w:p>
-    <w:p>
-      <w:pPr>
-        <w:pStyle w:val="Heading1"/>
-      </w:pPr>
-      <w:bookmarkStart w:id="18" w:name="_Toc208833079"/>
-      <w:r>
-        <w:lastRenderedPageBreak/>
-        <w:t>Usporedba s drugim algoritmima rangiranja</w:t>
-      </w:r>
-      <w:bookmarkEnd w:id="18"/>
-    </w:p>
-    <w:p>
-      <w:pPr>
-        <w:pStyle w:val="TEKST"/>
-      </w:pPr>
-      <w:r>
-        <w:t xml:space="preserve">Za razliku od HITS-a koji istodobno računa </w:t>
-      </w:r>
-      <w:r>
-        <w:rPr>
-          <w:rStyle w:val="TEKSTENGChar"/>
-        </w:rPr>
-        <w:t>hub</w:t>
-      </w:r>
-      <w:r>
-        <w:t xml:space="preserve"> i </w:t>
-      </w:r>
-      <w:r>
-        <w:rPr>
-          <w:rStyle w:val="TEKSTENGChar"/>
-        </w:rPr>
-        <w:t>authority</w:t>
-      </w:r>
-      <w:r>
-        <w:t xml:space="preserve"> ocjene na </w:t>
-      </w:r>
-      <w:proofErr w:type="spellStart"/>
-      <w:r>
-        <w:t>podgrafu</w:t>
-      </w:r>
-      <w:proofErr w:type="spellEnd"/>
-      <w:r>
-        <w:t xml:space="preserve"> relevantnom za upit, </w:t>
-      </w:r>
-      <w:proofErr w:type="spellStart"/>
-      <w:r>
-        <w:t>PageRank</w:t>
-      </w:r>
-      <w:proofErr w:type="spellEnd"/>
-      <w:r>
-        <w:t xml:space="preserve"> je globalna, upitno-neovisna metrika popularnosti koja se naknadno kombinira s mjerama sadržajne relevantnosti u procesu rangiranja rezultata. U praksi se uočavaju razlike: HITS bolje reflektira lokalno </w:t>
-      </w:r>
-      <w:r>
-        <w:t>„</w:t>
-      </w:r>
-      <w:proofErr w:type="spellStart"/>
-      <w:r>
-        <w:rPr>
-          <w:rStyle w:val="TEKSTENGChar"/>
-        </w:rPr>
-        <w:t>autoritet</w:t>
-      </w:r>
-      <w:proofErr w:type="spellEnd"/>
-      <w:r>
-        <w:rPr>
-          <w:rStyle w:val="TEKSTENGChar"/>
-        </w:rPr>
-        <w:t>-hub</w:t>
-      </w:r>
-      <w:r>
-        <w:t>“</w:t>
-      </w:r>
-      <w:r>
-        <w:t xml:space="preserve"> ponašanje, dok </w:t>
-      </w:r>
-      <w:proofErr w:type="spellStart"/>
-      <w:r>
-        <w:t>PageRank</w:t>
-      </w:r>
-      <w:proofErr w:type="spellEnd"/>
-      <w:r>
-        <w:t xml:space="preserve"> mjeri globalni tok autoriteta kroz cijeli web graf, što je posebno korisno za opću baznu ocjenu važnosti.</w:t>
-      </w:r>
-    </w:p>
-    <w:p>
-      <w:pPr>
-        <w:pStyle w:val="TEKST"/>
-      </w:pPr>
-    </w:p>
-    <w:p>
-      <w:pPr>
-        <w:pStyle w:val="TEKST"/>
-      </w:pPr>
-      <w:bookmarkStart w:id="19" w:name="_Toc177064181"/>
-    </w:p>
-    <w:p>
-      <w:pPr>
-        <w:sectPr>
-          <w:pgSz w:w="11906" w:h="16838" w:code="9"/>
-          <w:pgMar w:top="1418" w:right="1418" w:bottom="1418" w:left="1418" w:header="1162" w:footer="1191" w:gutter="0"/>
-          <w:cols w:space="708"/>
-          <w:docGrid w:linePitch="360"/>
-        </w:sectPr>
-      </w:pPr>
-    </w:p>
-    <w:p>
-      <w:pPr>
-        <w:pStyle w:val="Heading1"/>
-      </w:pPr>
-      <w:bookmarkStart w:id="20" w:name="_Toc208833080"/>
+      <w:bookmarkStart w:id="6" w:name="_Toc208833080"/>
       <w:r>
         <w:lastRenderedPageBreak/>
         <w:t>ZAKLJUČAK</w:t>
       </w:r>
-      <w:bookmarkEnd w:id="19"/>
-      <w:bookmarkEnd w:id="20"/>
+      <w:bookmarkEnd w:id="5"/>
+      <w:bookmarkEnd w:id="6"/>
     </w:p>
     <w:p>
       <w:pPr>
@@ -7656,14 +2895,14 @@
       <w:pPr>
         <w:pStyle w:val="Pomocninaslov"/>
       </w:pPr>
-      <w:bookmarkStart w:id="21" w:name="_Toc177064182"/>
-      <w:bookmarkStart w:id="22" w:name="_Toc208833081"/>
+      <w:bookmarkStart w:id="7" w:name="_Toc177064182"/>
+      <w:bookmarkStart w:id="8" w:name="_Toc208833081"/>
       <w:r>
         <w:lastRenderedPageBreak/>
         <w:t>LITERATURA</w:t>
       </w:r>
-      <w:bookmarkEnd w:id="21"/>
-      <w:bookmarkEnd w:id="22"/>
+      <w:bookmarkEnd w:id="7"/>
+      <w:bookmarkEnd w:id="8"/>
     </w:p>
     <w:p>
       <w:pPr>
@@ -8277,10 +3516,7 @@
       <w:tab/>
     </w:r>
     <w:r>
-      <w:t xml:space="preserve">Algoritamske tehnike </w:t>
-    </w:r>
-    <w:r>
-      <w:t>PageRank</w:t>
+      <w:t>Interakcija čovjeka i robota</w:t>
     </w:r>
   </w:p>
 </w:hdr>
@@ -10953,6 +6189,119 @@
     </w:lvl>
   </w:abstractNum>
   <w:abstractNum w:abstractNumId="23" w15:restartNumberingAfterBreak="0">
+    <w:nsid w:val="49E17274"/>
+    <w:multiLevelType w:val="hybridMultilevel"/>
+    <w:tmpl w:val="572EEF42"/>
+    <w:lvl w:ilvl="0" w:tplc="08090001">
+      <w:start w:val="1"/>
+      <w:numFmt w:val="bullet"/>
+      <w:lvlText w:val=""/>
+      <w:lvlJc w:val="left"/>
+      <w:pPr>
+        <w:ind w:left="720" w:hanging="360"/>
+      </w:pPr>
+      <w:rPr>
+        <w:rFonts w:ascii="Symbol" w:hAnsi="Symbol" w:hint="default"/>
+      </w:rPr>
+    </w:lvl>
+    <w:lvl w:ilvl="1" w:tplc="08090003" w:tentative="1">
+      <w:start w:val="1"/>
+      <w:numFmt w:val="bullet"/>
+      <w:lvlText w:val="o"/>
+      <w:lvlJc w:val="left"/>
+      <w:pPr>
+        <w:ind w:left="1440" w:hanging="360"/>
+      </w:pPr>
+      <w:rPr>
+        <w:rFonts w:ascii="Courier New" w:hAnsi="Courier New" w:cs="Courier New" w:hint="default"/>
+      </w:rPr>
+    </w:lvl>
+    <w:lvl w:ilvl="2" w:tplc="08090005" w:tentative="1">
+      <w:start w:val="1"/>
+      <w:numFmt w:val="bullet"/>
+      <w:lvlText w:val=""/>
+      <w:lvlJc w:val="left"/>
+      <w:pPr>
+        <w:ind w:left="2160" w:hanging="360"/>
+      </w:pPr>
+      <w:rPr>
+        <w:rFonts w:ascii="Wingdings" w:hAnsi="Wingdings" w:hint="default"/>
+      </w:rPr>
+    </w:lvl>
+    <w:lvl w:ilvl="3" w:tplc="08090001" w:tentative="1">
+      <w:start w:val="1"/>
+      <w:numFmt w:val="bullet"/>
+      <w:lvlText w:val=""/>
+      <w:lvlJc w:val="left"/>
+      <w:pPr>
+        <w:ind w:left="2880" w:hanging="360"/>
+      </w:pPr>
+      <w:rPr>
+        <w:rFonts w:ascii="Symbol" w:hAnsi="Symbol" w:hint="default"/>
+      </w:rPr>
+    </w:lvl>
+    <w:lvl w:ilvl="4" w:tplc="08090003" w:tentative="1">
+      <w:start w:val="1"/>
+      <w:numFmt w:val="bullet"/>
+      <w:lvlText w:val="o"/>
+      <w:lvlJc w:val="left"/>
+      <w:pPr>
+        <w:ind w:left="3600" w:hanging="360"/>
+      </w:pPr>
+      <w:rPr>
+        <w:rFonts w:ascii="Courier New" w:hAnsi="Courier New" w:cs="Courier New" w:hint="default"/>
+      </w:rPr>
+    </w:lvl>
+    <w:lvl w:ilvl="5" w:tplc="08090005" w:tentative="1">
+      <w:start w:val="1"/>
+      <w:numFmt w:val="bullet"/>
+      <w:lvlText w:val=""/>
+      <w:lvlJc w:val="left"/>
+      <w:pPr>
+        <w:ind w:left="4320" w:hanging="360"/>
+      </w:pPr>
+      <w:rPr>
+        <w:rFonts w:ascii="Wingdings" w:hAnsi="Wingdings" w:hint="default"/>
+      </w:rPr>
+    </w:lvl>
+    <w:lvl w:ilvl="6" w:tplc="08090001" w:tentative="1">
+      <w:start w:val="1"/>
+      <w:numFmt w:val="bullet"/>
+      <w:lvlText w:val=""/>
+      <w:lvlJc w:val="left"/>
+      <w:pPr>
+        <w:ind w:left="5040" w:hanging="360"/>
+      </w:pPr>
+      <w:rPr>
+        <w:rFonts w:ascii="Symbol" w:hAnsi="Symbol" w:hint="default"/>
+      </w:rPr>
+    </w:lvl>
+    <w:lvl w:ilvl="7" w:tplc="08090003" w:tentative="1">
+      <w:start w:val="1"/>
+      <w:numFmt w:val="bullet"/>
+      <w:lvlText w:val="o"/>
+      <w:lvlJc w:val="left"/>
+      <w:pPr>
+        <w:ind w:left="5760" w:hanging="360"/>
+      </w:pPr>
+      <w:rPr>
+        <w:rFonts w:ascii="Courier New" w:hAnsi="Courier New" w:cs="Courier New" w:hint="default"/>
+      </w:rPr>
+    </w:lvl>
+    <w:lvl w:ilvl="8" w:tplc="08090005" w:tentative="1">
+      <w:start w:val="1"/>
+      <w:numFmt w:val="bullet"/>
+      <w:lvlText w:val=""/>
+      <w:lvlJc w:val="left"/>
+      <w:pPr>
+        <w:ind w:left="6480" w:hanging="360"/>
+      </w:pPr>
+      <w:rPr>
+        <w:rFonts w:ascii="Wingdings" w:hAnsi="Wingdings" w:hint="default"/>
+      </w:rPr>
+    </w:lvl>
+  </w:abstractNum>
+  <w:abstractNum w:abstractNumId="24" w15:restartNumberingAfterBreak="0">
     <w:nsid w:val="4A5C7DEE"/>
     <w:multiLevelType w:val="hybridMultilevel"/>
     <w:tmpl w:val="DFE8552A"/>
@@ -11038,7 +6387,7 @@
       </w:pPr>
     </w:lvl>
   </w:abstractNum>
-  <w:abstractNum w:abstractNumId="24" w15:restartNumberingAfterBreak="0">
+  <w:abstractNum w:abstractNumId="25" w15:restartNumberingAfterBreak="0">
     <w:nsid w:val="4B6C312A"/>
     <w:multiLevelType w:val="hybridMultilevel"/>
     <w:tmpl w:val="77A212FE"/>
@@ -11151,7 +6500,7 @@
       </w:rPr>
     </w:lvl>
   </w:abstractNum>
-  <w:abstractNum w:abstractNumId="25" w15:restartNumberingAfterBreak="0">
+  <w:abstractNum w:abstractNumId="26" w15:restartNumberingAfterBreak="0">
     <w:nsid w:val="4BBA5DC6"/>
     <w:multiLevelType w:val="hybridMultilevel"/>
     <w:tmpl w:val="0A189896"/>
@@ -11269,7 +6618,7 @@
       </w:pPr>
     </w:lvl>
   </w:abstractNum>
-  <w:abstractNum w:abstractNumId="26" w15:restartNumberingAfterBreak="0">
+  <w:abstractNum w:abstractNumId="27" w15:restartNumberingAfterBreak="0">
     <w:nsid w:val="52304D6B"/>
     <w:multiLevelType w:val="multilevel"/>
     <w:tmpl w:val="9A8086B0"/>
@@ -11417,7 +6766,7 @@
       </w:rPr>
     </w:lvl>
   </w:abstractNum>
-  <w:abstractNum w:abstractNumId="27" w15:restartNumberingAfterBreak="0">
+  <w:abstractNum w:abstractNumId="28" w15:restartNumberingAfterBreak="0">
     <w:nsid w:val="5E007DAC"/>
     <w:multiLevelType w:val="hybridMultilevel"/>
     <w:tmpl w:val="EA0ECC4A"/>
@@ -11530,7 +6879,7 @@
       </w:rPr>
     </w:lvl>
   </w:abstractNum>
-  <w:abstractNum w:abstractNumId="28" w15:restartNumberingAfterBreak="0">
+  <w:abstractNum w:abstractNumId="29" w15:restartNumberingAfterBreak="0">
     <w:nsid w:val="61C762EC"/>
     <w:multiLevelType w:val="hybridMultilevel"/>
     <w:tmpl w:val="816A3C8A"/>
@@ -11669,7 +7018,7 @@
       </w:rPr>
     </w:lvl>
   </w:abstractNum>
-  <w:abstractNum w:abstractNumId="29" w15:restartNumberingAfterBreak="0">
+  <w:abstractNum w:abstractNumId="30" w15:restartNumberingAfterBreak="0">
     <w:nsid w:val="67405C5E"/>
     <w:multiLevelType w:val="hybridMultilevel"/>
     <w:tmpl w:val="9C4EDC8A"/>
@@ -11782,7 +7131,7 @@
       </w:rPr>
     </w:lvl>
   </w:abstractNum>
-  <w:abstractNum w:abstractNumId="30" w15:restartNumberingAfterBreak="0">
+  <w:abstractNum w:abstractNumId="31" w15:restartNumberingAfterBreak="0">
     <w:nsid w:val="6A8F2F5B"/>
     <w:multiLevelType w:val="multilevel"/>
     <w:tmpl w:val="D8027F9C"/>
@@ -11926,7 +7275,7 @@
       </w:rPr>
     </w:lvl>
   </w:abstractNum>
-  <w:abstractNum w:abstractNumId="31" w15:restartNumberingAfterBreak="0">
+  <w:abstractNum w:abstractNumId="32" w15:restartNumberingAfterBreak="0">
     <w:nsid w:val="6C442BC7"/>
     <w:multiLevelType w:val="multilevel"/>
     <w:tmpl w:val="5FAE0DEE"/>
@@ -12042,7 +7391,7 @@
       </w:pPr>
     </w:lvl>
   </w:abstractNum>
-  <w:abstractNum w:abstractNumId="32" w15:restartNumberingAfterBreak="0">
+  <w:abstractNum w:abstractNumId="33" w15:restartNumberingAfterBreak="0">
     <w:nsid w:val="700F2DDE"/>
     <w:multiLevelType w:val="hybridMultilevel"/>
     <w:tmpl w:val="AB4E83EE"/>
@@ -12155,7 +7504,7 @@
       </w:rPr>
     </w:lvl>
   </w:abstractNum>
-  <w:abstractNum w:abstractNumId="33" w15:restartNumberingAfterBreak="0">
+  <w:abstractNum w:abstractNumId="34" w15:restartNumberingAfterBreak="0">
     <w:nsid w:val="70966ADA"/>
     <w:multiLevelType w:val="multilevel"/>
     <w:tmpl w:val="E4B6C250"/>
@@ -12304,7 +7653,7 @@
       </w:rPr>
     </w:lvl>
   </w:abstractNum>
-  <w:abstractNum w:abstractNumId="34" w15:restartNumberingAfterBreak="0">
+  <w:abstractNum w:abstractNumId="35" w15:restartNumberingAfterBreak="0">
     <w:nsid w:val="78BC2413"/>
     <w:multiLevelType w:val="multilevel"/>
     <w:tmpl w:val="041A001D"/>
@@ -12390,7 +7739,7 @@
       </w:pPr>
     </w:lvl>
   </w:abstractNum>
-  <w:abstractNum w:abstractNumId="35" w15:restartNumberingAfterBreak="0">
+  <w:abstractNum w:abstractNumId="36" w15:restartNumberingAfterBreak="0">
     <w:nsid w:val="78C91B4F"/>
     <w:multiLevelType w:val="multilevel"/>
     <w:tmpl w:val="662E8840"/>
@@ -12534,7 +7883,7 @@
       </w:rPr>
     </w:lvl>
   </w:abstractNum>
-  <w:abstractNum w:abstractNumId="36" w15:restartNumberingAfterBreak="0">
+  <w:abstractNum w:abstractNumId="37" w15:restartNumberingAfterBreak="0">
     <w:nsid w:val="7B7749E4"/>
     <w:multiLevelType w:val="multilevel"/>
     <w:tmpl w:val="B46622D6"/>
@@ -12675,7 +8024,7 @@
       </w:rPr>
     </w:lvl>
   </w:abstractNum>
-  <w:abstractNum w:abstractNumId="37" w15:restartNumberingAfterBreak="0">
+  <w:abstractNum w:abstractNumId="38" w15:restartNumberingAfterBreak="0">
     <w:nsid w:val="7EC21EB6"/>
     <w:multiLevelType w:val="hybridMultilevel"/>
     <w:tmpl w:val="8144AFCC"/>
@@ -12764,7 +8113,7 @@
       </w:pPr>
     </w:lvl>
   </w:abstractNum>
-  <w:abstractNum w:abstractNumId="38" w15:restartNumberingAfterBreak="0">
+  <w:abstractNum w:abstractNumId="39" w15:restartNumberingAfterBreak="0">
     <w:nsid w:val="7FEA0E59"/>
     <w:multiLevelType w:val="hybridMultilevel"/>
     <w:tmpl w:val="2702F9E6"/>
@@ -12881,13 +8230,13 @@
     <w:abstractNumId w:val="3"/>
   </w:num>
   <w:num w:numId="2" w16cid:durableId="1205866492">
+    <w:abstractNumId w:val="27"/>
+  </w:num>
+  <w:num w:numId="3" w16cid:durableId="1829251413">
     <w:abstractNumId w:val="26"/>
   </w:num>
-  <w:num w:numId="3" w16cid:durableId="1829251413">
-    <w:abstractNumId w:val="25"/>
-  </w:num>
   <w:num w:numId="4" w16cid:durableId="419758660">
-    <w:abstractNumId w:val="28"/>
+    <w:abstractNumId w:val="29"/>
   </w:num>
   <w:num w:numId="5" w16cid:durableId="1794978798">
     <w:abstractNumId w:val="21"/>
@@ -12896,7 +8245,7 @@
     <w:abstractNumId w:val="15"/>
   </w:num>
   <w:num w:numId="7" w16cid:durableId="385300901">
-    <w:abstractNumId w:val="25"/>
+    <w:abstractNumId w:val="26"/>
     <w:lvlOverride w:ilvl="0">
       <w:startOverride w:val="1"/>
     </w:lvlOverride>
@@ -12914,28 +8263,28 @@
     <w:abstractNumId w:val="14"/>
   </w:num>
   <w:num w:numId="12" w16cid:durableId="559295150">
-    <w:abstractNumId w:val="25"/>
+    <w:abstractNumId w:val="26"/>
     <w:lvlOverride w:ilvl="0">
       <w:startOverride w:val="1"/>
     </w:lvlOverride>
   </w:num>
   <w:num w:numId="13" w16cid:durableId="1238440678">
-    <w:abstractNumId w:val="25"/>
+    <w:abstractNumId w:val="26"/>
   </w:num>
   <w:num w:numId="14" w16cid:durableId="422381293">
-    <w:abstractNumId w:val="25"/>
+    <w:abstractNumId w:val="26"/>
     <w:lvlOverride w:ilvl="0">
       <w:startOverride w:val="1"/>
     </w:lvlOverride>
   </w:num>
   <w:num w:numId="15" w16cid:durableId="1196499487">
-    <w:abstractNumId w:val="25"/>
+    <w:abstractNumId w:val="26"/>
     <w:lvlOverride w:ilvl="0">
       <w:startOverride w:val="1"/>
     </w:lvlOverride>
   </w:num>
   <w:num w:numId="16" w16cid:durableId="1654531476">
-    <w:abstractNumId w:val="25"/>
+    <w:abstractNumId w:val="26"/>
     <w:lvlOverride w:ilvl="0">
       <w:startOverride w:val="1"/>
     </w:lvlOverride>
@@ -12950,25 +8299,25 @@
     <w:abstractNumId w:val="16"/>
   </w:num>
   <w:num w:numId="20" w16cid:durableId="592974616">
-    <w:abstractNumId w:val="25"/>
+    <w:abstractNumId w:val="26"/>
   </w:num>
   <w:num w:numId="21" w16cid:durableId="1113012566">
-    <w:abstractNumId w:val="25"/>
+    <w:abstractNumId w:val="26"/>
   </w:num>
   <w:num w:numId="22" w16cid:durableId="1943950499">
-    <w:abstractNumId w:val="31"/>
+    <w:abstractNumId w:val="32"/>
   </w:num>
   <w:num w:numId="23" w16cid:durableId="832834494">
-    <w:abstractNumId w:val="35"/>
+    <w:abstractNumId w:val="36"/>
   </w:num>
   <w:num w:numId="24" w16cid:durableId="1213420970">
-    <w:abstractNumId w:val="30"/>
+    <w:abstractNumId w:val="31"/>
   </w:num>
   <w:num w:numId="25" w16cid:durableId="1546792065">
     <w:abstractNumId w:val="22"/>
   </w:num>
   <w:num w:numId="26" w16cid:durableId="159085445">
-    <w:abstractNumId w:val="36"/>
+    <w:abstractNumId w:val="37"/>
   </w:num>
   <w:num w:numId="27" w16cid:durableId="232357562">
     <w:abstractNumId w:val="4"/>
@@ -12980,7 +8329,7 @@
     <w:abstractNumId w:val="0"/>
   </w:num>
   <w:num w:numId="30" w16cid:durableId="904069174">
-    <w:abstractNumId w:val="23"/>
+    <w:abstractNumId w:val="24"/>
   </w:num>
   <w:num w:numId="31" w16cid:durableId="1814835384">
     <w:abstractNumId w:val="20"/>
@@ -12989,7 +8338,7 @@
     <w:abstractNumId w:val="19"/>
   </w:num>
   <w:num w:numId="33" w16cid:durableId="253052398">
-    <w:abstractNumId w:val="38"/>
+    <w:abstractNumId w:val="39"/>
   </w:num>
   <w:num w:numId="34" w16cid:durableId="372926083">
     <w:abstractNumId w:val="1"/>
@@ -13028,7 +8377,7 @@
     </w:lvlOverride>
   </w:num>
   <w:num w:numId="37" w16cid:durableId="1794522341">
-    <w:abstractNumId w:val="34"/>
+    <w:abstractNumId w:val="35"/>
   </w:num>
   <w:num w:numId="38" w16cid:durableId="327631856">
     <w:abstractNumId w:val="6"/>
@@ -13040,19 +8389,19 @@
     <w:abstractNumId w:val="5"/>
   </w:num>
   <w:num w:numId="41" w16cid:durableId="259527052">
-    <w:abstractNumId w:val="27"/>
+    <w:abstractNumId w:val="28"/>
   </w:num>
   <w:num w:numId="42" w16cid:durableId="557522734">
-    <w:abstractNumId w:val="32"/>
+    <w:abstractNumId w:val="33"/>
   </w:num>
   <w:num w:numId="43" w16cid:durableId="1710449372">
-    <w:abstractNumId w:val="29"/>
+    <w:abstractNumId w:val="30"/>
   </w:num>
   <w:num w:numId="44" w16cid:durableId="193882437">
-    <w:abstractNumId w:val="24"/>
+    <w:abstractNumId w:val="25"/>
   </w:num>
   <w:num w:numId="45" w16cid:durableId="2139251440">
-    <w:abstractNumId w:val="33"/>
+    <w:abstractNumId w:val="34"/>
   </w:num>
   <w:num w:numId="46" w16cid:durableId="501897870">
     <w:abstractNumId w:val="9"/>
@@ -13061,7 +8410,10 @@
     <w:abstractNumId w:val="2"/>
   </w:num>
   <w:num w:numId="48" w16cid:durableId="222721169">
-    <w:abstractNumId w:val="37"/>
+    <w:abstractNumId w:val="38"/>
+  </w:num>
+  <w:num w:numId="49" w16cid:durableId="14355918">
+    <w:abstractNumId w:val="23"/>
   </w:num>
   <w:numIdMacAtCleanup w:val="3"/>
 </w:numbering>
@@ -13544,7 +8896,6 @@
   <w:style w:type="character" w:default="1" w:styleId="DefaultParagraphFont">
     <w:name w:val="Default Paragraph Font"/>
     <w:uiPriority w:val="1"/>
-    <w:semiHidden/>
     <w:unhideWhenUsed/>
   </w:style>
   <w:style w:type="table" w:default="1" w:styleId="TableNormal">

--- a/student-assingment-01/Kresimir_Hartl_Z1.docx
+++ b/student-assingment-01/Kresimir_Hartl_Z1.docx
@@ -238,7 +238,7 @@
         <w:t>.</w:t>
       </w:r>
     </w:p>
-    <w:bookmarkStart w:id="0" w:name="_Toc208833066" w:displacedByCustomXml="next"/>
+    <w:bookmarkStart w:id="0" w:name="_Toc214056404" w:displacedByCustomXml="next"/>
     <w:bookmarkStart w:id="1" w:name="_Toc177064154" w:displacedByCustomXml="next"/>
     <w:sdt>
       <w:sdtPr>
@@ -275,6 +275,7 @@
               <w:rFonts w:asciiTheme="minorHAnsi" w:eastAsiaTheme="minorEastAsia" w:hAnsiTheme="minorHAnsi" w:cstheme="minorBidi"/>
               <w:noProof/>
               <w:kern w:val="2"/>
+              <w:lang w:val="en-GB" w:eastAsia="en-GB"/>
               <w14:ligatures w14:val="standardContextual"/>
             </w:rPr>
           </w:pPr>
@@ -287,7 +288,7 @@
           <w:r>
             <w:fldChar w:fldCharType="separate"/>
           </w:r>
-          <w:hyperlink w:anchor="_Toc208833066" w:history="1">
+          <w:hyperlink w:anchor="_Toc214056404" w:history="1">
             <w:r>
               <w:rPr>
                 <w:rStyle w:val="Hyperlink"/>
@@ -314,7 +315,7 @@
                 <w:noProof/>
                 <w:webHidden/>
               </w:rPr>
-              <w:instrText xml:space="preserve"> PAGEREF _Toc208833066 \h </w:instrText>
+              <w:instrText xml:space="preserve"> PAGEREF _Toc214056404 \h </w:instrText>
             </w:r>
             <w:r>
               <w:rPr>
@@ -352,26 +353,44 @@
               <w:rFonts w:asciiTheme="minorHAnsi" w:eastAsiaTheme="minorEastAsia" w:hAnsiTheme="minorHAnsi" w:cstheme="minorBidi"/>
               <w:noProof/>
               <w:kern w:val="2"/>
+              <w:lang w:val="en-GB" w:eastAsia="en-GB"/>
               <w14:ligatures w14:val="standardContextual"/>
             </w:rPr>
           </w:pPr>
-          <w:hyperlink w:anchor="_Toc208833067" w:history="1">
+          <w:hyperlink w:anchor="_Toc214056405" w:history="1">
             <w:r>
               <w:rPr>
                 <w:rStyle w:val="Hyperlink"/>
                 <w:noProof/>
               </w:rPr>
-              <w:t>POPIS SLIKA</w:t>
-            </w:r>
-            <w:r>
-              <w:rPr>
-                <w:noProof/>
-                <w:webHidden/>
+              <w:t>1.</w:t>
+            </w:r>
+            <w:r>
+              <w:rPr>
+                <w:rFonts w:asciiTheme="minorHAnsi" w:eastAsiaTheme="minorEastAsia" w:hAnsiTheme="minorHAnsi" w:cstheme="minorBidi"/>
+                <w:noProof/>
+                <w:kern w:val="2"/>
+                <w:lang w:val="en-GB" w:eastAsia="en-GB"/>
+                <w14:ligatures w14:val="standardContextual"/>
               </w:rPr>
               <w:tab/>
             </w:r>
             <w:r>
               <w:rPr>
+                <w:rStyle w:val="Hyperlink"/>
+                <w:noProof/>
+              </w:rPr>
+              <w:t>UVOD</w:t>
+            </w:r>
+            <w:r>
+              <w:rPr>
+                <w:noProof/>
+                <w:webHidden/>
+              </w:rPr>
+              <w:tab/>
+            </w:r>
+            <w:r>
+              <w:rPr>
                 <w:noProof/>
                 <w:webHidden/>
               </w:rPr>
@@ -382,7 +401,7 @@
                 <w:noProof/>
                 <w:webHidden/>
               </w:rPr>
-              <w:instrText xml:space="preserve"> PAGEREF _Toc208833067 \h </w:instrText>
+              <w:instrText xml:space="preserve"> PAGEREF _Toc214056405 \h </w:instrText>
             </w:r>
             <w:r>
               <w:rPr>
@@ -402,7 +421,7 @@
                 <w:noProof/>
                 <w:webHidden/>
               </w:rPr>
-              <w:t>II</w:t>
+              <w:t>1</w:t>
             </w:r>
             <w:r>
               <w:rPr>
@@ -420,22 +439,24 @@
               <w:rFonts w:asciiTheme="minorHAnsi" w:eastAsiaTheme="minorEastAsia" w:hAnsiTheme="minorHAnsi" w:cstheme="minorBidi"/>
               <w:noProof/>
               <w:kern w:val="2"/>
+              <w:lang w:val="en-GB" w:eastAsia="en-GB"/>
               <w14:ligatures w14:val="standardContextual"/>
             </w:rPr>
           </w:pPr>
-          <w:hyperlink w:anchor="_Toc208833068" w:history="1">
+          <w:hyperlink w:anchor="_Toc214056406" w:history="1">
             <w:r>
               <w:rPr>
                 <w:rStyle w:val="Hyperlink"/>
                 <w:noProof/>
               </w:rPr>
-              <w:t>1.</w:t>
+              <w:t>2.</w:t>
             </w:r>
             <w:r>
               <w:rPr>
                 <w:rFonts w:asciiTheme="minorHAnsi" w:eastAsiaTheme="minorEastAsia" w:hAnsiTheme="minorHAnsi" w:cstheme="minorBidi"/>
                 <w:noProof/>
                 <w:kern w:val="2"/>
+                <w:lang w:val="en-GB" w:eastAsia="en-GB"/>
                 <w14:ligatures w14:val="standardContextual"/>
               </w:rPr>
               <w:tab/>
@@ -445,7 +466,7 @@
                 <w:rStyle w:val="Hyperlink"/>
                 <w:noProof/>
               </w:rPr>
-              <w:t>UVOD</w:t>
+              <w:t>Eksperimentalno snimanje</w:t>
             </w:r>
             <w:r>
               <w:rPr>
@@ -466,7 +487,7 @@
                 <w:noProof/>
                 <w:webHidden/>
               </w:rPr>
-              <w:instrText xml:space="preserve"> PAGEREF _Toc208833068 \h </w:instrText>
+              <w:instrText xml:space="preserve"> PAGEREF _Toc214056406 \h </w:instrText>
             </w:r>
             <w:r>
               <w:rPr>
@@ -486,7 +507,179 @@
                 <w:noProof/>
                 <w:webHidden/>
               </w:rPr>
-              <w:t>1</w:t>
+              <w:t>2</w:t>
+            </w:r>
+            <w:r>
+              <w:rPr>
+                <w:noProof/>
+                <w:webHidden/>
+              </w:rPr>
+              <w:fldChar w:fldCharType="end"/>
+            </w:r>
+          </w:hyperlink>
+        </w:p>
+        <w:p>
+          <w:pPr>
+            <w:pStyle w:val="TOC2"/>
+            <w:rPr>
+              <w:rFonts w:asciiTheme="minorHAnsi" w:eastAsiaTheme="minorEastAsia" w:hAnsiTheme="minorHAnsi" w:cstheme="minorBidi"/>
+              <w:noProof/>
+              <w:kern w:val="2"/>
+              <w:lang w:val="en-GB" w:eastAsia="en-GB"/>
+              <w14:ligatures w14:val="standardContextual"/>
+            </w:rPr>
+          </w:pPr>
+          <w:hyperlink w:anchor="_Toc214056407" w:history="1">
+            <w:r>
+              <w:rPr>
+                <w:rStyle w:val="Hyperlink"/>
+                <w:noProof/>
+              </w:rPr>
+              <w:t>2.1.</w:t>
+            </w:r>
+            <w:r>
+              <w:rPr>
+                <w:rFonts w:asciiTheme="minorHAnsi" w:eastAsiaTheme="minorEastAsia" w:hAnsiTheme="minorHAnsi" w:cstheme="minorBidi"/>
+                <w:noProof/>
+                <w:kern w:val="2"/>
+                <w:lang w:val="en-GB" w:eastAsia="en-GB"/>
+                <w14:ligatures w14:val="standardContextual"/>
+              </w:rPr>
+              <w:tab/>
+            </w:r>
+            <w:r>
+              <w:rPr>
+                <w:rStyle w:val="Hyperlink"/>
+                <w:noProof/>
+              </w:rPr>
+              <w:t>Komunikacija i prikupljanje podataka</w:t>
+            </w:r>
+            <w:r>
+              <w:rPr>
+                <w:noProof/>
+                <w:webHidden/>
+              </w:rPr>
+              <w:tab/>
+            </w:r>
+            <w:r>
+              <w:rPr>
+                <w:noProof/>
+                <w:webHidden/>
+              </w:rPr>
+              <w:fldChar w:fldCharType="begin"/>
+            </w:r>
+            <w:r>
+              <w:rPr>
+                <w:noProof/>
+                <w:webHidden/>
+              </w:rPr>
+              <w:instrText xml:space="preserve"> PAGEREF _Toc214056407 \h </w:instrText>
+            </w:r>
+            <w:r>
+              <w:rPr>
+                <w:noProof/>
+                <w:webHidden/>
+              </w:rPr>
+            </w:r>
+            <w:r>
+              <w:rPr>
+                <w:noProof/>
+                <w:webHidden/>
+              </w:rPr>
+              <w:fldChar w:fldCharType="separate"/>
+            </w:r>
+            <w:r>
+              <w:rPr>
+                <w:noProof/>
+                <w:webHidden/>
+              </w:rPr>
+              <w:t>2</w:t>
+            </w:r>
+            <w:r>
+              <w:rPr>
+                <w:noProof/>
+                <w:webHidden/>
+              </w:rPr>
+              <w:fldChar w:fldCharType="end"/>
+            </w:r>
+          </w:hyperlink>
+        </w:p>
+        <w:p>
+          <w:pPr>
+            <w:pStyle w:val="TOC2"/>
+            <w:rPr>
+              <w:rFonts w:asciiTheme="minorHAnsi" w:eastAsiaTheme="minorEastAsia" w:hAnsiTheme="minorHAnsi" w:cstheme="minorBidi"/>
+              <w:noProof/>
+              <w:kern w:val="2"/>
+              <w:lang w:val="en-GB" w:eastAsia="en-GB"/>
+              <w14:ligatures w14:val="standardContextual"/>
+            </w:rPr>
+          </w:pPr>
+          <w:hyperlink w:anchor="_Toc214056408" w:history="1">
+            <w:r>
+              <w:rPr>
+                <w:rStyle w:val="Hyperlink"/>
+                <w:noProof/>
+              </w:rPr>
+              <w:t>2.2.</w:t>
+            </w:r>
+            <w:r>
+              <w:rPr>
+                <w:rFonts w:asciiTheme="minorHAnsi" w:eastAsiaTheme="minorEastAsia" w:hAnsiTheme="minorHAnsi" w:cstheme="minorBidi"/>
+                <w:noProof/>
+                <w:kern w:val="2"/>
+                <w:lang w:val="en-GB" w:eastAsia="en-GB"/>
+                <w14:ligatures w14:val="standardContextual"/>
+              </w:rPr>
+              <w:tab/>
+            </w:r>
+            <w:r>
+              <w:rPr>
+                <w:rStyle w:val="Hyperlink"/>
+                <w:noProof/>
+              </w:rPr>
+              <w:t>Protokol snimanja</w:t>
+            </w:r>
+            <w:r>
+              <w:rPr>
+                <w:noProof/>
+                <w:webHidden/>
+              </w:rPr>
+              <w:tab/>
+            </w:r>
+            <w:r>
+              <w:rPr>
+                <w:noProof/>
+                <w:webHidden/>
+              </w:rPr>
+              <w:fldChar w:fldCharType="begin"/>
+            </w:r>
+            <w:r>
+              <w:rPr>
+                <w:noProof/>
+                <w:webHidden/>
+              </w:rPr>
+              <w:instrText xml:space="preserve"> PAGEREF _Toc214056408 \h </w:instrText>
+            </w:r>
+            <w:r>
+              <w:rPr>
+                <w:noProof/>
+                <w:webHidden/>
+              </w:rPr>
+            </w:r>
+            <w:r>
+              <w:rPr>
+                <w:noProof/>
+                <w:webHidden/>
+              </w:rPr>
+              <w:fldChar w:fldCharType="separate"/>
+            </w:r>
+            <w:r>
+              <w:rPr>
+                <w:noProof/>
+                <w:webHidden/>
+              </w:rPr>
+              <w:t>2</w:t>
             </w:r>
             <w:r>
               <w:rPr>
@@ -504,22 +697,24 @@
               <w:rFonts w:asciiTheme="minorHAnsi" w:eastAsiaTheme="minorEastAsia" w:hAnsiTheme="minorHAnsi" w:cstheme="minorBidi"/>
               <w:noProof/>
               <w:kern w:val="2"/>
+              <w:lang w:val="en-GB" w:eastAsia="en-GB"/>
               <w14:ligatures w14:val="standardContextual"/>
             </w:rPr>
           </w:pPr>
-          <w:hyperlink w:anchor="_Toc208833069" w:history="1">
+          <w:hyperlink w:anchor="_Toc214056409" w:history="1">
             <w:r>
               <w:rPr>
                 <w:rStyle w:val="Hyperlink"/>
                 <w:noProof/>
               </w:rPr>
-              <w:t>2.</w:t>
+              <w:t>3.</w:t>
             </w:r>
             <w:r>
               <w:rPr>
                 <w:rFonts w:asciiTheme="minorHAnsi" w:eastAsiaTheme="minorEastAsia" w:hAnsiTheme="minorHAnsi" w:cstheme="minorBidi"/>
                 <w:noProof/>
                 <w:kern w:val="2"/>
+                <w:lang w:val="en-GB" w:eastAsia="en-GB"/>
                 <w14:ligatures w14:val="standardContextual"/>
               </w:rPr>
               <w:tab/>
@@ -529,7 +724,7 @@
                 <w:rStyle w:val="Hyperlink"/>
                 <w:noProof/>
               </w:rPr>
-              <w:t>Što je PageRank?</w:t>
+              <w:t>Obrada podataka</w:t>
             </w:r>
             <w:r>
               <w:rPr>
@@ -550,7 +745,7 @@
                 <w:noProof/>
                 <w:webHidden/>
               </w:rPr>
-              <w:instrText xml:space="preserve"> PAGEREF _Toc208833069 \h </w:instrText>
+              <w:instrText xml:space="preserve"> PAGEREF _Toc214056409 \h </w:instrText>
             </w:r>
             <w:r>
               <w:rPr>
@@ -570,7 +765,265 @@
                 <w:noProof/>
                 <w:webHidden/>
               </w:rPr>
-              <w:t>2</w:t>
+              <w:t>3</w:t>
+            </w:r>
+            <w:r>
+              <w:rPr>
+                <w:noProof/>
+                <w:webHidden/>
+              </w:rPr>
+              <w:fldChar w:fldCharType="end"/>
+            </w:r>
+          </w:hyperlink>
+        </w:p>
+        <w:p>
+          <w:pPr>
+            <w:pStyle w:val="TOC2"/>
+            <w:rPr>
+              <w:rFonts w:asciiTheme="minorHAnsi" w:eastAsiaTheme="minorEastAsia" w:hAnsiTheme="minorHAnsi" w:cstheme="minorBidi"/>
+              <w:noProof/>
+              <w:kern w:val="2"/>
+              <w:lang w:val="en-GB" w:eastAsia="en-GB"/>
+              <w14:ligatures w14:val="standardContextual"/>
+            </w:rPr>
+          </w:pPr>
+          <w:hyperlink w:anchor="_Toc214056410" w:history="1">
+            <w:r>
+              <w:rPr>
+                <w:rStyle w:val="Hyperlink"/>
+                <w:noProof/>
+              </w:rPr>
+              <w:t>3.1.</w:t>
+            </w:r>
+            <w:r>
+              <w:rPr>
+                <w:rFonts w:asciiTheme="minorHAnsi" w:eastAsiaTheme="minorEastAsia" w:hAnsiTheme="minorHAnsi" w:cstheme="minorBidi"/>
+                <w:noProof/>
+                <w:kern w:val="2"/>
+                <w:lang w:val="en-GB" w:eastAsia="en-GB"/>
+                <w14:ligatures w14:val="standardContextual"/>
+              </w:rPr>
+              <w:tab/>
+            </w:r>
+            <w:r>
+              <w:rPr>
+                <w:rStyle w:val="Hyperlink"/>
+                <w:noProof/>
+              </w:rPr>
+              <w:t>Pretprocesiranje</w:t>
+            </w:r>
+            <w:r>
+              <w:rPr>
+                <w:noProof/>
+                <w:webHidden/>
+              </w:rPr>
+              <w:tab/>
+            </w:r>
+            <w:r>
+              <w:rPr>
+                <w:noProof/>
+                <w:webHidden/>
+              </w:rPr>
+              <w:fldChar w:fldCharType="begin"/>
+            </w:r>
+            <w:r>
+              <w:rPr>
+                <w:noProof/>
+                <w:webHidden/>
+              </w:rPr>
+              <w:instrText xml:space="preserve"> PAGEREF _Toc214056410 \h </w:instrText>
+            </w:r>
+            <w:r>
+              <w:rPr>
+                <w:noProof/>
+                <w:webHidden/>
+              </w:rPr>
+            </w:r>
+            <w:r>
+              <w:rPr>
+                <w:noProof/>
+                <w:webHidden/>
+              </w:rPr>
+              <w:fldChar w:fldCharType="separate"/>
+            </w:r>
+            <w:r>
+              <w:rPr>
+                <w:noProof/>
+                <w:webHidden/>
+              </w:rPr>
+              <w:t>3</w:t>
+            </w:r>
+            <w:r>
+              <w:rPr>
+                <w:noProof/>
+                <w:webHidden/>
+              </w:rPr>
+              <w:fldChar w:fldCharType="end"/>
+            </w:r>
+          </w:hyperlink>
+        </w:p>
+        <w:p>
+          <w:pPr>
+            <w:pStyle w:val="TOC2"/>
+            <w:rPr>
+              <w:rFonts w:asciiTheme="minorHAnsi" w:eastAsiaTheme="minorEastAsia" w:hAnsiTheme="minorHAnsi" w:cstheme="minorBidi"/>
+              <w:noProof/>
+              <w:kern w:val="2"/>
+              <w:lang w:val="en-GB" w:eastAsia="en-GB"/>
+              <w14:ligatures w14:val="standardContextual"/>
+            </w:rPr>
+          </w:pPr>
+          <w:hyperlink w:anchor="_Toc214056411" w:history="1">
+            <w:r>
+              <w:rPr>
+                <w:rStyle w:val="Hyperlink"/>
+                <w:noProof/>
+              </w:rPr>
+              <w:t>3.2.</w:t>
+            </w:r>
+            <w:r>
+              <w:rPr>
+                <w:rFonts w:asciiTheme="minorHAnsi" w:eastAsiaTheme="minorEastAsia" w:hAnsiTheme="minorHAnsi" w:cstheme="minorBidi"/>
+                <w:noProof/>
+                <w:kern w:val="2"/>
+                <w:lang w:val="en-GB" w:eastAsia="en-GB"/>
+                <w14:ligatures w14:val="standardContextual"/>
+              </w:rPr>
+              <w:tab/>
+            </w:r>
+            <w:r>
+              <w:rPr>
+                <w:rStyle w:val="Hyperlink"/>
+                <w:noProof/>
+              </w:rPr>
+              <w:t>Izračun značajki</w:t>
+            </w:r>
+            <w:r>
+              <w:rPr>
+                <w:noProof/>
+                <w:webHidden/>
+              </w:rPr>
+              <w:tab/>
+            </w:r>
+            <w:r>
+              <w:rPr>
+                <w:noProof/>
+                <w:webHidden/>
+              </w:rPr>
+              <w:fldChar w:fldCharType="begin"/>
+            </w:r>
+            <w:r>
+              <w:rPr>
+                <w:noProof/>
+                <w:webHidden/>
+              </w:rPr>
+              <w:instrText xml:space="preserve"> PAGEREF _Toc214056411 \h </w:instrText>
+            </w:r>
+            <w:r>
+              <w:rPr>
+                <w:noProof/>
+                <w:webHidden/>
+              </w:rPr>
+            </w:r>
+            <w:r>
+              <w:rPr>
+                <w:noProof/>
+                <w:webHidden/>
+              </w:rPr>
+              <w:fldChar w:fldCharType="separate"/>
+            </w:r>
+            <w:r>
+              <w:rPr>
+                <w:noProof/>
+                <w:webHidden/>
+              </w:rPr>
+              <w:t>3</w:t>
+            </w:r>
+            <w:r>
+              <w:rPr>
+                <w:noProof/>
+                <w:webHidden/>
+              </w:rPr>
+              <w:fldChar w:fldCharType="end"/>
+            </w:r>
+          </w:hyperlink>
+        </w:p>
+        <w:p>
+          <w:pPr>
+            <w:pStyle w:val="TOC2"/>
+            <w:rPr>
+              <w:rFonts w:asciiTheme="minorHAnsi" w:eastAsiaTheme="minorEastAsia" w:hAnsiTheme="minorHAnsi" w:cstheme="minorBidi"/>
+              <w:noProof/>
+              <w:kern w:val="2"/>
+              <w:lang w:val="en-GB" w:eastAsia="en-GB"/>
+              <w14:ligatures w14:val="standardContextual"/>
+            </w:rPr>
+          </w:pPr>
+          <w:hyperlink w:anchor="_Toc214056412" w:history="1">
+            <w:r>
+              <w:rPr>
+                <w:rStyle w:val="Hyperlink"/>
+                <w:noProof/>
+              </w:rPr>
+              <w:t>3.3.</w:t>
+            </w:r>
+            <w:r>
+              <w:rPr>
+                <w:rFonts w:asciiTheme="minorHAnsi" w:eastAsiaTheme="minorEastAsia" w:hAnsiTheme="minorHAnsi" w:cstheme="minorBidi"/>
+                <w:noProof/>
+                <w:kern w:val="2"/>
+                <w:lang w:val="en-GB" w:eastAsia="en-GB"/>
+                <w14:ligatures w14:val="standardContextual"/>
+              </w:rPr>
+              <w:tab/>
+            </w:r>
+            <w:r>
+              <w:rPr>
+                <w:rStyle w:val="Hyperlink"/>
+                <w:noProof/>
+              </w:rPr>
+              <w:t>Struktura podataka</w:t>
+            </w:r>
+            <w:r>
+              <w:rPr>
+                <w:noProof/>
+                <w:webHidden/>
+              </w:rPr>
+              <w:tab/>
+            </w:r>
+            <w:r>
+              <w:rPr>
+                <w:noProof/>
+                <w:webHidden/>
+              </w:rPr>
+              <w:fldChar w:fldCharType="begin"/>
+            </w:r>
+            <w:r>
+              <w:rPr>
+                <w:noProof/>
+                <w:webHidden/>
+              </w:rPr>
+              <w:instrText xml:space="preserve"> PAGEREF _Toc214056412 \h </w:instrText>
+            </w:r>
+            <w:r>
+              <w:rPr>
+                <w:noProof/>
+                <w:webHidden/>
+              </w:rPr>
+            </w:r>
+            <w:r>
+              <w:rPr>
+                <w:noProof/>
+                <w:webHidden/>
+              </w:rPr>
+              <w:fldChar w:fldCharType="separate"/>
+            </w:r>
+            <w:r>
+              <w:rPr>
+                <w:noProof/>
+                <w:webHidden/>
+              </w:rPr>
+              <w:t>4</w:t>
             </w:r>
             <w:r>
               <w:rPr>
@@ -588,22 +1041,25 @@
               <w:rFonts w:asciiTheme="minorHAnsi" w:eastAsiaTheme="minorEastAsia" w:hAnsiTheme="minorHAnsi" w:cstheme="minorBidi"/>
               <w:noProof/>
               <w:kern w:val="2"/>
+              <w:lang w:val="en-GB" w:eastAsia="en-GB"/>
               <w14:ligatures w14:val="standardContextual"/>
             </w:rPr>
           </w:pPr>
-          <w:hyperlink w:anchor="_Toc208833070" w:history="1">
+          <w:hyperlink w:anchor="_Toc214056413" w:history="1">
             <w:r>
               <w:rPr>
                 <w:rStyle w:val="Hyperlink"/>
                 <w:noProof/>
-              </w:rPr>
-              <w:t>3.</w:t>
+                <w:lang w:val="en-GB"/>
+              </w:rPr>
+              <w:t>4.</w:t>
             </w:r>
             <w:r>
               <w:rPr>
                 <w:rFonts w:asciiTheme="minorHAnsi" w:eastAsiaTheme="minorEastAsia" w:hAnsiTheme="minorHAnsi" w:cstheme="minorBidi"/>
                 <w:noProof/>
                 <w:kern w:val="2"/>
+                <w:lang w:val="en-GB" w:eastAsia="en-GB"/>
                 <w14:ligatures w14:val="standardContextual"/>
               </w:rPr>
               <w:tab/>
@@ -612,8 +1068,9 @@
               <w:rPr>
                 <w:rStyle w:val="Hyperlink"/>
                 <w:noProof/>
-              </w:rPr>
-              <w:t>Matematički model</w:t>
+                <w:lang w:val="en-GB"/>
+              </w:rPr>
+              <w:t>Klasifikacija - Linear Discriminant Analysis (LDA)</w:t>
             </w:r>
             <w:r>
               <w:rPr>
@@ -634,7 +1091,7 @@
                 <w:noProof/>
                 <w:webHidden/>
               </w:rPr>
-              <w:instrText xml:space="preserve"> PAGEREF _Toc208833070 \h </w:instrText>
+              <w:instrText xml:space="preserve"> PAGEREF _Toc214056413 \h </w:instrText>
             </w:r>
             <w:r>
               <w:rPr>
@@ -654,7 +1111,7 @@
                 <w:noProof/>
                 <w:webHidden/>
               </w:rPr>
-              <w:t>3</w:t>
+              <w:t>6</w:t>
             </w:r>
             <w:r>
               <w:rPr>
@@ -672,22 +1129,24 @@
               <w:rFonts w:asciiTheme="minorHAnsi" w:eastAsiaTheme="minorEastAsia" w:hAnsiTheme="minorHAnsi" w:cstheme="minorBidi"/>
               <w:noProof/>
               <w:kern w:val="2"/>
+              <w:lang w:val="en-GB" w:eastAsia="en-GB"/>
               <w14:ligatures w14:val="standardContextual"/>
             </w:rPr>
           </w:pPr>
-          <w:hyperlink w:anchor="_Toc208833071" w:history="1">
+          <w:hyperlink w:anchor="_Toc214056414" w:history="1">
             <w:r>
               <w:rPr>
                 <w:rStyle w:val="Hyperlink"/>
                 <w:noProof/>
               </w:rPr>
-              <w:t>3.1.</w:t>
+              <w:t>4.1.</w:t>
             </w:r>
             <w:r>
               <w:rPr>
                 <w:rFonts w:asciiTheme="minorHAnsi" w:eastAsiaTheme="minorEastAsia" w:hAnsiTheme="minorHAnsi" w:cstheme="minorBidi"/>
                 <w:noProof/>
                 <w:kern w:val="2"/>
+                <w:lang w:val="en-GB" w:eastAsia="en-GB"/>
                 <w14:ligatures w14:val="standardContextual"/>
               </w:rPr>
               <w:tab/>
@@ -697,7 +1156,7 @@
                 <w:rStyle w:val="Hyperlink"/>
                 <w:noProof/>
               </w:rPr>
-              <w:t>Problem “jednosmjernih ulica” i strukturalni učinci</w:t>
+              <w:t>Opis klasifikatora</w:t>
             </w:r>
             <w:r>
               <w:rPr>
@@ -718,7 +1177,7 @@
                 <w:noProof/>
                 <w:webHidden/>
               </w:rPr>
-              <w:instrText xml:space="preserve"> PAGEREF _Toc208833071 \h </w:instrText>
+              <w:instrText xml:space="preserve"> PAGEREF _Toc214056414 \h </w:instrText>
             </w:r>
             <w:r>
               <w:rPr>
@@ -738,7 +1197,7 @@
                 <w:noProof/>
                 <w:webHidden/>
               </w:rPr>
-              <w:t>3</w:t>
+              <w:t>6</w:t>
             </w:r>
             <w:r>
               <w:rPr>
@@ -756,22 +1215,24 @@
               <w:rFonts w:asciiTheme="minorHAnsi" w:eastAsiaTheme="minorEastAsia" w:hAnsiTheme="minorHAnsi" w:cstheme="minorBidi"/>
               <w:noProof/>
               <w:kern w:val="2"/>
+              <w:lang w:val="en-GB" w:eastAsia="en-GB"/>
               <w14:ligatures w14:val="standardContextual"/>
             </w:rPr>
           </w:pPr>
-          <w:hyperlink w:anchor="_Toc208833072" w:history="1">
+          <w:hyperlink w:anchor="_Toc214056415" w:history="1">
             <w:r>
               <w:rPr>
                 <w:rStyle w:val="Hyperlink"/>
                 <w:noProof/>
               </w:rPr>
-              <w:t>3.2.</w:t>
+              <w:t>4.2.</w:t>
             </w:r>
             <w:r>
               <w:rPr>
                 <w:rFonts w:asciiTheme="minorHAnsi" w:eastAsiaTheme="minorEastAsia" w:hAnsiTheme="minorHAnsi" w:cstheme="minorBidi"/>
                 <w:noProof/>
                 <w:kern w:val="2"/>
+                <w:lang w:val="en-GB" w:eastAsia="en-GB"/>
                 <w14:ligatures w14:val="standardContextual"/>
               </w:rPr>
               <w:tab/>
@@ -781,7 +1242,7 @@
                 <w:rStyle w:val="Hyperlink"/>
                 <w:noProof/>
               </w:rPr>
-              <w:t>Algoritam PageRank – iterativni postupak</w:t>
+              <w:t>Trening</w:t>
             </w:r>
             <w:r>
               <w:rPr>
@@ -802,7 +1263,7 @@
                 <w:noProof/>
                 <w:webHidden/>
               </w:rPr>
-              <w:instrText xml:space="preserve"> PAGEREF _Toc208833072 \h </w:instrText>
+              <w:instrText xml:space="preserve"> PAGEREF _Toc214056415 \h </w:instrText>
             </w:r>
             <w:r>
               <w:rPr>
@@ -822,7 +1283,93 @@
                 <w:noProof/>
                 <w:webHidden/>
               </w:rPr>
-              <w:t>3</w:t>
+              <w:t>6</w:t>
+            </w:r>
+            <w:r>
+              <w:rPr>
+                <w:noProof/>
+                <w:webHidden/>
+              </w:rPr>
+              <w:fldChar w:fldCharType="end"/>
+            </w:r>
+          </w:hyperlink>
+        </w:p>
+        <w:p>
+          <w:pPr>
+            <w:pStyle w:val="TOC1"/>
+            <w:rPr>
+              <w:rFonts w:asciiTheme="minorHAnsi" w:eastAsiaTheme="minorEastAsia" w:hAnsiTheme="minorHAnsi" w:cstheme="minorBidi"/>
+              <w:noProof/>
+              <w:kern w:val="2"/>
+              <w:lang w:val="en-GB" w:eastAsia="en-GB"/>
+              <w14:ligatures w14:val="standardContextual"/>
+            </w:rPr>
+          </w:pPr>
+          <w:hyperlink w:anchor="_Toc214056416" w:history="1">
+            <w:r>
+              <w:rPr>
+                <w:rStyle w:val="Hyperlink"/>
+                <w:noProof/>
+              </w:rPr>
+              <w:t>5.</w:t>
+            </w:r>
+            <w:r>
+              <w:rPr>
+                <w:rFonts w:asciiTheme="minorHAnsi" w:eastAsiaTheme="minorEastAsia" w:hAnsiTheme="minorHAnsi" w:cstheme="minorBidi"/>
+                <w:noProof/>
+                <w:kern w:val="2"/>
+                <w:lang w:val="en-GB" w:eastAsia="en-GB"/>
+                <w14:ligatures w14:val="standardContextual"/>
+              </w:rPr>
+              <w:tab/>
+            </w:r>
+            <w:r>
+              <w:rPr>
+                <w:rStyle w:val="Hyperlink"/>
+                <w:noProof/>
+              </w:rPr>
+              <w:t>Validacija</w:t>
+            </w:r>
+            <w:r>
+              <w:rPr>
+                <w:noProof/>
+                <w:webHidden/>
+              </w:rPr>
+              <w:tab/>
+            </w:r>
+            <w:r>
+              <w:rPr>
+                <w:noProof/>
+                <w:webHidden/>
+              </w:rPr>
+              <w:fldChar w:fldCharType="begin"/>
+            </w:r>
+            <w:r>
+              <w:rPr>
+                <w:noProof/>
+                <w:webHidden/>
+              </w:rPr>
+              <w:instrText xml:space="preserve"> PAGEREF _Toc214056416 \h </w:instrText>
+            </w:r>
+            <w:r>
+              <w:rPr>
+                <w:noProof/>
+                <w:webHidden/>
+              </w:rPr>
+            </w:r>
+            <w:r>
+              <w:rPr>
+                <w:noProof/>
+                <w:webHidden/>
+              </w:rPr>
+              <w:fldChar w:fldCharType="separate"/>
+            </w:r>
+            <w:r>
+              <w:rPr>
+                <w:noProof/>
+                <w:webHidden/>
+              </w:rPr>
+              <w:t>8</w:t>
             </w:r>
             <w:r>
               <w:rPr>
@@ -840,22 +1387,24 @@
               <w:rFonts w:asciiTheme="minorHAnsi" w:eastAsiaTheme="minorEastAsia" w:hAnsiTheme="minorHAnsi" w:cstheme="minorBidi"/>
               <w:noProof/>
               <w:kern w:val="2"/>
+              <w:lang w:val="en-GB" w:eastAsia="en-GB"/>
               <w14:ligatures w14:val="standardContextual"/>
             </w:rPr>
           </w:pPr>
-          <w:hyperlink w:anchor="_Toc208833073" w:history="1">
+          <w:hyperlink w:anchor="_Toc214056417" w:history="1">
             <w:r>
               <w:rPr>
                 <w:rStyle w:val="Hyperlink"/>
                 <w:noProof/>
               </w:rPr>
-              <w:t>3.3.</w:t>
+              <w:t>5.1.</w:t>
             </w:r>
             <w:r>
               <w:rPr>
                 <w:rFonts w:asciiTheme="minorHAnsi" w:eastAsiaTheme="minorEastAsia" w:hAnsiTheme="minorHAnsi" w:cstheme="minorBidi"/>
                 <w:noProof/>
                 <w:kern w:val="2"/>
+                <w:lang w:val="en-GB" w:eastAsia="en-GB"/>
                 <w14:ligatures w14:val="standardContextual"/>
               </w:rPr>
               <w:tab/>
@@ -865,7 +1414,7 @@
                 <w:rStyle w:val="Hyperlink"/>
                 <w:noProof/>
               </w:rPr>
-              <w:t>Implementacijski aspekti</w:t>
+              <w:t>Accuracy</w:t>
             </w:r>
             <w:r>
               <w:rPr>
@@ -886,7 +1435,7 @@
                 <w:noProof/>
                 <w:webHidden/>
               </w:rPr>
-              <w:instrText xml:space="preserve"> PAGEREF _Toc208833073 \h </w:instrText>
+              <w:instrText xml:space="preserve"> PAGEREF _Toc214056417 \h </w:instrText>
             </w:r>
             <w:r>
               <w:rPr>
@@ -906,7 +1455,265 @@
                 <w:noProof/>
                 <w:webHidden/>
               </w:rPr>
-              <w:t>4</w:t>
+              <w:t>8</w:t>
+            </w:r>
+            <w:r>
+              <w:rPr>
+                <w:noProof/>
+                <w:webHidden/>
+              </w:rPr>
+              <w:fldChar w:fldCharType="end"/>
+            </w:r>
+          </w:hyperlink>
+        </w:p>
+        <w:p>
+          <w:pPr>
+            <w:pStyle w:val="TOC2"/>
+            <w:rPr>
+              <w:rFonts w:asciiTheme="minorHAnsi" w:eastAsiaTheme="minorEastAsia" w:hAnsiTheme="minorHAnsi" w:cstheme="minorBidi"/>
+              <w:noProof/>
+              <w:kern w:val="2"/>
+              <w:lang w:val="en-GB" w:eastAsia="en-GB"/>
+              <w14:ligatures w14:val="standardContextual"/>
+            </w:rPr>
+          </w:pPr>
+          <w:hyperlink w:anchor="_Toc214056418" w:history="1">
+            <w:r>
+              <w:rPr>
+                <w:rStyle w:val="Hyperlink"/>
+                <w:noProof/>
+              </w:rPr>
+              <w:t>5.2.</w:t>
+            </w:r>
+            <w:r>
+              <w:rPr>
+                <w:rFonts w:asciiTheme="minorHAnsi" w:eastAsiaTheme="minorEastAsia" w:hAnsiTheme="minorHAnsi" w:cstheme="minorBidi"/>
+                <w:noProof/>
+                <w:kern w:val="2"/>
+                <w:lang w:val="en-GB" w:eastAsia="en-GB"/>
+                <w14:ligatures w14:val="standardContextual"/>
+              </w:rPr>
+              <w:tab/>
+            </w:r>
+            <w:r>
+              <w:rPr>
+                <w:rStyle w:val="Hyperlink"/>
+                <w:noProof/>
+              </w:rPr>
+              <w:t>Precision &amp; Recall</w:t>
+            </w:r>
+            <w:r>
+              <w:rPr>
+                <w:noProof/>
+                <w:webHidden/>
+              </w:rPr>
+              <w:tab/>
+            </w:r>
+            <w:r>
+              <w:rPr>
+                <w:noProof/>
+                <w:webHidden/>
+              </w:rPr>
+              <w:fldChar w:fldCharType="begin"/>
+            </w:r>
+            <w:r>
+              <w:rPr>
+                <w:noProof/>
+                <w:webHidden/>
+              </w:rPr>
+              <w:instrText xml:space="preserve"> PAGEREF _Toc214056418 \h </w:instrText>
+            </w:r>
+            <w:r>
+              <w:rPr>
+                <w:noProof/>
+                <w:webHidden/>
+              </w:rPr>
+            </w:r>
+            <w:r>
+              <w:rPr>
+                <w:noProof/>
+                <w:webHidden/>
+              </w:rPr>
+              <w:fldChar w:fldCharType="separate"/>
+            </w:r>
+            <w:r>
+              <w:rPr>
+                <w:noProof/>
+                <w:webHidden/>
+              </w:rPr>
+              <w:t>8</w:t>
+            </w:r>
+            <w:r>
+              <w:rPr>
+                <w:noProof/>
+                <w:webHidden/>
+              </w:rPr>
+              <w:fldChar w:fldCharType="end"/>
+            </w:r>
+          </w:hyperlink>
+        </w:p>
+        <w:p>
+          <w:pPr>
+            <w:pStyle w:val="TOC2"/>
+            <w:rPr>
+              <w:rFonts w:asciiTheme="minorHAnsi" w:eastAsiaTheme="minorEastAsia" w:hAnsiTheme="minorHAnsi" w:cstheme="minorBidi"/>
+              <w:noProof/>
+              <w:kern w:val="2"/>
+              <w:lang w:val="en-GB" w:eastAsia="en-GB"/>
+              <w14:ligatures w14:val="standardContextual"/>
+            </w:rPr>
+          </w:pPr>
+          <w:hyperlink w:anchor="_Toc214056419" w:history="1">
+            <w:r>
+              <w:rPr>
+                <w:rStyle w:val="Hyperlink"/>
+                <w:noProof/>
+              </w:rPr>
+              <w:t>5.3.</w:t>
+            </w:r>
+            <w:r>
+              <w:rPr>
+                <w:rFonts w:asciiTheme="minorHAnsi" w:eastAsiaTheme="minorEastAsia" w:hAnsiTheme="minorHAnsi" w:cstheme="minorBidi"/>
+                <w:noProof/>
+                <w:kern w:val="2"/>
+                <w:lang w:val="en-GB" w:eastAsia="en-GB"/>
+                <w14:ligatures w14:val="standardContextual"/>
+              </w:rPr>
+              <w:tab/>
+            </w:r>
+            <w:r>
+              <w:rPr>
+                <w:rStyle w:val="Hyperlink"/>
+                <w:noProof/>
+              </w:rPr>
+              <w:t>F1-score</w:t>
+            </w:r>
+            <w:r>
+              <w:rPr>
+                <w:noProof/>
+                <w:webHidden/>
+              </w:rPr>
+              <w:tab/>
+            </w:r>
+            <w:r>
+              <w:rPr>
+                <w:noProof/>
+                <w:webHidden/>
+              </w:rPr>
+              <w:fldChar w:fldCharType="begin"/>
+            </w:r>
+            <w:r>
+              <w:rPr>
+                <w:noProof/>
+                <w:webHidden/>
+              </w:rPr>
+              <w:instrText xml:space="preserve"> PAGEREF _Toc214056419 \h </w:instrText>
+            </w:r>
+            <w:r>
+              <w:rPr>
+                <w:noProof/>
+                <w:webHidden/>
+              </w:rPr>
+            </w:r>
+            <w:r>
+              <w:rPr>
+                <w:noProof/>
+                <w:webHidden/>
+              </w:rPr>
+              <w:fldChar w:fldCharType="separate"/>
+            </w:r>
+            <w:r>
+              <w:rPr>
+                <w:noProof/>
+                <w:webHidden/>
+              </w:rPr>
+              <w:t>8</w:t>
+            </w:r>
+            <w:r>
+              <w:rPr>
+                <w:noProof/>
+                <w:webHidden/>
+              </w:rPr>
+              <w:fldChar w:fldCharType="end"/>
+            </w:r>
+          </w:hyperlink>
+        </w:p>
+        <w:p>
+          <w:pPr>
+            <w:pStyle w:val="TOC2"/>
+            <w:rPr>
+              <w:rFonts w:asciiTheme="minorHAnsi" w:eastAsiaTheme="minorEastAsia" w:hAnsiTheme="minorHAnsi" w:cstheme="minorBidi"/>
+              <w:noProof/>
+              <w:kern w:val="2"/>
+              <w:lang w:val="en-GB" w:eastAsia="en-GB"/>
+              <w14:ligatures w14:val="standardContextual"/>
+            </w:rPr>
+          </w:pPr>
+          <w:hyperlink w:anchor="_Toc214056420" w:history="1">
+            <w:r>
+              <w:rPr>
+                <w:rStyle w:val="Hyperlink"/>
+                <w:noProof/>
+              </w:rPr>
+              <w:t>5.4.</w:t>
+            </w:r>
+            <w:r>
+              <w:rPr>
+                <w:rFonts w:asciiTheme="minorHAnsi" w:eastAsiaTheme="minorEastAsia" w:hAnsiTheme="minorHAnsi" w:cstheme="minorBidi"/>
+                <w:noProof/>
+                <w:kern w:val="2"/>
+                <w:lang w:val="en-GB" w:eastAsia="en-GB"/>
+                <w14:ligatures w14:val="standardContextual"/>
+              </w:rPr>
+              <w:tab/>
+            </w:r>
+            <w:r>
+              <w:rPr>
+                <w:rStyle w:val="Hyperlink"/>
+                <w:noProof/>
+              </w:rPr>
+              <w:t>The Matthews correlation coefficient MCC</w:t>
+            </w:r>
+            <w:r>
+              <w:rPr>
+                <w:noProof/>
+                <w:webHidden/>
+              </w:rPr>
+              <w:tab/>
+            </w:r>
+            <w:r>
+              <w:rPr>
+                <w:noProof/>
+                <w:webHidden/>
+              </w:rPr>
+              <w:fldChar w:fldCharType="begin"/>
+            </w:r>
+            <w:r>
+              <w:rPr>
+                <w:noProof/>
+                <w:webHidden/>
+              </w:rPr>
+              <w:instrText xml:space="preserve"> PAGEREF _Toc214056420 \h </w:instrText>
+            </w:r>
+            <w:r>
+              <w:rPr>
+                <w:noProof/>
+                <w:webHidden/>
+              </w:rPr>
+            </w:r>
+            <w:r>
+              <w:rPr>
+                <w:noProof/>
+                <w:webHidden/>
+              </w:rPr>
+              <w:fldChar w:fldCharType="separate"/>
+            </w:r>
+            <w:r>
+              <w:rPr>
+                <w:noProof/>
+                <w:webHidden/>
+              </w:rPr>
+              <w:t>9</w:t>
             </w:r>
             <w:r>
               <w:rPr>
@@ -924,22 +1731,24 @@
               <w:rFonts w:asciiTheme="minorHAnsi" w:eastAsiaTheme="minorEastAsia" w:hAnsiTheme="minorHAnsi" w:cstheme="minorBidi"/>
               <w:noProof/>
               <w:kern w:val="2"/>
+              <w:lang w:val="en-GB" w:eastAsia="en-GB"/>
               <w14:ligatures w14:val="standardContextual"/>
             </w:rPr>
           </w:pPr>
-          <w:hyperlink w:anchor="_Toc208833074" w:history="1">
+          <w:hyperlink w:anchor="_Toc214056421" w:history="1">
             <w:r>
               <w:rPr>
                 <w:rStyle w:val="Hyperlink"/>
                 <w:noProof/>
               </w:rPr>
-              <w:t>4.</w:t>
+              <w:t>6.</w:t>
             </w:r>
             <w:r>
               <w:rPr>
                 <w:rFonts w:asciiTheme="minorHAnsi" w:eastAsiaTheme="minorEastAsia" w:hAnsiTheme="minorHAnsi" w:cstheme="minorBidi"/>
                 <w:noProof/>
                 <w:kern w:val="2"/>
+                <w:lang w:val="en-GB" w:eastAsia="en-GB"/>
                 <w14:ligatures w14:val="standardContextual"/>
               </w:rPr>
               <w:tab/>
@@ -949,7 +1758,7 @@
                 <w:rStyle w:val="Hyperlink"/>
                 <w:noProof/>
               </w:rPr>
-              <w:t>Analiza algoritma</w:t>
+              <w:t>Pregled validacije</w:t>
             </w:r>
             <w:r>
               <w:rPr>
@@ -970,7 +1779,7 @@
                 <w:noProof/>
                 <w:webHidden/>
               </w:rPr>
-              <w:instrText xml:space="preserve"> PAGEREF _Toc208833074 \h </w:instrText>
+              <w:instrText xml:space="preserve"> PAGEREF _Toc214056421 \h </w:instrText>
             </w:r>
             <w:r>
               <w:rPr>
@@ -990,343 +1799,7 @@
                 <w:noProof/>
                 <w:webHidden/>
               </w:rPr>
-              <w:t>5</w:t>
-            </w:r>
-            <w:r>
-              <w:rPr>
-                <w:noProof/>
-                <w:webHidden/>
-              </w:rPr>
-              <w:fldChar w:fldCharType="end"/>
-            </w:r>
-          </w:hyperlink>
-        </w:p>
-        <w:p>
-          <w:pPr>
-            <w:pStyle w:val="TOC2"/>
-            <w:rPr>
-              <w:rFonts w:asciiTheme="minorHAnsi" w:eastAsiaTheme="minorEastAsia" w:hAnsiTheme="minorHAnsi" w:cstheme="minorBidi"/>
-              <w:noProof/>
-              <w:kern w:val="2"/>
-              <w14:ligatures w14:val="standardContextual"/>
-            </w:rPr>
-          </w:pPr>
-          <w:hyperlink w:anchor="_Toc208833075" w:history="1">
-            <w:r>
-              <w:rPr>
-                <w:rStyle w:val="Hyperlink"/>
-                <w:noProof/>
-              </w:rPr>
-              <w:t>4.1.</w:t>
-            </w:r>
-            <w:r>
-              <w:rPr>
-                <w:rFonts w:asciiTheme="minorHAnsi" w:eastAsiaTheme="minorEastAsia" w:hAnsiTheme="minorHAnsi" w:cstheme="minorBidi"/>
-                <w:noProof/>
-                <w:kern w:val="2"/>
-                <w14:ligatures w14:val="standardContextual"/>
-              </w:rPr>
-              <w:tab/>
-            </w:r>
-            <w:r>
-              <w:rPr>
-                <w:rStyle w:val="Hyperlink"/>
-                <w:noProof/>
-              </w:rPr>
-              <w:t>Pseudokod: osnovna verzija (power iteration)</w:t>
-            </w:r>
-            <w:r>
-              <w:rPr>
-                <w:noProof/>
-                <w:webHidden/>
-              </w:rPr>
-              <w:tab/>
-            </w:r>
-            <w:r>
-              <w:rPr>
-                <w:noProof/>
-                <w:webHidden/>
-              </w:rPr>
-              <w:fldChar w:fldCharType="begin"/>
-            </w:r>
-            <w:r>
-              <w:rPr>
-                <w:noProof/>
-                <w:webHidden/>
-              </w:rPr>
-              <w:instrText xml:space="preserve"> PAGEREF _Toc208833075 \h </w:instrText>
-            </w:r>
-            <w:r>
-              <w:rPr>
-                <w:noProof/>
-                <w:webHidden/>
-              </w:rPr>
-            </w:r>
-            <w:r>
-              <w:rPr>
-                <w:noProof/>
-                <w:webHidden/>
-              </w:rPr>
-              <w:fldChar w:fldCharType="separate"/>
-            </w:r>
-            <w:r>
-              <w:rPr>
-                <w:noProof/>
-                <w:webHidden/>
-              </w:rPr>
-              <w:t>5</w:t>
-            </w:r>
-            <w:r>
-              <w:rPr>
-                <w:noProof/>
-                <w:webHidden/>
-              </w:rPr>
-              <w:fldChar w:fldCharType="end"/>
-            </w:r>
-          </w:hyperlink>
-        </w:p>
-        <w:p>
-          <w:pPr>
-            <w:pStyle w:val="TOC2"/>
-            <w:rPr>
-              <w:rFonts w:asciiTheme="minorHAnsi" w:eastAsiaTheme="minorEastAsia" w:hAnsiTheme="minorHAnsi" w:cstheme="minorBidi"/>
-              <w:noProof/>
-              <w:kern w:val="2"/>
-              <w14:ligatures w14:val="standardContextual"/>
-            </w:rPr>
-          </w:pPr>
-          <w:hyperlink w:anchor="_Toc208833076" w:history="1">
-            <w:r>
-              <w:rPr>
-                <w:rStyle w:val="Hyperlink"/>
-                <w:noProof/>
-              </w:rPr>
-              <w:t>4.2.</w:t>
-            </w:r>
-            <w:r>
-              <w:rPr>
-                <w:rFonts w:asciiTheme="minorHAnsi" w:eastAsiaTheme="minorEastAsia" w:hAnsiTheme="minorHAnsi" w:cstheme="minorBidi"/>
-                <w:noProof/>
-                <w:kern w:val="2"/>
-                <w14:ligatures w14:val="standardContextual"/>
-              </w:rPr>
-              <w:tab/>
-            </w:r>
-            <w:r>
-              <w:rPr>
-                <w:rStyle w:val="Hyperlink"/>
-                <w:noProof/>
-              </w:rPr>
-              <w:t>Pseudokod: Varijanta u Gauss–Seidel stilu (in-place, po koordinatama)</w:t>
-            </w:r>
-            <w:r>
-              <w:rPr>
-                <w:noProof/>
-                <w:webHidden/>
-              </w:rPr>
-              <w:tab/>
-            </w:r>
-            <w:r>
-              <w:rPr>
-                <w:noProof/>
-                <w:webHidden/>
-              </w:rPr>
-              <w:fldChar w:fldCharType="begin"/>
-            </w:r>
-            <w:r>
-              <w:rPr>
-                <w:noProof/>
-                <w:webHidden/>
-              </w:rPr>
-              <w:instrText xml:space="preserve"> PAGEREF _Toc208833076 \h </w:instrText>
-            </w:r>
-            <w:r>
-              <w:rPr>
-                <w:noProof/>
-                <w:webHidden/>
-              </w:rPr>
-            </w:r>
-            <w:r>
-              <w:rPr>
-                <w:noProof/>
-                <w:webHidden/>
-              </w:rPr>
-              <w:fldChar w:fldCharType="separate"/>
-            </w:r>
-            <w:r>
-              <w:rPr>
-                <w:noProof/>
-                <w:webHidden/>
-              </w:rPr>
-              <w:t>7</w:t>
-            </w:r>
-            <w:r>
-              <w:rPr>
-                <w:noProof/>
-                <w:webHidden/>
-              </w:rPr>
-              <w:fldChar w:fldCharType="end"/>
-            </w:r>
-          </w:hyperlink>
-        </w:p>
-        <w:p>
-          <w:pPr>
-            <w:pStyle w:val="TOC2"/>
-            <w:rPr>
-              <w:rFonts w:asciiTheme="minorHAnsi" w:eastAsiaTheme="minorEastAsia" w:hAnsiTheme="minorHAnsi" w:cstheme="minorBidi"/>
-              <w:noProof/>
-              <w:kern w:val="2"/>
-              <w14:ligatures w14:val="standardContextual"/>
-            </w:rPr>
-          </w:pPr>
-          <w:hyperlink w:anchor="_Toc208833077" w:history="1">
-            <w:r>
-              <w:rPr>
-                <w:rStyle w:val="Hyperlink"/>
-                <w:noProof/>
-              </w:rPr>
-              <w:t>4.3.</w:t>
-            </w:r>
-            <w:r>
-              <w:rPr>
-                <w:rFonts w:asciiTheme="minorHAnsi" w:eastAsiaTheme="minorEastAsia" w:hAnsiTheme="minorHAnsi" w:cstheme="minorBidi"/>
-                <w:noProof/>
-                <w:kern w:val="2"/>
-                <w14:ligatures w14:val="standardContextual"/>
-              </w:rPr>
-              <w:tab/>
-            </w:r>
-            <w:r>
-              <w:rPr>
-                <w:rStyle w:val="Hyperlink"/>
-                <w:noProof/>
-              </w:rPr>
-              <w:t>Vremenska složenost</w:t>
-            </w:r>
-            <w:r>
-              <w:rPr>
-                <w:noProof/>
-                <w:webHidden/>
-              </w:rPr>
-              <w:tab/>
-            </w:r>
-            <w:r>
-              <w:rPr>
-                <w:noProof/>
-                <w:webHidden/>
-              </w:rPr>
-              <w:fldChar w:fldCharType="begin"/>
-            </w:r>
-            <w:r>
-              <w:rPr>
-                <w:noProof/>
-                <w:webHidden/>
-              </w:rPr>
-              <w:instrText xml:space="preserve"> PAGEREF _Toc208833077 \h </w:instrText>
-            </w:r>
-            <w:r>
-              <w:rPr>
-                <w:noProof/>
-                <w:webHidden/>
-              </w:rPr>
-            </w:r>
-            <w:r>
-              <w:rPr>
-                <w:noProof/>
-                <w:webHidden/>
-              </w:rPr>
-              <w:fldChar w:fldCharType="separate"/>
-            </w:r>
-            <w:r>
-              <w:rPr>
-                <w:noProof/>
-                <w:webHidden/>
-              </w:rPr>
-              <w:t>8</w:t>
-            </w:r>
-            <w:r>
-              <w:rPr>
-                <w:noProof/>
-                <w:webHidden/>
-              </w:rPr>
-              <w:fldChar w:fldCharType="end"/>
-            </w:r>
-          </w:hyperlink>
-        </w:p>
-        <w:p>
-          <w:pPr>
-            <w:pStyle w:val="TOC2"/>
-            <w:rPr>
-              <w:rFonts w:asciiTheme="minorHAnsi" w:eastAsiaTheme="minorEastAsia" w:hAnsiTheme="minorHAnsi" w:cstheme="minorBidi"/>
-              <w:noProof/>
-              <w:kern w:val="2"/>
-              <w14:ligatures w14:val="standardContextual"/>
-            </w:rPr>
-          </w:pPr>
-          <w:hyperlink w:anchor="_Toc208833078" w:history="1">
-            <w:r>
-              <w:rPr>
-                <w:rStyle w:val="Hyperlink"/>
-                <w:noProof/>
-              </w:rPr>
-              <w:t>4.4.</w:t>
-            </w:r>
-            <w:r>
-              <w:rPr>
-                <w:rFonts w:asciiTheme="minorHAnsi" w:eastAsiaTheme="minorEastAsia" w:hAnsiTheme="minorHAnsi" w:cstheme="minorBidi"/>
-                <w:noProof/>
-                <w:kern w:val="2"/>
-                <w14:ligatures w14:val="standardContextual"/>
-              </w:rPr>
-              <w:tab/>
-            </w:r>
-            <w:r>
-              <w:rPr>
-                <w:rStyle w:val="Hyperlink"/>
-                <w:noProof/>
-              </w:rPr>
-              <w:t>Prostorna složenost</w:t>
-            </w:r>
-            <w:r>
-              <w:rPr>
-                <w:noProof/>
-                <w:webHidden/>
-              </w:rPr>
-              <w:tab/>
-            </w:r>
-            <w:r>
-              <w:rPr>
-                <w:noProof/>
-                <w:webHidden/>
-              </w:rPr>
-              <w:fldChar w:fldCharType="begin"/>
-            </w:r>
-            <w:r>
-              <w:rPr>
-                <w:noProof/>
-                <w:webHidden/>
-              </w:rPr>
-              <w:instrText xml:space="preserve"> PAGEREF _Toc208833078 \h </w:instrText>
-            </w:r>
-            <w:r>
-              <w:rPr>
-                <w:noProof/>
-                <w:webHidden/>
-              </w:rPr>
-            </w:r>
-            <w:r>
-              <w:rPr>
-                <w:noProof/>
-                <w:webHidden/>
-              </w:rPr>
-              <w:fldChar w:fldCharType="separate"/>
-            </w:r>
-            <w:r>
-              <w:rPr>
-                <w:noProof/>
-                <w:webHidden/>
-              </w:rPr>
-              <w:t>9</w:t>
+              <w:t>11</w:t>
             </w:r>
             <w:r>
               <w:rPr>
@@ -1344,22 +1817,24 @@
               <w:rFonts w:asciiTheme="minorHAnsi" w:eastAsiaTheme="minorEastAsia" w:hAnsiTheme="minorHAnsi" w:cstheme="minorBidi"/>
               <w:noProof/>
               <w:kern w:val="2"/>
+              <w:lang w:val="en-GB" w:eastAsia="en-GB"/>
               <w14:ligatures w14:val="standardContextual"/>
             </w:rPr>
           </w:pPr>
-          <w:hyperlink w:anchor="_Toc208833079" w:history="1">
+          <w:hyperlink w:anchor="_Toc214056422" w:history="1">
             <w:r>
               <w:rPr>
                 <w:rStyle w:val="Hyperlink"/>
                 <w:noProof/>
               </w:rPr>
-              <w:t>5.</w:t>
+              <w:t>7.</w:t>
             </w:r>
             <w:r>
               <w:rPr>
                 <w:rFonts w:asciiTheme="minorHAnsi" w:eastAsiaTheme="minorEastAsia" w:hAnsiTheme="minorHAnsi" w:cstheme="minorBidi"/>
                 <w:noProof/>
                 <w:kern w:val="2"/>
+                <w:lang w:val="en-GB" w:eastAsia="en-GB"/>
                 <w14:ligatures w14:val="standardContextual"/>
               </w:rPr>
               <w:tab/>
@@ -1369,7 +1844,7 @@
                 <w:rStyle w:val="Hyperlink"/>
                 <w:noProof/>
               </w:rPr>
-              <w:t>Usporedba s drugim algoritmima rangiranja</w:t>
+              <w:t>ZAKLJUČAK</w:t>
             </w:r>
             <w:r>
               <w:rPr>
@@ -1390,7 +1865,7 @@
                 <w:noProof/>
                 <w:webHidden/>
               </w:rPr>
-              <w:instrText xml:space="preserve"> PAGEREF _Toc208833079 \h </w:instrText>
+              <w:instrText xml:space="preserve"> PAGEREF _Toc214056422 \h </w:instrText>
             </w:r>
             <w:r>
               <w:rPr>
@@ -1410,7 +1885,7 @@
                 <w:noProof/>
                 <w:webHidden/>
               </w:rPr>
-              <w:t>10</w:t>
+              <w:t>12</w:t>
             </w:r>
             <w:r>
               <w:rPr>
@@ -1428,42 +1903,27 @@
               <w:rFonts w:asciiTheme="minorHAnsi" w:eastAsiaTheme="minorEastAsia" w:hAnsiTheme="minorHAnsi" w:cstheme="minorBidi"/>
               <w:noProof/>
               <w:kern w:val="2"/>
+              <w:lang w:val="en-GB" w:eastAsia="en-GB"/>
               <w14:ligatures w14:val="standardContextual"/>
             </w:rPr>
           </w:pPr>
-          <w:hyperlink w:anchor="_Toc208833080" w:history="1">
+          <w:hyperlink w:anchor="_Toc214056423" w:history="1">
             <w:r>
               <w:rPr>
                 <w:rStyle w:val="Hyperlink"/>
                 <w:noProof/>
               </w:rPr>
-              <w:t>6.</w:t>
-            </w:r>
-            <w:r>
-              <w:rPr>
-                <w:rFonts w:asciiTheme="minorHAnsi" w:eastAsiaTheme="minorEastAsia" w:hAnsiTheme="minorHAnsi" w:cstheme="minorBidi"/>
-                <w:noProof/>
-                <w:kern w:val="2"/>
-                <w14:ligatures w14:val="standardContextual"/>
+              <w:t>LITERATURA</w:t>
+            </w:r>
+            <w:r>
+              <w:rPr>
+                <w:noProof/>
+                <w:webHidden/>
               </w:rPr>
               <w:tab/>
             </w:r>
             <w:r>
               <w:rPr>
-                <w:rStyle w:val="Hyperlink"/>
-                <w:noProof/>
-              </w:rPr>
-              <w:t>ZAKLJUČAK</w:t>
-            </w:r>
-            <w:r>
-              <w:rPr>
-                <w:noProof/>
-                <w:webHidden/>
-              </w:rPr>
-              <w:tab/>
-            </w:r>
-            <w:r>
-              <w:rPr>
                 <w:noProof/>
                 <w:webHidden/>
               </w:rPr>
@@ -1474,7 +1934,7 @@
                 <w:noProof/>
                 <w:webHidden/>
               </w:rPr>
-              <w:instrText xml:space="preserve"> PAGEREF _Toc208833080 \h </w:instrText>
+              <w:instrText xml:space="preserve"> PAGEREF _Toc214056423 \h </w:instrText>
             </w:r>
             <w:r>
               <w:rPr>
@@ -1494,75 +1954,7 @@
                 <w:noProof/>
                 <w:webHidden/>
               </w:rPr>
-              <w:t>11</w:t>
-            </w:r>
-            <w:r>
-              <w:rPr>
-                <w:noProof/>
-                <w:webHidden/>
-              </w:rPr>
-              <w:fldChar w:fldCharType="end"/>
-            </w:r>
-          </w:hyperlink>
-        </w:p>
-        <w:p>
-          <w:pPr>
-            <w:pStyle w:val="TOC1"/>
-            <w:rPr>
-              <w:rFonts w:asciiTheme="minorHAnsi" w:eastAsiaTheme="minorEastAsia" w:hAnsiTheme="minorHAnsi" w:cstheme="minorBidi"/>
-              <w:noProof/>
-              <w:kern w:val="2"/>
-              <w14:ligatures w14:val="standardContextual"/>
-            </w:rPr>
-          </w:pPr>
-          <w:hyperlink w:anchor="_Toc208833081" w:history="1">
-            <w:r>
-              <w:rPr>
-                <w:rStyle w:val="Hyperlink"/>
-                <w:noProof/>
-              </w:rPr>
-              <w:t>LITERATURA</w:t>
-            </w:r>
-            <w:r>
-              <w:rPr>
-                <w:noProof/>
-                <w:webHidden/>
-              </w:rPr>
-              <w:tab/>
-            </w:r>
-            <w:r>
-              <w:rPr>
-                <w:noProof/>
-                <w:webHidden/>
-              </w:rPr>
-              <w:fldChar w:fldCharType="begin"/>
-            </w:r>
-            <w:r>
-              <w:rPr>
-                <w:noProof/>
-                <w:webHidden/>
-              </w:rPr>
-              <w:instrText xml:space="preserve"> PAGEREF _Toc208833081 \h </w:instrText>
-            </w:r>
-            <w:r>
-              <w:rPr>
-                <w:noProof/>
-                <w:webHidden/>
-              </w:rPr>
-            </w:r>
-            <w:r>
-              <w:rPr>
-                <w:noProof/>
-                <w:webHidden/>
-              </w:rPr>
-              <w:fldChar w:fldCharType="separate"/>
-            </w:r>
-            <w:r>
-              <w:rPr>
-                <w:noProof/>
-                <w:webHidden/>
-              </w:rPr>
-              <w:t>12</w:t>
+              <w:t>13</w:t>
             </w:r>
             <w:r>
               <w:rPr>
@@ -1580,248 +1972,7 @@
         </w:p>
       </w:sdtContent>
     </w:sdt>
-    <w:p>
-      <w:pPr>
-        <w:pStyle w:val="Pomocninaslov"/>
-      </w:pPr>
-      <w:bookmarkStart w:id="2" w:name="_Toc208833067"/>
-      <w:r>
-        <w:lastRenderedPageBreak/>
-        <w:t>POPIS SLIKA</w:t>
-      </w:r>
-      <w:bookmarkEnd w:id="1"/>
-      <w:bookmarkEnd w:id="2"/>
-    </w:p>
-    <w:p>
-      <w:pPr>
-        <w:pStyle w:val="TableofFigures"/>
-        <w:tabs>
-          <w:tab w:val="right" w:leader="dot" w:pos="9060"/>
-        </w:tabs>
-        <w:rPr>
-          <w:rFonts w:asciiTheme="minorHAnsi" w:eastAsiaTheme="minorEastAsia" w:hAnsiTheme="minorHAnsi" w:cstheme="minorBidi"/>
-          <w:noProof/>
-          <w:kern w:val="2"/>
-          <w14:ligatures w14:val="standardContextual"/>
-        </w:rPr>
-      </w:pPr>
-      <w:r>
-        <w:fldChar w:fldCharType="begin"/>
-      </w:r>
-      <w:r>
-        <w:instrText xml:space="preserve"> TOC \h \z \c "Slika" </w:instrText>
-      </w:r>
-      <w:r>
-        <w:fldChar w:fldCharType="separate"/>
-      </w:r>
-      <w:hyperlink w:anchor="_Toc208828482" w:history="1">
-        <w:r>
-          <w:rPr>
-            <w:rStyle w:val="Hyperlink"/>
-            <w:noProof/>
-          </w:rPr>
-          <w:t>Slika 1. Usmjereni graf</w:t>
-        </w:r>
-        <w:r>
-          <w:rPr>
-            <w:noProof/>
-            <w:webHidden/>
-          </w:rPr>
-          <w:tab/>
-        </w:r>
-        <w:r>
-          <w:rPr>
-            <w:noProof/>
-            <w:webHidden/>
-          </w:rPr>
-          <w:fldChar w:fldCharType="begin"/>
-        </w:r>
-        <w:r>
-          <w:rPr>
-            <w:noProof/>
-            <w:webHidden/>
-          </w:rPr>
-          <w:instrText xml:space="preserve"> PAGEREF _Toc208828482 \h </w:instrText>
-        </w:r>
-        <w:r>
-          <w:rPr>
-            <w:noProof/>
-            <w:webHidden/>
-          </w:rPr>
-        </w:r>
-        <w:r>
-          <w:rPr>
-            <w:noProof/>
-            <w:webHidden/>
-          </w:rPr>
-          <w:fldChar w:fldCharType="separate"/>
-        </w:r>
-        <w:r>
-          <w:rPr>
-            <w:noProof/>
-            <w:webHidden/>
-          </w:rPr>
-          <w:t>2</w:t>
-        </w:r>
-        <w:r>
-          <w:rPr>
-            <w:noProof/>
-            <w:webHidden/>
-          </w:rPr>
-          <w:fldChar w:fldCharType="end"/>
-        </w:r>
-      </w:hyperlink>
-    </w:p>
-    <w:p>
-      <w:pPr>
-        <w:pStyle w:val="TableofFigures"/>
-        <w:tabs>
-          <w:tab w:val="right" w:leader="dot" w:pos="9060"/>
-        </w:tabs>
-        <w:rPr>
-          <w:rFonts w:asciiTheme="minorHAnsi" w:eastAsiaTheme="minorEastAsia" w:hAnsiTheme="minorHAnsi" w:cstheme="minorBidi"/>
-          <w:noProof/>
-          <w:kern w:val="2"/>
-          <w14:ligatures w14:val="standardContextual"/>
-        </w:rPr>
-      </w:pPr>
-      <w:hyperlink w:anchor="_Toc208828483" w:history="1">
-        <w:r>
-          <w:rPr>
-            <w:rStyle w:val="Hyperlink"/>
-            <w:noProof/>
-          </w:rPr>
-          <w:t>Slika 2. PageRank graf</w:t>
-        </w:r>
-        <w:r>
-          <w:rPr>
-            <w:noProof/>
-            <w:webHidden/>
-          </w:rPr>
-          <w:tab/>
-        </w:r>
-        <w:r>
-          <w:rPr>
-            <w:noProof/>
-            <w:webHidden/>
-          </w:rPr>
-          <w:fldChar w:fldCharType="begin"/>
-        </w:r>
-        <w:r>
-          <w:rPr>
-            <w:noProof/>
-            <w:webHidden/>
-          </w:rPr>
-          <w:instrText xml:space="preserve"> PAGEREF _Toc208828483 \h </w:instrText>
-        </w:r>
-        <w:r>
-          <w:rPr>
-            <w:noProof/>
-            <w:webHidden/>
-          </w:rPr>
-        </w:r>
-        <w:r>
-          <w:rPr>
-            <w:noProof/>
-            <w:webHidden/>
-          </w:rPr>
-          <w:fldChar w:fldCharType="separate"/>
-        </w:r>
-        <w:r>
-          <w:rPr>
-            <w:noProof/>
-            <w:webHidden/>
-          </w:rPr>
-          <w:t>4</w:t>
-        </w:r>
-        <w:r>
-          <w:rPr>
-            <w:noProof/>
-            <w:webHidden/>
-          </w:rPr>
-          <w:fldChar w:fldCharType="end"/>
-        </w:r>
-      </w:hyperlink>
-    </w:p>
-    <w:p>
-      <w:pPr>
-        <w:pStyle w:val="TableofFigures"/>
-        <w:tabs>
-          <w:tab w:val="right" w:leader="dot" w:pos="9060"/>
-        </w:tabs>
-        <w:rPr>
-          <w:rFonts w:asciiTheme="minorHAnsi" w:eastAsiaTheme="minorEastAsia" w:hAnsiTheme="minorHAnsi" w:cstheme="minorBidi"/>
-          <w:noProof/>
-          <w:kern w:val="2"/>
-          <w14:ligatures w14:val="standardContextual"/>
-        </w:rPr>
-      </w:pPr>
-      <w:hyperlink w:anchor="_Toc208828484" w:history="1">
-        <w:r>
-          <w:rPr>
-            <w:rStyle w:val="Hyperlink"/>
-            <w:noProof/>
-          </w:rPr>
-          <w:t>Slika 3. Graf Kovergencije</w:t>
-        </w:r>
-        <w:r>
-          <w:rPr>
-            <w:noProof/>
-            <w:webHidden/>
-          </w:rPr>
-          <w:tab/>
-        </w:r>
-        <w:r>
-          <w:rPr>
-            <w:noProof/>
-            <w:webHidden/>
-          </w:rPr>
-          <w:fldChar w:fldCharType="begin"/>
-        </w:r>
-        <w:r>
-          <w:rPr>
-            <w:noProof/>
-            <w:webHidden/>
-          </w:rPr>
-          <w:instrText xml:space="preserve"> PAGEREF _Toc208828484 \h </w:instrText>
-        </w:r>
-        <w:r>
-          <w:rPr>
-            <w:noProof/>
-            <w:webHidden/>
-          </w:rPr>
-        </w:r>
-        <w:r>
-          <w:rPr>
-            <w:noProof/>
-            <w:webHidden/>
-          </w:rPr>
-          <w:fldChar w:fldCharType="separate"/>
-        </w:r>
-        <w:r>
-          <w:rPr>
-            <w:noProof/>
-            <w:webHidden/>
-          </w:rPr>
-          <w:t>9</w:t>
-        </w:r>
-        <w:r>
-          <w:rPr>
-            <w:noProof/>
-            <w:webHidden/>
-          </w:rPr>
-          <w:fldChar w:fldCharType="end"/>
-        </w:r>
-      </w:hyperlink>
-    </w:p>
-    <w:p>
-      <w:pPr>
-        <w:pStyle w:val="TEKST"/>
-      </w:pPr>
-      <w:r>
-        <w:fldChar w:fldCharType="end"/>
-      </w:r>
-    </w:p>
+    <w:bookmarkEnd w:id="1"/>
     <w:p>
       <w:pPr>
         <w:pStyle w:val="TEKST"/>
@@ -1851,34 +2002,131 @@
       <w:pPr>
         <w:pStyle w:val="Heading1"/>
       </w:pPr>
-      <w:bookmarkStart w:id="3" w:name="_Toc177064157"/>
-      <w:bookmarkStart w:id="4" w:name="_Toc208833068"/>
+      <w:bookmarkStart w:id="2" w:name="_Toc177064157"/>
+      <w:bookmarkStart w:id="3" w:name="_Toc214056405"/>
       <w:r>
         <w:lastRenderedPageBreak/>
         <w:t>UVOD</w:t>
       </w:r>
+      <w:bookmarkEnd w:id="2"/>
       <w:bookmarkEnd w:id="3"/>
-      <w:bookmarkEnd w:id="4"/>
     </w:p>
     <w:p>
       <w:pPr>
         <w:pStyle w:val="TEKST"/>
         <w:rPr>
           <w:color w:val="000000"/>
-          <w:lang w:val="en-GB"/>
         </w:rPr>
       </w:pPr>
       <w:r>
         <w:rPr>
           <w:color w:val="000000"/>
         </w:rPr>
-        <w:t>Zadatak obuhvaća eksperimentalno snimanje, obradu i klasifikaciju pokreta robota s ciljem razlikovanja brzih i sporih kretnji na temelju izmjerenih podataka o brzini i sili tijekom gibanja. U širem kontekstu, cilj je istražiti koliko su kretnje robota u interakciji s čovjekom subjektivno percipirane kao brze ili spore te kako se ta percepcija može kvantitativno opisati pomoću objektivnih mjerenja. Kroz ovaj zadatak istražuje se odnos između fizičkih mjerenja (brzina, sila) i ljudske interpretacije pokreta, s krajnjim ciljem boljeg razumijevanja i prilagodbe ponašanja robota u suradničkom okruženju.</w:t>
+        <w:t>U okviru ovog zadatka provedena je analiza klasifikacije pokreta kolaborativnih robota u kategorije "brzo" i "sporo" pomoću objektivnih mjerenja brzine i sile. Cilj istraživanja bio je kvantitativno opisati subjektivnu percepciju brzine pokreta robota te razviti klasifikacijski model koji može automatski razlikovati brze i spore kretnje na temelju izmjerenih podataka. Takva klasifikacija omogućava bolje razumijevanje interakcije čovjeka i robota u suradničkom okruženju te optimizaciju ponašanja robota za sigurniju i ugodniju suradnju.</w:t>
       </w:r>
     </w:p>
     <w:p>
       <w:pPr>
         <w:pStyle w:val="TEKST"/>
-      </w:pPr>
+        <w:rPr>
+          <w:color w:val="000000"/>
+        </w:rPr>
+      </w:pPr>
+    </w:p>
+    <w:p>
+      <w:pPr>
+        <w:pStyle w:val="TEKST"/>
+      </w:pPr>
+      <w:r>
+        <w:rPr>
+          <w:color w:val="000000"/>
+        </w:rPr>
+        <w:t xml:space="preserve">Pokusi su provedeni na </w:t>
+      </w:r>
+      <w:proofErr w:type="spellStart"/>
+      <w:r>
+        <w:rPr>
+          <w:color w:val="000000"/>
+        </w:rPr>
+        <w:t>Universal</w:t>
+      </w:r>
+      <w:proofErr w:type="spellEnd"/>
+      <w:r>
+        <w:rPr>
+          <w:color w:val="000000"/>
+        </w:rPr>
+        <w:t xml:space="preserve"> </w:t>
+      </w:r>
+      <w:proofErr w:type="spellStart"/>
+      <w:r>
+        <w:rPr>
+          <w:color w:val="000000"/>
+        </w:rPr>
+        <w:t>Robots</w:t>
+      </w:r>
+      <w:proofErr w:type="spellEnd"/>
+      <w:r>
+        <w:rPr>
+          <w:color w:val="000000"/>
+        </w:rPr>
+        <w:t xml:space="preserve"> kolaborativnim robotima, pri čemu su prikupljeni podaci o poziciji izvršnog člana i komponentama sile tijekom ručnog vođenja robota. Prikupljeni podaci poslužili su za treniranje i validaciju </w:t>
+      </w:r>
+      <w:proofErr w:type="spellStart"/>
+      <w:r>
+        <w:rPr>
+          <w:color w:val="000000"/>
+        </w:rPr>
+        <w:t>Linear</w:t>
+      </w:r>
+      <w:proofErr w:type="spellEnd"/>
+      <w:r>
+        <w:rPr>
+          <w:color w:val="000000"/>
+        </w:rPr>
+        <w:t xml:space="preserve"> </w:t>
+      </w:r>
+      <w:proofErr w:type="spellStart"/>
+      <w:r>
+        <w:rPr>
+          <w:color w:val="000000"/>
+        </w:rPr>
+        <w:t>Discriminant</w:t>
+      </w:r>
+      <w:proofErr w:type="spellEnd"/>
+      <w:r>
+        <w:rPr>
+          <w:color w:val="000000"/>
+        </w:rPr>
+        <w:t xml:space="preserve"> </w:t>
+      </w:r>
+      <w:proofErr w:type="spellStart"/>
+      <w:r>
+        <w:rPr>
+          <w:color w:val="000000"/>
+        </w:rPr>
+        <w:t>Analysis</w:t>
+      </w:r>
+      <w:proofErr w:type="spellEnd"/>
+      <w:r>
+        <w:rPr>
+          <w:color w:val="000000"/>
+        </w:rPr>
+        <w:t xml:space="preserve"> (LDA) </w:t>
+      </w:r>
+      <w:proofErr w:type="spellStart"/>
+      <w:r>
+        <w:rPr>
+          <w:color w:val="000000"/>
+        </w:rPr>
+        <w:t>klasifikatora</w:t>
+      </w:r>
+      <w:proofErr w:type="spellEnd"/>
+      <w:r>
+        <w:rPr>
+          <w:color w:val="000000"/>
+        </w:rPr>
+        <w:t>.</w:t>
+      </w:r>
     </w:p>
     <w:p>
       <w:pPr>
@@ -1896,49 +2144,338 @@
       <w:pPr>
         <w:pStyle w:val="Heading1"/>
       </w:pPr>
+      <w:bookmarkStart w:id="4" w:name="_Toc214056406"/>
       <w:r>
         <w:lastRenderedPageBreak/>
         <w:t>Eksperimentalno snimanje</w:t>
       </w:r>
+      <w:bookmarkEnd w:id="4"/>
+    </w:p>
+    <w:p>
+      <w:pPr>
+        <w:pStyle w:val="Podnaslov1"/>
+      </w:pPr>
+      <w:bookmarkStart w:id="5" w:name="_Toc214056407"/>
+      <w:r>
+        <w:t>Komunikacija i prikupljanje podataka</w:t>
+      </w:r>
+      <w:bookmarkEnd w:id="5"/>
     </w:p>
     <w:p>
       <w:pPr>
         <w:pStyle w:val="TEKST"/>
       </w:pPr>
       <w:r>
-        <w:t>Komunikacija između robota i računala ostvarena je putem TCP/IP protokola korištenjem Ethernet LAN kabela. Robot je djelovao kao klijent koji šalje podatke, dok je računalo postavljeno kao server koji prima i zapisuje te podatke. Računalo je konfigurirano sa statičkom IP adresom na određenom portu, na kojem je pokrenut TCP server.​</w:t>
+        <w:t>Komunikacija između robota i računala uspostavljena je pomoću TCP/IP protokola preko Ethernet LAN kabela. Robot je konfiguriran kao TCP klijent koji šalje podatke u realnom vremenu, dok je računalo postavljeno kao TCP server koji prima i pohranjuje te podatke. Računalo je konfigurirano sa statičkom IP adresom na određenom portu, omogućujući stabilnu mrežnu vezu između robota i računala.</w:t>
       </w:r>
     </w:p>
     <w:p>
       <w:pPr>
         <w:pStyle w:val="TEKST"/>
       </w:pPr>
-      <w:r>
-        <w:t>Nakon fizičkog spajanja LAN kablom, uspostavljena je mrežna veza između robota i računala na istoj lokalnoj mreži. Server na računalu započinje sa slušanjem dolaznih veza na definiranom portu. Kada se robot pokrene, inicira TCP konekciju prema serveru. Nakon što server prihvati konekciju, uspostavlja se stalna veza kroz koju robot kontinuirano šalje podatke u realnom vremenu.​</w:t>
-      </w:r>
     </w:p>
     <w:p>
       <w:pPr>
         <w:pStyle w:val="TEKST"/>
       </w:pPr>
       <w:r>
-        <w:t>Robot periodički šalje podatke o trenutnoj poziciji vrha alata (</w:t>
+        <w:t xml:space="preserve">Svako mjerenje sadržavalo je informacije o trenutnoj poziciji vrha alata robota (TCP) u </w:t>
       </w:r>
       <w:proofErr w:type="spellStart"/>
       <w:r>
-        <w:t>xyz</w:t>
+        <w:t>kartezijevim</w:t>
       </w:r>
       <w:proofErr w:type="spellEnd"/>
       <w:r>
-        <w:t xml:space="preserve"> koordinate u metrima) i mjerenim silama (</w:t>
-      </w:r>
-      <w:proofErr w:type="spellStart"/>
-      <w:r>
-        <w:t>xyz</w:t>
-      </w:r>
-      <w:proofErr w:type="spellEnd"/>
-      <w:r>
-        <w:t xml:space="preserve"> komponente sila). Podaci se prenose kao tekstualni nizovi u UTF-8 formatu. Server na računalu prima pakete podataka veličine do 1024 bajta, dekodira ih, dodaje vremensku oznaku primitka i sprema u tekstualnu datoteku za kasniju analizu</w:t>
+        <w:t xml:space="preserve"> koordinatama </w:t>
+      </w:r>
+      <m:oMath>
+        <m:d>
+          <m:dPr>
+            <m:ctrlPr>
+              <w:rPr>
+                <w:rFonts w:ascii="Cambria Math" w:hAnsi="Cambria Math"/>
+                <w:i/>
+              </w:rPr>
+            </m:ctrlPr>
+          </m:dPr>
+          <m:e>
+            <m:r>
+              <m:rPr>
+                <m:lit/>
+              </m:rPr>
+              <w:rPr>
+                <w:rFonts w:ascii="Cambria Math" w:hAnsi="Cambria Math"/>
+              </w:rPr>
+              <m:t>(</m:t>
+            </m:r>
+            <m:r>
+              <w:rPr>
+                <w:rFonts w:ascii="Cambria Math" w:hAnsi="Cambria Math"/>
+              </w:rPr>
+              <m:t>x</m:t>
+            </m:r>
+            <m:r>
+              <m:rPr>
+                <m:lit/>
+              </m:rPr>
+              <w:rPr>
+                <w:rFonts w:ascii="Cambria Math" w:hAnsi="Cambria Math"/>
+              </w:rPr>
+              <m:t>)</m:t>
+            </m:r>
+            <m:r>
+              <w:rPr>
+                <w:rFonts w:ascii="Cambria Math" w:hAnsi="Cambria Math"/>
+              </w:rPr>
+              <m:t>,</m:t>
+            </m:r>
+            <m:r>
+              <m:rPr>
+                <m:lit/>
+              </m:rPr>
+              <w:rPr>
+                <w:rFonts w:ascii="Cambria Math" w:hAnsi="Cambria Math"/>
+              </w:rPr>
+              <m:t>(</m:t>
+            </m:r>
+            <m:r>
+              <w:rPr>
+                <w:rFonts w:ascii="Cambria Math" w:hAnsi="Cambria Math"/>
+              </w:rPr>
+              <m:t>y</m:t>
+            </m:r>
+            <m:r>
+              <m:rPr>
+                <m:lit/>
+              </m:rPr>
+              <w:rPr>
+                <w:rFonts w:ascii="Cambria Math" w:hAnsi="Cambria Math"/>
+              </w:rPr>
+              <m:t>)</m:t>
+            </m:r>
+            <m:r>
+              <w:rPr>
+                <w:rFonts w:ascii="Cambria Math" w:hAnsi="Cambria Math"/>
+              </w:rPr>
+              <m:t>,</m:t>
+            </m:r>
+            <m:r>
+              <m:rPr>
+                <m:lit/>
+              </m:rPr>
+              <w:rPr>
+                <w:rFonts w:ascii="Cambria Math" w:hAnsi="Cambria Math"/>
+              </w:rPr>
+              <m:t>(</m:t>
+            </m:r>
+            <m:r>
+              <w:rPr>
+                <w:rFonts w:ascii="Cambria Math" w:hAnsi="Cambria Math"/>
+              </w:rPr>
+              <m:t>z</m:t>
+            </m:r>
+            <m:r>
+              <m:rPr>
+                <m:lit/>
+              </m:rPr>
+              <w:rPr>
+                <w:rFonts w:ascii="Cambria Math" w:hAnsi="Cambria Math"/>
+              </w:rPr>
+              <m:t>)</m:t>
+            </m:r>
+          </m:e>
+        </m:d>
+      </m:oMath>
+      <w:r>
+        <w:t xml:space="preserve"> te komponente sile koje su djelovale na alat </w:t>
+      </w:r>
+      <m:oMath>
+        <m:d>
+          <m:dPr>
+            <m:ctrlPr>
+              <w:rPr>
+                <w:rFonts w:ascii="Cambria Math" w:hAnsi="Cambria Math"/>
+                <w:i/>
+              </w:rPr>
+            </m:ctrlPr>
+          </m:dPr>
+          <m:e>
+            <m:r>
+              <m:rPr>
+                <m:lit/>
+              </m:rPr>
+              <w:rPr>
+                <w:rFonts w:ascii="Cambria Math" w:hAnsi="Cambria Math"/>
+              </w:rPr>
+              <m:t>(</m:t>
+            </m:r>
+            <m:sSub>
+              <m:sSubPr>
+                <m:ctrlPr>
+                  <w:rPr>
+                    <w:rFonts w:ascii="Cambria Math" w:hAnsi="Cambria Math"/>
+                    <w:i/>
+                  </w:rPr>
+                </m:ctrlPr>
+              </m:sSubPr>
+              <m:e>
+                <m:r>
+                  <w:rPr>
+                    <w:rFonts w:ascii="Cambria Math" w:hAnsi="Cambria Math"/>
+                  </w:rPr>
+                  <m:t>f</m:t>
+                </m:r>
+              </m:e>
+              <m:sub>
+                <m:r>
+                  <w:rPr>
+                    <w:rFonts w:ascii="Cambria Math" w:hAnsi="Cambria Math"/>
+                  </w:rPr>
+                  <m:t>x</m:t>
+                </m:r>
+              </m:sub>
+            </m:sSub>
+            <m:r>
+              <m:rPr>
+                <m:lit/>
+              </m:rPr>
+              <w:rPr>
+                <w:rFonts w:ascii="Cambria Math" w:hAnsi="Cambria Math"/>
+              </w:rPr>
+              <m:t>)</m:t>
+            </m:r>
+            <m:r>
+              <w:rPr>
+                <w:rFonts w:ascii="Cambria Math" w:hAnsi="Cambria Math"/>
+              </w:rPr>
+              <m:t>,</m:t>
+            </m:r>
+            <m:r>
+              <m:rPr>
+                <m:lit/>
+              </m:rPr>
+              <w:rPr>
+                <w:rFonts w:ascii="Cambria Math" w:hAnsi="Cambria Math"/>
+              </w:rPr>
+              <m:t>(</m:t>
+            </m:r>
+            <m:sSub>
+              <m:sSubPr>
+                <m:ctrlPr>
+                  <w:rPr>
+                    <w:rFonts w:ascii="Cambria Math" w:hAnsi="Cambria Math"/>
+                    <w:i/>
+                  </w:rPr>
+                </m:ctrlPr>
+              </m:sSubPr>
+              <m:e>
+                <m:r>
+                  <w:rPr>
+                    <w:rFonts w:ascii="Cambria Math" w:hAnsi="Cambria Math"/>
+                  </w:rPr>
+                  <m:t>f</m:t>
+                </m:r>
+              </m:e>
+              <m:sub>
+                <m:r>
+                  <w:rPr>
+                    <w:rFonts w:ascii="Cambria Math" w:hAnsi="Cambria Math"/>
+                  </w:rPr>
+                  <m:t>y</m:t>
+                </m:r>
+              </m:sub>
+            </m:sSub>
+            <m:r>
+              <m:rPr>
+                <m:lit/>
+              </m:rPr>
+              <w:rPr>
+                <w:rFonts w:ascii="Cambria Math" w:hAnsi="Cambria Math"/>
+              </w:rPr>
+              <m:t>)</m:t>
+            </m:r>
+            <m:r>
+              <w:rPr>
+                <w:rFonts w:ascii="Cambria Math" w:hAnsi="Cambria Math"/>
+              </w:rPr>
+              <m:t>,</m:t>
+            </m:r>
+            <m:r>
+              <m:rPr>
+                <m:lit/>
+              </m:rPr>
+              <w:rPr>
+                <w:rFonts w:ascii="Cambria Math" w:hAnsi="Cambria Math"/>
+              </w:rPr>
+              <m:t>(</m:t>
+            </m:r>
+            <m:sSub>
+              <m:sSubPr>
+                <m:ctrlPr>
+                  <w:rPr>
+                    <w:rFonts w:ascii="Cambria Math" w:hAnsi="Cambria Math"/>
+                    <w:i/>
+                  </w:rPr>
+                </m:ctrlPr>
+              </m:sSubPr>
+              <m:e>
+                <m:r>
+                  <w:rPr>
+                    <w:rFonts w:ascii="Cambria Math" w:hAnsi="Cambria Math"/>
+                  </w:rPr>
+                  <m:t>f</m:t>
+                </m:r>
+              </m:e>
+              <m:sub>
+                <m:r>
+                  <w:rPr>
+                    <w:rFonts w:ascii="Cambria Math" w:hAnsi="Cambria Math"/>
+                  </w:rPr>
+                  <m:t>z</m:t>
+                </m:r>
+              </m:sub>
+            </m:sSub>
+            <m:r>
+              <m:rPr>
+                <m:lit/>
+              </m:rPr>
+              <w:rPr>
+                <w:rFonts w:ascii="Cambria Math" w:hAnsi="Cambria Math"/>
+              </w:rPr>
+              <m:t>)</m:t>
+            </m:r>
+          </m:e>
+        </m:d>
+      </m:oMath>
+      <w:r>
+        <w:t>. Podaci su snimani frekvencijom od 100 Hz (svakih 0.01 sekunde) i spremani u CSV format za naknadnu analizu.</w:t>
+      </w:r>
+    </w:p>
+    <w:p>
+      <w:pPr>
+        <w:pStyle w:val="TEKST"/>
+      </w:pPr>
+    </w:p>
+    <w:p>
+      <w:pPr>
+        <w:pStyle w:val="Podnaslov1"/>
+      </w:pPr>
+      <w:bookmarkStart w:id="6" w:name="_Toc214056408"/>
+      <w:r>
+        <w:t>Protokol snimanj</w:t>
+      </w:r>
+      <w:r>
+        <w:t>a</w:t>
+      </w:r>
+      <w:bookmarkEnd w:id="6"/>
+    </w:p>
+    <w:p>
+      <w:pPr>
+        <w:pStyle w:val="TEKST"/>
+      </w:pPr>
+      <w:r>
+        <w:t>Svaki par studenata snimio je 20 kretnji: 10 brzih i 10 sporih. Pokret je izveden ručnim vođenjem robota u kolaborativnom režimu rada, pri čemu je robot bio postavljen u način rada prilagođen vanjskim silama. Kretnje su snimane tako da simuliraju prirodne i prepoznatljive brzine koje čovjek percipira kao brze ili spore.</w:t>
       </w:r>
     </w:p>
     <w:p>
@@ -1956,22 +2493,76 @@
           <w:docGrid w:linePitch="360"/>
         </w:sectPr>
       </w:pPr>
+      <w:proofErr w:type="spellStart"/>
+      <w:r>
+        <w:t>Dataset</w:t>
+      </w:r>
+      <w:proofErr w:type="spellEnd"/>
+      <w:r>
+        <w:t xml:space="preserve"> korišten za treniranje </w:t>
+      </w:r>
+      <w:proofErr w:type="spellStart"/>
+      <w:r>
+        <w:t>klasifikatora</w:t>
+      </w:r>
+      <w:proofErr w:type="spellEnd"/>
+      <w:r>
+        <w:t xml:space="preserve"> bio je "</w:t>
+      </w:r>
+      <w:proofErr w:type="spellStart"/>
+      <w:r>
+        <w:t>norsic</w:t>
+      </w:r>
+      <w:proofErr w:type="spellEnd"/>
+      <w:r>
+        <w:t>", dok su ostali parovi (</w:t>
+      </w:r>
+      <w:proofErr w:type="spellStart"/>
+      <w:r>
+        <w:t>akrap_gugo</w:t>
+      </w:r>
+      <w:proofErr w:type="spellEnd"/>
+      <w:r>
+        <w:t xml:space="preserve">, </w:t>
+      </w:r>
+      <w:proofErr w:type="spellStart"/>
+      <w:r>
+        <w:t>cuk_pongracic</w:t>
+      </w:r>
+      <w:proofErr w:type="spellEnd"/>
+      <w:r>
+        <w:t>) korišteni isključivo za validaciju modela na nezavisnim podacima.</w:t>
+      </w:r>
     </w:p>
     <w:p>
       <w:pPr>
         <w:pStyle w:val="Heading1"/>
       </w:pPr>
+      <w:bookmarkStart w:id="7" w:name="_Toc214056409"/>
       <w:r>
         <w:lastRenderedPageBreak/>
         <w:t>Obrada podataka</w:t>
       </w:r>
+      <w:bookmarkEnd w:id="7"/>
+    </w:p>
+    <w:p>
+      <w:pPr>
+        <w:pStyle w:val="Podnaslov1"/>
+      </w:pPr>
+      <w:bookmarkStart w:id="8" w:name="_Toc214056410"/>
+      <w:proofErr w:type="spellStart"/>
+      <w:r>
+        <w:t>Pretprocesiranje</w:t>
+      </w:r>
+      <w:bookmarkEnd w:id="8"/>
+      <w:proofErr w:type="spellEnd"/>
     </w:p>
     <w:p>
       <w:pPr>
         <w:pStyle w:val="TEKST"/>
       </w:pPr>
       <w:r>
-        <w:t xml:space="preserve">Sirovi podaci sadržavali su dosta irelevantnih informacija koje bi ometale proces klasifikacije. U fazi </w:t>
+        <w:t xml:space="preserve">Sirovi podaci sadržavali su segmente koji nisu relevantni za klasifikaciju. U fazi </w:t>
       </w:r>
       <w:proofErr w:type="spellStart"/>
       <w:r>
@@ -1979,7 +2570,7 @@
       </w:r>
       <w:proofErr w:type="spellEnd"/>
       <w:r>
-        <w:t xml:space="preserve"> primijenjeni su sljedeći filteri:​</w:t>
+        <w:t xml:space="preserve"> primijenjeni su sljedeći postupci:</w:t>
       </w:r>
     </w:p>
     <w:p>
@@ -1987,31 +2578,29 @@
         <w:pStyle w:val="TEKST"/>
         <w:numPr>
           <w:ilvl w:val="0"/>
-          <w:numId w:val="49"/>
+          <w:numId w:val="50"/>
         </w:numPr>
       </w:pPr>
       <w:r>
-        <w:t>Uklanjanje stacionarnih segmenata – eliminirani su dijelovi snimki gdje je brzina gibanja robota bila jednaka ili vrlo blizu nule​</w:t>
-      </w:r>
+        <w:t>Uklanjanje stacionarnih segmenata: Eliminirani su dijelovi snimki u kojima je brzina gibanja robota bila nula ili vrlo blizu nule. Ovi segmenti predstavljaju početak i kraj snimanja kada robot miruje.</w:t>
+      </w:r>
+    </w:p>
+    <w:p>
+      <w:pPr>
+        <w:pStyle w:val="Podnaslov1"/>
+      </w:pPr>
+      <w:bookmarkStart w:id="9" w:name="_Toc214056411"/>
+      <w:r>
+        <w:t>Izračun značajki</w:t>
+      </w:r>
+      <w:bookmarkEnd w:id="9"/>
     </w:p>
     <w:p>
       <w:pPr>
         <w:pStyle w:val="TEKST"/>
-        <w:numPr>
-          <w:ilvl w:val="0"/>
-          <w:numId w:val="49"/>
-        </w:numPr>
-      </w:pPr>
-      <w:r>
-        <w:t xml:space="preserve">Uklanjanje </w:t>
-      </w:r>
-      <w:proofErr w:type="spellStart"/>
-      <w:r>
-        <w:t>tranzijentnih</w:t>
-      </w:r>
-      <w:proofErr w:type="spellEnd"/>
-      <w:r>
-        <w:t xml:space="preserve"> segmenata – filtrirani su početni i završni dijelovi snimanja koji sadrže nagle promjene brzine (ubrzavanje i usporavanje)​</w:t>
+      </w:pPr>
+      <w:r>
+        <w:t>Za svako snimanje izračunate su dvije ključne značajke:</w:t>
       </w:r>
     </w:p>
     <w:p>
@@ -2019,31 +2608,1131 @@
         <w:pStyle w:val="TEKST"/>
       </w:pPr>
       <w:r>
-        <w:t xml:space="preserve">Podaci se obrađuju u Pythonu pomoću biblioteka </w:t>
-      </w:r>
-      <w:proofErr w:type="spellStart"/>
-      <w:r>
-        <w:t>NumPy</w:t>
-      </w:r>
-      <w:proofErr w:type="spellEnd"/>
-      <w:r>
-        <w:t xml:space="preserve">, </w:t>
-      </w:r>
-      <w:proofErr w:type="spellStart"/>
-      <w:r>
-        <w:t>Pandas</w:t>
-      </w:r>
-      <w:proofErr w:type="spellEnd"/>
-      <w:r>
-        <w:t xml:space="preserve"> i </w:t>
-      </w:r>
-      <w:proofErr w:type="spellStart"/>
-      <w:r>
-        <w:t>Matplotlib</w:t>
-      </w:r>
-      <w:proofErr w:type="spellEnd"/>
-      <w:r>
-        <w:t>. Za svako snimanje izračunata je prosječna brzina i prosječna sila.</w:t>
+        <w:rPr>
+          <w:b/>
+          <w:bCs/>
+        </w:rPr>
+        <w:t>Prosječna brzina</w:t>
+      </w:r>
+      <w:r>
+        <w:t>:</w:t>
+      </w:r>
+    </w:p>
+    <w:p>
+      <w:pPr>
+        <w:pStyle w:val="TEKST"/>
+      </w:pPr>
+      <w:r>
+        <w:t>Brzina je izračunata kao euklidska udaljenost između uzastopnih pozicija podijeljena s vremenskim korakom:</w:t>
+      </w:r>
+    </w:p>
+    <w:p>
+      <w:pPr>
+        <w:pStyle w:val="TEKST"/>
+      </w:pPr>
+      <m:oMathPara>
+        <m:oMath>
+          <m:sSub>
+            <m:sSubPr>
+              <m:ctrlPr>
+                <w:rPr>
+                  <w:rFonts w:ascii="Cambria Math" w:hAnsi="Cambria Math" w:cs="Courier New"/>
+                  <w:i/>
+                </w:rPr>
+              </m:ctrlPr>
+            </m:sSubPr>
+            <m:e>
+              <m:r>
+                <w:rPr>
+                  <w:rFonts w:ascii="Cambria Math" w:hAnsi="Cambria Math" w:cs="Courier New"/>
+                </w:rPr>
+                <m:t>v</m:t>
+              </m:r>
+            </m:e>
+            <m:sub>
+              <m:r>
+                <w:rPr>
+                  <w:rFonts w:ascii="Cambria Math" w:hAnsi="Cambria Math" w:cs="Courier New"/>
+                </w:rPr>
+                <m:t>i</m:t>
+              </m:r>
+            </m:sub>
+          </m:sSub>
+          <m:r>
+            <w:rPr>
+              <w:rFonts w:ascii="Cambria Math" w:hAnsi="Cambria Math" w:cs="Courier New"/>
+            </w:rPr>
+            <m:t>=</m:t>
+          </m:r>
+          <m:f>
+            <m:fPr>
+              <m:ctrlPr>
+                <w:rPr>
+                  <w:rFonts w:ascii="Cambria Math" w:hAnsi="Cambria Math" w:cs="Courier New"/>
+                </w:rPr>
+              </m:ctrlPr>
+            </m:fPr>
+            <m:num>
+              <m:d>
+                <m:dPr>
+                  <m:begChr m:val="{"/>
+                  <m:endChr m:val="}"/>
+                  <m:ctrlPr>
+                    <w:rPr>
+                      <w:rFonts w:ascii="Cambria Math" w:hAnsi="Cambria Math" w:cs="Courier New"/>
+                      <w:i/>
+                    </w:rPr>
+                  </m:ctrlPr>
+                </m:dPr>
+                <m:e>
+                  <m:rad>
+                    <m:radPr>
+                      <m:degHide m:val="1"/>
+                      <m:ctrlPr>
+                        <w:rPr>
+                          <w:rFonts w:ascii="Cambria Math" w:hAnsi="Cambria Math" w:cs="Courier New"/>
+                          <w:i/>
+                        </w:rPr>
+                      </m:ctrlPr>
+                    </m:radPr>
+                    <m:deg/>
+                    <m:e>
+                      <m:d>
+                        <m:dPr>
+                          <m:begChr m:val="{"/>
+                          <m:endChr m:val="}"/>
+                          <m:ctrlPr>
+                            <w:rPr>
+                              <w:rFonts w:ascii="Cambria Math" w:hAnsi="Cambria Math" w:cs="Courier New"/>
+                              <w:i/>
+                            </w:rPr>
+                          </m:ctrlPr>
+                        </m:dPr>
+                        <m:e>
+                          <m:sSup>
+                            <m:sSupPr>
+                              <m:ctrlPr>
+                                <w:rPr>
+                                  <w:rFonts w:ascii="Cambria Math" w:hAnsi="Cambria Math" w:cs="Courier New"/>
+                                  <w:i/>
+                                </w:rPr>
+                              </m:ctrlPr>
+                            </m:sSupPr>
+                            <m:e>
+                              <m:d>
+                                <m:dPr>
+                                  <m:ctrlPr>
+                                    <w:rPr>
+                                      <w:rFonts w:ascii="Cambria Math" w:hAnsi="Cambria Math" w:cs="Courier New"/>
+                                      <w:i/>
+                                    </w:rPr>
+                                  </m:ctrlPr>
+                                </m:dPr>
+                                <m:e>
+                                  <m:sSub>
+                                    <m:sSubPr>
+                                      <m:ctrlPr>
+                                        <w:rPr>
+                                          <w:rFonts w:ascii="Cambria Math" w:hAnsi="Cambria Math" w:cs="Courier New"/>
+                                          <w:i/>
+                                        </w:rPr>
+                                      </m:ctrlPr>
+                                    </m:sSubPr>
+                                    <m:e>
+                                      <m:r>
+                                        <w:rPr>
+                                          <w:rFonts w:ascii="Cambria Math" w:hAnsi="Cambria Math" w:cs="Courier New"/>
+                                        </w:rPr>
+                                        <m:t>x</m:t>
+                                      </m:r>
+                                    </m:e>
+                                    <m:sub>
+                                      <m:d>
+                                        <m:dPr>
+                                          <m:begChr m:val="{"/>
+                                          <m:endChr m:val="}"/>
+                                          <m:ctrlPr>
+                                            <w:rPr>
+                                              <w:rFonts w:ascii="Cambria Math" w:hAnsi="Cambria Math" w:cs="Courier New"/>
+                                              <w:i/>
+                                            </w:rPr>
+                                          </m:ctrlPr>
+                                        </m:dPr>
+                                        <m:e>
+                                          <m:r>
+                                            <w:rPr>
+                                              <w:rFonts w:ascii="Cambria Math" w:hAnsi="Cambria Math" w:cs="Courier New"/>
+                                            </w:rPr>
+                                            <m:t>i+1</m:t>
+                                          </m:r>
+                                        </m:e>
+                                      </m:d>
+                                    </m:sub>
+                                  </m:sSub>
+                                  <m:r>
+                                    <w:rPr>
+                                      <w:rFonts w:ascii="Cambria Math" w:hAnsi="Cambria Math" w:cs="Courier New"/>
+                                    </w:rPr>
+                                    <m:t xml:space="preserve">- </m:t>
+                                  </m:r>
+                                  <m:sSub>
+                                    <m:sSubPr>
+                                      <m:ctrlPr>
+                                        <w:rPr>
+                                          <w:rFonts w:ascii="Cambria Math" w:hAnsi="Cambria Math" w:cs="Courier New"/>
+                                          <w:i/>
+                                        </w:rPr>
+                                      </m:ctrlPr>
+                                    </m:sSubPr>
+                                    <m:e>
+                                      <m:r>
+                                        <w:rPr>
+                                          <w:rFonts w:ascii="Cambria Math" w:hAnsi="Cambria Math" w:cs="Courier New"/>
+                                        </w:rPr>
+                                        <m:t>x</m:t>
+                                      </m:r>
+                                    </m:e>
+                                    <m:sub>
+                                      <m:r>
+                                        <w:rPr>
+                                          <w:rFonts w:ascii="Cambria Math" w:hAnsi="Cambria Math" w:cs="Courier New"/>
+                                        </w:rPr>
+                                        <m:t>i</m:t>
+                                      </m:r>
+                                    </m:sub>
+                                  </m:sSub>
+                                </m:e>
+                              </m:d>
+                            </m:e>
+                            <m:sup>
+                              <m:r>
+                                <w:rPr>
+                                  <w:rFonts w:ascii="Cambria Math" w:hAnsi="Cambria Math" w:cs="Courier New"/>
+                                </w:rPr>
+                                <m:t>2</m:t>
+                              </m:r>
+                            </m:sup>
+                          </m:sSup>
+                          <m:r>
+                            <w:rPr>
+                              <w:rFonts w:ascii="Cambria Math" w:hAnsi="Cambria Math" w:cs="Courier New"/>
+                            </w:rPr>
+                            <m:t xml:space="preserve">+ </m:t>
+                          </m:r>
+                          <m:sSup>
+                            <m:sSupPr>
+                              <m:ctrlPr>
+                                <w:rPr>
+                                  <w:rFonts w:ascii="Cambria Math" w:hAnsi="Cambria Math" w:cs="Courier New"/>
+                                  <w:i/>
+                                </w:rPr>
+                              </m:ctrlPr>
+                            </m:sSupPr>
+                            <m:e>
+                              <m:d>
+                                <m:dPr>
+                                  <m:ctrlPr>
+                                    <w:rPr>
+                                      <w:rFonts w:ascii="Cambria Math" w:hAnsi="Cambria Math" w:cs="Courier New"/>
+                                      <w:i/>
+                                    </w:rPr>
+                                  </m:ctrlPr>
+                                </m:dPr>
+                                <m:e>
+                                  <m:sSub>
+                                    <m:sSubPr>
+                                      <m:ctrlPr>
+                                        <w:rPr>
+                                          <w:rFonts w:ascii="Cambria Math" w:hAnsi="Cambria Math" w:cs="Courier New"/>
+                                          <w:i/>
+                                        </w:rPr>
+                                      </m:ctrlPr>
+                                    </m:sSubPr>
+                                    <m:e>
+                                      <m:r>
+                                        <w:rPr>
+                                          <w:rFonts w:ascii="Cambria Math" w:hAnsi="Cambria Math" w:cs="Courier New"/>
+                                        </w:rPr>
+                                        <m:t>y</m:t>
+                                      </m:r>
+                                    </m:e>
+                                    <m:sub>
+                                      <m:d>
+                                        <m:dPr>
+                                          <m:begChr m:val="{"/>
+                                          <m:endChr m:val="}"/>
+                                          <m:ctrlPr>
+                                            <w:rPr>
+                                              <w:rFonts w:ascii="Cambria Math" w:hAnsi="Cambria Math" w:cs="Courier New"/>
+                                              <w:i/>
+                                            </w:rPr>
+                                          </m:ctrlPr>
+                                        </m:dPr>
+                                        <m:e>
+                                          <m:r>
+                                            <w:rPr>
+                                              <w:rFonts w:ascii="Cambria Math" w:hAnsi="Cambria Math" w:cs="Courier New"/>
+                                            </w:rPr>
+                                            <m:t>i+1</m:t>
+                                          </m:r>
+                                        </m:e>
+                                      </m:d>
+                                    </m:sub>
+                                  </m:sSub>
+                                  <m:r>
+                                    <w:rPr>
+                                      <w:rFonts w:ascii="Cambria Math" w:hAnsi="Cambria Math" w:cs="Courier New"/>
+                                    </w:rPr>
+                                    <m:t xml:space="preserve">- </m:t>
+                                  </m:r>
+                                  <m:sSub>
+                                    <m:sSubPr>
+                                      <m:ctrlPr>
+                                        <w:rPr>
+                                          <w:rFonts w:ascii="Cambria Math" w:hAnsi="Cambria Math" w:cs="Courier New"/>
+                                          <w:i/>
+                                        </w:rPr>
+                                      </m:ctrlPr>
+                                    </m:sSubPr>
+                                    <m:e>
+                                      <m:r>
+                                        <w:rPr>
+                                          <w:rFonts w:ascii="Cambria Math" w:hAnsi="Cambria Math" w:cs="Courier New"/>
+                                        </w:rPr>
+                                        <m:t>y</m:t>
+                                      </m:r>
+                                    </m:e>
+                                    <m:sub>
+                                      <m:r>
+                                        <w:rPr>
+                                          <w:rFonts w:ascii="Cambria Math" w:hAnsi="Cambria Math" w:cs="Courier New"/>
+                                        </w:rPr>
+                                        <m:t>i</m:t>
+                                      </m:r>
+                                    </m:sub>
+                                  </m:sSub>
+                                </m:e>
+                              </m:d>
+                            </m:e>
+                            <m:sup>
+                              <m:r>
+                                <w:rPr>
+                                  <w:rFonts w:ascii="Cambria Math" w:hAnsi="Cambria Math" w:cs="Courier New"/>
+                                </w:rPr>
+                                <m:t>2</m:t>
+                              </m:r>
+                            </m:sup>
+                          </m:sSup>
+                          <m:r>
+                            <w:rPr>
+                              <w:rFonts w:ascii="Cambria Math" w:hAnsi="Cambria Math" w:cs="Courier New"/>
+                            </w:rPr>
+                            <m:t xml:space="preserve">+ </m:t>
+                          </m:r>
+                          <m:sSup>
+                            <m:sSupPr>
+                              <m:ctrlPr>
+                                <w:rPr>
+                                  <w:rFonts w:ascii="Cambria Math" w:hAnsi="Cambria Math" w:cs="Courier New"/>
+                                  <w:i/>
+                                </w:rPr>
+                              </m:ctrlPr>
+                            </m:sSupPr>
+                            <m:e>
+                              <m:d>
+                                <m:dPr>
+                                  <m:ctrlPr>
+                                    <w:rPr>
+                                      <w:rFonts w:ascii="Cambria Math" w:hAnsi="Cambria Math" w:cs="Courier New"/>
+                                      <w:i/>
+                                    </w:rPr>
+                                  </m:ctrlPr>
+                                </m:dPr>
+                                <m:e>
+                                  <m:sSub>
+                                    <m:sSubPr>
+                                      <m:ctrlPr>
+                                        <w:rPr>
+                                          <w:rFonts w:ascii="Cambria Math" w:hAnsi="Cambria Math" w:cs="Courier New"/>
+                                          <w:i/>
+                                        </w:rPr>
+                                      </m:ctrlPr>
+                                    </m:sSubPr>
+                                    <m:e>
+                                      <m:r>
+                                        <w:rPr>
+                                          <w:rFonts w:ascii="Cambria Math" w:hAnsi="Cambria Math" w:cs="Courier New"/>
+                                        </w:rPr>
+                                        <m:t>z</m:t>
+                                      </m:r>
+                                    </m:e>
+                                    <m:sub>
+                                      <m:d>
+                                        <m:dPr>
+                                          <m:begChr m:val="{"/>
+                                          <m:endChr m:val="}"/>
+                                          <m:ctrlPr>
+                                            <w:rPr>
+                                              <w:rFonts w:ascii="Cambria Math" w:hAnsi="Cambria Math" w:cs="Courier New"/>
+                                              <w:i/>
+                                            </w:rPr>
+                                          </m:ctrlPr>
+                                        </m:dPr>
+                                        <m:e>
+                                          <m:r>
+                                            <w:rPr>
+                                              <w:rFonts w:ascii="Cambria Math" w:hAnsi="Cambria Math" w:cs="Courier New"/>
+                                            </w:rPr>
+                                            <m:t>i+1</m:t>
+                                          </m:r>
+                                        </m:e>
+                                      </m:d>
+                                    </m:sub>
+                                  </m:sSub>
+                                  <m:r>
+                                    <w:rPr>
+                                      <w:rFonts w:ascii="Cambria Math" w:hAnsi="Cambria Math" w:cs="Courier New"/>
+                                    </w:rPr>
+                                    <m:t xml:space="preserve">- </m:t>
+                                  </m:r>
+                                  <m:sSub>
+                                    <m:sSubPr>
+                                      <m:ctrlPr>
+                                        <w:rPr>
+                                          <w:rFonts w:ascii="Cambria Math" w:hAnsi="Cambria Math" w:cs="Courier New"/>
+                                          <w:i/>
+                                        </w:rPr>
+                                      </m:ctrlPr>
+                                    </m:sSubPr>
+                                    <m:e>
+                                      <m:r>
+                                        <w:rPr>
+                                          <w:rFonts w:ascii="Cambria Math" w:hAnsi="Cambria Math" w:cs="Courier New"/>
+                                        </w:rPr>
+                                        <m:t>z</m:t>
+                                      </m:r>
+                                    </m:e>
+                                    <m:sub>
+                                      <m:r>
+                                        <w:rPr>
+                                          <w:rFonts w:ascii="Cambria Math" w:hAnsi="Cambria Math" w:cs="Courier New"/>
+                                        </w:rPr>
+                                        <m:t>i</m:t>
+                                      </m:r>
+                                    </m:sub>
+                                  </m:sSub>
+                                </m:e>
+                              </m:d>
+                            </m:e>
+                            <m:sup>
+                              <m:r>
+                                <w:rPr>
+                                  <w:rFonts w:ascii="Cambria Math" w:hAnsi="Cambria Math" w:cs="Courier New"/>
+                                </w:rPr>
+                                <m:t>2</m:t>
+                              </m:r>
+                            </m:sup>
+                          </m:sSup>
+                        </m:e>
+                      </m:d>
+                    </m:e>
+                  </m:rad>
+                </m:e>
+              </m:d>
+            </m:num>
+            <m:den>
+              <m:r>
+                <m:rPr>
+                  <m:sty m:val="p"/>
+                </m:rPr>
+                <w:rPr>
+                  <w:rFonts w:ascii="Cambria Math" w:hAnsi="Cambria Math" w:cs="Courier New"/>
+                </w:rPr>
+                <m:t>Δ</m:t>
+              </m:r>
+              <m:r>
+                <w:rPr>
+                  <w:rFonts w:ascii="Cambria Math" w:hAnsi="Cambria Math" w:cs="Courier New"/>
+                </w:rPr>
+                <m:t>t</m:t>
+              </m:r>
+              <m:ctrlPr>
+                <w:rPr>
+                  <w:rFonts w:ascii="Cambria Math" w:hAnsi="Cambria Math" w:cs="Courier New"/>
+                  <w:i/>
+                </w:rPr>
+              </m:ctrlPr>
+            </m:den>
+          </m:f>
+        </m:oMath>
+      </m:oMathPara>
+    </w:p>
+    <w:p>
+      <w:pPr>
+        <w:pStyle w:val="TEKST"/>
+      </w:pPr>
+      <w:r>
+        <w:t xml:space="preserve">gdje je </w:t>
+      </w:r>
+      <m:oMath>
+        <m:r>
+          <m:rPr>
+            <m:sty m:val="p"/>
+          </m:rPr>
+          <w:rPr>
+            <w:rFonts w:ascii="Cambria Math" w:hAnsi="Cambria Math"/>
+          </w:rPr>
+          <m:t>Δ</m:t>
+        </m:r>
+        <m:r>
+          <w:rPr>
+            <w:rFonts w:ascii="Cambria Math" w:hAnsi="Cambria Math"/>
+          </w:rPr>
+          <m:t>t</m:t>
+        </m:r>
+      </m:oMath>
+      <w:r>
+        <w:t xml:space="preserve"> izračunata kao razlika između vremenskih trenutaka snimanja </w:t>
+      </w:r>
+      <w:r>
+        <w:t xml:space="preserve">. Prosječna brzina </w:t>
+      </w:r>
+      <m:oMath>
+        <m:r>
+          <m:rPr>
+            <m:lit/>
+          </m:rPr>
+          <w:rPr>
+            <w:rFonts w:ascii="Cambria Math" w:hAnsi="Cambria Math"/>
+          </w:rPr>
+          <m:t>(</m:t>
+        </m:r>
+        <m:acc>
+          <m:accPr>
+            <m:chr m:val="̅"/>
+            <m:ctrlPr>
+              <w:rPr>
+                <w:rFonts w:ascii="Cambria Math" w:hAnsi="Cambria Math"/>
+              </w:rPr>
+            </m:ctrlPr>
+          </m:accPr>
+          <m:e>
+            <m:r>
+              <w:rPr>
+                <w:rFonts w:ascii="Cambria Math" w:hAnsi="Cambria Math"/>
+              </w:rPr>
+              <m:t>v</m:t>
+            </m:r>
+          </m:e>
+        </m:acc>
+        <m:r>
+          <m:rPr>
+            <m:lit/>
+          </m:rPr>
+          <w:rPr>
+            <w:rFonts w:ascii="Cambria Math" w:hAnsi="Cambria Math"/>
+          </w:rPr>
+          <m:t>)</m:t>
+        </m:r>
+      </m:oMath>
+      <w:r>
+        <w:t xml:space="preserve"> </w:t>
+      </w:r>
+      <w:r>
+        <w:t>izračunata je kao aritmetička sredina svih brzina unutar jedne snimke nakon uklanjanja irelevantnih segmenata.</w:t>
+      </w:r>
+    </w:p>
+    <w:p>
+      <w:pPr>
+        <w:pStyle w:val="TEKST"/>
+      </w:pPr>
+      <w:r>
+        <w:rPr>
+          <w:b/>
+          <w:bCs/>
+        </w:rPr>
+        <w:t>Prosječna sila</w:t>
+      </w:r>
+      <w:r>
+        <w:t xml:space="preserve">: </w:t>
+      </w:r>
+    </w:p>
+    <w:p>
+      <w:pPr>
+        <w:pStyle w:val="TEKST"/>
+      </w:pPr>
+      <w:r>
+        <w:t>Sila je prikazana kao magnituda (norma) vektora sile:</w:t>
+      </w:r>
+    </w:p>
+    <w:p>
+      <w:pPr>
+        <w:pStyle w:val="PlainText"/>
+        <w:rPr>
+          <w:rFonts w:ascii="Courier New" w:eastAsiaTheme="minorEastAsia" w:hAnsi="Courier New" w:cs="Courier New"/>
+        </w:rPr>
+      </w:pPr>
+      <m:oMathPara>
+        <m:oMath>
+          <m:sSub>
+            <m:sSubPr>
+              <m:ctrlPr>
+                <w:rPr>
+                  <w:rFonts w:ascii="Cambria Math" w:hAnsi="Cambria Math" w:cs="Courier New"/>
+                  <w:i/>
+                </w:rPr>
+              </m:ctrlPr>
+            </m:sSubPr>
+            <m:e>
+              <m:r>
+                <w:rPr>
+                  <w:rFonts w:ascii="Cambria Math" w:hAnsi="Cambria Math" w:cs="Courier New"/>
+                </w:rPr>
+                <m:t>F</m:t>
+              </m:r>
+            </m:e>
+            <m:sub>
+              <m:r>
+                <w:rPr>
+                  <w:rFonts w:ascii="Cambria Math" w:hAnsi="Cambria Math" w:cs="Courier New"/>
+                </w:rPr>
+                <m:t>i</m:t>
+              </m:r>
+            </m:sub>
+          </m:sSub>
+          <m:r>
+            <w:rPr>
+              <w:rFonts w:ascii="Cambria Math" w:hAnsi="Cambria Math" w:cs="Courier New"/>
+            </w:rPr>
+            <m:t>=</m:t>
+          </m:r>
+          <m:rad>
+            <m:radPr>
+              <m:degHide m:val="1"/>
+              <m:ctrlPr>
+                <w:rPr>
+                  <w:rFonts w:ascii="Cambria Math" w:hAnsi="Cambria Math" w:cs="Courier New"/>
+                </w:rPr>
+              </m:ctrlPr>
+            </m:radPr>
+            <m:deg>
+              <m:ctrlPr>
+                <w:rPr>
+                  <w:rFonts w:ascii="Cambria Math" w:hAnsi="Cambria Math" w:cs="Courier New"/>
+                  <w:i/>
+                </w:rPr>
+              </m:ctrlPr>
+            </m:deg>
+            <m:e>
+              <m:sSubSup>
+                <m:sSubSupPr>
+                  <m:ctrlPr>
+                    <w:rPr>
+                      <w:rFonts w:ascii="Cambria Math" w:hAnsi="Cambria Math" w:cs="Courier New"/>
+                      <w:i/>
+                    </w:rPr>
+                  </m:ctrlPr>
+                </m:sSubSupPr>
+                <m:e>
+                  <m:r>
+                    <w:rPr>
+                      <w:rFonts w:ascii="Cambria Math" w:hAnsi="Cambria Math" w:cs="Courier New"/>
+                    </w:rPr>
+                    <m:t>f</m:t>
+                  </m:r>
+                </m:e>
+                <m:sub>
+                  <m:r>
+                    <w:rPr>
+                      <w:rFonts w:ascii="Cambria Math" w:hAnsi="Cambria Math" w:cs="Courier New"/>
+                    </w:rPr>
+                    <m:t>x,i</m:t>
+                  </m:r>
+                </m:sub>
+                <m:sup>
+                  <m:r>
+                    <w:rPr>
+                      <w:rFonts w:ascii="Cambria Math" w:hAnsi="Cambria Math" w:cs="Courier New"/>
+                    </w:rPr>
+                    <m:t>2</m:t>
+                  </m:r>
+                </m:sup>
+              </m:sSubSup>
+              <m:r>
+                <w:rPr>
+                  <w:rFonts w:ascii="Cambria Math" w:hAnsi="Cambria Math" w:cs="Courier New"/>
+                </w:rPr>
+                <m:t>+</m:t>
+              </m:r>
+              <m:sSubSup>
+                <m:sSubSupPr>
+                  <m:ctrlPr>
+                    <w:rPr>
+                      <w:rFonts w:ascii="Cambria Math" w:hAnsi="Cambria Math" w:cs="Courier New"/>
+                      <w:i/>
+                    </w:rPr>
+                  </m:ctrlPr>
+                </m:sSubSupPr>
+                <m:e>
+                  <m:r>
+                    <w:rPr>
+                      <w:rFonts w:ascii="Cambria Math" w:hAnsi="Cambria Math" w:cs="Courier New"/>
+                    </w:rPr>
+                    <m:t>f</m:t>
+                  </m:r>
+                </m:e>
+                <m:sub>
+                  <m:r>
+                    <w:rPr>
+                      <w:rFonts w:ascii="Cambria Math" w:hAnsi="Cambria Math" w:cs="Courier New"/>
+                    </w:rPr>
+                    <m:t>y,i</m:t>
+                  </m:r>
+                </m:sub>
+                <m:sup>
+                  <m:r>
+                    <w:rPr>
+                      <w:rFonts w:ascii="Cambria Math" w:hAnsi="Cambria Math" w:cs="Courier New"/>
+                    </w:rPr>
+                    <m:t>2</m:t>
+                  </m:r>
+                </m:sup>
+              </m:sSubSup>
+              <m:r>
+                <w:rPr>
+                  <w:rFonts w:ascii="Cambria Math" w:hAnsi="Cambria Math" w:cs="Courier New"/>
+                </w:rPr>
+                <m:t>+</m:t>
+              </m:r>
+              <m:sSubSup>
+                <m:sSubSupPr>
+                  <m:ctrlPr>
+                    <w:rPr>
+                      <w:rFonts w:ascii="Cambria Math" w:hAnsi="Cambria Math" w:cs="Courier New"/>
+                      <w:i/>
+                    </w:rPr>
+                  </m:ctrlPr>
+                </m:sSubSupPr>
+                <m:e>
+                  <m:r>
+                    <w:rPr>
+                      <w:rFonts w:ascii="Cambria Math" w:hAnsi="Cambria Math" w:cs="Courier New"/>
+                    </w:rPr>
+                    <m:t>f</m:t>
+                  </m:r>
+                </m:e>
+                <m:sub>
+                  <m:r>
+                    <w:rPr>
+                      <w:rFonts w:ascii="Cambria Math" w:hAnsi="Cambria Math" w:cs="Courier New"/>
+                    </w:rPr>
+                    <m:t>z,i</m:t>
+                  </m:r>
+                </m:sub>
+                <m:sup>
+                  <m:r>
+                    <w:rPr>
+                      <w:rFonts w:ascii="Cambria Math" w:hAnsi="Cambria Math" w:cs="Courier New"/>
+                    </w:rPr>
+                    <m:t>2</m:t>
+                  </m:r>
+                </m:sup>
+              </m:sSubSup>
+            </m:e>
+          </m:rad>
+        </m:oMath>
+      </m:oMathPara>
+    </w:p>
+    <w:p>
+      <w:pPr>
+        <w:pStyle w:val="TEKST"/>
+      </w:pPr>
+    </w:p>
+    <w:p>
+      <w:pPr>
+        <w:pStyle w:val="TEKST"/>
+      </w:pPr>
+      <w:r>
+        <w:t>Prosječna sila</w:t>
+      </w:r>
+      <m:oMath>
+        <m:r>
+          <w:rPr>
+            <w:rFonts w:ascii="Cambria Math" w:hAnsi="Cambria Math"/>
+          </w:rPr>
+          <m:t xml:space="preserve"> </m:t>
+        </m:r>
+        <m:r>
+          <m:rPr>
+            <m:lit/>
+          </m:rPr>
+          <w:rPr>
+            <w:rFonts w:ascii="Cambria Math" w:hAnsi="Cambria Math"/>
+          </w:rPr>
+          <m:t>(</m:t>
+        </m:r>
+        <m:acc>
+          <m:accPr>
+            <m:chr m:val="̅"/>
+            <m:ctrlPr>
+              <w:rPr>
+                <w:rFonts w:ascii="Cambria Math" w:hAnsi="Cambria Math"/>
+              </w:rPr>
+            </m:ctrlPr>
+          </m:accPr>
+          <m:e>
+            <m:r>
+              <w:rPr>
+                <w:rFonts w:ascii="Cambria Math" w:hAnsi="Cambria Math"/>
+              </w:rPr>
+              <m:t>F</m:t>
+            </m:r>
+          </m:e>
+        </m:acc>
+        <m:r>
+          <m:rPr>
+            <m:lit/>
+          </m:rPr>
+          <w:rPr>
+            <w:rFonts w:ascii="Cambria Math" w:hAnsi="Cambria Math"/>
+          </w:rPr>
+          <m:t>)</m:t>
+        </m:r>
+      </m:oMath>
+      <w:r>
+        <w:t xml:space="preserve"> </w:t>
+      </w:r>
+      <w:r>
+        <w:t>izračunata je kao aritmetička sredina svih magnitud sile unutar jedne snimke.</w:t>
+      </w:r>
+    </w:p>
+    <w:p>
+      <w:pPr>
+        <w:pStyle w:val="TEKST"/>
+      </w:pPr>
+    </w:p>
+    <w:p>
+      <w:r>
+        <w:br w:type="page"/>
+      </w:r>
+    </w:p>
+    <w:p>
+      <w:pPr>
+        <w:pStyle w:val="Podnaslov1"/>
+      </w:pPr>
+      <w:bookmarkStart w:id="10" w:name="_Toc214056412"/>
+      <w:r>
+        <w:lastRenderedPageBreak/>
+        <w:t>Struktura podataka</w:t>
+      </w:r>
+      <w:bookmarkEnd w:id="10"/>
+    </w:p>
+    <w:p>
+      <w:pPr>
+        <w:pStyle w:val="TEKST"/>
+      </w:pPr>
+      <w:r>
+        <w:rPr>
+          <w:noProof/>
+        </w:rPr>
+        <w:drawing>
+          <wp:anchor distT="0" distB="0" distL="114300" distR="114300" simplePos="0" relativeHeight="251658240" behindDoc="0" locked="0" layoutInCell="1" allowOverlap="1" wp14:anchorId="651CAD07" wp14:editId="7343BB31">
+            <wp:simplePos x="0" y="0"/>
+            <wp:positionH relativeFrom="page">
+              <wp:align>left</wp:align>
+            </wp:positionH>
+            <wp:positionV relativeFrom="paragraph">
+              <wp:posOffset>921385</wp:posOffset>
+            </wp:positionV>
+            <wp:extent cx="7560000" cy="3710728"/>
+            <wp:effectExtent l="0" t="0" r="3175" b="4445"/>
+            <wp:wrapTopAndBottom/>
+            <wp:docPr id="974852371" name="Picture 4"/>
+            <wp:cNvGraphicFramePr>
+              <a:graphicFrameLocks xmlns:a="http://schemas.openxmlformats.org/drawingml/2006/main" noChangeAspect="1"/>
+            </wp:cNvGraphicFramePr>
+            <a:graphic xmlns:a="http://schemas.openxmlformats.org/drawingml/2006/main">
+              <a:graphicData uri="http://schemas.openxmlformats.org/drawingml/2006/picture">
+                <pic:pic xmlns:pic="http://schemas.openxmlformats.org/drawingml/2006/picture">
+                  <pic:nvPicPr>
+                    <pic:cNvPr id="0" name="Picture 1"/>
+                    <pic:cNvPicPr>
+                      <a:picLocks noChangeAspect="1" noChangeArrowheads="1"/>
+                    </pic:cNvPicPr>
+                  </pic:nvPicPr>
+                  <pic:blipFill>
+                    <a:blip r:embed="rId10">
+                      <a:extLst>
+                        <a:ext uri="{28A0092B-C50C-407E-A947-70E740481C1C}">
+                          <a14:useLocalDpi xmlns:a14="http://schemas.microsoft.com/office/drawing/2010/main" val="0"/>
+                        </a:ext>
+                      </a:extLst>
+                    </a:blip>
+                    <a:srcRect/>
+                    <a:stretch>
+                      <a:fillRect/>
+                    </a:stretch>
+                  </pic:blipFill>
+                  <pic:spPr bwMode="auto">
+                    <a:xfrm>
+                      <a:off x="0" y="0"/>
+                      <a:ext cx="7560000" cy="3710728"/>
+                    </a:xfrm>
+                    <a:prstGeom prst="rect">
+                      <a:avLst/>
+                    </a:prstGeom>
+                    <a:noFill/>
+                    <a:ln>
+                      <a:noFill/>
+                    </a:ln>
+                  </pic:spPr>
+                </pic:pic>
+              </a:graphicData>
+            </a:graphic>
+            <wp14:sizeRelH relativeFrom="margin">
+              <wp14:pctWidth>0</wp14:pctWidth>
+            </wp14:sizeRelH>
+            <wp14:sizeRelV relativeFrom="margin">
+              <wp14:pctHeight>0</wp14:pctHeight>
+            </wp14:sizeRelV>
+          </wp:anchor>
+        </w:drawing>
+      </w:r>
+      <w:r>
+        <w:t xml:space="preserve">Obrađeni podaci organizirani su kao set značajki </w:t>
+      </w:r>
+      <m:oMath>
+        <m:d>
+          <m:dPr>
+            <m:ctrlPr>
+              <w:rPr>
+                <w:rFonts w:ascii="Cambria Math" w:hAnsi="Cambria Math"/>
+                <w:i/>
+              </w:rPr>
+            </m:ctrlPr>
+          </m:dPr>
+          <m:e>
+            <m:r>
+              <m:rPr>
+                <m:lit/>
+              </m:rPr>
+              <w:rPr>
+                <w:rFonts w:ascii="Cambria Math" w:hAnsi="Cambria Math"/>
+              </w:rPr>
+              <m:t>(</m:t>
+            </m:r>
+            <m:acc>
+              <m:accPr>
+                <m:chr m:val="̅"/>
+                <m:ctrlPr>
+                  <w:rPr>
+                    <w:rFonts w:ascii="Cambria Math" w:hAnsi="Cambria Math"/>
+                  </w:rPr>
+                </m:ctrlPr>
+              </m:accPr>
+              <m:e>
+                <m:r>
+                  <w:rPr>
+                    <w:rFonts w:ascii="Cambria Math" w:hAnsi="Cambria Math"/>
+                  </w:rPr>
+                  <m:t>v</m:t>
+                </m:r>
+              </m:e>
+            </m:acc>
+            <m:r>
+              <m:rPr>
+                <m:lit/>
+              </m:rPr>
+              <w:rPr>
+                <w:rFonts w:ascii="Cambria Math" w:hAnsi="Cambria Math"/>
+              </w:rPr>
+              <m:t>)</m:t>
+            </m:r>
+            <m:r>
+              <w:rPr>
+                <w:rFonts w:ascii="Cambria Math" w:hAnsi="Cambria Math"/>
+              </w:rPr>
+              <m:t>,</m:t>
+            </m:r>
+            <m:r>
+              <m:rPr>
+                <m:lit/>
+              </m:rPr>
+              <w:rPr>
+                <w:rFonts w:ascii="Cambria Math" w:hAnsi="Cambria Math"/>
+              </w:rPr>
+              <m:t>(</m:t>
+            </m:r>
+            <m:acc>
+              <m:accPr>
+                <m:chr m:val="̅"/>
+                <m:ctrlPr>
+                  <w:rPr>
+                    <w:rFonts w:ascii="Cambria Math" w:hAnsi="Cambria Math"/>
+                  </w:rPr>
+                </m:ctrlPr>
+              </m:accPr>
+              <m:e>
+                <m:r>
+                  <w:rPr>
+                    <w:rFonts w:ascii="Cambria Math" w:hAnsi="Cambria Math"/>
+                  </w:rPr>
+                  <m:t>F</m:t>
+                </m:r>
+              </m:e>
+            </m:acc>
+            <m:r>
+              <m:rPr>
+                <m:lit/>
+              </m:rPr>
+              <w:rPr>
+                <w:rFonts w:ascii="Cambria Math" w:hAnsi="Cambria Math"/>
+              </w:rPr>
+              <m:t>)</m:t>
+            </m:r>
+          </m:e>
+        </m:d>
+      </m:oMath>
+      <w:r>
+        <w:t xml:space="preserve"> s pripadajućom oznakom klase (brzo = 1, sporo = 0). Ovakva struktura omogućava direktnu primjenu klasifikacijskih algoritama strojnog učenja.</w:t>
+      </w:r>
+    </w:p>
+    <w:p>
+      <w:r>
+        <w:br w:type="page"/>
+      </w:r>
+    </w:p>
+    <w:p>
+      <w:pPr>
+        <w:pStyle w:val="TEKST"/>
+      </w:pPr>
+      <w:r>
+        <w:rPr>
+          <w:noProof/>
+        </w:rPr>
+        <w:lastRenderedPageBreak/>
+        <w:drawing>
+          <wp:anchor distT="0" distB="0" distL="114300" distR="114300" simplePos="0" relativeHeight="251661312" behindDoc="0" locked="0" layoutInCell="1" allowOverlap="1" wp14:anchorId="71FE8A23" wp14:editId="5A2DAA4A">
+            <wp:simplePos x="0" y="0"/>
+            <wp:positionH relativeFrom="page">
+              <wp:align>left</wp:align>
+            </wp:positionH>
+            <wp:positionV relativeFrom="paragraph">
+              <wp:posOffset>390525</wp:posOffset>
+            </wp:positionV>
+            <wp:extent cx="7560000" cy="3711273"/>
+            <wp:effectExtent l="0" t="0" r="3175" b="3810"/>
+            <wp:wrapTopAndBottom/>
+            <wp:docPr id="881573905" name="Picture 7"/>
+            <wp:cNvGraphicFramePr>
+              <a:graphicFrameLocks xmlns:a="http://schemas.openxmlformats.org/drawingml/2006/main" noChangeAspect="1"/>
+            </wp:cNvGraphicFramePr>
+            <a:graphic xmlns:a="http://schemas.openxmlformats.org/drawingml/2006/main">
+              <a:graphicData uri="http://schemas.openxmlformats.org/drawingml/2006/picture">
+                <pic:pic xmlns:pic="http://schemas.openxmlformats.org/drawingml/2006/picture">
+                  <pic:nvPicPr>
+                    <pic:cNvPr id="0" name="Picture 4"/>
+                    <pic:cNvPicPr>
+                      <a:picLocks noChangeAspect="1" noChangeArrowheads="1"/>
+                    </pic:cNvPicPr>
+                  </pic:nvPicPr>
+                  <pic:blipFill>
+                    <a:blip r:embed="rId11">
+                      <a:extLst>
+                        <a:ext uri="{28A0092B-C50C-407E-A947-70E740481C1C}">
+                          <a14:useLocalDpi xmlns:a14="http://schemas.microsoft.com/office/drawing/2010/main" val="0"/>
+                        </a:ext>
+                      </a:extLst>
+                    </a:blip>
+                    <a:srcRect/>
+                    <a:stretch>
+                      <a:fillRect/>
+                    </a:stretch>
+                  </pic:blipFill>
+                  <pic:spPr bwMode="auto">
+                    <a:xfrm>
+                      <a:off x="0" y="0"/>
+                      <a:ext cx="7560000" cy="3711273"/>
+                    </a:xfrm>
+                    <a:prstGeom prst="rect">
+                      <a:avLst/>
+                    </a:prstGeom>
+                    <a:noFill/>
+                    <a:ln>
+                      <a:noFill/>
+                    </a:ln>
+                  </pic:spPr>
+                </pic:pic>
+              </a:graphicData>
+            </a:graphic>
+          </wp:anchor>
+        </w:drawing>
+      </w:r>
+    </w:p>
+    <w:p>
+      <w:pPr>
+        <w:pStyle w:val="TEKST"/>
+      </w:pPr>
+      <w:r>
+        <w:rPr>
+          <w:noProof/>
+        </w:rPr>
+        <w:drawing>
+          <wp:anchor distT="0" distB="0" distL="114300" distR="114300" simplePos="0" relativeHeight="251662336" behindDoc="0" locked="0" layoutInCell="1" allowOverlap="1" wp14:anchorId="74211CF7" wp14:editId="18B16BC5">
+            <wp:simplePos x="0" y="0"/>
+            <wp:positionH relativeFrom="page">
+              <wp:align>left</wp:align>
+            </wp:positionH>
+            <wp:positionV relativeFrom="paragraph">
+              <wp:posOffset>4215765</wp:posOffset>
+            </wp:positionV>
+            <wp:extent cx="7560000" cy="3711273"/>
+            <wp:effectExtent l="0" t="0" r="3175" b="3810"/>
+            <wp:wrapTopAndBottom/>
+            <wp:docPr id="1928836237" name="Picture 8"/>
+            <wp:cNvGraphicFramePr>
+              <a:graphicFrameLocks xmlns:a="http://schemas.openxmlformats.org/drawingml/2006/main" noChangeAspect="1"/>
+            </wp:cNvGraphicFramePr>
+            <a:graphic xmlns:a="http://schemas.openxmlformats.org/drawingml/2006/main">
+              <a:graphicData uri="http://schemas.openxmlformats.org/drawingml/2006/picture">
+                <pic:pic xmlns:pic="http://schemas.openxmlformats.org/drawingml/2006/picture">
+                  <pic:nvPicPr>
+                    <pic:cNvPr id="0" name="Picture 5"/>
+                    <pic:cNvPicPr>
+                      <a:picLocks noChangeAspect="1" noChangeArrowheads="1"/>
+                    </pic:cNvPicPr>
+                  </pic:nvPicPr>
+                  <pic:blipFill>
+                    <a:blip r:embed="rId12">
+                      <a:extLst>
+                        <a:ext uri="{28A0092B-C50C-407E-A947-70E740481C1C}">
+                          <a14:useLocalDpi xmlns:a14="http://schemas.microsoft.com/office/drawing/2010/main" val="0"/>
+                        </a:ext>
+                      </a:extLst>
+                    </a:blip>
+                    <a:srcRect/>
+                    <a:stretch>
+                      <a:fillRect/>
+                    </a:stretch>
+                  </pic:blipFill>
+                  <pic:spPr bwMode="auto">
+                    <a:xfrm>
+                      <a:off x="0" y="0"/>
+                      <a:ext cx="7560000" cy="3711273"/>
+                    </a:xfrm>
+                    <a:prstGeom prst="rect">
+                      <a:avLst/>
+                    </a:prstGeom>
+                    <a:noFill/>
+                    <a:ln>
+                      <a:noFill/>
+                    </a:ln>
+                  </pic:spPr>
+                </pic:pic>
+              </a:graphicData>
+            </a:graphic>
+          </wp:anchor>
+        </w:drawing>
       </w:r>
     </w:p>
     <w:p>
@@ -2063,102 +3752,377 @@
           <w:lang w:val="en-GB"/>
         </w:rPr>
       </w:pPr>
-      <w:proofErr w:type="spellStart"/>
+      <w:bookmarkStart w:id="11" w:name="_Toc214056413"/>
       <w:r>
         <w:rPr>
           <w:lang w:val="en-GB"/>
         </w:rPr>
         <w:lastRenderedPageBreak/>
-        <w:t>Klasifikacija</w:t>
-      </w:r>
+        <w:t>Klasifikacija - Linear Discriminant Analysis (LDA)</w:t>
+      </w:r>
+      <w:bookmarkEnd w:id="11"/>
+    </w:p>
+    <w:p>
+      <w:pPr>
+        <w:pStyle w:val="Podnaslov1"/>
+      </w:pPr>
+      <w:bookmarkStart w:id="12" w:name="_Toc214056414"/>
+      <w:r>
+        <w:t xml:space="preserve">Opis </w:t>
+      </w:r>
+      <w:proofErr w:type="spellStart"/>
+      <w:r>
+        <w:t>k</w:t>
+      </w:r>
+      <w:r>
+        <w:t>lasifikator</w:t>
+      </w:r>
+      <w:r>
+        <w:t>a</w:t>
+      </w:r>
+      <w:bookmarkEnd w:id="12"/>
       <w:proofErr w:type="spellEnd"/>
+    </w:p>
+    <w:p>
+      <w:pPr>
+        <w:pStyle w:val="TEKST"/>
+      </w:pPr>
+      <w:proofErr w:type="spellStart"/>
+      <w:r>
+        <w:t>Linear</w:t>
+      </w:r>
+      <w:proofErr w:type="spellEnd"/>
+      <w:r>
+        <w:t xml:space="preserve"> </w:t>
+      </w:r>
+      <w:proofErr w:type="spellStart"/>
+      <w:r>
+        <w:t>Discriminant</w:t>
+      </w:r>
+      <w:proofErr w:type="spellEnd"/>
+      <w:r>
+        <w:t xml:space="preserve"> </w:t>
+      </w:r>
+      <w:proofErr w:type="spellStart"/>
+      <w:r>
+        <w:t>Analysis</w:t>
+      </w:r>
+      <w:proofErr w:type="spellEnd"/>
+      <w:r>
+        <w:t xml:space="preserve"> (LDA) je </w:t>
+      </w:r>
+      <w:proofErr w:type="spellStart"/>
+      <w:r>
+        <w:t>supervised</w:t>
+      </w:r>
+      <w:proofErr w:type="spellEnd"/>
+      <w:r>
+        <w:t xml:space="preserve"> klasifikacijski algoritam koji pronalazi linearnu granicu između klasa </w:t>
+      </w:r>
+      <w:proofErr w:type="spellStart"/>
+      <w:r>
+        <w:t>maksimalizirajući</w:t>
+      </w:r>
+      <w:proofErr w:type="spellEnd"/>
+      <w:r>
+        <w:t xml:space="preserve"> razmak između njihovih centara, a </w:t>
+      </w:r>
+      <w:proofErr w:type="spellStart"/>
+      <w:r>
+        <w:t>minimalizirajući</w:t>
+      </w:r>
+      <w:proofErr w:type="spellEnd"/>
+      <w:r>
+        <w:t xml:space="preserve"> varijabilnost unutar svake klase. LDA pretpostavlja da su klase raspoređene prema normalnoj distribuciji i da imaju slične </w:t>
+      </w:r>
+      <w:proofErr w:type="spellStart"/>
+      <w:r>
+        <w:t>kovarijance.Matematički</w:t>
+      </w:r>
+      <w:proofErr w:type="spellEnd"/>
+      <w:r>
+        <w:t xml:space="preserve">, LDA traži projekciju podataka na nižu </w:t>
+      </w:r>
+      <w:proofErr w:type="spellStart"/>
+      <w:r>
+        <w:t>dimenzionalnost</w:t>
+      </w:r>
+      <w:proofErr w:type="spellEnd"/>
+      <w:r>
+        <w:t xml:space="preserve"> (u binarnoj klasifikaciji na jednu dimenziju) koja najbolje razdvaja klase. Granica odlučivanja definirana je kao:</w:t>
+      </w:r>
+    </w:p>
+    <w:p>
+      <w:pPr>
+        <w:pStyle w:val="TEKST"/>
+      </w:pPr>
+      <m:oMathPara>
+        <m:oMath>
+          <m:sSup>
+            <m:sSupPr>
+              <m:ctrlPr>
+                <w:rPr>
+                  <w:rFonts w:ascii="Cambria Math" w:hAnsi="Cambria Math"/>
+                  <w:i/>
+                </w:rPr>
+              </m:ctrlPr>
+            </m:sSupPr>
+            <m:e>
+              <m:r>
+                <w:rPr>
+                  <w:rFonts w:ascii="Cambria Math" w:hAnsi="Cambria Math"/>
+                </w:rPr>
+                <m:t>w</m:t>
+              </m:r>
+            </m:e>
+            <m:sup>
+              <m:r>
+                <w:rPr>
+                  <w:rFonts w:ascii="Cambria Math" w:hAnsi="Cambria Math"/>
+                </w:rPr>
+                <m:t>T</m:t>
+              </m:r>
+            </m:sup>
+          </m:sSup>
+          <m:r>
+            <w:rPr>
+              <w:rFonts w:ascii="Cambria Math" w:hAnsi="Cambria Math"/>
+            </w:rPr>
+            <m:t>x+b=0</m:t>
+          </m:r>
+        </m:oMath>
+      </m:oMathPara>
+    </w:p>
+    <w:p>
+      <w:pPr>
+        <w:pStyle w:val="TEKST"/>
+      </w:pPr>
+      <w:r>
+        <w:t xml:space="preserve">gdje je </w:t>
+      </w:r>
+      <m:oMath>
+        <m:r>
+          <m:rPr>
+            <m:lit/>
+          </m:rPr>
+          <w:rPr>
+            <w:rFonts w:ascii="Cambria Math" w:hAnsi="Cambria Math"/>
+          </w:rPr>
+          <m:t>(</m:t>
+        </m:r>
+        <m:r>
+          <w:rPr>
+            <w:rFonts w:ascii="Cambria Math" w:hAnsi="Cambria Math"/>
+          </w:rPr>
+          <m:t>w</m:t>
+        </m:r>
+        <m:r>
+          <m:rPr>
+            <m:lit/>
+          </m:rPr>
+          <w:rPr>
+            <w:rFonts w:ascii="Cambria Math" w:hAnsi="Cambria Math"/>
+          </w:rPr>
+          <m:t>)</m:t>
+        </m:r>
+      </m:oMath>
+      <w:r>
+        <w:t xml:space="preserve"> vektor težina, </w:t>
+      </w:r>
+      <m:oMath>
+        <m:r>
+          <m:rPr>
+            <m:lit/>
+          </m:rPr>
+          <w:rPr>
+            <w:rFonts w:ascii="Cambria Math" w:hAnsi="Cambria Math"/>
+          </w:rPr>
+          <m:t>(</m:t>
+        </m:r>
+        <m:r>
+          <w:rPr>
+            <w:rFonts w:ascii="Cambria Math" w:hAnsi="Cambria Math"/>
+          </w:rPr>
+          <m:t>x</m:t>
+        </m:r>
+        <m:r>
+          <m:rPr>
+            <m:lit/>
+          </m:rPr>
+          <w:rPr>
+            <w:rFonts w:ascii="Cambria Math" w:hAnsi="Cambria Math"/>
+          </w:rPr>
+          <m:t>)</m:t>
+        </m:r>
+      </m:oMath>
+      <w:r>
+        <w:t xml:space="preserve"> vektor značajki, a </w:t>
+      </w:r>
+      <m:oMath>
+        <m:r>
+          <m:rPr>
+            <m:lit/>
+          </m:rPr>
+          <w:rPr>
+            <w:rFonts w:ascii="Cambria Math" w:hAnsi="Cambria Math"/>
+          </w:rPr>
+          <m:t>(</m:t>
+        </m:r>
+        <m:r>
+          <w:rPr>
+            <w:rFonts w:ascii="Cambria Math" w:hAnsi="Cambria Math"/>
+          </w:rPr>
+          <m:t>b</m:t>
+        </m:r>
+        <m:r>
+          <m:rPr>
+            <m:lit/>
+          </m:rPr>
+          <w:rPr>
+            <w:rFonts w:ascii="Cambria Math" w:hAnsi="Cambria Math"/>
+          </w:rPr>
+          <m:t>)</m:t>
+        </m:r>
+      </m:oMath>
+      <w:r>
+        <w:t xml:space="preserve"> prag. LDA je osobito pogodan za probleme s dvije klase i malim brojem značajki, kao što je slučaj u ovom zadatku.</w:t>
+      </w:r>
+    </w:p>
+    <w:p>
+      <w:pPr>
+        <w:pStyle w:val="Podnaslov1"/>
+      </w:pPr>
+      <w:bookmarkStart w:id="13" w:name="_Toc214056415"/>
+      <w:r>
+        <w:t>Trening</w:t>
+      </w:r>
+      <w:bookmarkEnd w:id="13"/>
+    </w:p>
+    <w:p>
+      <w:pPr>
+        <w:pStyle w:val="TEKST"/>
+      </w:pPr>
+      <w:proofErr w:type="spellStart"/>
+      <w:r>
+        <w:t>Klasifikator</w:t>
+      </w:r>
+      <w:proofErr w:type="spellEnd"/>
+      <w:r>
+        <w:t xml:space="preserve"> je treniran isključivo na skupu podataka "</w:t>
+      </w:r>
+      <w:proofErr w:type="spellStart"/>
+      <w:r>
+        <w:t>norsic</w:t>
+      </w:r>
+      <w:proofErr w:type="spellEnd"/>
+      <w:r>
+        <w:t xml:space="preserve">", koji je sadržavao 20 mjerenja (10 brzih i 10 sporih). </w:t>
+      </w:r>
+      <w:r>
+        <w:t>C</w:t>
+      </w:r>
+      <w:r>
+        <w:t>ijeli "</w:t>
+      </w:r>
+      <w:proofErr w:type="spellStart"/>
+      <w:r>
+        <w:t>norsic</w:t>
+      </w:r>
+      <w:proofErr w:type="spellEnd"/>
+      <w:r>
+        <w:t xml:space="preserve">" </w:t>
+      </w:r>
+      <w:proofErr w:type="spellStart"/>
+      <w:r>
+        <w:t>dataset</w:t>
+      </w:r>
+      <w:proofErr w:type="spellEnd"/>
+      <w:r>
+        <w:t xml:space="preserve"> korišten za trening, a validacija je provedena na potpuno nezavisnim skupovima drugih studenata.</w:t>
+      </w:r>
+    </w:p>
+    <w:p>
+      <w:pPr>
+        <w:pStyle w:val="TEKST"/>
+      </w:pPr>
+      <w:r>
+        <w:t>Ovakav pristup donosi prednosti u smislu bolje iskorištenosti podataka za treniranje, ali postavlja strože uvjete za validaciju, budući da se model testira na podacima iz različitih izvora koji mogu imati drukčije distribucije.</w:t>
+      </w:r>
+    </w:p>
+    <w:p>
+      <w:pPr>
+        <w:pStyle w:val="TEKST"/>
+      </w:pPr>
+    </w:p>
+    <w:p>
       <w:r>
         <w:rPr>
-          <w:lang w:val="en-GB"/>
+          <w:noProof/>
         </w:rPr>
-        <w:t xml:space="preserve"> - Linear Discriminant Analysis (LDA)</w:t>
-      </w:r>
-    </w:p>
-    <w:p>
-      <w:pPr>
-        <w:pStyle w:val="Podnaslov1"/>
-      </w:pPr>
-      <w:proofErr w:type="spellStart"/>
-      <w:r>
-        <w:t>Klasifikator</w:t>
-      </w:r>
-      <w:proofErr w:type="spellEnd"/>
-    </w:p>
-    <w:p>
-      <w:pPr>
-        <w:pStyle w:val="TEKST"/>
-      </w:pPr>
-      <w:r>
-        <w:t xml:space="preserve">Model klasifikacije koji se koristi je </w:t>
-      </w:r>
-      <w:proofErr w:type="spellStart"/>
-      <w:r>
-        <w:t>Linear</w:t>
-      </w:r>
-      <w:proofErr w:type="spellEnd"/>
-      <w:r>
-        <w:t xml:space="preserve"> </w:t>
-      </w:r>
-      <w:proofErr w:type="spellStart"/>
-      <w:r>
-        <w:t>Discriminant</w:t>
-      </w:r>
-      <w:proofErr w:type="spellEnd"/>
-      <w:r>
-        <w:t xml:space="preserve"> </w:t>
-      </w:r>
-      <w:proofErr w:type="spellStart"/>
-      <w:r>
-        <w:t>Analysis</w:t>
-      </w:r>
-      <w:proofErr w:type="spellEnd"/>
-      <w:r>
-        <w:t xml:space="preserve"> (LDA), treniran isključivo na podacima prikupljenima tijekom eksperimentalnog snimanja. LDA pokušava pronaći optimalnu granicu između klasa na temelju značajki prosječne brzine i sile, uz pretpostavku da su obje klase raspoređene normalno i imaju slične varijance.</w:t>
-      </w:r>
-    </w:p>
-    <w:p>
-      <w:pPr>
-        <w:pStyle w:val="Podnaslov1"/>
-      </w:pPr>
-      <w:r>
-        <w:t>Trening</w:t>
-      </w:r>
-    </w:p>
-    <w:p>
-      <w:pPr>
-        <w:pStyle w:val="TEKST"/>
-      </w:pPr>
-      <w:r>
-        <w:t xml:space="preserve">Zbog jednostavne strukture, model je pogodan za interpretaciju, ali je osjetljiv na odstupanja u distribuciji podataka. Trening skup sadržavao je 20 mjerenja, a testni 80, što je suprotno preporučenom omjeru 4:1 i može dovesti do slabije generalizacije modela. </w:t>
-      </w:r>
-      <w:proofErr w:type="spellStart"/>
-      <w:r>
-        <w:t>Klasifikator</w:t>
-      </w:r>
-      <w:proofErr w:type="spellEnd"/>
-      <w:r>
-        <w:t xml:space="preserve"> se trenira na vlastitim podacima, a </w:t>
-      </w:r>
-      <w:proofErr w:type="spellStart"/>
-      <w:r>
-        <w:t>validira</w:t>
-      </w:r>
-      <w:proofErr w:type="spellEnd"/>
-      <w:r>
-        <w:t xml:space="preserve"> na podacima drugih parova.</w:t>
-      </w:r>
-    </w:p>
-    <w:p>
-      <w:pPr>
-        <w:pStyle w:val="TEKST"/>
-      </w:pPr>
-    </w:p>
-    <w:p>
+        <w:lastRenderedPageBreak/>
+        <w:drawing>
+          <wp:anchor distT="0" distB="0" distL="114300" distR="114300" simplePos="0" relativeHeight="251659264" behindDoc="0" locked="0" layoutInCell="1" allowOverlap="1" wp14:anchorId="1940C3DD" wp14:editId="5EB12A2F">
+            <wp:simplePos x="0" y="0"/>
+            <wp:positionH relativeFrom="page">
+              <wp:align>left</wp:align>
+            </wp:positionH>
+            <wp:positionV relativeFrom="paragraph">
+              <wp:posOffset>518160</wp:posOffset>
+            </wp:positionV>
+            <wp:extent cx="7560000" cy="3711273"/>
+            <wp:effectExtent l="0" t="0" r="3175" b="3810"/>
+            <wp:wrapTopAndBottom/>
+            <wp:docPr id="165053337" name="Picture 5"/>
+            <wp:cNvGraphicFramePr>
+              <a:graphicFrameLocks xmlns:a="http://schemas.openxmlformats.org/drawingml/2006/main" noChangeAspect="1"/>
+            </wp:cNvGraphicFramePr>
+            <a:graphic xmlns:a="http://schemas.openxmlformats.org/drawingml/2006/main">
+              <a:graphicData uri="http://schemas.openxmlformats.org/drawingml/2006/picture">
+                <pic:pic xmlns:pic="http://schemas.openxmlformats.org/drawingml/2006/picture">
+                  <pic:nvPicPr>
+                    <pic:cNvPr id="0" name="Picture 2"/>
+                    <pic:cNvPicPr>
+                      <a:picLocks noChangeAspect="1" noChangeArrowheads="1"/>
+                    </pic:cNvPicPr>
+                  </pic:nvPicPr>
+                  <pic:blipFill>
+                    <a:blip r:embed="rId13">
+                      <a:extLst>
+                        <a:ext uri="{28A0092B-C50C-407E-A947-70E740481C1C}">
+                          <a14:useLocalDpi xmlns:a14="http://schemas.microsoft.com/office/drawing/2010/main" val="0"/>
+                        </a:ext>
+                      </a:extLst>
+                    </a:blip>
+                    <a:srcRect/>
+                    <a:stretch>
+                      <a:fillRect/>
+                    </a:stretch>
+                  </pic:blipFill>
+                  <pic:spPr bwMode="auto">
+                    <a:xfrm>
+                      <a:off x="0" y="0"/>
+                      <a:ext cx="7560000" cy="3711273"/>
+                    </a:xfrm>
+                    <a:prstGeom prst="rect">
+                      <a:avLst/>
+                    </a:prstGeom>
+                    <a:noFill/>
+                    <a:ln>
+                      <a:noFill/>
+                    </a:ln>
+                  </pic:spPr>
+                </pic:pic>
+              </a:graphicData>
+            </a:graphic>
+            <wp14:sizeRelH relativeFrom="margin">
+              <wp14:pctWidth>0</wp14:pctWidth>
+            </wp14:sizeRelH>
+            <wp14:sizeRelV relativeFrom="margin">
+              <wp14:pctHeight>0</wp14:pctHeight>
+            </wp14:sizeRelV>
+          </wp:anchor>
+        </w:drawing>
+      </w:r>
       <w:r>
         <w:br w:type="page"/>
       </w:r>
@@ -2167,28 +4131,136 @@
       <w:pPr>
         <w:pStyle w:val="Heading1"/>
       </w:pPr>
+      <w:bookmarkStart w:id="14" w:name="_Toc214056416"/>
       <w:r>
         <w:lastRenderedPageBreak/>
         <w:t>Validacija</w:t>
       </w:r>
+      <w:bookmarkEnd w:id="14"/>
+    </w:p>
+    <w:p>
+      <w:pPr>
+        <w:pStyle w:val="Podnaslov1"/>
+      </w:pPr>
+      <w:bookmarkStart w:id="15" w:name="_Toc214056417"/>
+      <w:proofErr w:type="spellStart"/>
+      <w:r>
+        <w:t>Accuracy</w:t>
+      </w:r>
+      <w:bookmarkEnd w:id="15"/>
+      <w:proofErr w:type="spellEnd"/>
     </w:p>
     <w:p>
       <w:pPr>
         <w:pStyle w:val="TEKST"/>
       </w:pPr>
-      <w:r>
-        <w:t>Metrike klasifikacije služe za objektivnu evaluaciju performansi modela strojnog učenja. Za razliku od jednostavnog pitanja "je li model dobar?", metrike omogućuju kvantificiranje specifičnih aspekata ponašanja modela i razumijevanje gdje i zašto model griješi.</w:t>
+      <w:proofErr w:type="spellStart"/>
+      <w:r>
+        <w:t>Accuracy</w:t>
+      </w:r>
+      <w:proofErr w:type="spellEnd"/>
+      <w:r>
+        <w:t xml:space="preserve"> mjeri globalnu točnost bez razlikovanja između tipova grešaka. Formula je:​</w:t>
+      </w:r>
+    </w:p>
+    <w:p>
+      <w:pPr>
+        <w:pStyle w:val="TEKST"/>
+      </w:pPr>
+      <w:proofErr w:type="spellStart"/>
+      <m:oMathPara>
+        <m:oMath>
+          <m:r>
+            <m:rPr>
+              <m:nor/>
+            </m:rPr>
+            <w:rPr>
+              <w:rFonts w:ascii="Cambria Math" w:hAnsi="Cambria Math"/>
+            </w:rPr>
+            <m:t>Accuracy</m:t>
+          </m:r>
+          <w:proofErr w:type="spellEnd"/>
+          <m:r>
+            <w:rPr>
+              <w:rFonts w:ascii="Cambria Math" w:hAnsi="Cambria Math"/>
+            </w:rPr>
+            <m:t>=</m:t>
+          </m:r>
+          <m:f>
+            <m:fPr>
+              <m:ctrlPr>
+                <w:rPr>
+                  <w:rFonts w:ascii="Cambria Math" w:hAnsi="Cambria Math"/>
+                </w:rPr>
+              </m:ctrlPr>
+            </m:fPr>
+            <m:num>
+              <m:r>
+                <w:rPr>
+                  <w:rFonts w:ascii="Cambria Math" w:hAnsi="Cambria Math"/>
+                </w:rPr>
+                <m:t>TP+TN</m:t>
+              </m:r>
+              <m:ctrlPr>
+                <w:rPr>
+                  <w:rFonts w:ascii="Cambria Math" w:hAnsi="Cambria Math"/>
+                  <w:i/>
+                </w:rPr>
+              </m:ctrlPr>
+            </m:num>
+            <m:den>
+              <m:r>
+                <w:rPr>
+                  <w:rFonts w:ascii="Cambria Math" w:hAnsi="Cambria Math"/>
+                </w:rPr>
+                <m:t>TP+TN+FP+FN</m:t>
+              </m:r>
+              <m:ctrlPr>
+                <w:rPr>
+                  <w:rFonts w:ascii="Cambria Math" w:hAnsi="Cambria Math"/>
+                  <w:i/>
+                </w:rPr>
+              </m:ctrlPr>
+            </m:den>
+          </m:f>
+        </m:oMath>
+      </m:oMathPara>
+    </w:p>
+    <w:p>
+      <w:pPr>
+        <w:pStyle w:val="TEKST"/>
+      </w:pPr>
+      <w:r>
+        <w:t xml:space="preserve">Kod nebalansiranih podataka, </w:t>
+      </w:r>
+      <w:proofErr w:type="spellStart"/>
+      <w:r>
+        <w:t>accuracy</w:t>
+      </w:r>
+      <w:proofErr w:type="spellEnd"/>
+      <w:r>
+        <w:t xml:space="preserve"> može biti visoka čak i kad model uopće ne prepoznaje manjinsku klasu. Najbolje ga je koristiti samo kod balansiranih skupova podataka gdje su obje klase podjednako važne i podjednako zastupljene.</w:t>
       </w:r>
     </w:p>
     <w:p>
       <w:pPr>
         <w:pStyle w:val="Podnaslov1"/>
       </w:pPr>
+      <w:bookmarkStart w:id="16" w:name="_Toc214056418"/>
       <w:proofErr w:type="spellStart"/>
       <w:r>
-        <w:t>Accuracy</w:t>
+        <w:t>Precision</w:t>
       </w:r>
       <w:proofErr w:type="spellEnd"/>
+      <w:r>
+        <w:t xml:space="preserve"> &amp; </w:t>
+      </w:r>
+      <w:proofErr w:type="spellStart"/>
+      <w:r>
+        <w:t>Recall</w:t>
+      </w:r>
+      <w:bookmarkEnd w:id="16"/>
+      <w:proofErr w:type="spellEnd"/>
     </w:p>
     <w:p>
       <w:pPr>
@@ -2196,68 +4268,414 @@
       </w:pPr>
       <w:proofErr w:type="spellStart"/>
       <w:r>
-        <w:t>Accuracy</w:t>
+        <w:t>Precision</w:t>
       </w:r>
       <w:proofErr w:type="spellEnd"/>
       <w:r>
-        <w:t xml:space="preserve"> mjeri globalnu točnost bez razlikovanja između tipova grešaka. Formula je:​</w:t>
+        <w:t xml:space="preserve"> mjeri kvalitetu pozitivnih predikcija. Formula je:</w:t>
       </w:r>
     </w:p>
     <w:p>
       <w:pPr>
         <w:pStyle w:val="TEKST"/>
       </w:pPr>
+      <w:proofErr w:type="spellStart"/>
+      <m:oMathPara>
+        <m:oMath>
+          <m:r>
+            <m:rPr>
+              <m:nor/>
+            </m:rPr>
+            <w:rPr>
+              <w:rFonts w:ascii="Cambria Math" w:hAnsi="Cambria Math"/>
+            </w:rPr>
+            <m:t>Precision</m:t>
+          </m:r>
+          <w:proofErr w:type="spellEnd"/>
+          <m:r>
+            <w:rPr>
+              <w:rFonts w:ascii="Cambria Math" w:hAnsi="Cambria Math"/>
+            </w:rPr>
+            <m:t>=</m:t>
+          </m:r>
+          <m:f>
+            <m:fPr>
+              <m:ctrlPr>
+                <w:rPr>
+                  <w:rFonts w:ascii="Cambria Math" w:hAnsi="Cambria Math"/>
+                </w:rPr>
+              </m:ctrlPr>
+            </m:fPr>
+            <m:num>
+              <m:r>
+                <w:rPr>
+                  <w:rFonts w:ascii="Cambria Math" w:hAnsi="Cambria Math"/>
+                </w:rPr>
+                <m:t>TP</m:t>
+              </m:r>
+              <m:ctrlPr>
+                <w:rPr>
+                  <w:rFonts w:ascii="Cambria Math" w:hAnsi="Cambria Math"/>
+                  <w:i/>
+                </w:rPr>
+              </m:ctrlPr>
+            </m:num>
+            <m:den>
+              <m:r>
+                <w:rPr>
+                  <w:rFonts w:ascii="Cambria Math" w:hAnsi="Cambria Math"/>
+                </w:rPr>
+                <m:t>TP+FP</m:t>
+              </m:r>
+              <m:ctrlPr>
+                <w:rPr>
+                  <w:rFonts w:ascii="Cambria Math" w:hAnsi="Cambria Math"/>
+                  <w:i/>
+                </w:rPr>
+              </m:ctrlPr>
+            </m:den>
+          </m:f>
+        </m:oMath>
+      </m:oMathPara>
     </w:p>
     <w:p>
       <w:pPr>
         <w:pStyle w:val="TEKST"/>
       </w:pPr>
+      <w:r>
+        <w:t xml:space="preserve">Visok </w:t>
+      </w:r>
+      <w:proofErr w:type="spellStart"/>
+      <w:r>
+        <w:t>precision</w:t>
+      </w:r>
+      <w:proofErr w:type="spellEnd"/>
+      <w:r>
+        <w:t xml:space="preserve"> znači da model rijetko pravi lažne alarme. Ključan je u scenarijima gdje je cijena </w:t>
+      </w:r>
+      <w:proofErr w:type="spellStart"/>
+      <w:r>
+        <w:t>false</w:t>
+      </w:r>
+      <w:proofErr w:type="spellEnd"/>
+      <w:r>
+        <w:t xml:space="preserve"> </w:t>
+      </w:r>
+      <w:proofErr w:type="spellStart"/>
+      <w:r>
+        <w:t>positive</w:t>
+      </w:r>
+      <w:proofErr w:type="spellEnd"/>
+      <w:r>
+        <w:t xml:space="preserve"> visoka.</w:t>
+      </w:r>
     </w:p>
     <w:p>
       <w:pPr>
         <w:pStyle w:val="TEKST"/>
       </w:pPr>
-      <w:r>
-        <w:t xml:space="preserve">Kod nebalansiranih podataka, </w:t>
-      </w:r>
       <w:proofErr w:type="spellStart"/>
       <w:r>
-        <w:t>accuracy</w:t>
+        <w:t>Recall</w:t>
       </w:r>
       <w:proofErr w:type="spellEnd"/>
       <w:r>
-        <w:t xml:space="preserve"> može biti visoka čak i kad model uopće ne prepoznaje manjinsku klasu. Najbolje ga je koristiti samo kod balansiranih skupova podataka gdje su obje klase podjednako važne i podjednako zastupljene.</w:t>
+        <w:t xml:space="preserve"> (poznat i kao </w:t>
+      </w:r>
+      <w:proofErr w:type="spellStart"/>
+      <w:r>
+        <w:t>sensitivity</w:t>
+      </w:r>
+      <w:proofErr w:type="spellEnd"/>
+      <w:r>
+        <w:t xml:space="preserve"> ili </w:t>
+      </w:r>
+      <w:proofErr w:type="spellStart"/>
+      <w:r>
+        <w:t>true</w:t>
+      </w:r>
+      <w:proofErr w:type="spellEnd"/>
+      <w:r>
+        <w:t xml:space="preserve"> </w:t>
+      </w:r>
+      <w:proofErr w:type="spellStart"/>
+      <w:r>
+        <w:t>positive</w:t>
+      </w:r>
+      <w:proofErr w:type="spellEnd"/>
+      <w:r>
+        <w:t xml:space="preserve"> rate) mjeri kompletnost detekcije. Formula je:</w:t>
+      </w:r>
+    </w:p>
+    <w:p>
+      <w:pPr>
+        <w:pStyle w:val="TEKST"/>
+      </w:pPr>
+      <w:proofErr w:type="spellStart"/>
+      <m:oMathPara>
+        <m:oMath>
+          <m:r>
+            <m:rPr>
+              <m:nor/>
+            </m:rPr>
+            <w:rPr>
+              <w:rFonts w:ascii="Cambria Math" w:hAnsi="Cambria Math"/>
+            </w:rPr>
+            <m:t>Recall</m:t>
+          </m:r>
+          <w:proofErr w:type="spellEnd"/>
+          <m:r>
+            <w:rPr>
+              <w:rFonts w:ascii="Cambria Math" w:hAnsi="Cambria Math"/>
+            </w:rPr>
+            <m:t>=</m:t>
+          </m:r>
+          <m:f>
+            <m:fPr>
+              <m:ctrlPr>
+                <w:rPr>
+                  <w:rFonts w:ascii="Cambria Math" w:hAnsi="Cambria Math"/>
+                </w:rPr>
+              </m:ctrlPr>
+            </m:fPr>
+            <m:num>
+              <m:r>
+                <w:rPr>
+                  <w:rFonts w:ascii="Cambria Math" w:hAnsi="Cambria Math"/>
+                </w:rPr>
+                <m:t>TP</m:t>
+              </m:r>
+              <m:ctrlPr>
+                <w:rPr>
+                  <w:rFonts w:ascii="Cambria Math" w:hAnsi="Cambria Math"/>
+                  <w:i/>
+                </w:rPr>
+              </m:ctrlPr>
+            </m:num>
+            <m:den>
+              <m:r>
+                <w:rPr>
+                  <w:rFonts w:ascii="Cambria Math" w:hAnsi="Cambria Math"/>
+                </w:rPr>
+                <m:t>TP+FN</m:t>
+              </m:r>
+              <m:ctrlPr>
+                <w:rPr>
+                  <w:rFonts w:ascii="Cambria Math" w:hAnsi="Cambria Math"/>
+                  <w:i/>
+                </w:rPr>
+              </m:ctrlPr>
+            </m:den>
+          </m:f>
+        </m:oMath>
+      </m:oMathPara>
+    </w:p>
+    <w:p>
+      <w:pPr>
+        <w:pStyle w:val="TEKST"/>
+      </w:pPr>
+      <w:r>
+        <w:t xml:space="preserve">Visok </w:t>
+      </w:r>
+      <w:proofErr w:type="spellStart"/>
+      <w:r>
+        <w:t>recall</w:t>
+      </w:r>
+      <w:proofErr w:type="spellEnd"/>
+      <w:r>
+        <w:t xml:space="preserve"> znači da model rijetko propušta pozitivne slučajeve. Ključan je u scenarijima gdje je cijena </w:t>
+      </w:r>
+      <w:proofErr w:type="spellStart"/>
+      <w:r>
+        <w:t>false</w:t>
+      </w:r>
+      <w:proofErr w:type="spellEnd"/>
+      <w:r>
+        <w:t xml:space="preserve"> negative visoka.</w:t>
       </w:r>
     </w:p>
     <w:p>
       <w:pPr>
         <w:pStyle w:val="Podnaslov1"/>
       </w:pPr>
+      <w:bookmarkStart w:id="17" w:name="_Toc214056419"/>
+      <w:r>
+        <w:t>F1-score</w:t>
+      </w:r>
+      <w:bookmarkEnd w:id="17"/>
+    </w:p>
+    <w:p>
+      <w:pPr>
+        <w:pStyle w:val="TEKST"/>
+      </w:pPr>
+      <w:r>
+        <w:t xml:space="preserve">F1 </w:t>
+      </w:r>
       <w:proofErr w:type="spellStart"/>
       <w:r>
-        <w:t>Precision</w:t>
+        <w:t>score</w:t>
       </w:r>
       <w:proofErr w:type="spellEnd"/>
       <w:r>
-        <w:t xml:space="preserve"> &amp; </w:t>
+        <w:t xml:space="preserve"> je harmonijska sredina </w:t>
       </w:r>
       <w:proofErr w:type="spellStart"/>
       <w:r>
-        <w:t>Recall</w:t>
+        <w:t>precision</w:t>
       </w:r>
       <w:proofErr w:type="spellEnd"/>
+      <w:r>
+        <w:t xml:space="preserve"> i </w:t>
+      </w:r>
+      <w:proofErr w:type="spellStart"/>
+      <w:r>
+        <w:t>recall</w:t>
+      </w:r>
+      <w:proofErr w:type="spellEnd"/>
+      <w:r>
+        <w:t>. Formula je:</w:t>
+      </w:r>
     </w:p>
     <w:p>
       <w:pPr>
         <w:pStyle w:val="TEKST"/>
       </w:pPr>
+      <m:oMathPara>
+        <m:oMath>
+          <m:r>
+            <w:rPr>
+              <w:rFonts w:ascii="Cambria Math" w:hAnsi="Cambria Math"/>
+            </w:rPr>
+            <m:t>F1=2</m:t>
+          </m:r>
+          <m:r>
+            <m:rPr>
+              <m:sty m:val="p"/>
+            </m:rPr>
+            <w:rPr>
+              <w:rFonts w:ascii="Cambria Math" w:hAnsi="Cambria Math"/>
+            </w:rPr>
+            <m:t>×</m:t>
+          </m:r>
+          <m:f>
+            <m:fPr>
+              <m:ctrlPr>
+                <w:rPr>
+                  <w:rFonts w:ascii="Cambria Math" w:hAnsi="Cambria Math"/>
+                </w:rPr>
+              </m:ctrlPr>
+            </m:fPr>
+            <m:num>
+              <m:r>
+                <m:rPr>
+                  <m:nor/>
+                </m:rPr>
+                <w:rPr>
+                  <w:rFonts w:ascii="Cambria Math" w:hAnsi="Cambria Math"/>
+                </w:rPr>
+                <m:t>Precision</m:t>
+              </m:r>
+              <m:r>
+                <m:rPr>
+                  <m:sty m:val="p"/>
+                </m:rPr>
+                <w:rPr>
+                  <w:rFonts w:ascii="Cambria Math" w:hAnsi="Cambria Math"/>
+                </w:rPr>
+                <m:t>×</m:t>
+              </m:r>
+              <m:r>
+                <m:rPr>
+                  <m:nor/>
+                </m:rPr>
+                <w:rPr>
+                  <w:rFonts w:ascii="Cambria Math" w:hAnsi="Cambria Math"/>
+                </w:rPr>
+                <m:t>Recall</m:t>
+              </m:r>
+              <m:ctrlPr>
+                <w:rPr>
+                  <w:rFonts w:ascii="Cambria Math" w:hAnsi="Cambria Math"/>
+                  <w:i/>
+                </w:rPr>
+              </m:ctrlPr>
+            </m:num>
+            <m:den>
+              <w:proofErr w:type="spellStart"/>
+              <m:r>
+                <m:rPr>
+                  <m:nor/>
+                </m:rPr>
+                <w:rPr>
+                  <w:rFonts w:ascii="Cambria Math" w:hAnsi="Cambria Math"/>
+                </w:rPr>
+                <m:t>Precision</m:t>
+              </m:r>
+              <w:proofErr w:type="spellEnd"/>
+              <m:r>
+                <w:rPr>
+                  <w:rFonts w:ascii="Cambria Math" w:hAnsi="Cambria Math"/>
+                </w:rPr>
+                <m:t>+</m:t>
+              </m:r>
+              <m:r>
+                <m:rPr>
+                  <m:nor/>
+                </m:rPr>
+                <w:rPr>
+                  <w:rFonts w:ascii="Cambria Math" w:hAnsi="Cambria Math"/>
+                </w:rPr>
+                <m:t>Recall</m:t>
+              </m:r>
+              <m:ctrlPr>
+                <w:rPr>
+                  <w:rFonts w:ascii="Cambria Math" w:hAnsi="Cambria Math"/>
+                  <w:i/>
+                </w:rPr>
+              </m:ctrlPr>
+            </m:den>
+          </m:f>
+        </m:oMath>
+      </m:oMathPara>
+    </w:p>
+    <w:p>
+      <w:pPr>
+        <w:pStyle w:val="TEKST"/>
+      </w:pPr>
+      <w:r>
+        <w:t xml:space="preserve">Harmonijska sredina jače kažnjava velike razlike između vrijednosti. F1 </w:t>
+      </w:r>
       <w:proofErr w:type="spellStart"/>
       <w:r>
-        <w:t>Precision</w:t>
+        <w:t>score</w:t>
       </w:r>
       <w:proofErr w:type="spellEnd"/>
       <w:r>
-        <w:t xml:space="preserve"> mjeri kvalitetu pozitivnih predikcija. Formula je:</w:t>
+        <w:t xml:space="preserve"> prisiljava balans – model s savršenim </w:t>
+      </w:r>
+      <w:proofErr w:type="spellStart"/>
+      <w:r>
+        <w:t>precision</w:t>
+      </w:r>
+      <w:proofErr w:type="spellEnd"/>
+      <w:r>
+        <w:t xml:space="preserve"> ali niskim </w:t>
+      </w:r>
+      <w:proofErr w:type="spellStart"/>
+      <w:r>
+        <w:t>recall</w:t>
+      </w:r>
+      <w:proofErr w:type="spellEnd"/>
+      <w:r>
+        <w:t xml:space="preserve"> (ili obrnuto) nije dobar </w:t>
+      </w:r>
+      <w:proofErr w:type="spellStart"/>
+      <w:r>
+        <w:t>klasifikator</w:t>
+      </w:r>
+      <w:proofErr w:type="spellEnd"/>
+      <w:r>
+        <w:t>.</w:t>
       </w:r>
     </w:p>
     <w:p>
@@ -2269,70 +4687,11 @@
       <w:pPr>
         <w:pStyle w:val="TEKST"/>
       </w:pPr>
-      <w:r>
-        <w:t xml:space="preserve">Visok </w:t>
-      </w:r>
-      <w:proofErr w:type="spellStart"/>
-      <w:r>
-        <w:t>precision</w:t>
-      </w:r>
-      <w:proofErr w:type="spellEnd"/>
-      <w:r>
-        <w:t xml:space="preserve"> znači da model rijetko pravi lažne alarme. Ključan je u scenarijima gdje je cijena </w:t>
-      </w:r>
-      <w:proofErr w:type="spellStart"/>
-      <w:r>
-        <w:t>false</w:t>
-      </w:r>
-      <w:proofErr w:type="spellEnd"/>
-      <w:r>
-        <w:t xml:space="preserve"> </w:t>
-      </w:r>
-      <w:proofErr w:type="spellStart"/>
-      <w:r>
-        <w:t>positive</w:t>
-      </w:r>
-      <w:proofErr w:type="spellEnd"/>
-      <w:r>
-        <w:t xml:space="preserve"> visoka.</w:t>
-      </w:r>
     </w:p>
     <w:p>
       <w:pPr>
         <w:pStyle w:val="TEKST"/>
       </w:pPr>
-      <w:proofErr w:type="spellStart"/>
-      <w:r>
-        <w:t>Recall</w:t>
-      </w:r>
-      <w:proofErr w:type="spellEnd"/>
-      <w:r>
-        <w:t xml:space="preserve"> (poznat i kao </w:t>
-      </w:r>
-      <w:proofErr w:type="spellStart"/>
-      <w:r>
-        <w:t>sensitivity</w:t>
-      </w:r>
-      <w:proofErr w:type="spellEnd"/>
-      <w:r>
-        <w:t xml:space="preserve"> ili </w:t>
-      </w:r>
-      <w:proofErr w:type="spellStart"/>
-      <w:r>
-        <w:t>true</w:t>
-      </w:r>
-      <w:proofErr w:type="spellEnd"/>
-      <w:r>
-        <w:t xml:space="preserve"> </w:t>
-      </w:r>
-      <w:proofErr w:type="spellStart"/>
-      <w:r>
-        <w:t>positive</w:t>
-      </w:r>
-      <w:proofErr w:type="spellEnd"/>
-      <w:r>
-        <w:t xml:space="preserve"> rate) mjeri kompletnost detekcije. Formula je:</w:t>
-      </w:r>
     </w:p>
     <w:p>
       <w:pPr>
@@ -2341,132 +4700,9 @@
     </w:p>
     <w:p>
       <w:pPr>
-        <w:pStyle w:val="TEKST"/>
-      </w:pPr>
-    </w:p>
-    <w:p>
-      <w:pPr>
-        <w:pStyle w:val="TEKST"/>
-      </w:pPr>
-      <w:r>
-        <w:t xml:space="preserve">Visok </w:t>
-      </w:r>
-      <w:proofErr w:type="spellStart"/>
-      <w:r>
-        <w:t>recall</w:t>
-      </w:r>
-      <w:proofErr w:type="spellEnd"/>
-      <w:r>
-        <w:t xml:space="preserve"> znači da model rijetko propušta pozitivne slučajeve. Ključan je u scenarijima gdje je cijena </w:t>
-      </w:r>
-      <w:proofErr w:type="spellStart"/>
-      <w:r>
-        <w:t>false</w:t>
-      </w:r>
-      <w:proofErr w:type="spellEnd"/>
-      <w:r>
-        <w:t xml:space="preserve"> negative visoka.</w:t>
-      </w:r>
-    </w:p>
-    <w:p>
-      <w:pPr>
         <w:pStyle w:val="Podnaslov1"/>
       </w:pPr>
-      <w:r>
-        <w:t>F1-score</w:t>
-      </w:r>
-    </w:p>
-    <w:p>
-      <w:pPr>
-        <w:pStyle w:val="TEKST"/>
-      </w:pPr>
-      <w:r>
-        <w:t xml:space="preserve">F1 </w:t>
-      </w:r>
-      <w:proofErr w:type="spellStart"/>
-      <w:r>
-        <w:t>score</w:t>
-      </w:r>
-      <w:proofErr w:type="spellEnd"/>
-      <w:r>
-        <w:t xml:space="preserve"> je harmonijska sredina </w:t>
-      </w:r>
-      <w:proofErr w:type="spellStart"/>
-      <w:r>
-        <w:t>precision</w:t>
-      </w:r>
-      <w:proofErr w:type="spellEnd"/>
-      <w:r>
-        <w:t xml:space="preserve"> i </w:t>
-      </w:r>
-      <w:proofErr w:type="spellStart"/>
-      <w:r>
-        <w:t>recall</w:t>
-      </w:r>
-      <w:proofErr w:type="spellEnd"/>
-      <w:r>
-        <w:t>. Formula je:</w:t>
-      </w:r>
-    </w:p>
-    <w:p>
-      <w:pPr>
-        <w:pStyle w:val="TEKST"/>
-      </w:pPr>
-    </w:p>
-    <w:p>
-      <w:pPr>
-        <w:pStyle w:val="TEKST"/>
-      </w:pPr>
-    </w:p>
-    <w:p>
-      <w:pPr>
-        <w:pStyle w:val="TEKST"/>
-      </w:pPr>
-      <w:r>
-        <w:t xml:space="preserve">Harmonijska sredina jače kažnjava velike razlike između vrijednosti. F1 </w:t>
-      </w:r>
-      <w:proofErr w:type="spellStart"/>
-      <w:r>
-        <w:t>score</w:t>
-      </w:r>
-      <w:proofErr w:type="spellEnd"/>
-      <w:r>
-        <w:t xml:space="preserve"> prisiljava balans – model s savršenim </w:t>
-      </w:r>
-      <w:proofErr w:type="spellStart"/>
-      <w:r>
-        <w:t>precision</w:t>
-      </w:r>
-      <w:proofErr w:type="spellEnd"/>
-      <w:r>
-        <w:t xml:space="preserve"> ali niskim </w:t>
-      </w:r>
-      <w:proofErr w:type="spellStart"/>
-      <w:r>
-        <w:t>recall</w:t>
-      </w:r>
-      <w:proofErr w:type="spellEnd"/>
-      <w:r>
-        <w:t xml:space="preserve"> (ili obrnuto) nije dobar </w:t>
-      </w:r>
-      <w:proofErr w:type="spellStart"/>
-      <w:r>
-        <w:t>klasifikator</w:t>
-      </w:r>
-      <w:proofErr w:type="spellEnd"/>
-      <w:r>
-        <w:t>.</w:t>
-      </w:r>
-    </w:p>
-    <w:p>
-      <w:pPr>
-        <w:pStyle w:val="TEKST"/>
-      </w:pPr>
-    </w:p>
-    <w:p>
-      <w:pPr>
-        <w:pStyle w:val="Podnaslov1"/>
-      </w:pPr>
+      <w:bookmarkStart w:id="18" w:name="_Toc214056420"/>
       <w:proofErr w:type="spellStart"/>
       <w:r>
         <w:lastRenderedPageBreak/>
@@ -2500,6 +4736,7 @@
       <w:r>
         <w:t xml:space="preserve"> MCC</w:t>
       </w:r>
+      <w:bookmarkEnd w:id="18"/>
     </w:p>
     <w:p>
       <w:pPr>
@@ -2574,75 +4811,436 @@
       <w:pPr>
         <w:pStyle w:val="TEKST"/>
       </w:pPr>
+      <m:oMathPara>
+        <m:oMath>
+          <m:r>
+            <w:rPr>
+              <w:rFonts w:ascii="Cambria Math" w:hAnsi="Cambria Math"/>
+            </w:rPr>
+            <m:t>MCC=</m:t>
+          </m:r>
+          <m:f>
+            <m:fPr>
+              <m:ctrlPr>
+                <w:rPr>
+                  <w:rFonts w:ascii="Cambria Math" w:hAnsi="Cambria Math"/>
+                </w:rPr>
+              </m:ctrlPr>
+            </m:fPr>
+            <m:num>
+              <m:r>
+                <w:rPr>
+                  <w:rFonts w:ascii="Cambria Math" w:hAnsi="Cambria Math"/>
+                </w:rPr>
+                <m:t>TP</m:t>
+              </m:r>
+              <m:r>
+                <m:rPr>
+                  <m:sty m:val="p"/>
+                </m:rPr>
+                <w:rPr>
+                  <w:rFonts w:ascii="Cambria Math" w:hAnsi="Cambria Math"/>
+                </w:rPr>
+                <m:t>×</m:t>
+              </m:r>
+              <m:r>
+                <w:rPr>
+                  <w:rFonts w:ascii="Cambria Math" w:hAnsi="Cambria Math"/>
+                </w:rPr>
+                <m:t>TN-FP</m:t>
+              </m:r>
+              <m:r>
+                <m:rPr>
+                  <m:sty m:val="p"/>
+                </m:rPr>
+                <w:rPr>
+                  <w:rFonts w:ascii="Cambria Math" w:hAnsi="Cambria Math"/>
+                </w:rPr>
+                <m:t>×</m:t>
+              </m:r>
+              <m:r>
+                <w:rPr>
+                  <w:rFonts w:ascii="Cambria Math" w:hAnsi="Cambria Math"/>
+                </w:rPr>
+                <m:t>FN</m:t>
+              </m:r>
+              <m:ctrlPr>
+                <w:rPr>
+                  <w:rFonts w:ascii="Cambria Math" w:hAnsi="Cambria Math"/>
+                  <w:i/>
+                </w:rPr>
+              </m:ctrlPr>
+            </m:num>
+            <m:den>
+              <m:rad>
+                <m:radPr>
+                  <m:degHide m:val="1"/>
+                  <m:ctrlPr>
+                    <w:rPr>
+                      <w:rFonts w:ascii="Cambria Math" w:hAnsi="Cambria Math"/>
+                    </w:rPr>
+                  </m:ctrlPr>
+                </m:radPr>
+                <m:deg>
+                  <m:ctrlPr>
+                    <w:rPr>
+                      <w:rFonts w:ascii="Cambria Math" w:hAnsi="Cambria Math"/>
+                      <w:i/>
+                    </w:rPr>
+                  </m:ctrlPr>
+                </m:deg>
+                <m:e>
+                  <m:d>
+                    <m:dPr>
+                      <m:ctrlPr>
+                        <w:rPr>
+                          <w:rFonts w:ascii="Cambria Math" w:hAnsi="Cambria Math"/>
+                          <w:i/>
+                        </w:rPr>
+                      </m:ctrlPr>
+                    </m:dPr>
+                    <m:e>
+                      <m:r>
+                        <w:rPr>
+                          <w:rFonts w:ascii="Cambria Math" w:hAnsi="Cambria Math"/>
+                        </w:rPr>
+                        <m:t>TP+FP</m:t>
+                      </m:r>
+                    </m:e>
+                  </m:d>
+                  <m:d>
+                    <m:dPr>
+                      <m:ctrlPr>
+                        <w:rPr>
+                          <w:rFonts w:ascii="Cambria Math" w:hAnsi="Cambria Math"/>
+                          <w:i/>
+                        </w:rPr>
+                      </m:ctrlPr>
+                    </m:dPr>
+                    <m:e>
+                      <m:r>
+                        <w:rPr>
+                          <w:rFonts w:ascii="Cambria Math" w:hAnsi="Cambria Math"/>
+                        </w:rPr>
+                        <m:t>TP+FN</m:t>
+                      </m:r>
+                    </m:e>
+                  </m:d>
+                  <m:d>
+                    <m:dPr>
+                      <m:ctrlPr>
+                        <w:rPr>
+                          <w:rFonts w:ascii="Cambria Math" w:hAnsi="Cambria Math"/>
+                          <w:i/>
+                        </w:rPr>
+                      </m:ctrlPr>
+                    </m:dPr>
+                    <m:e>
+                      <m:r>
+                        <w:rPr>
+                          <w:rFonts w:ascii="Cambria Math" w:hAnsi="Cambria Math"/>
+                        </w:rPr>
+                        <m:t>TN+FP</m:t>
+                      </m:r>
+                    </m:e>
+                  </m:d>
+                  <m:d>
+                    <m:dPr>
+                      <m:ctrlPr>
+                        <w:rPr>
+                          <w:rFonts w:ascii="Cambria Math" w:hAnsi="Cambria Math"/>
+                          <w:i/>
+                        </w:rPr>
+                      </m:ctrlPr>
+                    </m:dPr>
+                    <m:e>
+                      <m:r>
+                        <w:rPr>
+                          <w:rFonts w:ascii="Cambria Math" w:hAnsi="Cambria Math"/>
+                        </w:rPr>
+                        <m:t>TN+FN</m:t>
+                      </m:r>
+                    </m:e>
+                  </m:d>
+                </m:e>
+              </m:rad>
+              <m:ctrlPr>
+                <w:rPr>
+                  <w:rFonts w:ascii="Cambria Math" w:hAnsi="Cambria Math"/>
+                  <w:i/>
+                </w:rPr>
+              </m:ctrlPr>
+            </m:den>
+          </m:f>
+        </m:oMath>
+      </m:oMathPara>
     </w:p>
     <w:p>
       <w:pPr>
         <w:pStyle w:val="TEKST"/>
       </w:pPr>
+      <w:r>
+        <w:rPr>
+          <w:noProof/>
+        </w:rPr>
+        <w:drawing>
+          <wp:anchor distT="0" distB="0" distL="114300" distR="114300" simplePos="0" relativeHeight="251660288" behindDoc="0" locked="0" layoutInCell="1" allowOverlap="1" wp14:anchorId="2B2AB0CF" wp14:editId="6C73C7F3">
+            <wp:simplePos x="0" y="0"/>
+            <wp:positionH relativeFrom="page">
+              <wp:align>left</wp:align>
+            </wp:positionH>
+            <wp:positionV relativeFrom="paragraph">
+              <wp:posOffset>1184275</wp:posOffset>
+            </wp:positionV>
+            <wp:extent cx="7560000" cy="3711273"/>
+            <wp:effectExtent l="0" t="0" r="3175" b="3810"/>
+            <wp:wrapTopAndBottom/>
+            <wp:docPr id="1670840869" name="Picture 6"/>
+            <wp:cNvGraphicFramePr>
+              <a:graphicFrameLocks xmlns:a="http://schemas.openxmlformats.org/drawingml/2006/main" noChangeAspect="1"/>
+            </wp:cNvGraphicFramePr>
+            <a:graphic xmlns:a="http://schemas.openxmlformats.org/drawingml/2006/main">
+              <a:graphicData uri="http://schemas.openxmlformats.org/drawingml/2006/picture">
+                <pic:pic xmlns:pic="http://schemas.openxmlformats.org/drawingml/2006/picture">
+                  <pic:nvPicPr>
+                    <pic:cNvPr id="0" name="Picture 3"/>
+                    <pic:cNvPicPr>
+                      <a:picLocks noChangeAspect="1" noChangeArrowheads="1"/>
+                    </pic:cNvPicPr>
+                  </pic:nvPicPr>
+                  <pic:blipFill>
+                    <a:blip r:embed="rId14">
+                      <a:extLst>
+                        <a:ext uri="{28A0092B-C50C-407E-A947-70E740481C1C}">
+                          <a14:useLocalDpi xmlns:a14="http://schemas.microsoft.com/office/drawing/2010/main" val="0"/>
+                        </a:ext>
+                      </a:extLst>
+                    </a:blip>
+                    <a:srcRect/>
+                    <a:stretch>
+                      <a:fillRect/>
+                    </a:stretch>
+                  </pic:blipFill>
+                  <pic:spPr bwMode="auto">
+                    <a:xfrm>
+                      <a:off x="0" y="0"/>
+                      <a:ext cx="7560000" cy="3711273"/>
+                    </a:xfrm>
+                    <a:prstGeom prst="rect">
+                      <a:avLst/>
+                    </a:prstGeom>
+                    <a:noFill/>
+                    <a:ln>
+                      <a:noFill/>
+                    </a:ln>
+                  </pic:spPr>
+                </pic:pic>
+              </a:graphicData>
+            </a:graphic>
+            <wp14:sizeRelH relativeFrom="margin">
+              <wp14:pctWidth>0</wp14:pctWidth>
+            </wp14:sizeRelH>
+            <wp14:sizeRelV relativeFrom="margin">
+              <wp14:pctHeight>0</wp14:pctHeight>
+            </wp14:sizeRelV>
+          </wp:anchor>
+        </w:drawing>
+      </w:r>
+      <w:r>
+        <w:t xml:space="preserve">MCC se kreće između -1 (potpuno kriva predikcija) i +1 (potpuno točna predikcija), gdje 0 znači da predikcija nije bolja od nasumičnog pogađanja. MCC je informativniji i pouzdaniji od </w:t>
+      </w:r>
+      <w:proofErr w:type="spellStart"/>
+      <w:r>
+        <w:t>accuracy</w:t>
+      </w:r>
+      <w:proofErr w:type="spellEnd"/>
+      <w:r>
+        <w:t xml:space="preserve"> i F1 </w:t>
+      </w:r>
+      <w:proofErr w:type="spellStart"/>
+      <w:r>
+        <w:t>score</w:t>
+      </w:r>
+      <w:proofErr w:type="spellEnd"/>
+      <w:r>
+        <w:t xml:space="preserve"> jer uzima u obzir omjer pozitivnih i negativnih instanci, kao i pozitivnih i negativnih predikcija.</w:t>
+      </w:r>
     </w:p>
     <w:p>
       <w:pPr>
         <w:pStyle w:val="TEKST"/>
       </w:pPr>
-      <w:r>
-        <w:t xml:space="preserve">MCC se kreće između -1 (potpuno kriva predikcija) i +1 (potpuno točna predikcija), gdje 0 znači da predikcija nije bolja od nasumičnog pogađanja. MCC je informativniji i pouzdaniji od </w:t>
-      </w:r>
-      <w:proofErr w:type="spellStart"/>
-      <w:r>
-        <w:t>accuracy</w:t>
-      </w:r>
-      <w:proofErr w:type="spellEnd"/>
-      <w:r>
-        <w:t xml:space="preserve"> i F1 </w:t>
-      </w:r>
-      <w:proofErr w:type="spellStart"/>
-      <w:r>
-        <w:t>score</w:t>
-      </w:r>
-      <w:proofErr w:type="spellEnd"/>
-      <w:r>
-        <w:t xml:space="preserve"> jer uzima u obzir omjer pozitivnih i negativnih instanci, kao i pozitivnih i negativnih predikcija.</w:t>
-      </w:r>
+    </w:p>
+    <w:p>
+      <w:pPr>
+        <w:pStyle w:val="TEKST"/>
+      </w:pPr>
+    </w:p>
+    <w:p>
+      <w:pPr>
+        <w:pStyle w:val="TEKST"/>
+      </w:pPr>
+    </w:p>
+    <w:p>
+      <w:pPr>
+        <w:pStyle w:val="TEKST"/>
+      </w:pPr>
+    </w:p>
+    <w:p>
+      <w:pPr>
+        <w:pStyle w:val="TEKST"/>
+      </w:pPr>
+    </w:p>
+    <w:p>
+      <w:pPr>
+        <w:pStyle w:val="TEKST"/>
+      </w:pPr>
+    </w:p>
+    <w:p>
+      <w:pPr>
+        <w:pStyle w:val="TEKST"/>
+      </w:pPr>
+    </w:p>
+    <w:p>
+      <w:pPr>
+        <w:pStyle w:val="TEKST"/>
+      </w:pPr>
+      <w:r>
+        <w:rPr>
+          <w:noProof/>
+        </w:rPr>
+        <w:lastRenderedPageBreak/>
+        <w:drawing>
+          <wp:anchor distT="0" distB="0" distL="114300" distR="114300" simplePos="0" relativeHeight="251663360" behindDoc="0" locked="0" layoutInCell="1" allowOverlap="1" wp14:anchorId="5B042B4C" wp14:editId="2E3B7049">
+            <wp:simplePos x="0" y="0"/>
+            <wp:positionH relativeFrom="page">
+              <wp:align>left</wp:align>
+            </wp:positionH>
+            <wp:positionV relativeFrom="paragraph">
+              <wp:posOffset>230505</wp:posOffset>
+            </wp:positionV>
+            <wp:extent cx="7560000" cy="3711273"/>
+            <wp:effectExtent l="0" t="0" r="3175" b="3810"/>
+            <wp:wrapTopAndBottom/>
+            <wp:docPr id="70856305" name="Picture 9"/>
+            <wp:cNvGraphicFramePr>
+              <a:graphicFrameLocks xmlns:a="http://schemas.openxmlformats.org/drawingml/2006/main" noChangeAspect="1"/>
+            </wp:cNvGraphicFramePr>
+            <a:graphic xmlns:a="http://schemas.openxmlformats.org/drawingml/2006/main">
+              <a:graphicData uri="http://schemas.openxmlformats.org/drawingml/2006/picture">
+                <pic:pic xmlns:pic="http://schemas.openxmlformats.org/drawingml/2006/picture">
+                  <pic:nvPicPr>
+                    <pic:cNvPr id="0" name="Picture 6"/>
+                    <pic:cNvPicPr>
+                      <a:picLocks noChangeAspect="1" noChangeArrowheads="1"/>
+                    </pic:cNvPicPr>
+                  </pic:nvPicPr>
+                  <pic:blipFill>
+                    <a:blip r:embed="rId15">
+                      <a:extLst>
+                        <a:ext uri="{28A0092B-C50C-407E-A947-70E740481C1C}">
+                          <a14:useLocalDpi xmlns:a14="http://schemas.microsoft.com/office/drawing/2010/main" val="0"/>
+                        </a:ext>
+                      </a:extLst>
+                    </a:blip>
+                    <a:srcRect/>
+                    <a:stretch>
+                      <a:fillRect/>
+                    </a:stretch>
+                  </pic:blipFill>
+                  <pic:spPr bwMode="auto">
+                    <a:xfrm>
+                      <a:off x="0" y="0"/>
+                      <a:ext cx="7560000" cy="3711273"/>
+                    </a:xfrm>
+                    <a:prstGeom prst="rect">
+                      <a:avLst/>
+                    </a:prstGeom>
+                    <a:noFill/>
+                    <a:ln>
+                      <a:noFill/>
+                    </a:ln>
+                  </pic:spPr>
+                </pic:pic>
+              </a:graphicData>
+            </a:graphic>
+            <wp14:sizeRelH relativeFrom="margin">
+              <wp14:pctWidth>0</wp14:pctWidth>
+            </wp14:sizeRelH>
+            <wp14:sizeRelV relativeFrom="margin">
+              <wp14:pctHeight>0</wp14:pctHeight>
+            </wp14:sizeRelV>
+          </wp:anchor>
+        </w:drawing>
+      </w:r>
+    </w:p>
+    <w:p>
+      <w:pPr>
+        <w:pStyle w:val="TEKST"/>
+      </w:pPr>
     </w:p>
     <w:p>
       <w:pPr>
         <w:pStyle w:val="Heading1"/>
       </w:pPr>
+      <w:bookmarkStart w:id="19" w:name="_Toc214056421"/>
       <w:r>
         <w:lastRenderedPageBreak/>
         <w:t>Pregled validacije</w:t>
       </w:r>
+      <w:bookmarkEnd w:id="19"/>
     </w:p>
     <w:p>
       <w:pPr>
         <w:pStyle w:val="TEKST"/>
       </w:pPr>
-      <w:r>
-        <w:t xml:space="preserve">Uspješnost </w:t>
-      </w:r>
       <w:proofErr w:type="spellStart"/>
       <w:r>
+        <w:t>Klasifikator</w:t>
+      </w:r>
+      <w:proofErr w:type="spellEnd"/>
+      <w:r>
+        <w:t xml:space="preserve"> je treniran isključivo na podacima prikupljenima tijekom eksperimentalnog snimanja kod sudionika </w:t>
+      </w:r>
+      <w:proofErr w:type="spellStart"/>
+      <w:r>
+        <w:t>Noršić</w:t>
+      </w:r>
+      <w:proofErr w:type="spellEnd"/>
+      <w:r>
+        <w:t xml:space="preserve">, što čini trening skup specifičnim i jedinstvenim. Za potrebe validacije korišteni su podaci drugih sudionika: Akrap, </w:t>
+      </w:r>
+      <w:proofErr w:type="spellStart"/>
+      <w:r>
+        <w:t>Gugo</w:t>
+      </w:r>
+      <w:proofErr w:type="spellEnd"/>
+      <w:r>
+        <w:t>, Ćuk i Pongračić. Ova podjela omogućava ispitivanje sposobnosti modela da generalizira naučene obrasce na nove, neviđene podatke.</w:t>
+      </w:r>
+    </w:p>
+    <w:p>
+      <w:pPr>
+        <w:pStyle w:val="TEKST"/>
+      </w:pPr>
+      <w:r>
+        <w:t>Međutim, primjetna je značajna razlika između distribucije podataka u trening i validacijskim skupovima. Takva razlika proizlazi iz individualnih varijacija u pokretima, sile i brzine koje karakteriziraju svakog sudionika, ali i tehničkih uvjeta snimanja. Zbog toga nisu zadovoljena ključna svojstva za dobro generalizirajući model, poput homogenosti i sličnosti skupova podataka.</w:t>
+      </w:r>
+    </w:p>
+    <w:p>
+      <w:pPr>
+        <w:pStyle w:val="TEKST"/>
+      </w:pPr>
+      <w:r>
+        <w:t xml:space="preserve">Posljedično, performanse </w:t>
+      </w:r>
+      <w:proofErr w:type="spellStart"/>
+      <w:r>
         <w:t>klasifikatora</w:t>
       </w:r>
       <w:proofErr w:type="spellEnd"/>
       <w:r>
-        <w:t xml:space="preserve"> prikazana je numerički i grafički. </w:t>
-      </w:r>
-      <w:proofErr w:type="spellStart"/>
-      <w:r>
-        <w:t>Confusion</w:t>
-      </w:r>
-      <w:proofErr w:type="spellEnd"/>
-      <w:r>
-        <w:t xml:space="preserve"> </w:t>
-      </w:r>
-      <w:proofErr w:type="spellStart"/>
-      <w:r>
-        <w:t>matrix</w:t>
-      </w:r>
-      <w:proofErr w:type="spellEnd"/>
-      <w:r>
-        <w:t xml:space="preserve"> najjasnije vizualizira raspodjelu pogrešaka i klasa, omogućava da se odmah vidi gdje model griješi.</w:t>
+        <w:t xml:space="preserve"> na validacijskim skupovima su znatno lošije u usporedbi s rezultatima postignutima na trening podacima. Ovakva slabija točnost odražava ograničenu sposobnost modela da pouzdano razlikuje brze i spore pokrete izvan uvjeta za koje je treniran. Time se naglašava važnost korištenja raznovrsnijih i reprezentativnijih skupova za treniranje kako bi se povećala robusnost i primjenjivost modela u različitim scenarijima.</w:t>
       </w:r>
     </w:p>
     <w:p>
@@ -2669,17 +5267,7 @@
       <w:pPr>
         <w:pStyle w:val="TEKST"/>
       </w:pPr>
-    </w:p>
-    <w:p>
-      <w:pPr>
-        <w:pStyle w:val="TEKST"/>
-      </w:pPr>
-    </w:p>
-    <w:p>
-      <w:pPr>
-        <w:pStyle w:val="TEKST"/>
-      </w:pPr>
-      <w:bookmarkStart w:id="5" w:name="_Toc177064181"/>
+      <w:bookmarkStart w:id="20" w:name="_Toc177064181"/>
     </w:p>
     <w:p>
       <w:pPr>
@@ -2695,29 +5283,32 @@
       <w:pPr>
         <w:pStyle w:val="Heading1"/>
       </w:pPr>
-      <w:bookmarkStart w:id="6" w:name="_Toc208833080"/>
+      <w:bookmarkStart w:id="21" w:name="_Toc214056422"/>
       <w:r>
         <w:lastRenderedPageBreak/>
         <w:t>ZAKLJUČAK</w:t>
       </w:r>
-      <w:bookmarkEnd w:id="5"/>
-      <w:bookmarkEnd w:id="6"/>
+      <w:bookmarkEnd w:id="20"/>
+      <w:bookmarkEnd w:id="21"/>
     </w:p>
     <w:p>
       <w:pPr>
         <w:pStyle w:val="TEKST"/>
       </w:pPr>
+      <w:r>
+        <w:t xml:space="preserve">Model temeljen na </w:t>
+      </w:r>
       <w:proofErr w:type="spellStart"/>
       <w:r>
-        <w:t>PageRank</w:t>
+        <w:t>Linear</w:t>
       </w:r>
       <w:proofErr w:type="spellEnd"/>
       <w:r>
-        <w:t xml:space="preserve"> sažima važnost web stranice kao stacionarnu raspodjelu </w:t>
+        <w:t xml:space="preserve"> </w:t>
       </w:r>
       <w:proofErr w:type="spellStart"/>
       <w:r>
-        <w:t>ergodičnog</w:t>
+        <w:t>Discriminant</w:t>
       </w:r>
       <w:proofErr w:type="spellEnd"/>
       <w:r>
@@ -2725,155 +5316,89 @@
       </w:r>
       <w:proofErr w:type="spellStart"/>
       <w:r>
-        <w:t>Markovljevog</w:t>
+        <w:t>Analysis</w:t>
       </w:r>
       <w:proofErr w:type="spellEnd"/>
       <w:r>
-        <w:t xml:space="preserve"> lanca nad grafom weba, gdje </w:t>
+        <w:t xml:space="preserve"> pokazao se učinkovitim za klasifikaciju brzih i sporih kretnji robota na homogenim podacima. Ipak, generalizacija na različite uvjete snimanja i robotske sustave ograničena je zbog oslanjanja na apsolutne vrijednosti brzine i sile, koje variraju među različitim robotima i uvjetima.</w:t>
+      </w:r>
+    </w:p>
+    <w:p>
+      <w:pPr>
+        <w:pStyle w:val="TEKST"/>
+      </w:pPr>
+    </w:p>
+    <w:p>
+      <w:pPr>
+        <w:pStyle w:val="TEKST"/>
+      </w:pPr>
+      <w:r>
+        <w:t xml:space="preserve">Za razvoj robusnog i univerzalnog </w:t>
       </w:r>
       <w:proofErr w:type="spellStart"/>
       <w:r>
-        <w:t>teleportacija</w:t>
+        <w:t>klasifikatora</w:t>
       </w:r>
       <w:proofErr w:type="spellEnd"/>
       <w:r>
-        <w:t xml:space="preserve"> osigurava jedinstvenost rješenja i pouzdanu konvergenciju u praksi.</w:t>
-      </w:r>
-      <w:r>
-        <w:t xml:space="preserve"> </w:t>
-      </w:r>
-      <w:r>
-        <w:t xml:space="preserve">U središtu je Googleova matrica </w:t>
-      </w:r>
-      <m:oMath>
-        <m:r>
-          <w:rPr>
-            <w:rFonts w:ascii="Cambria Math" w:hAnsi="Cambria Math"/>
-          </w:rPr>
-          <m:t>G = αH + (1-α)</m:t>
-        </m:r>
-        <m:r>
-          <m:rPr>
-            <m:sty m:val="bi"/>
-          </m:rPr>
-          <w:rPr>
-            <w:rFonts w:ascii="Cambria Math" w:hAnsi="Cambria Math"/>
-          </w:rPr>
-          <m:t>ep</m:t>
-        </m:r>
-        <m:r>
-          <w:rPr>
-            <w:rFonts w:ascii="Cambria Math" w:hAnsi="Cambria Math"/>
-          </w:rPr>
-          <m:t>ᵀ</m:t>
-        </m:r>
-      </m:oMath>
-      <w:r>
-        <w:t xml:space="preserve"> i iterativna metoda potencija koja se računski svodi na </w:t>
-      </w:r>
-      <m:oMath>
-        <m:r>
-          <w:rPr>
-            <w:rFonts w:ascii="Cambria Math" w:hAnsi="Cambria Math"/>
-          </w:rPr>
-          <m:t>O(|E|)</m:t>
-        </m:r>
-      </m:oMath>
-      <w:r>
-        <w:t xml:space="preserve"> po iteraciji uz brzu </w:t>
-      </w:r>
-      <w:r>
-        <w:br/>
-      </w:r>
-      <w:r>
-        <w:t>konvergenciju</w:t>
-      </w:r>
-      <w:r>
-        <w:t> </w:t>
-      </w:r>
-      <w:r>
-        <w:t>(često</w:t>
-      </w:r>
-      <m:oMath>
-        <m:r>
-          <w:rPr>
-            <w:rFonts w:ascii="Cambria Math" w:hAnsi="Cambria Math"/>
-          </w:rPr>
-          <m:t xml:space="preserve"> ≈50</m:t>
-        </m:r>
-      </m:oMath>
-      <w:r>
-        <w:t xml:space="preserve"> iteracija za </w:t>
-      </w:r>
-      <m:oMath>
-        <m:r>
-          <w:rPr>
-            <w:rFonts w:ascii="Cambria Math" w:hAnsi="Cambria Math"/>
-          </w:rPr>
-          <m:t>α≈0,85</m:t>
-        </m:r>
-      </m:oMath>
-      <w:r>
-        <w:t>), što čini PageRank skalabilnim za mreže web-razmjera.</w:t>
-      </w:r>
-      <w:r>
-        <w:t xml:space="preserve"> </w:t>
-      </w:r>
-      <w:r>
-        <w:t xml:space="preserve">Snaga algoritma je globalna, upitno-neovisna procjena važnosti i robusnost prema </w:t>
-      </w:r>
-      <w:proofErr w:type="spellStart"/>
-      <w:r>
-        <w:t>sinkovima</w:t>
-      </w:r>
-      <w:proofErr w:type="spellEnd"/>
-      <w:r>
-        <w:t xml:space="preserve"> i ciklusima kroz </w:t>
-      </w:r>
-      <w:proofErr w:type="spellStart"/>
-      <w:r>
-        <w:t>teleportaciju</w:t>
-      </w:r>
-      <w:proofErr w:type="spellEnd"/>
-      <w:r>
-        <w:t xml:space="preserve">, uz nužno korektno zbrinjavanje </w:t>
-      </w:r>
-      <w:r>
-        <w:rPr>
-          <w:rStyle w:val="TEKSTENGChar"/>
-        </w:rPr>
-        <w:t>dangling</w:t>
-      </w:r>
-      <w:r>
-        <w:t xml:space="preserve"> čvorova i kombiniranje sa sadržajnim signalima u sustavima rangiranja.</w:t>
-      </w:r>
-      <w:r>
-        <w:t xml:space="preserve"> </w:t>
-      </w:r>
-      <w:r>
-        <w:t xml:space="preserve">Zbog teoretske jasnoće i praktične učinkovitosti, </w:t>
-      </w:r>
-      <w:proofErr w:type="spellStart"/>
-      <w:r>
-        <w:t>PageRank</w:t>
-      </w:r>
-      <w:proofErr w:type="spellEnd"/>
-      <w:r>
-        <w:t xml:space="preserve"> ostaje temeljna metrika u analizi mreža (od </w:t>
-      </w:r>
-      <w:proofErr w:type="spellStart"/>
-      <w:r>
-        <w:t>citacijskih</w:t>
-      </w:r>
-      <w:proofErr w:type="spellEnd"/>
-      <w:r>
-        <w:t xml:space="preserve"> do društvenih), s trajnim smjerovima razvoja kroz personalizirane varijante i daljnje ubrzanje distribuiranih iterativnih metoda.</w:t>
+        <w:t xml:space="preserve"> potrebno je:</w:t>
       </w:r>
     </w:p>
     <w:p>
       <w:pPr>
         <w:pStyle w:val="TEKST"/>
-      </w:pPr>
+        <w:numPr>
+          <w:ilvl w:val="0"/>
+          <w:numId w:val="51"/>
+        </w:numPr>
+      </w:pPr>
+      <w:r>
+        <w:t>Proširiti trening skup na podatke iz više robota i uvjeta snimanja</w:t>
+      </w:r>
+    </w:p>
+    <w:p>
+      <w:pPr>
+        <w:pStyle w:val="TEKST"/>
+        <w:numPr>
+          <w:ilvl w:val="0"/>
+          <w:numId w:val="51"/>
+        </w:numPr>
+      </w:pPr>
+      <w:r>
+        <w:t>Razmotriti normalizaciju značajki po tipu robota ili kretnje</w:t>
+      </w:r>
+    </w:p>
+    <w:p>
+      <w:pPr>
+        <w:pStyle w:val="TEKST"/>
+        <w:numPr>
+          <w:ilvl w:val="0"/>
+          <w:numId w:val="51"/>
+        </w:numPr>
+      </w:pPr>
+      <w:r>
+        <w:t>Uvesti relacijske značajke koje su manje ovisne o fizičkim karakteristikama konkretnog robota</w:t>
+      </w:r>
+    </w:p>
+    <w:p>
+      <w:pPr>
+        <w:pStyle w:val="TEKST"/>
+        <w:numPr>
+          <w:ilvl w:val="0"/>
+          <w:numId w:val="51"/>
+        </w:numPr>
+      </w:pPr>
+      <w:r>
+        <w:t>Koristiti naprednije klasifikacijske algoritme (npr. SVM, Random Forest, neuronske mreže)</w:t>
+      </w:r>
+    </w:p>
+    <w:p>
+      <w:pPr>
+        <w:pStyle w:val="TEKST"/>
+      </w:pPr>
+      <w:r>
+        <w:t>Rezultati ovog istraživanja pružaju temelje za daljnje proučavanje interakcije čovjeka i robota te razvoj sustava koji mogu autonomno prilagođavati brzinu pokreta robota na temelju konteksta i preferencija korisnika.</w:t>
+      </w:r>
     </w:p>
     <w:p>
       <w:pPr>
@@ -2895,53 +5420,49 @@
       <w:pPr>
         <w:pStyle w:val="Pomocninaslov"/>
       </w:pPr>
-      <w:bookmarkStart w:id="7" w:name="_Toc177064182"/>
-      <w:bookmarkStart w:id="8" w:name="_Toc208833081"/>
+      <w:bookmarkStart w:id="22" w:name="_Toc177064182"/>
+      <w:bookmarkStart w:id="23" w:name="_Toc214056423"/>
       <w:r>
         <w:lastRenderedPageBreak/>
         <w:t>LITERATURA</w:t>
       </w:r>
-      <w:bookmarkEnd w:id="7"/>
-      <w:bookmarkEnd w:id="8"/>
+      <w:bookmarkEnd w:id="22"/>
+      <w:bookmarkEnd w:id="23"/>
     </w:p>
     <w:p>
       <w:pPr>
         <w:pStyle w:val="TEKST"/>
-        <w:numPr>
-          <w:ilvl w:val="0"/>
-          <w:numId w:val="48"/>
-        </w:numPr>
-      </w:pPr>
-      <w:r>
-        <w:t xml:space="preserve">Page, L., </w:t>
+      </w:pPr>
+      <w:r>
+        <w:t xml:space="preserve">[1] Chicco, D., &amp; </w:t>
       </w:r>
       <w:proofErr w:type="spellStart"/>
       <w:r>
-        <w:t>Brin</w:t>
+        <w:t>Jurman</w:t>
       </w:r>
       <w:proofErr w:type="spellEnd"/>
       <w:r>
-        <w:t xml:space="preserve">, S., </w:t>
+        <w:t xml:space="preserve">, G. (2020). </w:t>
       </w:r>
       <w:proofErr w:type="spellStart"/>
       <w:r>
-        <w:t>Motwani</w:t>
+        <w:t>The</w:t>
       </w:r>
       <w:proofErr w:type="spellEnd"/>
       <w:r>
-        <w:t xml:space="preserve">, R., </w:t>
+        <w:t xml:space="preserve"> </w:t>
       </w:r>
       <w:proofErr w:type="spellStart"/>
       <w:r>
-        <w:t>Winograd</w:t>
+        <w:t>advantages</w:t>
       </w:r>
       <w:proofErr w:type="spellEnd"/>
       <w:r>
-        <w:t xml:space="preserve">, T. </w:t>
+        <w:t xml:space="preserve"> </w:t>
       </w:r>
       <w:proofErr w:type="spellStart"/>
       <w:r>
-        <w:t>The</w:t>
+        <w:t>of</w:t>
       </w:r>
       <w:proofErr w:type="spellEnd"/>
       <w:r>
@@ -2949,7 +5470,7 @@
       </w:r>
       <w:proofErr w:type="spellStart"/>
       <w:r>
-        <w:t>PageRank</w:t>
+        <w:t>the</w:t>
       </w:r>
       <w:proofErr w:type="spellEnd"/>
       <w:r>
@@ -2957,7 +5478,7 @@
       </w:r>
       <w:proofErr w:type="spellStart"/>
       <w:r>
-        <w:t>Citation</w:t>
+        <w:t>Matthews</w:t>
       </w:r>
       <w:proofErr w:type="spellEnd"/>
       <w:r>
@@ -2965,47 +5486,63 @@
       </w:r>
       <w:proofErr w:type="spellStart"/>
       <w:r>
-        <w:t>Ranking</w:t>
+        <w:t>correlation</w:t>
       </w:r>
       <w:proofErr w:type="spellEnd"/>
       <w:r>
-        <w:t xml:space="preserve">: </w:t>
+        <w:t xml:space="preserve"> </w:t>
       </w:r>
       <w:proofErr w:type="spellStart"/>
       <w:r>
-        <w:t>Bringing</w:t>
+        <w:t>coefficient</w:t>
       </w:r>
       <w:proofErr w:type="spellEnd"/>
       <w:r>
+        <w:t xml:space="preserve"> (MCC) </w:t>
+      </w:r>
+      <w:proofErr w:type="spellStart"/>
+      <w:r>
+        <w:t>over</w:t>
+      </w:r>
+      <w:proofErr w:type="spellEnd"/>
+      <w:r>
+        <w:t xml:space="preserve"> F1 </w:t>
+      </w:r>
+      <w:proofErr w:type="spellStart"/>
+      <w:r>
+        <w:t>score</w:t>
+      </w:r>
+      <w:proofErr w:type="spellEnd"/>
+      <w:r>
         <w:t xml:space="preserve"> </w:t>
       </w:r>
       <w:proofErr w:type="spellStart"/>
       <w:r>
-        <w:t>Order</w:t>
+        <w:t>and</w:t>
       </w:r>
       <w:proofErr w:type="spellEnd"/>
       <w:r>
-        <w:t xml:space="preserve"> to </w:t>
+        <w:t xml:space="preserve"> </w:t>
       </w:r>
       <w:proofErr w:type="spellStart"/>
       <w:r>
-        <w:t>the</w:t>
+        <w:t>accuracy</w:t>
       </w:r>
       <w:proofErr w:type="spellEnd"/>
       <w:r>
-        <w:t xml:space="preserve"> Web, Stanford Digital </w:t>
+        <w:t xml:space="preserve"> </w:t>
       </w:r>
       <w:proofErr w:type="spellStart"/>
       <w:r>
-        <w:t>Library</w:t>
+        <w:t>in</w:t>
       </w:r>
       <w:proofErr w:type="spellEnd"/>
       <w:r>
-        <w:t xml:space="preserve"> Technologies Project, </w:t>
+        <w:t xml:space="preserve"> </w:t>
       </w:r>
       <w:proofErr w:type="spellStart"/>
       <w:r>
-        <w:t>Technical</w:t>
+        <w:t>binary</w:t>
       </w:r>
       <w:proofErr w:type="spellEnd"/>
       <w:r>
@@ -3013,40 +5550,76 @@
       </w:r>
       <w:proofErr w:type="spellStart"/>
       <w:r>
-        <w:t>Report</w:t>
+        <w:t>classification</w:t>
       </w:r>
       <w:proofErr w:type="spellEnd"/>
       <w:r>
-        <w:t xml:space="preserve"> 1999-66, 1999.</w:t>
+        <w:t xml:space="preserve"> </w:t>
+      </w:r>
+      <w:proofErr w:type="spellStart"/>
+      <w:r>
+        <w:t>evaluation</w:t>
+      </w:r>
+      <w:proofErr w:type="spellEnd"/>
+      <w:r>
+        <w:t xml:space="preserve">. *BMC </w:t>
+      </w:r>
+      <w:proofErr w:type="spellStart"/>
+      <w:r>
+        <w:t>Genomics</w:t>
+      </w:r>
+      <w:proofErr w:type="spellEnd"/>
+      <w:r>
+        <w:t>*, *21*(1), 6. https://doi.org/10.1186/s12864-019-6413-7</w:t>
       </w:r>
     </w:p>
     <w:p>
       <w:pPr>
         <w:pStyle w:val="TEKST"/>
-        <w:numPr>
-          <w:ilvl w:val="0"/>
-          <w:numId w:val="48"/>
-        </w:numPr>
-      </w:pPr>
+      </w:pPr>
+    </w:p>
+    <w:p>
+      <w:pPr>
+        <w:pStyle w:val="TEKST"/>
+      </w:pPr>
+      <w:r>
+        <w:t xml:space="preserve">[2] </w:t>
+      </w:r>
       <w:proofErr w:type="spellStart"/>
       <w:r>
-        <w:t>Langville</w:t>
+        <w:t>Daydulo</w:t>
       </w:r>
       <w:proofErr w:type="spellEnd"/>
       <w:r>
-        <w:t xml:space="preserve">, A. N., Meyer, C. D. </w:t>
+        <w:t xml:space="preserve">, Y. D., </w:t>
       </w:r>
       <w:proofErr w:type="spellStart"/>
       <w:r>
-        <w:t>Google’s</w:t>
+        <w:t>Thamineni</w:t>
       </w:r>
       <w:proofErr w:type="spellEnd"/>
       <w:r>
+        <w:t xml:space="preserve">, B. L., &amp; </w:t>
+      </w:r>
+      <w:proofErr w:type="spellStart"/>
+      <w:r>
+        <w:t>Dawud</w:t>
+      </w:r>
+      <w:proofErr w:type="spellEnd"/>
+      <w:r>
+        <w:t xml:space="preserve">, A. A. (2023). </w:t>
+      </w:r>
+      <w:proofErr w:type="spellStart"/>
+      <w:r>
+        <w:t>Cardiac</w:t>
+      </w:r>
+      <w:proofErr w:type="spellEnd"/>
+      <w:r>
         <w:t xml:space="preserve"> </w:t>
       </w:r>
       <w:proofErr w:type="spellStart"/>
       <w:r>
-        <w:t>PageRank</w:t>
+        <w:t>arrhythmia</w:t>
       </w:r>
       <w:proofErr w:type="spellEnd"/>
       <w:r>
@@ -3054,39 +5627,87 @@
       </w:r>
       <w:proofErr w:type="spellStart"/>
       <w:r>
+        <w:t>detection</w:t>
+      </w:r>
+      <w:proofErr w:type="spellEnd"/>
+      <w:r>
+        <w:t xml:space="preserve"> </w:t>
+      </w:r>
+      <w:proofErr w:type="spellStart"/>
+      <w:r>
+        <w:t>using</w:t>
+      </w:r>
+      <w:proofErr w:type="spellEnd"/>
+      <w:r>
+        <w:t xml:space="preserve"> </w:t>
+      </w:r>
+      <w:proofErr w:type="spellStart"/>
+      <w:r>
+        <w:t>deep</w:t>
+      </w:r>
+      <w:proofErr w:type="spellEnd"/>
+      <w:r>
+        <w:t xml:space="preserve"> </w:t>
+      </w:r>
+      <w:proofErr w:type="spellStart"/>
+      <w:r>
+        <w:t>learning</w:t>
+      </w:r>
+      <w:proofErr w:type="spellEnd"/>
+      <w:r>
+        <w:t xml:space="preserve"> </w:t>
+      </w:r>
+      <w:proofErr w:type="spellStart"/>
+      <w:r>
+        <w:t>approach</w:t>
+      </w:r>
+      <w:proofErr w:type="spellEnd"/>
+      <w:r>
+        <w:t xml:space="preserve"> </w:t>
+      </w:r>
+      <w:proofErr w:type="spellStart"/>
+      <w:r>
         <w:t>and</w:t>
       </w:r>
       <w:proofErr w:type="spellEnd"/>
       <w:r>
+        <w:t xml:space="preserve"> time </w:t>
+      </w:r>
+      <w:proofErr w:type="spellStart"/>
+      <w:r>
+        <w:t>frequency</w:t>
+      </w:r>
+      <w:proofErr w:type="spellEnd"/>
+      <w:r>
         <w:t xml:space="preserve"> </w:t>
       </w:r>
       <w:proofErr w:type="spellStart"/>
       <w:r>
-        <w:t>Beyond</w:t>
+        <w:t>representation</w:t>
       </w:r>
       <w:proofErr w:type="spellEnd"/>
       <w:r>
-        <w:t xml:space="preserve">: </w:t>
+        <w:t xml:space="preserve"> </w:t>
       </w:r>
       <w:proofErr w:type="spellStart"/>
       <w:r>
-        <w:t>The</w:t>
+        <w:t>of</w:t>
       </w:r>
       <w:proofErr w:type="spellEnd"/>
       <w:r>
-        <w:t xml:space="preserve"> Science </w:t>
+        <w:t xml:space="preserve"> ECG </w:t>
       </w:r>
       <w:proofErr w:type="spellStart"/>
       <w:r>
-        <w:t>of</w:t>
+        <w:t>signals</w:t>
       </w:r>
       <w:proofErr w:type="spellEnd"/>
       <w:r>
-        <w:t xml:space="preserve"> Search </w:t>
+        <w:t xml:space="preserve">. *BMC </w:t>
       </w:r>
       <w:proofErr w:type="spellStart"/>
       <w:r>
-        <w:t>Engine</w:t>
+        <w:t>Medical</w:t>
       </w:r>
       <w:proofErr w:type="spellEnd"/>
       <w:r>
@@ -3094,302 +5715,62 @@
       </w:r>
       <w:proofErr w:type="spellStart"/>
       <w:r>
-        <w:t>Rankings</w:t>
+        <w:t>Informatics</w:t>
       </w:r>
       <w:proofErr w:type="spellEnd"/>
       <w:r>
-        <w:t>, Princeton University Press, 2006.</w:t>
+        <w:t xml:space="preserve"> </w:t>
+      </w:r>
+      <w:proofErr w:type="spellStart"/>
+      <w:r>
+        <w:t>and</w:t>
+      </w:r>
+      <w:proofErr w:type="spellEnd"/>
+      <w:r>
+        <w:t xml:space="preserve"> </w:t>
+      </w:r>
+      <w:proofErr w:type="spellStart"/>
+      <w:r>
+        <w:t>Decision</w:t>
+      </w:r>
+      <w:proofErr w:type="spellEnd"/>
+      <w:r>
+        <w:t xml:space="preserve"> </w:t>
+      </w:r>
+      <w:proofErr w:type="spellStart"/>
+      <w:r>
+        <w:t>Making</w:t>
+      </w:r>
+      <w:proofErr w:type="spellEnd"/>
+      <w:r>
+        <w:t>*, *23*(1), 232. https://doi.org/10.1186/s12911-023-02326-w</w:t>
       </w:r>
     </w:p>
     <w:p>
       <w:pPr>
         <w:pStyle w:val="TEKST"/>
-        <w:numPr>
-          <w:ilvl w:val="0"/>
-          <w:numId w:val="48"/>
-        </w:numPr>
-      </w:pPr>
-      <w:proofErr w:type="spellStart"/>
-      <w:r>
-        <w:t>Vöcking</w:t>
-      </w:r>
-      <w:proofErr w:type="spellEnd"/>
-      <w:r>
-        <w:t xml:space="preserve">, B., Alt, H., </w:t>
-      </w:r>
-      <w:proofErr w:type="spellStart"/>
-      <w:r>
-        <w:t>Dietzfelbinger</w:t>
-      </w:r>
-      <w:proofErr w:type="spellEnd"/>
-      <w:r>
-        <w:t xml:space="preserve">, M., </w:t>
-      </w:r>
-      <w:proofErr w:type="spellStart"/>
-      <w:r>
-        <w:t>Reischuk</w:t>
-      </w:r>
-      <w:proofErr w:type="spellEnd"/>
-      <w:r>
-        <w:t xml:space="preserve">, R., </w:t>
-      </w:r>
-      <w:proofErr w:type="spellStart"/>
-      <w:r>
-        <w:t>Scheideler</w:t>
-      </w:r>
-      <w:proofErr w:type="spellEnd"/>
-      <w:r>
-        <w:t xml:space="preserve">, C., </w:t>
-      </w:r>
-      <w:proofErr w:type="spellStart"/>
-      <w:r>
-        <w:t>Vollmer</w:t>
-      </w:r>
-      <w:proofErr w:type="spellEnd"/>
-      <w:r>
-        <w:t>, H., Wagner, D. (</w:t>
-      </w:r>
-      <w:proofErr w:type="spellStart"/>
-      <w:r>
-        <w:t>ur</w:t>
-      </w:r>
-      <w:proofErr w:type="spellEnd"/>
-      <w:r>
-        <w:t xml:space="preserve">.). </w:t>
-      </w:r>
-      <w:proofErr w:type="spellStart"/>
-      <w:r>
-        <w:t>Algorithms</w:t>
-      </w:r>
-      <w:proofErr w:type="spellEnd"/>
-      <w:r>
-        <w:t xml:space="preserve"> </w:t>
-      </w:r>
-      <w:proofErr w:type="spellStart"/>
-      <w:r>
-        <w:t>Unplugged</w:t>
-      </w:r>
-      <w:proofErr w:type="spellEnd"/>
-      <w:r>
-        <w:t>. Springer, Berlin–Heidelberg, 2011.</w:t>
-      </w:r>
+      </w:pPr>
     </w:p>
     <w:p>
       <w:pPr>
         <w:pStyle w:val="TEKST"/>
-        <w:numPr>
-          <w:ilvl w:val="0"/>
-          <w:numId w:val="48"/>
-        </w:numPr>
-      </w:pPr>
-      <w:proofErr w:type="spellStart"/>
-      <w:r>
-        <w:t>NetworkX</w:t>
-      </w:r>
-      <w:proofErr w:type="spellEnd"/>
-      <w:r>
-        <w:t xml:space="preserve"> </w:t>
-      </w:r>
-      <w:proofErr w:type="spellStart"/>
-      <w:r>
-        <w:t>Documentation</w:t>
-      </w:r>
-      <w:proofErr w:type="spellEnd"/>
-      <w:r>
-        <w:t xml:space="preserve">: </w:t>
-      </w:r>
-      <w:proofErr w:type="spellStart"/>
-      <w:r>
-        <w:t>pagerank</w:t>
-      </w:r>
-      <w:proofErr w:type="spellEnd"/>
-      <w:r>
-        <w:t xml:space="preserve"> — </w:t>
-      </w:r>
-      <w:proofErr w:type="spellStart"/>
-      <w:r>
-        <w:t>NetworkX</w:t>
-      </w:r>
-      <w:proofErr w:type="spellEnd"/>
-      <w:r>
-        <w:t xml:space="preserve"> 3.5, API i implementacijske smjernice za </w:t>
-      </w:r>
-      <w:proofErr w:type="spellStart"/>
-      <w:r>
-        <w:t>PageRank</w:t>
-      </w:r>
-      <w:proofErr w:type="spellEnd"/>
-      <w:r>
-        <w:t xml:space="preserve"> i Google matricu.</w:t>
+      </w:pPr>
+      <w:r>
+        <w:t>[3] Knežević, T. (2025). *01 Mjerenje i klasifikacija - Interakcija čovjeka i robota*. Fakultet strojarstva i brodogradnje, Sveučilište u Zagrebu.</w:t>
       </w:r>
     </w:p>
     <w:p>
       <w:pPr>
         <w:pStyle w:val="TEKST"/>
-        <w:numPr>
-          <w:ilvl w:val="0"/>
-          <w:numId w:val="48"/>
-        </w:numPr>
-      </w:pPr>
-      <w:proofErr w:type="spellStart"/>
-      <w:r>
-        <w:t>NetworkX</w:t>
-      </w:r>
-      <w:proofErr w:type="spellEnd"/>
-      <w:r>
-        <w:t xml:space="preserve"> </w:t>
-      </w:r>
-      <w:proofErr w:type="spellStart"/>
-      <w:r>
-        <w:t>Documentation</w:t>
-      </w:r>
-      <w:proofErr w:type="spellEnd"/>
-      <w:r>
-        <w:t xml:space="preserve">: </w:t>
-      </w:r>
-      <w:proofErr w:type="spellStart"/>
-      <w:r>
-        <w:t>Drawing</w:t>
-      </w:r>
-      <w:proofErr w:type="spellEnd"/>
-      <w:r>
-        <w:t xml:space="preserve"> i primjeri vizualizacije usmjerenih grafova i </w:t>
-      </w:r>
-      <w:proofErr w:type="spellStart"/>
-      <w:r>
-        <w:t>kolormapova</w:t>
-      </w:r>
-      <w:proofErr w:type="spellEnd"/>
-      <w:r>
-        <w:t xml:space="preserve"> čvorova.</w:t>
-      </w:r>
+      </w:pPr>
     </w:p>
     <w:p>
       <w:pPr>
         <w:pStyle w:val="TEKST"/>
-        <w:numPr>
-          <w:ilvl w:val="0"/>
-          <w:numId w:val="48"/>
-        </w:numPr>
-      </w:pPr>
-      <w:proofErr w:type="spellStart"/>
-      <w:r>
-        <w:t>Matplotlib</w:t>
-      </w:r>
-      <w:proofErr w:type="spellEnd"/>
-      <w:r>
-        <w:t xml:space="preserve"> </w:t>
-      </w:r>
-      <w:proofErr w:type="spellStart"/>
-      <w:r>
-        <w:t>Documentation</w:t>
-      </w:r>
-      <w:proofErr w:type="spellEnd"/>
-      <w:r>
-        <w:t xml:space="preserve">: </w:t>
-      </w:r>
-      <w:proofErr w:type="spellStart"/>
-      <w:r>
-        <w:t>Colorbar</w:t>
-      </w:r>
-      <w:proofErr w:type="spellEnd"/>
-      <w:r>
-        <w:t xml:space="preserve"> </w:t>
-      </w:r>
-      <w:proofErr w:type="spellStart"/>
-      <w:r>
-        <w:t>basics</w:t>
-      </w:r>
-      <w:proofErr w:type="spellEnd"/>
-      <w:r>
-        <w:t xml:space="preserve"> i </w:t>
-      </w:r>
-      <w:proofErr w:type="spellStart"/>
-      <w:r>
-        <w:t>Placing</w:t>
-      </w:r>
-      <w:proofErr w:type="spellEnd"/>
-      <w:r>
-        <w:t xml:space="preserve"> </w:t>
-      </w:r>
-      <w:proofErr w:type="spellStart"/>
-      <w:r>
-        <w:t>colorbars</w:t>
-      </w:r>
-      <w:proofErr w:type="spellEnd"/>
-      <w:r>
-        <w:t xml:space="preserve"> — smjernice za konstrukciju i pozicioniranje </w:t>
-      </w:r>
-      <w:proofErr w:type="spellStart"/>
-      <w:r>
-        <w:t>colorbara</w:t>
-      </w:r>
-      <w:proofErr w:type="spellEnd"/>
-      <w:r>
-        <w:t xml:space="preserve"> u grafičkim prikazima.</w:t>
-      </w:r>
-    </w:p>
-    <w:p>
-      <w:pPr>
-        <w:pStyle w:val="TEKST"/>
-        <w:numPr>
-          <w:ilvl w:val="0"/>
-          <w:numId w:val="48"/>
-        </w:numPr>
-      </w:pPr>
-      <w:proofErr w:type="spellStart"/>
-      <w:r>
-        <w:t>Reducible</w:t>
-      </w:r>
-      <w:proofErr w:type="spellEnd"/>
-      <w:r>
-        <w:t xml:space="preserve"> (YouTube): </w:t>
-      </w:r>
-      <w:proofErr w:type="spellStart"/>
-      <w:r>
-        <w:t>PageRank</w:t>
-      </w:r>
-      <w:proofErr w:type="spellEnd"/>
-      <w:r>
-        <w:t xml:space="preserve">: A </w:t>
-      </w:r>
-      <w:proofErr w:type="spellStart"/>
-      <w:r>
-        <w:t>Trillion</w:t>
-      </w:r>
-      <w:proofErr w:type="spellEnd"/>
-      <w:r>
-        <w:t xml:space="preserve"> </w:t>
-      </w:r>
-      <w:proofErr w:type="spellStart"/>
-      <w:r>
-        <w:t>Dollar</w:t>
-      </w:r>
-      <w:proofErr w:type="spellEnd"/>
-      <w:r>
-        <w:t xml:space="preserve"> </w:t>
-      </w:r>
-      <w:proofErr w:type="spellStart"/>
-      <w:r>
-        <w:t>Algorithm</w:t>
-      </w:r>
-      <w:proofErr w:type="spellEnd"/>
-      <w:r>
-        <w:t xml:space="preserve"> — didaktički pregled Markovljevih lanaca, stacionarne raspodjele i inženjerskih aspekata izračuna </w:t>
-      </w:r>
-      <w:proofErr w:type="spellStart"/>
-      <w:r>
-        <w:t>PageRanka</w:t>
-      </w:r>
-      <w:proofErr w:type="spellEnd"/>
-      <w:r>
-        <w:t>.</w:t>
-      </w:r>
-    </w:p>
-    <w:p>
-      <w:pPr>
-        <w:pStyle w:val="TEKST"/>
-      </w:pPr>
+      </w:pPr>
+      <w:r>
+        <w:t>[4] Knežević, T. (2025). *Ručno vođenje robota i prikupljanje podataka o pokretu - Vježbe UR5*. Fakultet strojarstva i brodogradnje, Sveučilište u Zagrebu.</w:t>
+      </w:r>
     </w:p>
     <w:sectPr>
       <w:pgSz w:w="11906" w:h="16838" w:code="9"/>
@@ -4440,6 +6821,119 @@
     </w:lvl>
   </w:abstractNum>
   <w:abstractNum w:abstractNumId="8" w15:restartNumberingAfterBreak="0">
+    <w:nsid w:val="16C94E82"/>
+    <w:multiLevelType w:val="hybridMultilevel"/>
+    <w:tmpl w:val="2B6C34CA"/>
+    <w:lvl w:ilvl="0" w:tplc="08090001">
+      <w:start w:val="1"/>
+      <w:numFmt w:val="bullet"/>
+      <w:lvlText w:val=""/>
+      <w:lvlJc w:val="left"/>
+      <w:pPr>
+        <w:ind w:left="720" w:hanging="360"/>
+      </w:pPr>
+      <w:rPr>
+        <w:rFonts w:ascii="Symbol" w:hAnsi="Symbol" w:hint="default"/>
+      </w:rPr>
+    </w:lvl>
+    <w:lvl w:ilvl="1" w:tplc="08090003" w:tentative="1">
+      <w:start w:val="1"/>
+      <w:numFmt w:val="bullet"/>
+      <w:lvlText w:val="o"/>
+      <w:lvlJc w:val="left"/>
+      <w:pPr>
+        <w:ind w:left="1440" w:hanging="360"/>
+      </w:pPr>
+      <w:rPr>
+        <w:rFonts w:ascii="Courier New" w:hAnsi="Courier New" w:cs="Courier New" w:hint="default"/>
+      </w:rPr>
+    </w:lvl>
+    <w:lvl w:ilvl="2" w:tplc="08090005" w:tentative="1">
+      <w:start w:val="1"/>
+      <w:numFmt w:val="bullet"/>
+      <w:lvlText w:val=""/>
+      <w:lvlJc w:val="left"/>
+      <w:pPr>
+        <w:ind w:left="2160" w:hanging="360"/>
+      </w:pPr>
+      <w:rPr>
+        <w:rFonts w:ascii="Wingdings" w:hAnsi="Wingdings" w:hint="default"/>
+      </w:rPr>
+    </w:lvl>
+    <w:lvl w:ilvl="3" w:tplc="08090001" w:tentative="1">
+      <w:start w:val="1"/>
+      <w:numFmt w:val="bullet"/>
+      <w:lvlText w:val=""/>
+      <w:lvlJc w:val="left"/>
+      <w:pPr>
+        <w:ind w:left="2880" w:hanging="360"/>
+      </w:pPr>
+      <w:rPr>
+        <w:rFonts w:ascii="Symbol" w:hAnsi="Symbol" w:hint="default"/>
+      </w:rPr>
+    </w:lvl>
+    <w:lvl w:ilvl="4" w:tplc="08090003" w:tentative="1">
+      <w:start w:val="1"/>
+      <w:numFmt w:val="bullet"/>
+      <w:lvlText w:val="o"/>
+      <w:lvlJc w:val="left"/>
+      <w:pPr>
+        <w:ind w:left="3600" w:hanging="360"/>
+      </w:pPr>
+      <w:rPr>
+        <w:rFonts w:ascii="Courier New" w:hAnsi="Courier New" w:cs="Courier New" w:hint="default"/>
+      </w:rPr>
+    </w:lvl>
+    <w:lvl w:ilvl="5" w:tplc="08090005" w:tentative="1">
+      <w:start w:val="1"/>
+      <w:numFmt w:val="bullet"/>
+      <w:lvlText w:val=""/>
+      <w:lvlJc w:val="left"/>
+      <w:pPr>
+        <w:ind w:left="4320" w:hanging="360"/>
+      </w:pPr>
+      <w:rPr>
+        <w:rFonts w:ascii="Wingdings" w:hAnsi="Wingdings" w:hint="default"/>
+      </w:rPr>
+    </w:lvl>
+    <w:lvl w:ilvl="6" w:tplc="08090001" w:tentative="1">
+      <w:start w:val="1"/>
+      <w:numFmt w:val="bullet"/>
+      <w:lvlText w:val=""/>
+      <w:lvlJc w:val="left"/>
+      <w:pPr>
+        <w:ind w:left="5040" w:hanging="360"/>
+      </w:pPr>
+      <w:rPr>
+        <w:rFonts w:ascii="Symbol" w:hAnsi="Symbol" w:hint="default"/>
+      </w:rPr>
+    </w:lvl>
+    <w:lvl w:ilvl="7" w:tplc="08090003" w:tentative="1">
+      <w:start w:val="1"/>
+      <w:numFmt w:val="bullet"/>
+      <w:lvlText w:val="o"/>
+      <w:lvlJc w:val="left"/>
+      <w:pPr>
+        <w:ind w:left="5760" w:hanging="360"/>
+      </w:pPr>
+      <w:rPr>
+        <w:rFonts w:ascii="Courier New" w:hAnsi="Courier New" w:cs="Courier New" w:hint="default"/>
+      </w:rPr>
+    </w:lvl>
+    <w:lvl w:ilvl="8" w:tplc="08090005" w:tentative="1">
+      <w:start w:val="1"/>
+      <w:numFmt w:val="bullet"/>
+      <w:lvlText w:val=""/>
+      <w:lvlJc w:val="left"/>
+      <w:pPr>
+        <w:ind w:left="6480" w:hanging="360"/>
+      </w:pPr>
+      <w:rPr>
+        <w:rFonts w:ascii="Wingdings" w:hAnsi="Wingdings" w:hint="default"/>
+      </w:rPr>
+    </w:lvl>
+  </w:abstractNum>
+  <w:abstractNum w:abstractNumId="9" w15:restartNumberingAfterBreak="0">
     <w:nsid w:val="1CB221E0"/>
     <w:multiLevelType w:val="multilevel"/>
     <w:tmpl w:val="2038715A"/>
@@ -4552,7 +7046,7 @@
       </w:pPr>
     </w:lvl>
   </w:abstractNum>
-  <w:abstractNum w:abstractNumId="9" w15:restartNumberingAfterBreak="0">
+  <w:abstractNum w:abstractNumId="10" w15:restartNumberingAfterBreak="0">
     <w:nsid w:val="1D877BA7"/>
     <w:multiLevelType w:val="multilevel"/>
     <w:tmpl w:val="F03E041E"/>
@@ -4701,7 +7195,7 @@
       </w:rPr>
     </w:lvl>
   </w:abstractNum>
-  <w:abstractNum w:abstractNumId="10" w15:restartNumberingAfterBreak="0">
+  <w:abstractNum w:abstractNumId="11" w15:restartNumberingAfterBreak="0">
     <w:nsid w:val="1D9E70C4"/>
     <w:multiLevelType w:val="hybridMultilevel"/>
     <w:tmpl w:val="385CAF0E"/>
@@ -4818,7 +7312,7 @@
       </w:pPr>
     </w:lvl>
   </w:abstractNum>
-  <w:abstractNum w:abstractNumId="11" w15:restartNumberingAfterBreak="0">
+  <w:abstractNum w:abstractNumId="12" w15:restartNumberingAfterBreak="0">
     <w:nsid w:val="1EFF6314"/>
     <w:multiLevelType w:val="hybridMultilevel"/>
     <w:tmpl w:val="61E4C120"/>
@@ -4904,7 +7398,7 @@
       </w:pPr>
     </w:lvl>
   </w:abstractNum>
-  <w:abstractNum w:abstractNumId="12" w15:restartNumberingAfterBreak="0">
+  <w:abstractNum w:abstractNumId="13" w15:restartNumberingAfterBreak="0">
     <w:nsid w:val="23BF1B97"/>
     <w:multiLevelType w:val="multilevel"/>
     <w:tmpl w:val="F356D6E8"/>
@@ -5020,7 +7514,7 @@
       </w:pPr>
     </w:lvl>
   </w:abstractNum>
-  <w:abstractNum w:abstractNumId="13" w15:restartNumberingAfterBreak="0">
+  <w:abstractNum w:abstractNumId="14" w15:restartNumberingAfterBreak="0">
     <w:nsid w:val="24557BBF"/>
     <w:multiLevelType w:val="multilevel"/>
     <w:tmpl w:val="041A001D"/>
@@ -5133,7 +7627,7 @@
       </w:pPr>
     </w:lvl>
   </w:abstractNum>
-  <w:abstractNum w:abstractNumId="14" w15:restartNumberingAfterBreak="0">
+  <w:abstractNum w:abstractNumId="15" w15:restartNumberingAfterBreak="0">
     <w:nsid w:val="2567122F"/>
     <w:multiLevelType w:val="hybridMultilevel"/>
     <w:tmpl w:val="B3C63B34"/>
@@ -5246,7 +7740,7 @@
       </w:rPr>
     </w:lvl>
   </w:abstractNum>
-  <w:abstractNum w:abstractNumId="15" w15:restartNumberingAfterBreak="0">
+  <w:abstractNum w:abstractNumId="16" w15:restartNumberingAfterBreak="0">
     <w:nsid w:val="2CCC416A"/>
     <w:multiLevelType w:val="hybridMultilevel"/>
     <w:tmpl w:val="89C0233C"/>
@@ -5360,7 +7854,7 @@
       </w:pPr>
     </w:lvl>
   </w:abstractNum>
-  <w:abstractNum w:abstractNumId="16" w15:restartNumberingAfterBreak="0">
+  <w:abstractNum w:abstractNumId="17" w15:restartNumberingAfterBreak="0">
     <w:nsid w:val="3095099F"/>
     <w:multiLevelType w:val="multilevel"/>
     <w:tmpl w:val="F888FE0E"/>
@@ -5473,7 +7967,120 @@
       </w:pPr>
     </w:lvl>
   </w:abstractNum>
-  <w:abstractNum w:abstractNumId="17" w15:restartNumberingAfterBreak="0">
+  <w:abstractNum w:abstractNumId="18" w15:restartNumberingAfterBreak="0">
+    <w:nsid w:val="317E78E2"/>
+    <w:multiLevelType w:val="hybridMultilevel"/>
+    <w:tmpl w:val="C6A08C0A"/>
+    <w:lvl w:ilvl="0" w:tplc="08090001">
+      <w:start w:val="1"/>
+      <w:numFmt w:val="bullet"/>
+      <w:lvlText w:val=""/>
+      <w:lvlJc w:val="left"/>
+      <w:pPr>
+        <w:ind w:left="785" w:hanging="360"/>
+      </w:pPr>
+      <w:rPr>
+        <w:rFonts w:ascii="Symbol" w:hAnsi="Symbol" w:hint="default"/>
+      </w:rPr>
+    </w:lvl>
+    <w:lvl w:ilvl="1" w:tplc="08090003" w:tentative="1">
+      <w:start w:val="1"/>
+      <w:numFmt w:val="bullet"/>
+      <w:lvlText w:val="o"/>
+      <w:lvlJc w:val="left"/>
+      <w:pPr>
+        <w:ind w:left="1505" w:hanging="360"/>
+      </w:pPr>
+      <w:rPr>
+        <w:rFonts w:ascii="Courier New" w:hAnsi="Courier New" w:cs="Courier New" w:hint="default"/>
+      </w:rPr>
+    </w:lvl>
+    <w:lvl w:ilvl="2" w:tplc="08090005" w:tentative="1">
+      <w:start w:val="1"/>
+      <w:numFmt w:val="bullet"/>
+      <w:lvlText w:val=""/>
+      <w:lvlJc w:val="left"/>
+      <w:pPr>
+        <w:ind w:left="2225" w:hanging="360"/>
+      </w:pPr>
+      <w:rPr>
+        <w:rFonts w:ascii="Wingdings" w:hAnsi="Wingdings" w:hint="default"/>
+      </w:rPr>
+    </w:lvl>
+    <w:lvl w:ilvl="3" w:tplc="08090001" w:tentative="1">
+      <w:start w:val="1"/>
+      <w:numFmt w:val="bullet"/>
+      <w:lvlText w:val=""/>
+      <w:lvlJc w:val="left"/>
+      <w:pPr>
+        <w:ind w:left="2945" w:hanging="360"/>
+      </w:pPr>
+      <w:rPr>
+        <w:rFonts w:ascii="Symbol" w:hAnsi="Symbol" w:hint="default"/>
+      </w:rPr>
+    </w:lvl>
+    <w:lvl w:ilvl="4" w:tplc="08090003" w:tentative="1">
+      <w:start w:val="1"/>
+      <w:numFmt w:val="bullet"/>
+      <w:lvlText w:val="o"/>
+      <w:lvlJc w:val="left"/>
+      <w:pPr>
+        <w:ind w:left="3665" w:hanging="360"/>
+      </w:pPr>
+      <w:rPr>
+        <w:rFonts w:ascii="Courier New" w:hAnsi="Courier New" w:cs="Courier New" w:hint="default"/>
+      </w:rPr>
+    </w:lvl>
+    <w:lvl w:ilvl="5" w:tplc="08090005" w:tentative="1">
+      <w:start w:val="1"/>
+      <w:numFmt w:val="bullet"/>
+      <w:lvlText w:val=""/>
+      <w:lvlJc w:val="left"/>
+      <w:pPr>
+        <w:ind w:left="4385" w:hanging="360"/>
+      </w:pPr>
+      <w:rPr>
+        <w:rFonts w:ascii="Wingdings" w:hAnsi="Wingdings" w:hint="default"/>
+      </w:rPr>
+    </w:lvl>
+    <w:lvl w:ilvl="6" w:tplc="08090001" w:tentative="1">
+      <w:start w:val="1"/>
+      <w:numFmt w:val="bullet"/>
+      <w:lvlText w:val=""/>
+      <w:lvlJc w:val="left"/>
+      <w:pPr>
+        <w:ind w:left="5105" w:hanging="360"/>
+      </w:pPr>
+      <w:rPr>
+        <w:rFonts w:ascii="Symbol" w:hAnsi="Symbol" w:hint="default"/>
+      </w:rPr>
+    </w:lvl>
+    <w:lvl w:ilvl="7" w:tplc="08090003" w:tentative="1">
+      <w:start w:val="1"/>
+      <w:numFmt w:val="bullet"/>
+      <w:lvlText w:val="o"/>
+      <w:lvlJc w:val="left"/>
+      <w:pPr>
+        <w:ind w:left="5825" w:hanging="360"/>
+      </w:pPr>
+      <w:rPr>
+        <w:rFonts w:ascii="Courier New" w:hAnsi="Courier New" w:cs="Courier New" w:hint="default"/>
+      </w:rPr>
+    </w:lvl>
+    <w:lvl w:ilvl="8" w:tplc="08090005" w:tentative="1">
+      <w:start w:val="1"/>
+      <w:numFmt w:val="bullet"/>
+      <w:lvlText w:val=""/>
+      <w:lvlJc w:val="left"/>
+      <w:pPr>
+        <w:ind w:left="6545" w:hanging="360"/>
+      </w:pPr>
+      <w:rPr>
+        <w:rFonts w:ascii="Wingdings" w:hAnsi="Wingdings" w:hint="default"/>
+      </w:rPr>
+    </w:lvl>
+  </w:abstractNum>
+  <w:abstractNum w:abstractNumId="19" w15:restartNumberingAfterBreak="0">
     <w:nsid w:val="37C0730B"/>
     <w:multiLevelType w:val="multilevel"/>
     <w:tmpl w:val="81AC1430"/>
@@ -5589,7 +8196,7 @@
       </w:pPr>
     </w:lvl>
   </w:abstractNum>
-  <w:abstractNum w:abstractNumId="18" w15:restartNumberingAfterBreak="0">
+  <w:abstractNum w:abstractNumId="20" w15:restartNumberingAfterBreak="0">
     <w:nsid w:val="38235617"/>
     <w:multiLevelType w:val="hybridMultilevel"/>
     <w:tmpl w:val="083E7492"/>
@@ -5702,7 +8309,7 @@
       </w:rPr>
     </w:lvl>
   </w:abstractNum>
-  <w:abstractNum w:abstractNumId="19" w15:restartNumberingAfterBreak="0">
+  <w:abstractNum w:abstractNumId="21" w15:restartNumberingAfterBreak="0">
     <w:nsid w:val="38857CE9"/>
     <w:multiLevelType w:val="hybridMultilevel"/>
     <w:tmpl w:val="A7AACF68"/>
@@ -5815,7 +8422,7 @@
       </w:rPr>
     </w:lvl>
   </w:abstractNum>
-  <w:abstractNum w:abstractNumId="20" w15:restartNumberingAfterBreak="0">
+  <w:abstractNum w:abstractNumId="22" w15:restartNumberingAfterBreak="0">
     <w:nsid w:val="3A910C9F"/>
     <w:multiLevelType w:val="hybridMultilevel"/>
     <w:tmpl w:val="DA7436B2"/>
@@ -5928,7 +8535,7 @@
       </w:rPr>
     </w:lvl>
   </w:abstractNum>
-  <w:abstractNum w:abstractNumId="21" w15:restartNumberingAfterBreak="0">
+  <w:abstractNum w:abstractNumId="23" w15:restartNumberingAfterBreak="0">
     <w:nsid w:val="3E382B88"/>
     <w:multiLevelType w:val="hybridMultilevel"/>
     <w:tmpl w:val="E2264DDE"/>
@@ -6044,7 +8651,7 @@
       </w:pPr>
     </w:lvl>
   </w:abstractNum>
-  <w:abstractNum w:abstractNumId="22" w15:restartNumberingAfterBreak="0">
+  <w:abstractNum w:abstractNumId="24" w15:restartNumberingAfterBreak="0">
     <w:nsid w:val="41AB0C7D"/>
     <w:multiLevelType w:val="multilevel"/>
     <w:tmpl w:val="6CB6E4D8"/>
@@ -6188,7 +8795,7 @@
       </w:rPr>
     </w:lvl>
   </w:abstractNum>
-  <w:abstractNum w:abstractNumId="23" w15:restartNumberingAfterBreak="0">
+  <w:abstractNum w:abstractNumId="25" w15:restartNumberingAfterBreak="0">
     <w:nsid w:val="49E17274"/>
     <w:multiLevelType w:val="hybridMultilevel"/>
     <w:tmpl w:val="572EEF42"/>
@@ -6301,7 +8908,7 @@
       </w:rPr>
     </w:lvl>
   </w:abstractNum>
-  <w:abstractNum w:abstractNumId="24" w15:restartNumberingAfterBreak="0">
+  <w:abstractNum w:abstractNumId="26" w15:restartNumberingAfterBreak="0">
     <w:nsid w:val="4A5C7DEE"/>
     <w:multiLevelType w:val="hybridMultilevel"/>
     <w:tmpl w:val="DFE8552A"/>
@@ -6387,7 +8994,7 @@
       </w:pPr>
     </w:lvl>
   </w:abstractNum>
-  <w:abstractNum w:abstractNumId="25" w15:restartNumberingAfterBreak="0">
+  <w:abstractNum w:abstractNumId="27" w15:restartNumberingAfterBreak="0">
     <w:nsid w:val="4B6C312A"/>
     <w:multiLevelType w:val="hybridMultilevel"/>
     <w:tmpl w:val="77A212FE"/>
@@ -6500,7 +9107,7 @@
       </w:rPr>
     </w:lvl>
   </w:abstractNum>
-  <w:abstractNum w:abstractNumId="26" w15:restartNumberingAfterBreak="0">
+  <w:abstractNum w:abstractNumId="28" w15:restartNumberingAfterBreak="0">
     <w:nsid w:val="4BBA5DC6"/>
     <w:multiLevelType w:val="hybridMultilevel"/>
     <w:tmpl w:val="0A189896"/>
@@ -6618,7 +9225,7 @@
       </w:pPr>
     </w:lvl>
   </w:abstractNum>
-  <w:abstractNum w:abstractNumId="27" w15:restartNumberingAfterBreak="0">
+  <w:abstractNum w:abstractNumId="29" w15:restartNumberingAfterBreak="0">
     <w:nsid w:val="52304D6B"/>
     <w:multiLevelType w:val="multilevel"/>
     <w:tmpl w:val="9A8086B0"/>
@@ -6766,7 +9373,7 @@
       </w:rPr>
     </w:lvl>
   </w:abstractNum>
-  <w:abstractNum w:abstractNumId="28" w15:restartNumberingAfterBreak="0">
+  <w:abstractNum w:abstractNumId="30" w15:restartNumberingAfterBreak="0">
     <w:nsid w:val="5E007DAC"/>
     <w:multiLevelType w:val="hybridMultilevel"/>
     <w:tmpl w:val="EA0ECC4A"/>
@@ -6879,7 +9486,7 @@
       </w:rPr>
     </w:lvl>
   </w:abstractNum>
-  <w:abstractNum w:abstractNumId="29" w15:restartNumberingAfterBreak="0">
+  <w:abstractNum w:abstractNumId="31" w15:restartNumberingAfterBreak="0">
     <w:nsid w:val="61C762EC"/>
     <w:multiLevelType w:val="hybridMultilevel"/>
     <w:tmpl w:val="816A3C8A"/>
@@ -7018,7 +9625,7 @@
       </w:rPr>
     </w:lvl>
   </w:abstractNum>
-  <w:abstractNum w:abstractNumId="30" w15:restartNumberingAfterBreak="0">
+  <w:abstractNum w:abstractNumId="32" w15:restartNumberingAfterBreak="0">
     <w:nsid w:val="67405C5E"/>
     <w:multiLevelType w:val="hybridMultilevel"/>
     <w:tmpl w:val="9C4EDC8A"/>
@@ -7131,7 +9738,7 @@
       </w:rPr>
     </w:lvl>
   </w:abstractNum>
-  <w:abstractNum w:abstractNumId="31" w15:restartNumberingAfterBreak="0">
+  <w:abstractNum w:abstractNumId="33" w15:restartNumberingAfterBreak="0">
     <w:nsid w:val="6A8F2F5B"/>
     <w:multiLevelType w:val="multilevel"/>
     <w:tmpl w:val="D8027F9C"/>
@@ -7275,7 +9882,7 @@
       </w:rPr>
     </w:lvl>
   </w:abstractNum>
-  <w:abstractNum w:abstractNumId="32" w15:restartNumberingAfterBreak="0">
+  <w:abstractNum w:abstractNumId="34" w15:restartNumberingAfterBreak="0">
     <w:nsid w:val="6C442BC7"/>
     <w:multiLevelType w:val="multilevel"/>
     <w:tmpl w:val="5FAE0DEE"/>
@@ -7391,7 +9998,7 @@
       </w:pPr>
     </w:lvl>
   </w:abstractNum>
-  <w:abstractNum w:abstractNumId="33" w15:restartNumberingAfterBreak="0">
+  <w:abstractNum w:abstractNumId="35" w15:restartNumberingAfterBreak="0">
     <w:nsid w:val="700F2DDE"/>
     <w:multiLevelType w:val="hybridMultilevel"/>
     <w:tmpl w:val="AB4E83EE"/>
@@ -7504,7 +10111,7 @@
       </w:rPr>
     </w:lvl>
   </w:abstractNum>
-  <w:abstractNum w:abstractNumId="34" w15:restartNumberingAfterBreak="0">
+  <w:abstractNum w:abstractNumId="36" w15:restartNumberingAfterBreak="0">
     <w:nsid w:val="70966ADA"/>
     <w:multiLevelType w:val="multilevel"/>
     <w:tmpl w:val="E4B6C250"/>
@@ -7653,7 +10260,7 @@
       </w:rPr>
     </w:lvl>
   </w:abstractNum>
-  <w:abstractNum w:abstractNumId="35" w15:restartNumberingAfterBreak="0">
+  <w:abstractNum w:abstractNumId="37" w15:restartNumberingAfterBreak="0">
     <w:nsid w:val="78BC2413"/>
     <w:multiLevelType w:val="multilevel"/>
     <w:tmpl w:val="041A001D"/>
@@ -7739,7 +10346,7 @@
       </w:pPr>
     </w:lvl>
   </w:abstractNum>
-  <w:abstractNum w:abstractNumId="36" w15:restartNumberingAfterBreak="0">
+  <w:abstractNum w:abstractNumId="38" w15:restartNumberingAfterBreak="0">
     <w:nsid w:val="78C91B4F"/>
     <w:multiLevelType w:val="multilevel"/>
     <w:tmpl w:val="662E8840"/>
@@ -7883,7 +10490,7 @@
       </w:rPr>
     </w:lvl>
   </w:abstractNum>
-  <w:abstractNum w:abstractNumId="37" w15:restartNumberingAfterBreak="0">
+  <w:abstractNum w:abstractNumId="39" w15:restartNumberingAfterBreak="0">
     <w:nsid w:val="7B7749E4"/>
     <w:multiLevelType w:val="multilevel"/>
     <w:tmpl w:val="B46622D6"/>
@@ -8024,7 +10631,7 @@
       </w:rPr>
     </w:lvl>
   </w:abstractNum>
-  <w:abstractNum w:abstractNumId="38" w15:restartNumberingAfterBreak="0">
+  <w:abstractNum w:abstractNumId="40" w15:restartNumberingAfterBreak="0">
     <w:nsid w:val="7EC21EB6"/>
     <w:multiLevelType w:val="hybridMultilevel"/>
     <w:tmpl w:val="8144AFCC"/>
@@ -8113,7 +10720,7 @@
       </w:pPr>
     </w:lvl>
   </w:abstractNum>
-  <w:abstractNum w:abstractNumId="39" w15:restartNumberingAfterBreak="0">
+  <w:abstractNum w:abstractNumId="41" w15:restartNumberingAfterBreak="0">
     <w:nsid w:val="7FEA0E59"/>
     <w:multiLevelType w:val="hybridMultilevel"/>
     <w:tmpl w:val="2702F9E6"/>
@@ -8230,115 +10837,115 @@
     <w:abstractNumId w:val="3"/>
   </w:num>
   <w:num w:numId="2" w16cid:durableId="1205866492">
-    <w:abstractNumId w:val="27"/>
+    <w:abstractNumId w:val="29"/>
   </w:num>
   <w:num w:numId="3" w16cid:durableId="1829251413">
-    <w:abstractNumId w:val="26"/>
+    <w:abstractNumId w:val="28"/>
   </w:num>
   <w:num w:numId="4" w16cid:durableId="419758660">
-    <w:abstractNumId w:val="29"/>
+    <w:abstractNumId w:val="31"/>
   </w:num>
   <w:num w:numId="5" w16cid:durableId="1794978798">
-    <w:abstractNumId w:val="21"/>
+    <w:abstractNumId w:val="23"/>
   </w:num>
   <w:num w:numId="6" w16cid:durableId="383022019">
-    <w:abstractNumId w:val="15"/>
+    <w:abstractNumId w:val="16"/>
   </w:num>
   <w:num w:numId="7" w16cid:durableId="385300901">
-    <w:abstractNumId w:val="26"/>
+    <w:abstractNumId w:val="28"/>
     <w:lvlOverride w:ilvl="0">
       <w:startOverride w:val="1"/>
     </w:lvlOverride>
   </w:num>
   <w:num w:numId="8" w16cid:durableId="2071422925">
-    <w:abstractNumId w:val="17"/>
+    <w:abstractNumId w:val="19"/>
   </w:num>
   <w:num w:numId="9" w16cid:durableId="1384793480">
-    <w:abstractNumId w:val="12"/>
+    <w:abstractNumId w:val="13"/>
   </w:num>
   <w:num w:numId="10" w16cid:durableId="372268258">
-    <w:abstractNumId w:val="13"/>
+    <w:abstractNumId w:val="14"/>
   </w:num>
   <w:num w:numId="11" w16cid:durableId="575941571">
-    <w:abstractNumId w:val="14"/>
+    <w:abstractNumId w:val="15"/>
   </w:num>
   <w:num w:numId="12" w16cid:durableId="559295150">
-    <w:abstractNumId w:val="26"/>
+    <w:abstractNumId w:val="28"/>
     <w:lvlOverride w:ilvl="0">
       <w:startOverride w:val="1"/>
     </w:lvlOverride>
   </w:num>
   <w:num w:numId="13" w16cid:durableId="1238440678">
-    <w:abstractNumId w:val="26"/>
+    <w:abstractNumId w:val="28"/>
   </w:num>
   <w:num w:numId="14" w16cid:durableId="422381293">
-    <w:abstractNumId w:val="26"/>
+    <w:abstractNumId w:val="28"/>
     <w:lvlOverride w:ilvl="0">
       <w:startOverride w:val="1"/>
     </w:lvlOverride>
   </w:num>
   <w:num w:numId="15" w16cid:durableId="1196499487">
-    <w:abstractNumId w:val="26"/>
+    <w:abstractNumId w:val="28"/>
     <w:lvlOverride w:ilvl="0">
       <w:startOverride w:val="1"/>
     </w:lvlOverride>
   </w:num>
   <w:num w:numId="16" w16cid:durableId="1654531476">
-    <w:abstractNumId w:val="26"/>
+    <w:abstractNumId w:val="28"/>
     <w:lvlOverride w:ilvl="0">
       <w:startOverride w:val="1"/>
     </w:lvlOverride>
   </w:num>
   <w:num w:numId="17" w16cid:durableId="2045862078">
-    <w:abstractNumId w:val="10"/>
+    <w:abstractNumId w:val="11"/>
   </w:num>
   <w:num w:numId="18" w16cid:durableId="18549948">
-    <w:abstractNumId w:val="8"/>
+    <w:abstractNumId w:val="9"/>
   </w:num>
   <w:num w:numId="19" w16cid:durableId="2118135107">
-    <w:abstractNumId w:val="16"/>
+    <w:abstractNumId w:val="17"/>
   </w:num>
   <w:num w:numId="20" w16cid:durableId="592974616">
-    <w:abstractNumId w:val="26"/>
+    <w:abstractNumId w:val="28"/>
   </w:num>
   <w:num w:numId="21" w16cid:durableId="1113012566">
-    <w:abstractNumId w:val="26"/>
+    <w:abstractNumId w:val="28"/>
   </w:num>
   <w:num w:numId="22" w16cid:durableId="1943950499">
-    <w:abstractNumId w:val="32"/>
+    <w:abstractNumId w:val="34"/>
   </w:num>
   <w:num w:numId="23" w16cid:durableId="832834494">
-    <w:abstractNumId w:val="36"/>
+    <w:abstractNumId w:val="38"/>
   </w:num>
   <w:num w:numId="24" w16cid:durableId="1213420970">
-    <w:abstractNumId w:val="31"/>
+    <w:abstractNumId w:val="33"/>
   </w:num>
   <w:num w:numId="25" w16cid:durableId="1546792065">
-    <w:abstractNumId w:val="22"/>
+    <w:abstractNumId w:val="24"/>
   </w:num>
   <w:num w:numId="26" w16cid:durableId="159085445">
-    <w:abstractNumId w:val="37"/>
+    <w:abstractNumId w:val="39"/>
   </w:num>
   <w:num w:numId="27" w16cid:durableId="232357562">
     <w:abstractNumId w:val="4"/>
   </w:num>
   <w:num w:numId="28" w16cid:durableId="1912692526">
-    <w:abstractNumId w:val="18"/>
+    <w:abstractNumId w:val="20"/>
   </w:num>
   <w:num w:numId="29" w16cid:durableId="1692872943">
     <w:abstractNumId w:val="0"/>
   </w:num>
   <w:num w:numId="30" w16cid:durableId="904069174">
-    <w:abstractNumId w:val="24"/>
+    <w:abstractNumId w:val="26"/>
   </w:num>
   <w:num w:numId="31" w16cid:durableId="1814835384">
-    <w:abstractNumId w:val="20"/>
+    <w:abstractNumId w:val="22"/>
   </w:num>
   <w:num w:numId="32" w16cid:durableId="441456468">
-    <w:abstractNumId w:val="19"/>
+    <w:abstractNumId w:val="21"/>
   </w:num>
   <w:num w:numId="33" w16cid:durableId="253052398">
-    <w:abstractNumId w:val="39"/>
+    <w:abstractNumId w:val="41"/>
   </w:num>
   <w:num w:numId="34" w16cid:durableId="372926083">
     <w:abstractNumId w:val="1"/>
@@ -8377,43 +10984,49 @@
     </w:lvlOverride>
   </w:num>
   <w:num w:numId="37" w16cid:durableId="1794522341">
-    <w:abstractNumId w:val="35"/>
+    <w:abstractNumId w:val="37"/>
   </w:num>
   <w:num w:numId="38" w16cid:durableId="327631856">
     <w:abstractNumId w:val="6"/>
   </w:num>
   <w:num w:numId="39" w16cid:durableId="11684445">
-    <w:abstractNumId w:val="11"/>
+    <w:abstractNumId w:val="12"/>
   </w:num>
   <w:num w:numId="40" w16cid:durableId="799423725">
     <w:abstractNumId w:val="5"/>
   </w:num>
   <w:num w:numId="41" w16cid:durableId="259527052">
-    <w:abstractNumId w:val="28"/>
+    <w:abstractNumId w:val="30"/>
   </w:num>
   <w:num w:numId="42" w16cid:durableId="557522734">
-    <w:abstractNumId w:val="33"/>
+    <w:abstractNumId w:val="35"/>
   </w:num>
   <w:num w:numId="43" w16cid:durableId="1710449372">
-    <w:abstractNumId w:val="30"/>
+    <w:abstractNumId w:val="32"/>
   </w:num>
   <w:num w:numId="44" w16cid:durableId="193882437">
-    <w:abstractNumId w:val="25"/>
+    <w:abstractNumId w:val="27"/>
   </w:num>
   <w:num w:numId="45" w16cid:durableId="2139251440">
-    <w:abstractNumId w:val="34"/>
+    <w:abstractNumId w:val="36"/>
   </w:num>
   <w:num w:numId="46" w16cid:durableId="501897870">
-    <w:abstractNumId w:val="9"/>
+    <w:abstractNumId w:val="10"/>
   </w:num>
   <w:num w:numId="47" w16cid:durableId="1969315751">
     <w:abstractNumId w:val="2"/>
   </w:num>
   <w:num w:numId="48" w16cid:durableId="222721169">
-    <w:abstractNumId w:val="38"/>
+    <w:abstractNumId w:val="40"/>
   </w:num>
   <w:num w:numId="49" w16cid:durableId="14355918">
-    <w:abstractNumId w:val="23"/>
+    <w:abstractNumId w:val="25"/>
+  </w:num>
+  <w:num w:numId="50" w16cid:durableId="504707503">
+    <w:abstractNumId w:val="18"/>
+  </w:num>
+  <w:num w:numId="51" w16cid:durableId="378625273">
+    <w:abstractNumId w:val="8"/>
   </w:num>
   <w:numIdMacAtCleanup w:val="3"/>
 </w:numbering>
@@ -8442,6 +11055,7 @@
     <w:lsdException w:name="toc 4" w:uiPriority="39"/>
     <w:lsdException w:name="table of figures" w:uiPriority="99"/>
     <w:lsdException w:name="Hyperlink" w:uiPriority="99"/>
+    <w:lsdException w:name="Plain Text" w:uiPriority="99"/>
     <w:lsdException w:name="Normal Table" w:semiHidden="1" w:unhideWhenUsed="1"/>
     <w:lsdException w:name="Table Simple 1" w:semiHidden="1" w:unhideWhenUsed="1"/>
     <w:lsdException w:name="Table Simple 2" w:semiHidden="1" w:unhideWhenUsed="1"/>
@@ -9744,6 +12358,37 @@
       <w:lang w:val="en-GB"/>
     </w:rPr>
   </w:style>
+  <w:style w:type="paragraph" w:styleId="PlainText">
+    <w:name w:val="Plain Text"/>
+    <w:basedOn w:val="Normal"/>
+    <w:link w:val="PlainTextChar"/>
+    <w:uiPriority w:val="99"/>
+    <w:unhideWhenUsed/>
+    <w:rsid w:val="00095373"/>
+    <w:rPr>
+      <w:rFonts w:ascii="Consolas" w:eastAsiaTheme="minorHAnsi" w:hAnsi="Consolas" w:cstheme="minorBidi"/>
+      <w:kern w:val="2"/>
+      <w:sz w:val="21"/>
+      <w:szCs w:val="21"/>
+      <w:lang w:val="en-GB" w:eastAsia="en-US"/>
+      <w14:ligatures w14:val="standardContextual"/>
+    </w:rPr>
+  </w:style>
+  <w:style w:type="character" w:customStyle="1" w:styleId="PlainTextChar">
+    <w:name w:val="Plain Text Char"/>
+    <w:basedOn w:val="DefaultParagraphFont"/>
+    <w:link w:val="PlainText"/>
+    <w:uiPriority w:val="99"/>
+    <w:rsid w:val="00095373"/>
+    <w:rPr>
+      <w:rFonts w:ascii="Consolas" w:eastAsiaTheme="minorHAnsi" w:hAnsi="Consolas" w:cstheme="minorBidi"/>
+      <w:kern w:val="2"/>
+      <w:sz w:val="21"/>
+      <w:szCs w:val="21"/>
+      <w:lang w:val="en-GB" w:eastAsia="en-US"/>
+      <w14:ligatures w14:val="standardContextual"/>
+    </w:rPr>
+  </w:style>
 </w:styles>
 </file>
 
